--- a/translated/corrected/Inn Trouble - ASSEMBLED - FORMATTED_Romanian.docx
+++ b/translated/corrected/Inn Trouble - ASSEMBLED - FORMATTED_Romanian.docx
@@ -4,7 +4,7 @@
   <w:body>
     <w:p>
       <w:r>
-        <w:t>Probleme la Han</w:t>
+        <w:t>&lt;bt&gt;Inn Trouble&lt;/bt&gt;</w:t>
       </w:r>
     </w:p>
     <w:p/>
@@ -46,13 +46,13 @@
     <w:p/>
     <w:p>
       <w:r>
-        <w:t>Nicio parte a acestei publicații nu poate fi reprodusă, distribuită sau transmisă sub nicio formă și prin niciun mijloc, inclusiv fotocopiere, înregistrare sau alte metode electronice sau mecanice, fără acordul prealabil scris al editorului, cu excepția cazurilor permise de legea drepturilor de autor din Statele Unite.</w:t>
-      </w:r>
-    </w:p>
-    <w:p/>
-    <w:p>
-      <w:r>
-        <w:t>Povestea, toate numele, personajele și întâmplările portretizate în această producție sunt fictive. Nicio identificare cu persoane reale (în viață sau decedate), locuri, clădiri și produse nu este intenționată și nici nu trebuie dedusă.</w:t>
+        <w:t>Nicio parte a acestei publicații nu poate fi reprodusă, distribuită sau transmisă sub nicio formă și prin niciun mijloc, inclusiv fotocopiere, înregistrare sau alte metode electronice sau mecanice, fără permisiunea prealabilă scrisă a editorului, cu excepția cazurilor permise de legea drepturilor de autor din S.U.A.</w:t>
+      </w:r>
+    </w:p>
+    <w:p/>
+    <w:p>
+      <w:r>
+        <w:t>Această poveste, toate numele, personajele și întâmplările prezentate în această producție sunt fictive. Nicio identificare cu persoane reale (în viață sau decedate), locuri, clădiri sau produse nu este intenționată și nici nu trebuie dedusă.</w:t>
       </w:r>
     </w:p>
     <w:p>
@@ -62,12 +62,12 @@
     </w:p>
     <w:p>
       <w:r>
-        <w:t>Frost and Found</w:t>
-      </w:r>
-    </w:p>
-    <w:p>
-      <w:r>
-        <w:t>Inn Trouble</w:t>
+        <w:t>&lt;bt&gt;Frost and Found&lt;/bt&gt;</w:t>
+      </w:r>
+    </w:p>
+    <w:p>
+      <w:r>
+        <w:t>&lt;bt&gt;Inn Trouble&lt;/bt&gt;</w:t>
       </w:r>
     </w:p>
     <w:p>
@@ -115,25 +115,25 @@
     <w:p/>
     <w:p>
       <w:r>
-        <w:t>The Winter Wonderland Inn a adăpostit și încălzit, pe rând, jumătate din Frost Falls de-a lungul vremii. Fiona Okafor a condus-o așa cum familia ei o făcuse vreme de o sută de ani, iar în dimineața aceasta și-a încheiat greșit nasturii de la cardigan și nu-și poate lua ochii de la ușă.</w:t>
-      </w:r>
-    </w:p>
-    <w:p/>
-    <w:p>
-      <w:r>
-        <w:t>Biletul cere o jumătate de milion de dolari. Știe ce luase străbunica ei de la familia Blackburn în 1924 și magazinul din orașul vecin unde o vânduse, și menționează safirul din inima broșei — detalii care se află într-un singur cufăr încuiat din podul Fionei și în încă un singur loc din oraș.</w:t>
-      </w:r>
-    </w:p>
-    <w:p/>
-    <w:p>
-      <w:r>
-        <w:t>Jessica Claus pornește de la sursa de unde ar fi putut porni această taină, în loc să ia urma pe care orașul și-ar dori-o. Un fierar datora douăzeci de dolari și a refuzat un răspuns direct. Un străin care împărțea pliante despre o broșă dispărută oricui voia să ia unul. Un istoric care dormea pe un pat de campanie lângă o centrală pe care nu-și permitea să o repare.</w:t>
-      </w:r>
-    </w:p>
-    <w:p/>
-    <w:p>
-      <w:r>
-        <w:t>Cineva citise un secret vechi de un veac la lumina lămpii și hotărâse să-l vândă. Să dovedească acest lucru o va costa pe Jessica cea mai călduroasă săptămână pe care orașul a avut-o în ultimi ani — iar iertarea, învață ea aici, nu este totuna cu uitarea.</w:t>
+        <w:t>Hanul Winter Wonderland a adăpostit și încălzit, pe rând, jumătate din Frost Falls de-a lungul vremii. Fiona Okafor l-a condus așa cum îl condusese familia ei vreme de o sută de ani, iar în dimineața aceasta și-a încheiat greșit nasturii de la cardigan și nu-și poate lua ochii de la ușă.</w:t>
+      </w:r>
+    </w:p>
+    <w:p/>
+    <w:p>
+      <w:r>
+        <w:t>Biletul cere o jumătate de milion de dolari. Știe ce luase străbunica ei de la familia Blackburn în 1924 și magazinul de două orașe mai încolo unde o vânduse, și menționează safirul din inima broșei — detalii care se află într-un singur cufăr încuiat din podul Fionei și în încă un singur loc din oraș.</w:t>
+      </w:r>
+    </w:p>
+    <w:p/>
+    <w:p>
+      <w:r>
+        <w:t>Jessica Claus pornește de la sursa de unde ar fi putut porni această taină, în loc să ia urma pe care orașul și-ar dori-o. Un fierar căruia i se datorau douăzeci de dolari și care refuza un răspuns direct. Un străin care împărțea pliante despre o broșă dispărută oricui voia să ia unul. Un istoric care dormea pe un pat de campanie lângă o centrală pe care nu-și permitea să o repare.</w:t>
+      </w:r>
+    </w:p>
+    <w:p/>
+    <w:p>
+      <w:r>
+        <w:t>Cineva citise un secret vechi de un veac la lumina lămpii și hotărâse să-l vândă. Să dovedească acest lucru o va costa pe Jessica cea mai călduroasă săptămână pe care orașul a avut-o în ultimii ani — iar iertarea, învață ea aici, nu este totuna cu uitarea.</w:t>
       </w:r>
     </w:p>
     <w:p>
@@ -143,7 +143,7 @@
     </w:p>
     <w:p>
       <w:r>
-        <w:t>Plăcinta era încă caldă când am așezat-o în coș, atât de caldă încât aburul a matifiat geamul interior al bucătăriei reci, iar întreaga încăpere mirosea a scorțișoară, mere și zahăr brun pe care îl lăsasem o nuanță mai mult decât auriu, pentru că așa îi plăcea Fionei. Îmi povestise odată că mama ei arsese zahărul intenționat, exact până la acea limită unde înceta să mai fie dulce și începea să devină ceva mai profund. Mirosul lui, spunea ea, era mirosul de a fi mic și în siguranță într-o bucătărie caldă într-o zi friguroasă. De atunci, așa o făceam mereu pentru ea.</w:t>
+        <w:t>Plăcinta era încă caldă când am așezat-o în coș, atât de caldă încât aburul a încețoșat pe dinăuntru geamul bucătăriei reci, iar întreaga încăpere mirosea a scorțișoară, mere și zahăr brun pe care îl lăsasem o nuanță mai mult decât auriu, pentru că așa îi plăcea Fionei. Îmi povestise odată că mama ei arsese zahărul intenționat, exact până la acea limită unde înceta să mai fie dulce și începea să devină ceva mai profund. Mirosul lui, spunea ea, era mirosul de a fi mic și în siguranță într-o bucătărie caldă într-o zi friguroasă. De atunci, așa o făceam mereu pentru ea.</w:t>
       </w:r>
     </w:p>
     <w:p>
@@ -163,7 +163,7 @@
     </w:p>
     <w:p>
       <w:r>
-        <w:t>Dimineața era pe jumătate toamnă și pe jumătate ceva mai rece. Acesta a fost primul lucru pe care l-am observat, coborând treptele pridvorului cu coșul pe braț. Arțarii de-a lungul Bulevardului Evergreen își scuturaseră cea mai mare parte a aurului în weekend, iar ce mai rămăsese cădea în mici rafale uscate ori de câte ori vântul se întorcea, alergând pe trotuar și îngrămădinindu-se în rigole. Sub mirosul de frunze uscate al toamnei târzii, aerul avea un tăiș curat și rece pe care îl știam de foarte mult timp. Zăpadă. Poate nu azi, poate nu mâine. Dar venea. Ninsese deja, în săptămâna în care am găsit câinele Marthei, vreo zece centimetri, dar o serie de zile blânde luase totul înapoi, și nimeni din oraș nu era pregătit să creadă încă în iarnă. În vitrinele magazinelor erau lumini portocalii și dovleci pe fiecare prag, iar toți cei pe care îi cunoșteam erau ocupați cu festivalul de Halloween.</w:t>
+        <w:t>Dimineața era pe jumătate toamnă și pe jumătate ceva mai rece. Acesta a fost primul lucru pe care l-am observat, coborând treptele pridvorului cu coșul pe braț. Arțarii de-a lungul Bulevardului Evergreen își scuturaseră cea mai mare parte a aurului în weekend, iar ce mai rămăsese cădea în mici rafale uscate ori de câte ori vântul se întorcea, alergând pe trotuar și îngrămădindu-se în rigole. Sub mirosul de frunze uscate al toamnei târzii, aerul avea un tăiș curat și rece pe care îl știam de foarte mult timp. Zăpadă. Poate nu azi, poate nu mâine. Dar venea. Ninsese deja, în săptămâna în care am găsit câinele Marthei, vreo zece centimetri, dar o serie de zile blânde luase totul înapoi, și nimeni din oraș nu era pregătit să creadă încă în iarnă. În vitrinele magazinelor erau lumini portocalii și dovleci pe fiecare prag, iar toți cei pe care îi cunoșteam erau ocupați cu festivalul de Halloween.</w:t>
       </w:r>
     </w:p>
     <w:p>
@@ -178,7 +178,7 @@
     </w:p>
     <w:p>
       <w:r>
-        <w:t>Hanul Winter Wonderland se înălța acolo unde Bulevardul Evergreen se lărgea spre spațiul verde, o casă înaltă, cu frontoane, vopsită în verdele-gri blând al unui cer de iarnă, cu un pridvor care înconjura două laturi ale sale ca un braț petrecut peste umerii unui prieten. Părea că crescuse acolo mai degrabă decât să fi fost construit. Fiona agățase o cunună la ușa de la intrare și m-am oprit la baza treptelor ca s-o admir, exact cum făceam de fiecare dată când treceam pe acolo. Era un cerc plin de conifere, dens și întunecat, împletit cu o panglică aurie lată și împodobit cu conuri de pin pe care le aurise singură, având o singură rămurică de anason sălbatic pentru portocaliul sezonului.</w:t>
+        <w:t>Hanul Winter Wonderland se înălța acolo unde Bulevardul Evergreen se lărgea spre parc, o casă înaltă, cu frontoane, vopsită în verdele-gri blând al unui cer de iarnă, cu un pridvor care înconjura două laturi ale sale ca un braț petrecut peste umerii unui prieten. Părea că crescuse acolo mai degrabă decât să fi fost construit. Fiona agățase o coroniță la ușa de la intrare și m-am oprit la baza treptelor ca s-o admir, exact cum făceam de fiecare dată când treceam pe acolo. Era un cerc plin de conifere, dens și întunecat, împletit cu o panglică aurie lată și împodobit cu conuri de pin pe care le aurise singură, având o singură rămurică de celastrus cu bobițe portocalii pentru portocaliul sezonului.</w:t>
       </w:r>
     </w:p>
     <w:p>
@@ -198,7 +198,7 @@
     </w:p>
     <w:p>
       <w:r>
-        <w:t>Holul era cald, cu acea căldură profundă și plăcută a unui foc care ardea încă de înainte de zori. Mirosea a cafea și a fum de lemn, suprapuse peste mirosul mai vechi al casei în sine, ceară de albine și lemn vechi. Clienții stăteau în scaunele joase, un cuplu lângă fereastră cu o hartă desfășurată între ei, o femeie mai în vârstă lângă foc cufundată într-o carte de buzunar, iar încăperea avea murmurul relaxat al unui loc unde oamenii se simțeau confortabil. Totuși, în dimineața aceasta se simțea un miros nou sub toate celelalte, înțepător și puțin metalic, pe care nu l-am putut plasa la început. Când m-am uitat în jur, am înțeles. Lucrările din fier ale lui Sam Patel erau peste tot unde îmi întorceam privirea. Făcuse consolele de lămpi de-a lungul pereților, paravanul înalt de șemineu de la vatră și un rând de stele negre din fier de-a lungul mantalei pentru festival, iar întreaga cameră din față căpătase o urmă slabă și curată de forjă, pătrunsă în aer la fel ca mirosul de pâine într-o bucătărie.</w:t>
+        <w:t>Holul era cald, cu acea căldură profundă și plăcută a unui foc care ardea încă de înainte de zori. Mirosea a cafea și a fum de lemn, suprapuse peste mirosul mai vechi al casei în sine, ceară de albine și lemn vechi. Clienții stăteau în scaunele joase, un cuplu lângă fereastră cu o hartă desfășurată între ei, o femeie mai în vârstă lângă foc cufundată într-o carte de buzunar, iar încăperea avea murmurul relaxat al unui loc unde oamenii se simțeau confortabil. Totuși, în dimineața aceasta se simțea un miros nou sub toate celelalte, înțepător și puțin metalic, pe care nu l-am putut plasa la început. Când m-am uitat în jur, am înțeles. Lucrările din fier ale lui Sam Patel erau peste tot unde îmi întorceam privirea. Făcuse consolele de lămpi de-a lungul pereților, paravanul înalt de șemineu de la vatră și un rând de stele negre din fier de-a lungul poliței șemineului pentru festival, iar întreaga cameră din față căpătase o urmă slabă și curată de forjă, pătrunsă în aer la fel ca mirosul de pâine într-o bucătărie.</w:t>
       </w:r>
     </w:p>
     <w:p>
@@ -239,7 +239,7 @@
     </w:p>
     <w:p>
       <w:r>
-        <w:t>— Domnule Worthington, doamnă Worthington, a spus ji. — Bună dimineața. V-ați instalat?</w:t>
+        <w:t>— Domnule Worthington, doamnă Worthington, a spus ea. — Bună dimineața. V-ați instalat?</w:t>
       </w:r>
     </w:p>
     <w:p>
@@ -254,7 +254,7 @@
     </w:p>
     <w:p>
       <w:r>
-        <w:t>— Mi-ar face o mare plăcere să mai rămâneți. — Fiona a spus-o pe un ton cald, iar eu am privit cum ușurarea se mișca sub acea căldură ca un curent sub gheață. — Apartamentul e al vostru atât timp cât doriți. Iar plapumile sunt făcute local, am să vă notez numele, are un stand la festival.</w:t>
+        <w:t>— Mi-ar face o mare plăcere să mai rămâneți. — Fiona a spus-o pe un ton cald, iar eu am privit cum ușurarea se mișca sub acea căldură ca un curent sub gheață. — Apartamentul e al dumneavoastră atât timp cât doriți. Iar plapumile sunt făcute local, am să vă notez numele, are un stand la festival.</w:t>
       </w:r>
     </w:p>
     <w:p>
@@ -309,12 +309,12 @@
     </w:p>
     <w:p>
       <w:r>
-        <w:t>Sam a dat din cap, nu cu răutate, acceptând ziua de vineri, și s-a întors la camionul lui. Un bărbat pe care nu-l cunoșteam a pașit iute în locul lăsat liber de el, de parcă ar fi așteptat exact asta.</w:t>
-      </w:r>
-    </w:p>
-    <w:p>
-      <w:r>
-        <w:t>— Lucrare minunată, feroneria asta. — Străinul era suplu, cu privirea vioaie, undeva pe la mijlocul anilor cincizeci, bine îmbrăcat, în felul acela ușor șifonat al omului care călătorește. Avea în mână un carnețel mic, pe care nu se sinchisea deloc să-l ascundă. A făcut un semn din cap în direcția lui Sam. — Fierar local? Îți dai seama imediat când e local. E o siguranță în ea. Și casa asta. — S-a întors, fără grabă, ca să cuprindă cu privirea holul, scara curbată, vechiul medalion de ipsos din mijlocul tavanului. — Ei bine, asta da casă cu istorie. Afacere de familie, aș ghici. Generații la rând.</w:t>
+        <w:t>Sam a dat din cap, nu cu răutate, acceptând ziua de vineri, și s-a întors la camionul lui. Un bărbat pe care nu-l cunoșteam a pășit iute în locul lăsat liber de el, de parcă ar fi așteptat exact asta.</w:t>
+      </w:r>
+    </w:p>
+    <w:p>
+      <w:r>
+        <w:t>— Lucrare minunată, feroneria asta. — Străinul era suplu, cu privirea vioaie, undeva pe la mijlocul anilor cincizeci, bine îmbrăcat, în felul acela ușor șifonat al omului care călătorește. Avea în mână un carnețel mic, pe care nu se sinchisea deloc să-l ascundă. A făcut un semn din cap în direcția lui Sam. — Fierar local? Se vede imediat când e local. E o siguranță în ea. Și casa asta. — S-a întors, fără grabă, ca să cuprindă cu privirea holul, scara curbată, vechiul medalion de ipsos din mijlocul tavanului. — Ei bine, asta da casă cu istorie. Afacere de familie, aș ghici. Generații la rând.</w:t>
       </w:r>
     </w:p>
     <w:p>
@@ -324,7 +324,7 @@
     </w:p>
     <w:p>
       <w:r>
-        <w:t>— Istoriile sunt cele care mă interesează. Întotdeauna m-au interesat. — I-a spus-o Fionei, bet ochii i s-au întors spre mine, s-au încălzit și a întins mâna. — Iertați-mă. Neil Carter.</w:t>
+        <w:t>— Istoriile sunt cele care mă interesează. Întotdeauna m-au interesat. — I-a spus-o Fionei, dar ochii i s-au întors spre mine, s-au încălzit și a întins mâna. — Iertați-mă. Neil Carter.</w:t>
       </w:r>
     </w:p>
     <w:p>
@@ -334,22 +334,18 @@
     </w:p>
     <w:p>
       <w:r>
-        <w:t>— Claus. — A zâmbit, și a fost un zâmbet bun, firesc și exersat, dar m-am încrezut în el cam tot atât de mult cât l-aș fi putut arunca pe paravanul de șemineu. — Atunci sunteți celebra doamnă Claus. Cât se poate de minunat. Auzisem, bineînțeles, se aude câte ceva, dar n-am crezut-o pe deplin decât acum. — S-a aplecat puțin, conspirativ. — Spuneți-mi. Familiile vechi de aici, Blackburn și restul, mai au lucrurile prin oraș? Moșteniri de familie, mobilier, bijuterii, chestii de felul ăsta? Urmăresc o piesă, din întâmplare. O broșă.</w:t>
+        <w:t>— Claus. — A zâmbit, și a fost un zâmbet bun, firesc și exersat, dar aveam în el cam atâta încredere cât aș fi putut arunca paravanul de șemineu. — Atunci sunteți celebra doamnă Claus. Cât se poate de minunat. Auzisem, bineînțeles, se aude câte ceva, dar n-am crezut cu adevărat până acum. — S-a aplecat puțin, conspirativ. — Spuneți-mi. Familiile vechi de aici, Blackburn și restul, mai au lucrurile prin oraș? Moșteniri de familie, mobilier, bijuterii, chestii de felul ăsta? Urmăresc o piesă, din întâmplare. O broșă.</w:t>
       </w:r>
     </w:p>
     <w:p>
       <w:r>
         <w:t xml:space="preserve">A lăsat cuvântul </w:t>
       </w:r>
-      <w:r>
-        <w:t>&lt;bt&gt;</w:t>
-      </w:r>
+      <w:r/>
       <w:r>
         <w:t>broșă</w:t>
       </w:r>
-      <w:r>
-        <w:t>&lt;/bt&gt;</w:t>
-      </w:r>
+      <w:r/>
       <w:r>
         <w:t xml:space="preserve"> să cadă între noi ca un pescar care așază o muscă artificială pe apă, ușor, cu mare grijă, și a stat să vadă ce iese la suprafață.</w:t>
       </w:r>
@@ -361,7 +357,7 @@
     </w:p>
     <w:p>
       <w:r>
-        <w:t>— Chiar trebuie să văd ce se întâmplă în sufragerie, a spus ea, în grabă, și a dispărut prin ușa batantă înainte ca vreunul dintre noi să mai poată spune un cuvânt, lăsând coșul cu plăcinte pe birou și întrebarea atârnând în aer în urma ei.</w:t>
+        <w:t>— Chiar trebuie să văd ce se întâmplă în sufragerie, a spus ea, în grabă, și a dispărut prin ușa batantă înainte ca vreunul dintre noi să mai poată spune un cuvânt, lăsând coșul cu plăcinta pe birou și întrebarea atârnând în aer în urma ei.</w:t>
       </w:r>
     </w:p>
     <w:p>
@@ -381,12 +377,12 @@
     </w:p>
     <w:p>
       <w:r>
-        <w:t>— Bineînțeles. Bineînțeles că da. — Și-a făcut stiloul să clanțeze, l-a băgat în buzunarul de la piept și mi-a dat un scurt semn din cap. — Ei bine. O adevărată plăcere, doamnă Claus. Presupun că ne vom mai vedea prinprejur. E genul ăla de oraș, nu-i așa? Toată lumea vede pe toată lumea. — Și a plecat plimbându-se spre scări cu mâinile în buzunare, privind în sus la medalionul de ipsos pe măsură ce înainta.</w:t>
-      </w:r>
-    </w:p>
-    <w:p>
-      <w:r>
-        <w:t>Am luat-o pe Pip, care între timp își croise drum de-a lungul holului până la o masă joasă de lângă scări și la marele aranjament strălucitor de pe ea, un bol din cristal tăiat cu fructe de sticlă care arunca curcubee când îl prindea lumina focului. Stătea cu ciocul la vreo un inch de o pară de sticlă, vibrând ușor de dorință.</w:t>
+        <w:t>— Bineînțeles. Bineînțeles că da. — A țăcănit din pix, l-a băgat în buzunarul de la piept și mi-a dat un scurt semn din cap. — Ei bine. O adevărată plăcere, doamnă Claus. Presupun că ne vom mai vedea prin preajmă. E genul ăla de oraș, nu-i așa? Toată lumea vede pe toată lumea. — Și a plecat plimbându-se spre scări cu mâinile în buzunare, privind în sus la medalionul de ipsos pe măsură ce înainta.</w:t>
+      </w:r>
+    </w:p>
+    <w:p>
+      <w:r>
+        <w:t>Am luat-o pe Pip, care între timp își croise drum de-a lungul holului până la o masă joasă de lângă scări și la marele aranjament strălucitor de pe ea, un bol din cristal tăiat cu fructe de sticlă care arunca curcubee când îl prindea lumina focului. Stătea cu ciocul la vreo doi centimetri de o pară de sticlă, vibrând ușor de dorință.</w:t>
       </w:r>
     </w:p>
     <w:p>
@@ -396,12 +392,12 @@
     </w:p>
     <w:p>
       <w:r>
-        <w:t>Mi-a aruncat o privire de o trădare profundă și străveche. Apoi, fiindcă nu era mai prejos de-o răutate, a lovit masa cu umărul în treacăt. Întregul aranjament de cristal s-a clătinat. Vreo șase oaspeți au tras aer în piept deodată, femeia mai în vârstă de lângă foc s-a ridicat pe jumătate din scaun, iar bolul s-a așezat la loc. Ne-am scos pe amândouă pe ușa din față și pe prispă înainte ca ticăloasa mea de pinguin să termine ce-ncepuse.</w:t>
-      </w:r>
-    </w:p>
-    <w:p>
-      <w:r>
-        <w:t>Afară, frigul a fost o ușurare după căldura înăbușitoare și plină de griji din hol. Am stat o clipă la balustrada prispei și l-am lăsat să-mi limpezească mintea. Jos, pe spațiul verde, bărbați cocoțați pe scări întindeau ghirlandele de festival între stâlpii de iluminat, strigându-se unii la alții. Un câine lătra undeva înspre parc, iar trenul a dat un fluierat îndepărtat pe măsură ce intra în gară. Totul era atât de obișnuit, încât ciudățenia de pe chipul Fionei părea pentru o clipă ceva ce-mi imaginasem.</w:t>
+        <w:t>Mi-a aruncat o privire de o trădare profundă și străveche. Apoi, fiindcă nu era mai prejos de-o răutate, a lovit masa cu umărul în treacăt. Întregul aranjament de cristal s-a clătinat. Vreo șase oaspeți au tras aer în piept deodată, femeia mai în vârstă de lângă foc s-a ridicat pe jumătate din scaun, iar bolul s-a așezat la loc. Am reușit să ne scot pe amândouă pe ușa din față, pe pridvor, înainte ca ticăloasa mea de pinguin să termine ce-ncepuse.</w:t>
+      </w:r>
+    </w:p>
+    <w:p>
+      <w:r>
+        <w:t>Afară, frigul a fost o ușurare după căldura înăbușitoare și plină de griji din hol. Am stat o clipă la balustrada pridvorului și l-am lăsat să-mi limpezească mintea. Jos, în parc, bărbați cocoțați pe scări întindeau ghirlandele de festival între stâlpii de iluminat, strigându-se unii la alții. Un câine lătra undeva departe, spre celălalt capăt al parcului, iar trenul a dat un fluierat îndepărtat pe măsură ce intra în gară. Totul era atât de obișnuit, încât ciudățenia de pe chipul Fionei părea pentru o clipă ceva ce-mi imaginasem.</w:t>
       </w:r>
     </w:p>
     <w:p>
@@ -431,22 +427,18 @@
     </w:p>
     <w:p>
       <w:r>
-        <w:t>Nu era nimic. Un fir dezlipit. O iluzie a frigului pe niște ochi obosiți. Mi-am spus asta tot drumul înapoi pe Bulevardul Evergreen, trecând pe lângă brutăria de unde pâinea de dimineață parfuma întreg cartierul, pe lângă spațiul verde cu luminile pe jumătate întinse, pe lângă scheletul cititor de ziar al publicației Gazette. Un fir dezlipit. Asta era tot.</w:t>
+        <w:t>Nu era nimic. Un fir dezlipit. O iluzie a frigului pe niște ochi obosiți. Mi-am spus asta tot drumul înapoi pe Bulevardul Evergreen, trecând pe lângă brutăria de unde pâinea de dimineață parfuma întreg cartierul, pe lângă parcul cu luminile pe jumătate întinse, pe lângă scheletul cititor de ziar al publicației Gazette. Un fir dezlipit. Asta era tot.</w:t>
       </w:r>
     </w:p>
     <w:p>
       <w:r>
         <w:t xml:space="preserve">Dar trăisem multă vreme alături de magia Crăciunului și știam cum era când se urnea. O simțeam în </w:t>
       </w:r>
-      <w:r>
-        <w:t>&lt;bt&gt;</w:t>
-      </w:r>
+      <w:r/>
       <w:r>
         <w:t>Frost Falls</w:t>
       </w:r>
-      <w:r>
-        <w:t>&lt;/bt&gt;</w:t>
-      </w:r>
+      <w:r/>
       <w:r>
         <w:t xml:space="preserve"> de zile bune, un tăiș în aer ca schimbarea vremii înainte ca cerul s-o arate.</w:t>
       </w:r>
@@ -484,22 +476,22 @@
     </w:p>
     <w:p>
       <w:r>
-        <w:t>— Alo? am ținut receptorul strâns între umăr și ureche, ștergându-mi făina de pe mâini pe șorț.</w:t>
-      </w:r>
-    </w:p>
-    <w:p>
-      <w:r>
-        <w:t>— Jessica? Vocea Fionei era subțire și întinsă ca o sârmă. Sub ea îi auzeam respirația greșită, scurtă și sacadată. Poți să vii? La han. Acum, dacă reușești. Te rog.</w:t>
-      </w:r>
-    </w:p>
-    <w:p>
-      <w:r>
-        <w:t>— Vin. Îmi dezlegam deja șorțul cu o singură mână. Ești rănită? E cineva rănit?</w:t>
-      </w:r>
-    </w:p>
-    <w:p>
-      <w:r>
-        <w:t>— Nu. Nu, nimic de felul ăsta. Doar că... O respirație. Nu pot să spun la telefon. Te rog, Jessica. Am nevoie de tine. Am nevoie de o prietenă.</w:t>
+        <w:t>— Alo? — Am ținut receptorul strâns între umăr și ureche, ștergându-mi făina de pe mâini pe șorț.</w:t>
+      </w:r>
+    </w:p>
+    <w:p>
+      <w:r>
+        <w:t>— Jessica? — Vocea Fionei era subțire și întinsă ca o sârmă. Sub ea îi auzeam respirația greșită, scurtă și sacadată. — Poți să vii? La han. Acum, dacă reușești. Te rog.</w:t>
+      </w:r>
+    </w:p>
+    <w:p>
+      <w:r>
+        <w:t>— Vin. — Îmi dezlegam deja șorțul cu o singură mână. — Ești rănită? E cineva rănit?</w:t>
+      </w:r>
+    </w:p>
+    <w:p>
+      <w:r>
+        <w:t>— Nu. Nu, nimic de felul ăsta. Doar că... — A tras aer în piept. — Nu pot să spun la telefon. Te rog, Jessica. Am nevoie de tine. Am nevoie de o prietenă.</w:t>
       </w:r>
     </w:p>
     <w:p>
@@ -519,22 +511,22 @@
     </w:p>
     <w:p>
       <w:r>
-        <w:t>Dimineața se întărise peste noapte. băltoacele de pe alee aveau o pojghiță de gheață care a crăpat sub bocancii mei, iar frunzele uscate deveniseră rigide și argintii de la brumă. Mirosul de fum de lemn de la coșurile de pe Evergreen plutea jos, în aerul rece și nemișcat. Orașul abia era treaz. Majoritatea magazinelor erau încă în întuneric, cu dovlecii de festival pe trepte, iar pașii noștri au răsunat pe trotuarul gol.</w:t>
-      </w:r>
-    </w:p>
-    <w:p>
-      <w:r>
-        <w:t>Hanul Winter Wonderland și-a făcut apariția pe măsură ce am ocolit spre piațetă, cu fațada lui gri-verzuie și coronița cu fundă aurie exact așa cum fuseseră și cu o zi înainte, și totuși întregul loc mi s-a părut altfel acum, schimbat doar prin simplul fapt că știam că e o problemă acolo înăuntru. Coronița a prins lumina devreme a dimineții. Ferestrele erau întunecate, cu excepția uneia.</w:t>
-      </w:r>
-    </w:p>
-    <w:p>
-      <w:r>
-        <w:t>Am împins uscat grea de la intrare, iar scârțâitul ei cunoscut a părut prea tare în foiala înăbușită a holului. Focul era aprins, dar abia ce fusese pus, și nu era niciun alt oaspete prin preajmă încă, doar femeia în vârstă de ieri, în același scaun de lângă șemineu, cu aceeași carte de buzunar. S-a uitat la mine peste ochelarii de lectură cu curiozitatea sinceră a cuiva care n-avea altceva de făcut decât să urmărească holul, iar ochii ei m-au urmărit tot drumul de-a fi lungul camerei. Nu mi-a plăcut niciodată să fiu privită într-un loc care ar trebui să fie prietenos, și mi-a plăcut și mai puțin în dimineața aceea.</w:t>
-      </w:r>
-    </w:p>
-    <w:p>
-      <w:r>
-        <w:t>Fiona a apărut dintr-o ușă laterală înainte să fi ajuns la jumătate, cu chipul tras și palid, cu hanoracul încheiat corect la nasturi astăzi, dar cu totul altceva în neregulă la ea. M-a apucat de braț cu o mână rece și m-a tras în salonul mic de lângă hol, cel pe care îl ținea pentru conversații private și ceaiul de după-amiază cu prietenii. A închis ușa în urma noastră, iar sunetele înăbușite ale hanului care se trezea au dispărut. Ceasul bunicului din colț a ticăit. Era cel mai zgomotos lucru din cameră.</w:t>
+        <w:t>Dimineața se întărise peste noapte. Băltoacele de pe uliță aveau o pojghiță de gheață care a crăpat sub bocancii mei, iar frunzele uscate deveniseră rigide și argintii de la brumă. Mirosul de fum de lemn de la coșurile de pe Evergreen plutea jos, în aerul rece și nemișcat. Orașul abia era treaz. Majoritatea magazinelor erau încă în întuneric, cu dovlecii de festival pe trepte, iar pașii noștri au răsunat pe trotuarul gol.</w:t>
+      </w:r>
+    </w:p>
+    <w:p>
+      <w:r>
+        <w:t>Hanul Winter Wonderland și-a făcut apariția pe măsură ce am ocolit spre parc, cu fațada lui gri-verzuie și coronița cu fundă aurie exact așa cum fuseseră și cu o zi înainte, și totuși întregul loc mi s-a părut altfel acum, schimbat doar prin simplul fapt că știam că e o problemă acolo înăuntru. Coronița a prins lumina devreme a dimineții. Ferestrele erau întunecate, cu excepția uneia.</w:t>
+      </w:r>
+    </w:p>
+    <w:p>
+      <w:r>
+        <w:t>Am împins ușa grea de la intrare, iar scârțâitul ei cunoscut a părut prea tare în foiala înăbușită a holului. Focul era aprins, dar abia ce fusese pus, și nu era niciun alt oaspete prin preajmă încă, doar femeia în vârstă de ieri, în același scaun de lângă șemineu, cu aceeași carte de buzunar. S-a uitat la mine peste ochelarii de lectură cu curiozitatea sinceră a cuiva care n-avea altceva de făcut decât să urmărească holul, iar ochii ei m-au urmărit tot drumul de-a lungul camerei. Nu mi-a plăcut niciodată să fiu privită într-un loc care ar trebui să fie prietenos, și mi-a plăcut și mai puțin în dimineața aceea.</w:t>
+      </w:r>
+    </w:p>
+    <w:p>
+      <w:r>
+        <w:t>Fiona a apărut dintr-o ușă laterală înainte să fi ajuns la jumătate, cu chipul tras și palid, cu cardiganul încheiat corect la nasturi astăzi, dar cu totul altceva în neregulă la ea. M-a apucat de braț cu o mână rece și m-a tras în salonul mic de lângă hol, cel pe care îl ținea pentru conversații private și ceaiul de după-amiază cu prietenii. A închis ușa în urma noastră, iar sunetele înăbușite ale hanului care se trezea au dispărut. Ceasul bunicului din colț a ticăit. Era cel mai zgomotos lucru din cameră.</w:t>
       </w:r>
     </w:p>
     <w:p>
@@ -549,7 +541,7 @@
     </w:p>
     <w:p>
       <w:r>
-        <w:t>N-a s-a așezat. S-a dus în schimb la micul birou din colț și a deschis sertarul de sus cu niște mâini care nu voiau deloc să o asculte, bâjbâind după micul mâner de alamă. A scos două lucruri și mi le-a întins fără un cuvânt. O foaie de hârtie împăturită. O fotografie veche, maronie și moale de la colțuri, odată cu trecerea vremii.</w:t>
+        <w:t>Nu s-a așezat. S-a dus în schimb la micul birou din colț și a deschis sertarul de sus cu niște mâini care nu voiau deloc să o asculte, bâjbâind după micul mâner de alamă. A scos două lucruri și mi le-a întins fără un cuvânt. O foaie de hârtie împăturită. O fotografie veche, maronie și moale de la colțuri, odată cu trecerea vremii.</w:t>
       </w:r>
     </w:p>
     <w:p>
@@ -567,18 +559,14 @@
         </w:rPr>
         <w:t xml:space="preserve">Știu cum a intrat familia ta în posesia acestui han. Știu despre broșa pe care străbunica ta a luat-o de la familia Blackburn, cea cu </w:t>
       </w:r>
-      <w:r>
-        <w:t>&lt;bt&gt;</w:t>
-      </w:r>
+      <w:r/>
       <w:r>
         <w:rPr>
           <w:i/>
         </w:rPr>
-        <w:t>the sapphire at its heart</w:t>
-      </w:r>
-      <w:r>
-        <w:t>&lt;/bt&gt;</w:t>
-      </w:r>
+        <w:t>safirul din inima ei</w:t>
+      </w:r>
+      <w:r/>
       <w:r>
         <w:rPr>
           <w:i/>
@@ -590,17 +578,13 @@
       <w:r>
         <w:t xml:space="preserve">L-am citit de două ori. Ceasul bunicului a ticăit. Ceva din formulare m-a zgâriat pe creier. </w:t>
       </w:r>
-      <w:r>
-        <w:t>&lt;bt&gt;</w:t>
-      </w:r>
-      <w:r>
-        <w:t>The sapphire at its heart</w:t>
-      </w:r>
-      <w:r>
-        <w:t>&lt;/bt&gt;</w:t>
-      </w:r>
-      <w:r>
-        <w:t>. O modalitate ciudată, blândă, aproape gingașă pentru un șantajist de a numi o piatră furată, ca o expresie smulsă dintr-o carte. Am lăsat-o baltă. Aveam lucruri mai importante în fața mea în momentul acela decât figura de stil a unui necunoscut.</w:t>
+      <w:r/>
+      <w:r>
+        <w:t>Safirul din inima ei.</w:t>
+      </w:r>
+      <w:r/>
+      <w:r>
+        <w:t xml:space="preserve"> O modalitate ciudată, blândă, aproape gingașă pentru un șantajist de a numi o piatră furată, ca o expresie smulsă dintr-o carte. Am lăsat-o baltă. Aveam lucruri mai importante în fața mea în momentul acela decât figura de stil a unui necunoscut.</w:t>
       </w:r>
     </w:p>
     <w:p>
@@ -610,7 +594,7 @@
     </w:p>
     <w:p>
       <w:r>
-        <w:t>— Știu ce e. S-a așezat atunci, dintr-o dată, căzând în fotoliul de vizavi de mine de parcă i s-ar fi tăiat sforile. L-am citit de trei sute de ori. Știu exact ce e. Și-a apăsat încheieturile degetelor pe gură pentru o clipă, potolindu-se. Uită-te la fotografie. Atunci ai să înțelegi restul.</w:t>
+        <w:t>— Știu ce e. — S-a așezat atunci, dintr-o dată, căzând în fotoliul de vizavi de mine de parcă i s-ar fi tăiat sforile. — L-am citit de trei sute de ori. Știu exact ce e. — Și-a apăsat încheieturile degetelor pe gură pentru o clipă, potolindu-se. — Uită-te la fotografie. Atunci ai să înțelegi restul.</w:t>
       </w:r>
     </w:p>
     <w:p>
@@ -625,7 +609,7 @@
     </w:p>
     <w:p>
       <w:r>
-        <w:t>— Nu. Vocea Fionei s-a gâtuit. Nu, e o Blackburn. Una dintre vechile Blackburn, de pe vremea când aveau toți banii din comitat. Nici măcar nu știu cum o chema. A atins marginea maronie a fotografiei. Constance a păstrat-o toți anii aceștia. Cred că de vină a fost broșa de care nu s-a putut despărți, nu femeia. Dar broșa pe care o poartă. Și-a apăsat mâna plat pe piept, de parcă o doșea acolo. Broșa e a noastră, Jessica. Asta e ceea ce folosesc împotriva mea. Broșa aceea.</w:t>
+        <w:t>— Nu. — Vocea Fionei s-a gâtuit. — Nu, e o Blackburn. Una dintre vechile Blackburn, de pe vremea când aveau toți banii din județ. Nici măcar nu știu cum o chema. — A atins marginea maronie a fotografiei. — Constance a păstrat-o toți anii aceștia. Cred că de vină a fost broșa de care nu s-a putut despărți, nu femeia. Dar broșa pe care o poartă. — Și-a apăsat mâna plat pe piept, de parcă o durea acolo. — Broșa e a noastră, Jessica. Asta e ceea ce folosesc împotriva mea. Broșa aceea.</w:t>
       </w:r>
     </w:p>
     <w:p>
@@ -642,7 +626,7 @@
     <w:p/>
     <w:p>
       <w:r>
-        <w:t>— În 1924, străbunica mea, Constance Okafor, lucra ca servitoare pentru familia Blackburn, a spus ea. Era tânără. Nouăsprezece, poate douăzeci de ani. Era cea mai bogată familie din Frost Falls pe atunci, cea mai bogată pe o rază de optzeci de kilometri, iar ea le făcea curat în camere, le aprindea focurile și le ștergea praful de pe lucruri, broșa aceea inclusă, zi după zi. A tras un aer în piept care i-a tremurat. Și într-o iarnă, Constance a luat-o. A furat-o, Jessica. Broșa aceea, chiar de pe masa de toaletă sau din cutia ei, nu știu exact cum. Și a scos-o din casa aceea și nu s-a mai întors niciodată.</w:t>
+        <w:t>— În 1924, străbunica mea, Constance Okafor, lucra ca servitoare pentru familia Blackburn, a spus ea. Era tânără. Nouăsprezece, poate douăzeci de ani. Era cea mai bogată familie din Frost Falls pe atunci, cea mai bogată pe o rază de optzeci de kilometri, iar ea le făcea curat în camere, le aprindea focurile și le ștergea praful de pe lucruri, broșa aceea inclusă, zi după zi. — A tras aer în piept, tremurat. — Și într-o iarnă, Constance a luat-o. A furat-o, Jessica. Broșa aceea, chiar de pe masa de toaletă sau din cutia ei, nu știu exact cum. Și a scos-o din casa aceea și nu s-a mai întors niciodată.</w:t>
       </w:r>
     </w:p>
     <w:p/>
@@ -654,13 +638,13 @@
     <w:p/>
     <w:p>
       <w:r>
-        <w:t>— A dus-o două orașe mai încolo, la Ridgeline, la un amanet de acolo, și a vândut-o. Și cu banii... Glasul Fionei s-a frânt de tot la mijloc. Cu banii a cumpărat acest han. Acesta. Hanul Winter Wonderland. Așa a ajuns familia mea să-l dețină. Pe asta se sprijină totul. O sută de ani de Crăciunuri și nunți, mic dejunuri duminicale, călători adăpostiți de zăpadă, iar dedesubtinul tuturor, susținându-le, o broșă pe care o fată speriată a furat-o de la oamenii pentru care lucra.</w:t>
-      </w:r>
-    </w:p>
-    <w:p/>
-    <w:p>
-      <w:r>
-        <w:t>Greutatea acestor lucruri s-a așezat asupra micutei încăperi. Am stat cu fotografia într-o mână și biletul în cealaltă și am încercat să înțeleg. Hanul, unde jumătate de oraș sărbătorise ceva la un moment dat sau altul, clădit pe un furt petrecut acum un secol.</w:t>
+        <w:t>— A dus-o două orașe mai încolo, la Ridgeline, la un amanet de acolo, și a vândut-o. Și cu banii... — Glasul Fionei s-a frânt de tot la mijloc. — Cu banii a cumpărat acest han. Acesta. Hanul Winter Wonderland. Așa a ajuns familia mea să-l dețină. Pe asta se sprijină totul. O sută de ani de Crăciunuri și nunți, mic dejunuri duminicale, călători adăpostiți de zăpadă, iar dedesubtul tuturor, susținându-le, o broșă pe care o fată speriată a furat-o de la oamenii pentru care lucra.</w:t>
+      </w:r>
+    </w:p>
+    <w:p/>
+    <w:p>
+      <w:r>
+        <w:t>Greutatea acestor lucruri s-a așezat asupra micuței încăperi. Am stat cu fotografia într-o mână și biletul în cealaltă și am încercat să înțeleg. Hanul, unde jumătate de oraș sărbătorise ceva la un moment dat sau altul, clădit pe un furt petrecut acum un secol.</w:t>
       </w:r>
     </w:p>
     <w:p/>
@@ -672,7 +656,7 @@
     <w:p/>
     <w:p>
       <w:r>
-        <w:t xml:space="preserve">— De ani de zile. Și-a șters ochii cu dosul palmei, un gest de copil. Am găsit-o după ce mama s-a stins. Era un cufăr în pod, un cufăr vechi de voiaj, încuiat, iar cheia se afla printre lucrurile mamei, cu o etichetă scrisă de mâna ei pe care scria doar </w:t>
+        <w:t xml:space="preserve">— De ani de zile. — Și-a șters ochii cu dosul palmei, un gest de copil. — Am găsit-o după ce mama s-a stins. Era un cufăr în pod, un cufăr vechi de voiaj, încuiat, iar cheia se afla printre lucrurile mamei, cu o etichetă scrisă de mâna ei pe care scria doar </w:t>
       </w:r>
       <w:r>
         <w:rPr>
@@ -681,7 +665,7 @@
         <w:t>nu o pierde</w:t>
       </w:r>
       <w:r>
-        <w:t>. Așa că, bineînțeles, l-am deschis. Un mic râs frânt. Scrisori. O chitanță de la amanet, cea adevărată, de la magazinul din Ridgeline, cu data și suma. Câteva alte lucruri. Toate împăturite mărunt și înghesuite în colțuri, ca ceva ce nu te înduri să arunci, dar nici nu poți suporta să te uiți. Mama știa. Mama ei știa. Iar acum știu eu. Și niciuna dintre noi n-a suflat o vorbă vreunui suflet viu. S-a uitat la mine, iar ochii ei erau plini de durere. Cui aș fi putut să-i spun? Cum îi spui cuiva un asemenea lucru? Cum s-ar uita la mine, la han, dacă ar fi știut?</w:t>
+        <w:t>. Așa că, bineînțeles, l-am deschis. — Un mic râs frânt. — Scrisori. O chitanță de la amanet, cea adevărată, de la magazinul din Ridgeline, cu data și suma. Câteva alte lucruri. Toate împăturite mărunt și înghesuite în colțuri, ca ceva ce nu te înduri să arunci, dar nici nu poți suporta să te uiți. Mama știa. Mama ei știa. Iar acum știu eu. Și niciuna dintre noi n-a suflat o vorbă vreunui suflet viu. — S-a uitat la mine, iar ochii ei erau plini de durere. — Cui aș fi putut să-i spun? Cum îi spui cuiva un asemenea lucru? Cum s-ar uita la mine, la han, dacă ar fi știut?</w:t>
       </w:r>
     </w:p>
     <w:p/>
@@ -693,13 +677,13 @@
     <w:p/>
     <w:p>
       <w:r>
-        <w:t>— Fiona. Ascultă-mă. Ce a făcut sau n-a făcut străbunica ta, acum o sută de ani, într-o iarnă grea pe care nici nu ne-o putem imagina, nu reprezintă ceea ești tu. Ți-ai pus tot sufletul în acest loc și în acest oraș. Asta este ceea ce văd oamenii. Asta este adevărul despre tine.</w:t>
-      </w:r>
-    </w:p>
-    <w:p/>
-    <w:p>
-      <w:r>
-        <w:t>— Dar nu înțelegi? A scuturat din cap, sfâșiată de durere. Nu contează care este adevărul despre mine. Contează doar ce pot ei să spună. Dacă se află asta, totul se duce de râpă. Numele hanului. Numele familiei mele. O sută de ani de muncă, spulberați din cauza unei fete pe care n-am cunoscut-o niciodată și a unui lucru pe care nu l-am făcut. A făcut un gest spre bilet. Și acum cineva știe. Cineva știe, Jessica, și nu înțeleg cum, pentru că am cufărul acela încuiat în pod și sunt singura persoană în viață care l-a deschis vreodată. Singura. Atunci cum?</w:t>
+        <w:t>— Fiona. Ascultă-mă. Ce a făcut sau n-a făcut străbunica ta, acum o sută de ani, într-o iarnă grea pe care nici nu ne-o putem imagina, nu reprezintă ceea ce ești tu. Ți-ai pus tot sufletul în acest loc și în acest oraș. Asta este ceea ce văd oamenii. Asta este adevărul despre tine.</w:t>
+      </w:r>
+    </w:p>
+    <w:p/>
+    <w:p>
+      <w:r>
+        <w:t>— Dar nu înțelegi? — A scuturat din cap, sfâșiată de durere. — Nu contează care este adevărul despre mine. Contează doar ce pot ei să spună. Dacă se află asta, totul se duce de râpă. Numele hanului. Numele familiei mele. O sută de ani de muncă, spulberați din cauza unei fete pe care n-am cunoscut-o niciodată și a unui lucru pe care nu l-am făcut. — A făcut un gest spre bilet. — Și acum cineva știe. Cineva știe, Jessica, și nu înțeleg cum, pentru că am cufărul acela încuiat în pod și sunt singura persoană în viață care l-a deschis vreodată. Singura. Atunci cum?</w:t>
       </w:r>
     </w:p>
     <w:p/>
@@ -711,7 +695,7 @@
     <w:p/>
     <w:p>
       <w:r>
-        <w:t>Am ridicat din nou biletul și l-am citit mai atent de data aceasta, iar pe măsură ce l-am apropiat ca să citesc scrisul înghesuit, un miros s-a desprins din hârtie. Slab, dar prezent. Înțepător, puțin metalic, având ceva mineral dedesubt. Îl știam de undeva din apropieri, dar n-am putut nicicum să-mi dau seama de unde.</w:t>
+        <w:t>Am ridicat din nou biletul și l-am citit mai atent de data aceasta, iar pe măsură ce l-am apropiat ca să citesc scrisul înghesuit, un miros s-a desprins din hârtie. Slab, dar prezent. Înțepător, puțin metalic, având ceva mineral dedesubt. Îl simțisem undeva de curând, dar n-am putut nicicum să-mi dau seama de unde.</w:t>
       </w:r>
     </w:p>
     <w:p/>
@@ -719,29 +703,23 @@
       <w:r>
         <w:t xml:space="preserve">— Fiona, am spus încet, coborând biletul. Citește-l din nou. Numește safirul. </w:t>
       </w:r>
-      <w:r>
-        <w:t>&lt;bt&gt;</w:t>
-      </w:r>
-      <w:r>
-        <w:t>The sapphire at its heart</w:t>
-      </w:r>
-      <w:r>
-        <w:t>&lt;/bt&gt;</w:t>
-      </w:r>
-      <w:r>
-        <w:t>, exact cuvintele acestea. Și numește Ridgeline, unde l-a vândut. Am întors fotografia spre ea, cu degetul aproape de strălucirea palidă a pietrei de la gâtul femeii. Ai vorbit vreodată cu cineva despre aceste două lucruri? Că l-a vândut în Ridgeline? Că piatra era un safir?</w:t>
-      </w:r>
-    </w:p>
-    <w:p/>
-    <w:p>
-      <w:r>
-        <w:t>— Niciodată. A scuturat energic din cap, sigură pe ea. Niciodată, îți jur. Unde l-a vândut nu este scris nicicum, în afară de chitanța din cufărul meu. Iar faptul că era un safir se află doar în scrisorile vechi, iar acelea sunt tot în cufăr. Încuiate. Neatinse.</w:t>
-      </w:r>
-    </w:p>
-    <w:p/>
-    <w:p>
-      <w:r>
-        <w:t>— Atunci gândește-te o clipă împreună cu mine, am spus, pentru că asta contează mai mult decât orice. Oricine a scris acest bilet știe ce era în cufărul acela încuiat. Și există doar două moduri în care o persoană ajunge să știe ce se află într-un cufăr încuiat pe care doar tu l-ai deschis. Ori a umblat cumva în cufărul tău, ceea ce mi-ai spus că este imposibil. Am ridicat un deget. Ori a ajuns la aceeași taină din cealaltă parte. Partea familiei Blackburn. Pentru că familia Blackburn a pierdut o broșă în 1924, nu-i așa? O asemenea familie ar fi notat-o undeva. O scrisoare, un registru al gospodăriei, o însemnare pentru agentul de asigurări, ceva. Varianta lor a lumii există undeva, separată de a ta.</w:t>
+      <w:r/>
+      <w:r/>
+      <w:r/>
+      <w:r>
+        <w:t>Safirul din inima ei, exact cuvintele acestea. Și numește Ridgeline, unde l-a vândut. — Am întors fotografia spre ea, cu degetul aproape de strălucirea palidă a pietrei de la gâtul femeii. — Ai vorbit vreodată cu cineva despre aceste două lucruri? Că l-a vândut în Ridgeline? Că piatra era un safir?</w:t>
+      </w:r>
+    </w:p>
+    <w:p/>
+    <w:p>
+      <w:r>
+        <w:t>— Niciodată. — A scuturat energic din cap, sigură pe ea. — Niciodată, îți jur. Unde l-a vândut nu e scris nicăieri, din câte știu, în afară de chitanța din cufărul meu. Iar faptul că era un safir se află doar în scrisorile vechi, iar acelea sunt tot în cufăr. Încuiate. Neatinse.</w:t>
+      </w:r>
+    </w:p>
+    <w:p/>
+    <w:p>
+      <w:r>
+        <w:t>— Atunci gândește-te o clipă împreună cu mine, am spus, pentru că asta contează mai mult decât orice. Oricine a scris acest bilet știe ce era în cufărul acela încuiat. Și există doar două moduri în care o persoană ajunge să știe ce se află într-un cufăr încuiat pe care doar tu l-ai deschis. Ori a umblat cumva în cufărul tău, ceea ce mi-ai spus că este imposibil. — Am ridicat un deget. — Ori a ajuns la aceeași taină din cealaltă parte. Partea familiei Blackburn. Pentru că familia Blackburn a pierdut o broșă în 1924, nu-i așa? O asemenea familie ar fi notat-o undeva. O scrisoare, un registru al gospodăriei, o însemnare pentru agentul de asigurări, ceva. Varianta lor a poveștii există undeva, separată de a ta.</w:t>
       </w:r>
     </w:p>
     <w:p/>
@@ -765,19 +743,19 @@
     <w:p/>
     <w:p>
       <w:r>
-        <w:t>— La Societatea Istorică. A rostit-o aproape ca pe o șoaptă. Theo are cutii cu lucruri ale familiei Blackburn. Le are de ani de zile. A tot scotocit prin arhivele acelea zi și noapte pregătindu-se pentru expoziție. Mâna i s-a îndreptat din nou spre piept. Oh, dar Jessica. Nu. Nici vorbă de Theo. N-am să cred că Theo ar putea face așa ceva. El le duce cacao copiilor. A plâns la citirea de la ziua fondatorilor acum doi ani. Nu Theo.</w:t>
-      </w:r>
-    </w:p>
-    <w:p/>
-    <w:p>
-      <w:r>
-        <w:t>— Nu îți cer să crezi nimic despre nimeni încă, am spus blând. Întreb doar de unde ar fi putut veni această cunoaștere. Și sunt două locuri, iar unul dintre ele este un cufăr pe care numai tu îl poți deschide. Asta nu e o acuzație. Am împăturit biletul cu grijă de-a lungul cutelor sale uzate și m-am uitat la ea. Pot să le păstrez? Și biletul, și fotografia. Biletul ne-ar putea spune mai multe decât a intenționat autorul lui.</w:t>
-      </w:r>
-    </w:p>
-    <w:p/>
-    <w:p>
-      <w:r>
-        <w:t>— Ia-le. A scos un oftat care părea mai degrabă un râs, genul acela sec, din care a pierit orice urmă de voioșie. Ia-le și te rog, Jessica, te rog fă să înceteze. Am stat trează în fiecare noapte făcând calcule în întuneric. N-am banii ăștia. Jumătate de milion de dolari. N-am nici a zecea parte din ei. Am un han plin de dragoste, un teanc de facturi în sertarul biroului și o săptămână bună a familiei Worthington. Asta-i tot ce am pe lumea asta.</w:t>
+        <w:t>— La Societatea de Istorie. — A rostit-o aproape ca pe o șoaptă. — Theo are cutii cu lucruri ale familiei Blackburn. Le are de ani de zile. A tot scotocit prin arhivele acelea zi și noapte pregătindu-se pentru expoziție. — Mâna i s-a îndreptat din nou spre piept. — Oh, dar Jessica. Nu. Nici vorbă de Theo. N-am să cred că Theo ar putea face așa ceva. El le duce cacao copiilor. A plâns la citirea de la ziua fondatorilor acum doi ani. Nu Theo.</w:t>
+      </w:r>
+    </w:p>
+    <w:p/>
+    <w:p>
+      <w:r>
+        <w:t>— Nu îți cer să crezi nimic despre nimeni încă, am spus blând. Întreb doar de unde ar fi putut veni această cunoaștere. Și sunt două locuri, iar unul dintre ele este un cufăr pe care numai tu îl poți deschide. Asta nu e o acuzație. — Am împăturit biletul cu grijă de-a lungul cutelor sale uzate și m-am uitat la ea. — Pot să le păstrez? Și biletul, și fotografia. Biletul ne-ar putea spune mai multe decât a intenționat autorul lui.</w:t>
+      </w:r>
+    </w:p>
+    <w:p/>
+    <w:p>
+      <w:r>
+        <w:t>— Ia-le. — A scos un oftat care părea mai degrabă un râs, genul acela sec, din care a pierit orice urmă de voioșie. — Ia-le și te rog, Jessica, te rog fă să înceteze. Am stat trează în fiecare noapte făcând calcule în întuneric. N-am banii ăștia. Jumătate de milion de dolari. N-am nici a zecea parte din ei. Am un han plin de dragoste, un teanc de facturi în sertarul biroului și o săptămână bună a familiei Worthington. Asta-i tot ce am pe lumea asta.</w:t>
       </w:r>
     </w:p>
     <w:p/>
@@ -801,7 +779,7 @@
     <w:p/>
     <w:p>
       <w:r>
-        <w:t>— O să dăm de capăt acestui lucru, am spus, și am vorbit din tot sufletul. Am vârât cu grijă biletul și fotografia în buzunarul interior al hainei, aproape de inimă. Mă auzi? Nu mai duci povara asta singură. Nici măcar o zi în plus. Indiferent cât costă, indiferent cine se dovedește a fi vinovatul, acum ai o prietenă alături, iar eu sunt foarte încăpățânată și am mai mult timp și mai multă răbdare decât oricine știi tu.</w:t>
+        <w:t>— O să dăm de capăt acestui lucru, am spus, și am vorbit din tot sufletul. Am vârât cu grijă biletul și fotografia în buzunarul interior al hainei, aproape de inimă. — Mă auzi? Nu mai duci povara asta singură. Nici măcar o zi în plus. Indiferent cât costă, indiferent cine se dovedește a fi vinovatul, acum ai o prietenă alături, iar eu sunt foarte încăpățânată și am mai mult timp și mai multă răbdare decât oricine știi tu.</w:t>
       </w:r>
     </w:p>
     <w:p/>
@@ -813,7 +791,7 @@
     <w:p/>
     <w:p>
       <w:r>
-        <w:t>Când în cele din urmă Pip și cu mine am ieșit din han, frigul man-a tăiat respirația, iar eu am zăbovit o clipă pe prispă cu o mână apăsată plat în dreptul locului unde biletul zăcea împăturit sub haină. Un furt vechi de un secol, din cauza căruia acum o femeie cumsecade nu putea să doarmă. Și existau doar două locuri pe lume de unde putuse răsări taina, iar unul dintre ele era o cutie pe care numai Fiona o putea deschide.</w:t>
+        <w:t>Când în cele din urmă Pip și cu mine am ieșit din han, frigul mi-a tăiat respirația, iar eu am zăbovit o clipă pe pridvor cu o mână apăsată plat în dreptul locului unde biletul zăcea împăturit sub haină. Un furt vechi de un secol, din cauza căruia acum o femeie cumsecade nu putea să doarmă. Și existau doar două locuri pe lume de unde putuse răsări taina, iar unul dintre ele era o cutie pe care numai Fiona o putea deschide.</w:t>
       </w:r>
     </w:p>
     <w:p/>
@@ -825,7 +803,7 @@
     <w:p/>
     <w:p>
       <w:r>
-        <w:t>— Pip, am spus, coborând treptele luminate de promoroacă. Mergem la Societatea Istorică. Nu azi. Vreau să mă gândesc mai întâi și să vorbesc cu Nick. Dar în curând. O să mergem acolo și o să stăm printre cutii, și o să aflăm cine le-a frunzărit.</w:t>
+        <w:t>— Pip, am spus, coborând treptele luminate de promoroacă. Mergem la Societatea de Istorie. Nu azi. Vreau să mă gândesc mai întâi și să vorbesc cu Nick. Dar în curând. O să mergem acolo și o să stăm printre cutii, și o să aflăm cine le-a frunzărit.</w:t>
       </w:r>
     </w:p>
     <w:p/>
@@ -878,13 +856,13 @@
     <w:p/>
     <w:p>
       <w:r>
-        <w:t>— Acolo am ajuns și eu. Am lăsat lingura jos. E sigură în privința cufărului, și o cred, Nick. Ar fi trebuit s-o crezi și tu, dacă i-ai fi văzut fața. Deci secretul n-a scurs din partea ei. A venit din cealaltă parte. A celor din familia Blackburn. Scrisorile lor, registrele gospodăriei, orice o fi notat familia acum o sută de ani, când o broșă a dispărut din casă. Și unde ajung o sută de ani de hârțoage ale familiei Blackburn?</w:t>
-      </w:r>
-    </w:p>
-    <w:p/>
-    <w:p>
-      <w:r>
-        <w:t>— Unde se duc toate lucrurile vechi din orașul ăsta. A încuviințat din cap, lent. Arhiva lui Theo. Societatea de Istorie.</w:t>
+        <w:t>— Acolo am ajuns și eu. — Am lăsat lingura jos. — E sigură în privința cufărului, și o cred, Nick. Ai fi crezut-o și tu, dacă i-ai fi văzut fața. Deci secretul nu s-a scurs din partea ei. A venit din cealaltă parte. A celor din familia Blackburn. Scrisorile lor, registrele gospodăriei, orice o fi notat familia acum o sută de ani, când o broșă a dispărut din casă. Și unde ajung o sută de ani de hârțoage ale familiei Blackburn?</w:t>
+      </w:r>
+    </w:p>
+    <w:p/>
+    <w:p>
+      <w:r>
+        <w:t>— Unde se duc toate lucrurile vechi din orașul ăsta. — A încuviințat din cap, lent. — Arhiva lui Theo. Societatea de Istorie.</w:t>
       </w:r>
     </w:p>
     <w:p/>
@@ -902,7 +880,7 @@
     <w:p/>
     <w:p>
       <w:r>
-        <w:t>— Theo Hussein, a spus el, este unul dintre cei mai buni oameni din Frost Falls. Știi asta la fel de bine ca mine. Era aproape să plângă când l-am lăsat să fotografieze vechea sanie de lucru pentru colecția lui. Duce cacao copiilor la ora de lectură sâmbăta, cacao din aceea bună, cu bezele mici, cumpărată din banii lui, pentru că zice că cei mici din Frost Falls trebuie să crească știind de unde se trag. M-a privit. Nu spun asta ca să te contrazic. O spun pentru că așa este, și pentru că va trebui să ții minte că e adevărat pe parcursul a tot ceea ce înseamnă povestea asta, altfel o vei face prost.</w:t>
+        <w:t>— Theo Hussein, a spus el, este unul dintre cei mai buni oameni din Frost Falls. Știi asta la fel de bine ca mine. Era aproape să plângă când l-am lăsat să fotografieze vechea sanie de lucru pentru colecția lui. Duce cacao copiilor la ora de lectură sâmbăta, cacao din aceea bună, cu bezele mici, cumpărată din banii lui, pentru că zice că cei mici din Frost Falls trebuie să crească știind de unde se trag. — M-a privit. — Nu spun asta ca să te contrazic. O spun pentru că așa este, și pentru că va trebui să ții minte că e adevărat pe parcursul a tot ceea ce înseamnă povestea asta, altfel o vei face prost.</w:t>
       </w:r>
     </w:p>
     <w:p/>
@@ -914,7 +892,7 @@
     <w:p/>
     <w:p>
       <w:r>
-        <w:t>— Atunci iată un alt lucru care e adevărat, și s-ar putea să te ajute. S-a aplecat în față. O mulțime de mâini răsfoiesc cutiile alea, Jess. Voluntarii vin și pleacă. Cercetătorii scriu dinainte și stau câte o săptămână. Copiii de școală în excursii educative. Oricine pe care Theo îl primește pe ușă, iar Theo primește pe toată lumea, pentru că pentru el un străin interesat e cel mai bun lucru care i se poate întâmpla unei marți. Așadar, faptul că secretul a ieșit la iveală din actele familiei Blackburn nu înseamnă neapărat că a fost Theo. Îți arată doar unde să te uiți. Îți arată fântâna din care s-a scos apa. Acum trebuie să afișezi a cui găleată a coborât în ea.</w:t>
+        <w:t>— Atunci iată un alt lucru care e adevărat, și s-ar putea să te ajute. — S-a aplecat în față. — O mulțime de mâini răsfoiesc cutiile alea, Jess. Voluntarii vin și pleacă. Cercetătorii scriu dinainte și stau câte o săptămână. Copiii de școală în excursii educative. Oricine e primit de Theo pe ușă, iar Theo primește pe toată lumea, pentru că pentru el un străin interesat e cel mai bun lucru care i se poate întâmpla unei marți. Așadar, faptul că secretul a ieșit la iveală din actele familiei Blackburn nu înseamnă neapărat că a fost Theo. Îți arată doar unde să te uiți. Îți arată fântâna din care s-a scos apa. Acum trebuie să afli a cui găleată a coborât în ea.</w:t>
       </w:r>
     </w:p>
     <w:p/>
@@ -932,7 +910,7 @@
     <w:p/>
     <w:p>
       <w:r>
-        <w:t>— Atunci jumătate de oraș e un loc minunat de unde să începi, a zis Nick, iar colțul gurii i s-a ridicat, deși restul feței i-a rămas grav. Mânâncă-ți supa. Gândești mai limpede când ești sătulă. Ai gândit mereu. Ai rezolvat toată treaba cu copilul familiei Redfern mâncând o porție din fursecurile mele cu ghimbir, dacă îți amintești, și ți-ai arogat toate meritele pe deasupra.</w:t>
+        <w:t>— Atunci jumătate de oraș e un loc minunat de unde să începi, a zis Nick, iar colțul gurii i s-a ridicat, deși restul feței i-a rămas grav. Mănâncă-ți supa. Gândești mai limpede când ești sătulă. Ai gândit mereu. Ai rezolvat toată treaba cu copilul familiei Redfern mâncând o porție din fursecurile mele cu ghimbir, dacă îți amintești, și ți-ai arogat toate meritele pe deasupra.</w:t>
       </w:r>
     </w:p>
     <w:p/>
@@ -974,7 +952,7 @@
     <w:p/>
     <w:p>
       <w:r>
-        <w:t>— Pentru toată lumea. A venit și m-a sărutat pe creștet în drum spre a pune bolurile la loc. Dar încă nu. Să nu te duci acolo, Jess. Promite-mi asta. Nu este gata, iar un lucru care nu e gata poate să se strice dacă e privit prea devreme. Unele lucruri au nevoie de întuneric ca să crească. Bulbii au. La fel și chestia asta.</w:t>
+        <w:t>— Pentru toată lumea. — A venit și m-a sărutat pe creștet în drum spre a pune bolurile la loc. — Dar încă nu. Să nu te duci acolo, Jess. Promite-mi asta. Nu este gata, iar un lucru care nu e gata poate să se strice dacă e privit prea devreme. Unele lucruri au nevoie de întuneric ca să crească. Bulbii au. La fel și chestia asta.</w:t>
       </w:r>
     </w:p>
     <w:p/>
@@ -986,19 +964,19 @@
     <w:p/>
     <w:p>
       <w:r>
-        <w:t>— Nu e o căsuță de păsări. A spus-o pe un ton ușor, bet era o greutate adânc ascunsă în acea lejeritate. M-am întors să mă uit la el, iar el s-a uitat la mine, ferm, blând și refuzând categoric să-mi spună. După o clipă am lăsat-o baltă. Eram căsătoriți de multă vreme, iar unor surprize trebuie să le permiți să rămână secrete.</w:t>
-      </w:r>
-    </w:p>
-    <w:p/>
-    <w:p>
-      <w:r>
-        <w:t>În noaptea aceea, înainte de culcare, m-am dus la fereastră, ca de obicei, să privesc orașul cum se pregătea de somn. Căsuța noastră era situată puțin mai retras de celelalte, în capul aleii, cu țarcul și cu silueta întunecată a atelierului în spate, iar mai jos se întindea orașul. Orașul era luminat.</w:t>
-      </w:r>
-    </w:p>
-    <w:p/>
-    <w:p>
-      <w:r>
-        <w:t>Luminile de festival de deasupra acoperișurilor îndepărtate, șirurile pe care bărbații le spânzuraseră între stâlpii de iluminat din parcul central, ardeau într-o lumină aurie în loc de portocaliu, un auriu profund și stabil, fiecare șir în parte, de la zona verde până la gară, pe cât de mult vedeam cu ochii.</w:t>
+        <w:t>— Nu e o căsuță de păsări. — A spus-o pe un ton ușor, dar era o greutate adânc ascunsă în acea lejeritate. M-am întors să mă uit la el, iar el s-a uitat la mine, ferm, blând și refuzând categoric să-mi spună. După o clipă am lăsat-o baltă. Eram căsătoriți de multă vreme, iar unor surprize trebuie să le permiți să rămână secrete.</w:t>
+      </w:r>
+    </w:p>
+    <w:p/>
+    <w:p>
+      <w:r>
+        <w:t>În noaptea aceea, înainte de culcare, m-am dus la fereastră, ca de obicei, să privesc orașul cum se pregătea de somn. Căsuța noastră era situată puțin mai retras de celelalte, în capul uliței, cu țarcul și cu silueta întunecată a atelierului în spate, iar mai jos se întindea orașul. Orașul era luminat.</w:t>
+      </w:r>
+    </w:p>
+    <w:p/>
+    <w:p>
+      <w:r>
+        <w:t>Luminile de festival de deasupra acoperișurilor îndepărtate, șirurile pe care bărbații le spânzuraseră între stâlpii de iluminat din parcul central, ardeau într-o lumină aurie în loc de portocaliu, un auriu profund și stabil, fiecare șir în parte, de la parc până la gară, pe cât de mult vedeam cu ochii.</w:t>
       </w:r>
     </w:p>
     <w:p/>
@@ -1052,7 +1030,7 @@
     <w:p/>
     <w:p>
       <w:r>
-        <w:t>A tăcut o clipă, cele două respirații ale noastre aburind sticla rece. Totul are legătură cu totul în perioada asta a anului, a spus el, adică exact ce spunea Nick când adevăratul răspuns era da și nu era pregătit să o spună cu voce tare. Mi-a cuprins talia cu brațele din spate. N-o să facă rău nimănui, Jess. Orice-ar face pe-acolo cu luminile. Nu știe cum să facă rău nimănui. N-a știut niciodată. Doar caută ceva.</w:t>
+        <w:t>A tăcut o clipă, cele două respirații ale noastre aburind sticla rece. — Totul are legătură cu totul în perioada asta a anului, a spus el, adică exact ce spunea Nick când adevăratul răspuns era da și nu era pregătit să o spună cu voce tare. Mi-a cuprins talia cu brațele din spate. — N-o să facă rău nimănui, Jess. Orice-ar face pe-acolo cu luminile. Nu știe cum să facă rău nimănui. N-a știut niciodată. Doar caută ceva.</w:t>
       </w:r>
     </w:p>
     <w:p/>
@@ -1076,7 +1054,7 @@
     <w:p/>
     <w:p>
       <w:r>
-        <w:t>Am stat acolo încă puțin, privind orașul aurit, după care am urcat la etaj în dormitor. Am stat trează destul de mult timp în întuneric, purtând în minte două lucruri deodată. Undeva jos, în Frost Falls, o persoană se oprise printre cutiile familiei Blackburn și găsise o modalitate de a strânge o mână în jurul gâtului unei femei cinstite pentru jumătate de milion de dolari. Iar dincolo de țarc, soțul meu meșterea o surpriză căreia refuza să-i dea un nume, în timp ce luminile deveneau aurii prin propriile lor puteri, iar magia pe care o aduseseră cu ei pornea la vânătoare prin întuneric după un loc în care să se așeze.</w:t>
+        <w:t>Am stat acolo încă puțin, privind orașul aurit, după care am urcat la etaj în dormitor. Am stat trează destul de mult timp în întuneric, purtând în minte două lucruri deodată. Undeva jos, în Frost Falls, o persoană se oprise printre cutiile familiei Blackburn și găsise o modalitate de a strânge o mână în jurul gâtului unei femei cinstite pentru jumătate de milion de dolari. Iar dincolo de țarc, soțul meu meșterea o surpriză căreia refuza să-i dea un nume, în timp ce luminile deveneau aurii prin propriile lor puteri, iar magia pe care o aduseserăm cu noi pornea la vânătoare prin întuneric după un loc în care să se așeze.</w:t>
       </w:r>
     </w:p>
     <w:p/>
@@ -1093,7 +1071,7 @@
     <w:p/>
     <w:p>
       <w:r>
-        <w:t xml:space="preserve">Societatea de Istorie din Frost Falls era o clădire îngustă din cărămidă situată în Piața Centrală, iar în dimineața când s-a deschis expoziția de arhivă, am văzut mai mulți oameni intrând și ieșind de acolo decât văzusem vreodată. Trotuarul din față era un râu lent de paltoane. Cineva atârnase deasupra ușii un banner pictat manual, </w:t>
+        <w:t xml:space="preserve">Societatea de Istorie din Frost Falls era o clădire îngustă din cărămidă situată în piațetă, iar în dimineața când s-a deschis expoziția de arhivă, am văzut mai mulți oameni intrând și ieșind de acolo decât văzusem vreodată. Trotuarul din față era un râu lent de paltoane. Cineva atârnase deasupra ușii un banner pictat manual, </w:t>
       </w:r>
       <w:r>
         <w:rPr>
@@ -1102,7 +1080,7 @@
         <w:t>FROST FALLS DE-A LUNGUL TIMPULUI</w:t>
       </w:r>
       <w:r>
-        <w:t>, ultimul S fiind înghesuit la capăt, unde estimaseră greșit spațiul. Cineva, după miros probabil Greta de la brutărie, aranjase chiar lângă intrare o masă cu cidru și fursecuri cu ghimbir, iar aburul cald și condimentat al acestora ajungea până la ușă.</w:t>
+        <w:t>, ultimul I fiind înghesuit la capăt, unde estimaseră greșit spațiul. Cineva, după miros probabil Greta de la brutărie, aranjase chiar lângă intrare o masă cu suc de mere cald și fursecuri cu ghimbir, iar aburul cald și condimentat al acestora ajungea până la ușă.</w:t>
       </w:r>
     </w:p>
     <w:p>
@@ -1112,7 +1090,7 @@
     </w:p>
     <w:p>
       <w:r>
-        <w:t>Înăuntru, fiecare perete fusese pus la dispoziția expoziției. Pereții care găzduiau de obicei hărți decolorate și un orar feroviar din 1911 prezentau acum scrisori înrămate, fotografii și acte de proprietate îngălbenite. Fiecare era etichetat cu un scris de mână mic, îngrijit și înclinat pe care l-am recunoscut înainte de a citi vreun cuvânt, pentru că îl văzusem pe fișele de la ora de lectură pentru copii și pe tăblițele din vitrinele muzeului. Scrisul lui Theo. El eticheta totul. Ar fi etichetat și cidrul dacă l-ar fi lăsat cineva.</w:t>
+        <w:t>Înăuntru, fiecare perete fusese pus la dispoziția expoziției. Pereții care găzduiau de obicei hărți decolorate și un orar feroviar din 1911 prezentau acum scrisori înrămate, fotografii și acte de proprietate îngălbenite. Fiecare era etichetat cu un scris de mână mic, îngrijit și înclinat pe care l-am recunoscut înainte de a citi vreun cuvânt, pentru că îl văzusem pe fișele de la ora de lectură pentru copii și pe tăblițele din vitrinele muzeului. Scrisul lui Theo. El eticheta totul. Ar fi etichetat și sucul de mere dacă l-ar fi lăsat cineva.</w:t>
       </w:r>
     </w:p>
     <w:p>
@@ -1147,7 +1125,7 @@
     </w:p>
     <w:p>
       <w:r>
-        <w:t>S-a aplecat spre mine, coborâjându-și vocea de parcă ar fi mărturisit un mare secret:</w:t>
+        <w:t>S-a aplecat spre mine, coborându-și vocea de parcă ar fi mărturisit un mare secret:</w:t>
       </w:r>
     </w:p>
     <w:p>
@@ -1197,7 +1175,7 @@
     </w:p>
     <w:p>
       <w:r>
-        <w:t xml:space="preserve">M-am îndreptat spre Neil, pentru că Neil se îndreptase exact spre lucrul pe care voiam să-l văd. Expoziția consta într-o vitrină lungă de sticlă în care erau deschise evantai o jumătate de duzină de scrisori vechi, cu cerneala înroșită și hârtia pătată la margini, alături de o etichetă scrisă de mâna lui Theo pe care scria: </w:t>
+        <w:t xml:space="preserve">M-am îndreptat spre Neil, pentru că Neil se îndreptase exact spre lucrul pe care voiam să-l văd. Expoziția consta într-o vitrină lungă de sticlă în care erau deschise în evantai o jumătate de duzină de scrisori vechi, cu cerneala îngălbenită și hârtia pătată la margini, alături de o etichetă scrisă de mâna lui Theo pe care scria: </w:t>
       </w:r>
       <w:r>
         <w:rPr>
@@ -1228,7 +1206,7 @@
     </w:p>
     <w:p>
       <w:r>
-        <w:t xml:space="preserve">— O corespondență întreagă legată de gospodărie. Cine a fost angajat, cine a fost dat afară, ce s-a cumpărat, ce s-s vândut. </w:t>
+        <w:t xml:space="preserve">— O corespondență întreagă legată de gospodărie. Cine a fost angajat, cine a fost dat afară, ce s-a cumpărat, ce s-a vândut. </w:t>
       </w:r>
     </w:p>
     <w:p>
@@ -1259,7 +1237,7 @@
     </w:p>
     <w:p>
       <w:r>
-        <w:t xml:space="preserve">— Un bărbat a venit la mine adineauri, la masa cu cidru, și mi-a spus că familia Blackburn a deținut odată jumătate din Maple Street. Știai asta? Oamenilor le place să-ți spună ce dețineau familiile bogate. Niciodată nu pot să-ți spună ce le-au făcut familiile bogate celor care au muncit pentru ele. Partea aceea nu ajunge în actele de familie. </w:t>
+        <w:t xml:space="preserve">— Un bărbat a venit la mine adineauri, la masa cu suc de mere, și mi-a spus că familia Blackburn a deținut odată jumătate din Maple Street. Știați asta? Oamenilor le place să-ți spună ce dețineau familiile bogate. Niciodată nu pot să-ți spună ce le-au făcut familiile bogate celor care au muncit pentru ele. Partea aceea nu ajunge în actele de familie. </w:t>
       </w:r>
     </w:p>
     <w:p>
@@ -1281,13 +1259,13 @@
     <w:p/>
     <w:p>
       <w:r>
-        <w:t>Apoi Theo a ciocănit cu o linguriță într-un pahar în fața încăperii. Mulțimea s-a întors și s-a liniștit, iar el și-a rostit scurtele cuvinte, care n-au fost deloc puține. Theo nu putea spune nimic despre trecut pe scurt. Și-a mulțumit voluntarilor pe nume, pe toți, inclusiv unei doamne Pelletier care, chipurile, sortase fotografii trei sfârșit de săptămână la rând și se făcuse roșie ca focul când fusese menționată. A mulțumit orașului. A mulțumit, cu un nod în gât, „fiecărui om care a păstrat vreodată o scrisoare în loc s-o arunce, pentru că asta e tot ce înseamnă istoria, la urma urmei, lucrurile pe care oamenii nu le-au putut îndura să le arunce”.</w:t>
-      </w:r>
-    </w:p>
-    <w:p/>
-    <w:p>
-      <w:r>
-        <w:t>Și pe urmă a spus lucrul care m-a lovit ca o așchie sub un unghie.</w:t>
+        <w:t>Apoi Theo a ciocănit cu o linguriță într-un pahar în fața încăperii. Mulțimea s-a întors și s-a liniștit, iar el și-a rostit scurtele cuvinte, care n-au fost deloc puține. Theo nu putea spune nimic despre trecut pe scurt. Și-a mulțumit voluntarilor pe nume, pe toți, inclusiv unei doamne Pelletier care, chipurile, sortase fotografii trei weekenduri la rând și se făcuse roșie ca focul când fusese menționată. A mulțumit orașului. A mulțumit, cu un nod în gât, „fiecărui om care a păstrat vreodată o scrisoare în loc s-o arunce, pentru că asta e tot ce înseamnă istoria, la urma urmei, lucrurile pe care oamenii nu le-au putut îndura să le arunce”.</w:t>
+      </w:r>
+    </w:p>
+    <w:p/>
+    <w:p>
+      <w:r>
+        <w:t>Și pe urmă a spus lucrul care m-a lovit ca o așchie sub o unghie.</w:t>
       </w:r>
     </w:p>
     <w:p/>
@@ -1303,7 +1281,7 @@
     </w:p>
     <w:p>
       <w:r>
-        <w:t xml:space="preserve">— Nu suntem tocmai compleți. Unele dintre scrisorile familiei Blackburn, câteva dintre cele mai interesante, acelea pe care mi le-am dorit cel mai mult să le vedeți cu toții, s-au rătăcit la sortare. Greșit clasate, sunt sigură, nu pierdute; lucruri de felul acesta ies mereu la iveală a doua zi după ce ai încetat să mai cauți. Dar nu sunt în vitrină, și mi-am dorit atât de mult să fie acolo, iar de vină e, mă tem, propria mea gospodărire stângace. </w:t>
+        <w:t xml:space="preserve">— Nu suntem tocmai compleți. Unele dintre scrisorile familiei Blackburn, câteva dintre cele mai interesante, acelea pe care mi le-am dorit cel mai mult să le vedeți cu toții, s-au rătăcit la sortare. Greșit clasate, sunt sigur, nu pierdute; lucruri de felul acesta ies mereu la iveală a doua zi după ce ai încetat să mai cauți. Dar nu sunt în vitrină, și mi-am dorit atât de mult să fie acolo, iar de vină e, mă tem, propria mea gospodărire stângace. </w:t>
       </w:r>
     </w:p>
     <w:p>
@@ -1313,7 +1291,7 @@
     </w:p>
     <w:p>
       <w:r>
-        <w:t>— Un istoric care nu-și găsește propriile scrisori. No bine. Să nu-i spuneți comitetului de finanțare.</w:t>
+        <w:t>— Un istoric care nu-și găsește propriile scrisori. Ei bine. Să nu-i spuneți comitetului de finanțare.</w:t>
       </w:r>
     </w:p>
     <w:p/>
@@ -1325,25 +1303,25 @@
     <w:p/>
     <w:p>
       <w:r>
-        <w:t>Theo și-a plecat capul, mulțumit, și a trecut la a invita pe toată lumea la cidru.</w:t>
-      </w:r>
-    </w:p>
-    <w:p/>
-    <w:p>
-      <w:r>
-        <w:t>Eu n-am râs. Am stat nemișcată în mijlocul încăperii calde și pline de veselie și am simțit cum frigul îmi urcă prin corp, pentru că cele mai interesante scrisori ale familiei Blackburn, cele care ar fi spus că o broșă a dispărut și unde ajunsese, se rătăciseră. Iar împăturită în buzunarul interior al hainei mele se afla o scrisoare de șantaj care știa exact ce spuneau acele scrisori.</w:t>
-      </w:r>
-    </w:p>
-    <w:p/>
-    <w:p>
-      <w:r>
-        <w:t>Am dat târcoale prin încăpere după aceea, încet. Am admirat vechile titluri de proprietate alături de Dot, care a catalogat totul drept „o tărășenie pentru niște corespondențe străine” și a rămas totuși o oră. L-am lăsat pe Theo să mă plimbe prin trei dintre vitrinele de sticlă și am privit cum le atingea, sau mai degrabă cum nu le atingea, degetele fiindu-i suspendate deasupra sticlei din dreptul fiecăreia, ca o mână ținută peste spatele unui copil adormit ca să-i simtă respirația fără să-l trezească. Și în tot acest timp am urmărit încăperea.</w:t>
-      </w:r>
-    </w:p>
-    <w:p/>
-    <w:p>
-      <w:r>
-        <w:t>Hârtia din vitrine era veche, maronie, casantă la îndoituri. Dar pe biroul din față, lângă cutia plată a Verei, se afla un teanc de hârtie cu antetul Societății, stocul necompletat pe care îl foloseau pentru etichete și antet, de culoarea untului, puțin mai grea decât hârtia obișnuită, cu o textură discretă de velin presată în ea, linii paralele fine pe care le-ai fi observat doar dacă o țineai în lumină sau dacă aveai un motiv să te uiți.</w:t>
+        <w:t>Theo și-a plecat capul, mulțumit, și a trecut la a invita pe toată lumea la sucul de mere.</w:t>
+      </w:r>
+    </w:p>
+    <w:p/>
+    <w:p>
+      <w:r>
+        <w:t>Eu n-am râs. Am stat nemișcată în mijlocul încăperii calde și pline de veselie și am simțit cum frigul îmi urcă prin corp, pentru că cele mai interesante scrisori ale familiei Blackburn, cele care ar fi spus că o broșă a dispărut și unde ajunsese, se rătăciseră. Iar împăturită în buzunarul interior al hainei mele se afla un bilet de șantaj care știa exact ce spuneau acele scrisori.</w:t>
+      </w:r>
+    </w:p>
+    <w:p/>
+    <w:p>
+      <w:r>
+        <w:t>Am dat târcoale prin încăpere după aceea, încet. Am admirat vechile titluri de proprietate alături de Dot, care a catalogat totul drept „multă agitație pentru corespondența altora” și a rămas totuși o oră. L-am lăsat pe Theo să mă plimbe prin trei dintre vitrinele de sticlă și am privit cum le atingea, sau mai degrabă cum nu le atingea, degetele fiindu-i suspendate deasupra sticlei din dreptul fiecăreia, ca o mână ținută peste spatele unui copil adormit ca să-i simtă respirația fără să-l trezească. Și în tot acest timp am urmărit încăperea.</w:t>
+      </w:r>
+    </w:p>
+    <w:p/>
+    <w:p>
+      <w:r>
+        <w:t>Hârtia din vitrine era veche, maronie, casantă la îndoituri. Dar pe biroul din față, lângă cutia plată a Verei, se afla un teanc de hârtie cu antetul Societății, stocul necompletat pe care îl foloseau pentru etichete și antet, de culoare crem, puțin mai grea decât hârtia obișnuită, cu o textură vergată discretă presată în ea, linii paralele fine pe care le-ai fi observat doar dacă o țineai în lumină sau dacă aveai un motiv să te uiți.</w:t>
       </w:r>
     </w:p>
     <w:p/>
@@ -1355,13 +1333,13 @@
     <w:p/>
     <w:p>
       <w:r>
-        <w:t>N-am atins teancul. N-am încetinit nici măcar o secundă pe lângă el. Doar m-am uitat, o singură dată, și mi-am păstrat chipul liniștit, și am pornit mai departe spre cidru de parcă hârtia ar fi fost ultimul lucru din lume la care m-aș fi gândit.</w:t>
-      </w:r>
-    </w:p>
-    <w:p/>
-    <w:p>
-      <w:r>
-        <w:t>Pip m-a găsit lângă ușă câteva minute mai târziu, și intrase în bucluc, așa cum făcea adesea. Defila prin holul de la intrare cu o bucată de panglică roșie târându-i-se din cioc, un cerc de panglică festivă pe care o desprinsese dintr-o ghirlandă de verdeață de lângă scări, cu capul pe sus, cu coada mișcându-i-se, nespus de mândră de ea însăși.</w:t>
+        <w:t>N-am atins teancul. N-am încetinit nici măcar o secundă pe lângă el. Doar m-am uitat, o singură dată, și mi-am păstrat chipul liniștit, și am pornit mai departe spre sucul de mere de parcă hârtia ar fi fost ultimul lucru din lume la care m-aș fi gândit.</w:t>
+      </w:r>
+    </w:p>
+    <w:p/>
+    <w:p>
+      <w:r>
+        <w:t>Pip m-a găsit lângă ușă câteva minute mai târziu, și intrase în bucluc, așa cum făcea adesea. Defila prin holul de la intrare cu o bucată de panglică roșie târându-i-se din cioc, o buclă de panglică festivă pe care o desprinsese dintr-o ghirlandă de verdeață de lângă scări, cu capul pe sus, cu coada mișcându-i-se, nespus de mândră de ea însăși.</w:t>
       </w:r>
     </w:p>
     <w:p/>
@@ -1373,7 +1351,7 @@
     <w:p/>
     <w:p>
       <w:r>
-        <w:t>Panglică roșie. Dintre toate panglicile dintr-o clădire împodobită cu auriu și portocaliu, ea se dusese și găsise tocmai bucla aceea de roșu. Până la urmă i-am smuls-o, cu blândețe, și am ținut-o în mână, o mică spirală strălucitoare de satin roșu, exact roșul pe care scrisoarea îi spusese lui Fiona să-l agațe la coroniță, ca șantajistul să știe că banii așteptau sub trepte.</w:t>
+        <w:t>Panglică roșie. Dintre toate panglicile dintr-o clădire împodobită cu auriu și portocaliu, ea se dusese și găsise tocmai bucla aceea de roșu. Până la urmă i-am smuls-o, cu blândețe, și am ținut-o în mână, o mică spirală strălucitoare de satin roșu, exact roșul pe care biletul îi spusese Fionei să-l agațe la coroniță, ca șantajistul să știe că banii așteptau sub trepte.</w:t>
       </w:r>
     </w:p>
     <w:p/>
@@ -1385,13 +1363,13 @@
     <w:p/>
     <w:p>
       <w:r>
-        <w:t>Dar am împăturit-o totuși în buzunarul hainei mele, alături de scrisoare. M-am îndreptat și m-am uitat înapoi spre încăperea caldă și pline de lume pentru ultima oară. La Theo, ghemuit acum lângă masa cu cidru, povestindu-i unui băiețel despre întemeierea orașului cu toată inima lui ostenită, cu ochii băiatului măriți de uimire. La Vera, lângă birou, potrivindu-și cutia cu hârtii pentru încă un sfert de inch. La Neil Carter, lângă vitrină, scriind ceva în carnețelul lui. Și la teancul de hârtie crem de lângă cotul Verei, scăldat în lumină.</w:t>
-      </w:r>
-    </w:p>
-    <w:p/>
-    <w:p>
-      <w:r>
-        <w:t>Scrisorile fuseseră aici. Hârtia fusese aici.</w:t>
+        <w:t>Dar am împăturit-o totuși în buzunarul hainei mele, alături de bilet. M-am îndreptat și m-am uitat înapoi spre încăperea caldă și plină de lume pentru ultima oară. La Theo, ghemuit acum lângă masa cu suc de mere, povestindu-i unui băiețel despre întemeierea orașului cu toată inima lui ostenită, cu ochii băiatului măriți de uimire. La Vera, lângă birou, potrivindu-și cutia cu hârtii încă vreo jumătate de centimetru. La Neil Carter, lângă vitrină, scriind ceva în carnețelul lui. Și la teancul de hârtie crem de lângă cotul Verei, scăldat în lumină.</w:t>
+      </w:r>
+    </w:p>
+    <w:p/>
+    <w:p>
+      <w:r>
+        <w:t>Scrisorile fuseseră aici. Hârtia era aici.</w:t>
       </w:r>
     </w:p>
     <w:p/>
@@ -1413,7 +1391,7 @@
     </w:p>
     <w:p>
       <w:r>
-        <w:t>Și eu, și Pip, care a auncat o singură privire spre locul cald din fața sobei cu lemne, s-a întors de două ori, și-a ascuns ciocul sub o aripă și s-a culcat.</w:t>
+        <w:t>Și eu, și Pip, care a aruncat o singură privire spre locul cald din fața sobei cu lemne, s-a întors de două ori, și-a ascuns ciocul sub o aripioară și s-a culcat.</w:t>
       </w:r>
     </w:p>
     <w:p>
@@ -1428,12 +1406,12 @@
     </w:p>
     <w:p>
       <w:r>
-        <w:t>— N-o să le terminăm la timp, a spus ea, nu cu necaz, ci doar constatando-t un fapt, așa cum făcea cu toate. Nici n-are cum, de când au mutat festivalul weekendul viitor.</w:t>
-      </w:r>
-    </w:p>
-    <w:p>
-      <w:r>
-        <w:t>— Nu e mutat deloc, a spus Dot, fără să-și ridice ochii de la lucru. E ultimul weekend din octombrie, la fel ca înainte să te fi născut tu. Doar că ești tu înceată.</w:t>
+        <w:t>— N-o să le terminăm la timp, a spus ea, nu cu necaz, ci doar constatând un fapt, așa cum făcea cu toate. Nu acum, când festivalul a fost mutat mai devreme, weekendul viitor.</w:t>
+      </w:r>
+    </w:p>
+    <w:p>
+      <w:r>
+        <w:t>— Nu e mutat mai devreme deloc, a spus Dot, fără să-și ridice ochii de la lucru. E ultimul weekend din octombrie, la fel ca dinainte să te fi născut tu. Doar că ești tu înceată.</w:t>
       </w:r>
     </w:p>
     <w:p>
@@ -1448,7 +1426,7 @@
     </w:p>
     <w:p>
       <w:r>
-        <w:t>Ivy a râs, cu râsul acela molipsitor și plin care umpluse încăperea.</w:t>
+        <w:t>Ivy a râs, cu râsul acela molipsitor și plin care umplea o încăpere.</w:t>
       </w:r>
     </w:p>
     <w:p>
@@ -1463,17 +1441,17 @@
     </w:p>
     <w:p>
       <w:r>
-        <w:t>Am luat lucrul în mână și am lăsat căldura și clinchetul ațelor să mă învăluie. După o vreme, discuția a rătăcit, așa cum sperasem, înspre Theo.</w:t>
-      </w:r>
-    </w:p>
-    <w:p>
-      <w:r>
-        <w:t>— Am trecut pe la expoziție ieri, a spus Olivia. E într-adevăr minunată, toate scrisorile acelea vechi. Bet, Doamne, sărmanul de el. L-ai văzut, Jessica? Arată de parcă l-ar fi scos pisica din gunoi.</w:t>
-      </w:r>
-    </w:p>
-    <w:p>
-      <w:r>
-        <w:t>— Nu doarme, a spus Martha, iar tonul ei lipsit de inflexiuni i-a făcut pe toți să ridice privirea. Martha predase în orașul acesta timp de patruzeci de ani, și avea darul de a pune un adevăr crud pe masă, unde toată lumea putea să-l vadă limpede, fără să-l împodobească. I-am dus o caserolă marți seară. Ușa era neîncuiată, așa că am intrat singură și l-am găsit dormind la birou, în spate, cu ochelarii încă pe ochi și cu un sandviș uscat alături, de care nici nu se atinsese. N-am avut inima să-l trezesc. I-am lăsat caserola și un bilet și m-am furișat afară. Și-a reluat treaba cu un ochi. Trăiește acolo. În clădirea aceea. A încetat să mai meargă acasă.</w:t>
+        <w:t>Am luat lucrul în mână și am lăsat căldura și clinchetul andrelelor să mă învăluie. După o vreme, discuția a rătăcit, așa cum sperasem, înspre Theo.</w:t>
+      </w:r>
+    </w:p>
+    <w:p>
+      <w:r>
+        <w:t>— Am trecut pe la expoziție ieri, a spus Olivia. E într-adevăr minunată, toate scrisorile acelea vechi. Dar, Doamne, sărmanul de el. L-ai văzut, Jessica? Arată de parcă l-ar fi scos pisica din gunoi.</w:t>
+      </w:r>
+    </w:p>
+    <w:p>
+      <w:r>
+        <w:t>— Nu doarme, a spus Martha, iar tonul ei lipsit de inflexiuni i-a făcut pe toți să ridice privirea. Martha predase în orașul acesta timp de patruzeci de ani, și avea darul de a pune un adevăr crud pe masă, unde toată lumea putea să-l vadă limpede, fără să-l împodobească. — I-am dus o caserolă marți seară. Ușa era neîncuiată, așa că am intrat singură și l-am găsit dormind la birou, în spate, cu ochelarii încă pe ochi și cu un sandviș uscat alături, de care nici nu se atinsese. N-am avut inima să-l trezesc. I-am lăsat caserola și un bilet și m-am furișat afară. — A mai lucrat un ochi. — Trăiește acolo. În clădirea aceea. A încetat să mai meargă acasă.</w:t>
       </w:r>
     </w:p>
     <w:p>
@@ -1483,12 +1461,12 @@
     </w:p>
     <w:p>
       <w:r>
-        <w:t>— Nu e de la expoziție. Martha și-a lăsat andrelele în poală. E vorba de bani. Societatea e lefteră, Jessica. Lefteră de-a binelea. Am aflat chiar de la Theo, primăvara trecută, înainte să nu mai recunoască în fața nimănui. N-au niciun fond de rezervă demn de luat în seamă. N-au avut niciodată. S-au descurcat cu o mică subvenție de la primărie și cu ce strângeau la târgul de vară, până când primăria a tăiat subvenția cu două bugete în urmă. Acoperișul din spatele camerelor lasă să intre apă la fiecare ploaie. Centrala e mai bătrână decât mine. Și el a depus cereri la fiecare fond și fundație din trei state. A dat din cap încet. Refuzat. Refuzat. Refuzat. Am văzut cum veneau scrisorile. Mi-a arătat una, odată, și pe urmă n-a mai vrut să-mi arate niciuna.</w:t>
-      </w:r>
-    </w:p>
-    <w:p>
-      <w:r>
-        <w:t>— Și acum i-a promis festivalului un pavilion întreg cu istoria orașului, a adăugat Claire, și se face că știu sigur că n-are bani să închirieze cortul, darămite restul, pentru că l-am întrebat pentru Gazette și a schimbat subiectul atât de repede, de parcă era să facă entorsă.</w:t>
+        <w:t>— Nu e de la expoziție. — Martha și-a lăsat andrelele în poală. — E vorba de bani. Societatea e lefteră, Jessica. Lefteră de-a binelea. Am aflat chiar de la Theo, primăvara trecută, înainte să nu mai recunoască în fața nimănui. N-au niciun fond de rezervă demn de luat în seamă. N-au avut niciodată. S-au descurcat cu o mică subvenție de la primărie și cu ce strângeau la târgul de vară, până când primăria a tăiat subvenția cu două bugete în urmă. Acoperișul de deasupra camerelor din spate lasă să intre apă la fiecare ploaie. Centrala e mai bătrână decât mine. Și el a depus cereri la fiecare fond și fundație din trei state. — A clătinat încet din cap. — Refuzat. Refuzat. Refuzat. Am văzut cum veneau scrisorile. Mi-a arătat una, odată, și pe urmă n-a mai vrut să-mi arate niciuna.</w:t>
+      </w:r>
+    </w:p>
+    <w:p>
+      <w:r>
+        <w:t>— Și acum i-a promis festivalului un pavilion întreg cu istoria orașului, a adăugat Claire, și se întâmplă să știu sigur că n-are bani să închirieze cortul, darămite restul, pentru că l-am întrebat pentru Gazette și a schimbat subiectul atât de repede, încât era cât pe ce să și-l scrântească.</w:t>
       </w:r>
     </w:p>
     <w:p>
@@ -1498,7 +1476,7 @@
     </w:p>
     <w:p>
       <w:r>
-        <w:t>Dot a scos un sunet pe nas. Primarul Blackburn crede că istoria e ceva ce s-a întâmplat altor oameni, în alt județ. O să taie o panglică la festival și o să-i strângă mâna lui Theo pentru fotografie. N-o să dea o chiflă spartă ca să țină luminile aprinse restul anului. Să vezi.</w:t>
+        <w:t>Dot a scos un sunet pe nas. — Primarul Blackburn crede că istoria e ceva ce s-a întâmplat altor oameni, în alt județ. O să taie o panglică la festival și o să-i strângă mâna lui Theo pentru fotografie. N-o să dea nici un cent ca să țină luminile aprinse restul anului. Să vezi.</w:t>
       </w:r>
     </w:p>
     <w:p>
@@ -1513,12 +1491,12 @@
     </w:p>
     <w:p>
       <w:r>
-        <w:t>Faptul că știi secretul din scrisori îți arată unde să stai, spusese Nick. Nu și cine. O mulțime de oameni din Frost Falls îi purtau de milă lui Theo. Jumătate din oraș ar fi plâns aflând cât de gravă era situația. Să-ți fie milă de un om, chiar și de cel mai disperat om din oraș, nu înseamnă același lucru cu a șantaja un prieten pentru bani, și n-am vrut să las una să se amestece cu cealaltă în mintea mea fără ceva mai mult decât niște calcule și o presimțire rea. Așa că am continuat să împletesc, mi-am ținut pumnul strâns și am lăsat suspiciunea să plutească ușor, ca un cărbune, gata să-l scap.</w:t>
-      </w:r>
-    </w:p>
-    <w:p>
-      <w:r>
-        <w:t>— O să țină o ședință, a spus Claire. Consiliul. Luni. Ca să decidă dacă mai pot ține ușile deschise după Anul Nou. Theo a rugat la Gazette să trimită pe cineva. Cred că speră că o poveste suficient de tristă va stoarce niște bani de la cineva.</w:t>
+        <w:t>Faptul că știi că secretul a venit din acte îți arată unde să stai, spusese Nick. Nu și cine. O mulțime de oameni din Frost Falls îi purtau de milă lui Theo. Jumătate din oraș ar fi plâns aflând cât de gravă era situația. Să-ți fie milă de un om, chiar și de cel mai disperat om din oraș, nu înseamnă același lucru cu a șantaja un prieten pentru bani, și n-am vrut să las una să se amestece cu cealaltă în mintea mea fără ceva mai mult decât niște calcule și o presimțire rea. Așa că am continuat să împletesc, mi-am ținut pumnul deschis și am lăsat suspiciunea să plutească ușor, ca un cărbune, gata să-l scap.</w:t>
+      </w:r>
+    </w:p>
+    <w:p>
+      <w:r>
+        <w:t>— O să țină o ședință, a spus Claire. Consiliul. Luni. Ca să decidă dacă mai pot ține ușile deschise după Anul Nou. Theo a rugat Gazette să trimită pe cineva. Cred că speră că o poveste suficient de tristă va stoarce niște bani de la cineva.</w:t>
       </w:r>
     </w:p>
     <w:p>
@@ -1528,22 +1506,22 @@
     </w:p>
     <w:p>
       <w:r>
-        <w:t>Andrelele Clairei s-au oprit. A ridicat privirea. Pentru o clipă, aerul de reporter i-a dispărut de pe chip și a apărut ceva mai vechi și mai obosit. Poveștile triste nu scot banii la iveală, a spus ji încet. Am scris o sută ca ele. Îi fac pe oameni să simtă că au făcut ceva doar simțindu-se prost, și pe urmă întorc pagina. Apoi a scuturat din cap și vioiciunea i-a revenit. Dar am s-o scriu cu blândețe. Merit[ă] blândețe, orice s-ar întâmpla.</w:t>
-      </w:r>
-    </w:p>
-    <w:p>
-      <w:r>
-        <w:t>Discuția a mers mai departe după aceea, spre mănuși, spre noul bebeluș al fiicei lui Ivy și spre întrebarea dacă o zăpadă căzută la începutul lui octombrie însemna o iarnă grea sau una blândă, pe care n-a lămurit-o nimeni. Am lăsat discuția să curgă. Lângă mine, Martha tăcuse mâlc asupra lucrului ei. După o vreme, s-a aplecat puțin spre mine și a spus, în șoaptă, doar pentru noi două: Și ce face scumpa noastră Fiona? Am auzit că nu e în apele ei.</w:t>
-      </w:r>
-    </w:p>
-    <w:p>
-      <w:r>
-        <w:t>Mi-am ținut privirea pe împletitură și mâinile stabile. O perioadă grea, cred. Festivalul înseamnă o groază de muncă pentru han, toată singură.</w:t>
-      </w:r>
-    </w:p>
-    <w:p>
-      <w:r>
-        <w:t>— Mda. Martha nu era proasta nimănui. A lăsat acel mda să plutească o clipă, necrezându-mă, dar nici insistând. Să-i spui că cercul e aici, dacă are nevoie de noi. Suntem bătrâne, dar nu nefolositoare. Nu există necaz în orașul acesta prin care să nu fi trecut alături de cineva. Apoi și-a lăsat iar andrelele jos, s-a întins și și-a pus mâna ei bătătorită, puternică și bătrână, pe genunchiul meu. Iar tu, Jessica. Ai privirea aceea. Cea pe care o aveai acum câteva săptămâni, cu copilul familiei Redfern, când n-ai vrut să lași lucrurile baltă, deși restul dintre noi credeam că ar trebui. Porți ceva pe umeri.</w:t>
+        <w:t>Andrelele Clairei s-au oprit. A ridicat privirea. Pentru o clipă, aerul de reporter i-a dispărut de pe chip și a apărut ceva mai vechi și mai obosit. — Poveștile triste nu scot banii la iveală, a spus ea încet. Am scris o sută ca ele. Îi fac pe oameni să simtă că au făcut ceva doar simțindu-se prost, și pe urmă întorc pagina. Apoi a scuturat din cap și vioiciunea i-a revenit. — Dar am s-o scriu cu blândețe. Merită blândețe, orice s-ar întâmpla.</w:t>
+      </w:r>
+    </w:p>
+    <w:p>
+      <w:r>
+        <w:t>Discuția a mers mai departe după aceea, spre mănuși, spre noul bebeluș al fiicei lui Ivy și spre întrebarea dacă o primă ninsoare în octombrie însemna o iarnă grea sau una blândă, pe care n-a lămurit-o nimeni. Am lăsat discuția să curgă. Lângă mine, Martha tăcuse mâlc asupra lucrului ei. După o vreme, s-a aplecat puțin spre mine și a spus, în șoaptă, doar pentru noi două: — Și ce face scumpa noastră Fiona? Am auzit că nu e în apele ei.</w:t>
+      </w:r>
+    </w:p>
+    <w:p>
+      <w:r>
+        <w:t>Mi-am ținut privirea pe împletitură și mâinile stabile. — O perioadă grea, cred. Festivalul înseamnă o groază de muncă pentru han, de una singură.</w:t>
+      </w:r>
+    </w:p>
+    <w:p>
+      <w:r>
+        <w:t>— Mda. — Martha nu era proasta nimănui. A lăsat acel mda să plutească o clipă, necrezându-mă, dar nici insistând. — Să-i spui că cercul e aici, dacă are nevoie de noi. Suntem bătrâne, dar nu nefolositoare. Nu există necaz în orașul acesta prin care să nu fi trecut alături de cineva. Apoi și-a lăsat iar andrelele jos, s-a întins și și-a pus mâna ei bătrână, pătată și puternică, pe genunchiul meu. — Iar tu, Jessica. Ai privirea aceea. Cea pe care o aveai acum câteva săptămâni, cu copilul familiei Redfern, când n-ai vrut să lași lucrurile baltă, deși noi, celelalte, credeam că ar trebui. Porți ceva pe umeri.</w:t>
       </w:r>
     </w:p>
     <w:p>
@@ -1553,7 +1531,7 @@
     </w:p>
     <w:p>
       <w:r>
-        <w:t>— Nu te întreb ce, a spus ea. Îmi spui sau nu, și oricare variantă e în regulă. Îți spun un lucru și vreau să-l asculți. Orice ai de dus, nu trebuie să o faci singură. Ăsta e rostul unui cerc. Nu suntem aici doar pentru împletitură. Oricine poate împleti singur. M-a bătut ușor pe genunchi o dată și și-a retras mâna. Ține minte asta.</w:t>
+        <w:t>— Nu te întreb ce, a spus ea. Îmi spui sau nu, și oricare variantă e în regulă. Îți spun un lucru și vreau să-l asculți. Orice ai de dus, nu trebuie să o faci singură. Ăsta e rostul unui cerc. Nu suntem aici doar pentru împletitură. Oricine poate împleti singur. — M-a bătut ușor pe genunchi o dată și și-a retras mâna. — Ține minte asta.</w:t>
       </w:r>
     </w:p>
     <w:p>
@@ -1568,12 +1546,12 @@
     </w:p>
     <w:p>
       <w:r>
-        <w:t>— Vezi să o faci. Și s-a întors la mănușa ei de parcă nu mi-ar fi transmis tocmai nimic important.</w:t>
-      </w:r>
-    </w:p>
-    <w:p>
-      <w:r>
-        <w:t>Când am plecat cu Pip, o oră mai târziu, lumina se subțiase având culoarea unui ceai slab, iar bărbații se întorseseră pe pajiște, întinzând ultimele lumini de festival între stâlpii de iluminat, strigându-se unii la alții prin frig. M-am oprit în colț și i-am privit o clipă, cu noile șiruri înălțându-se întunecate, și m-am gândit la bani.</w:t>
+        <w:t>— Vezi să o faci. — Și s-a întors la mănușa ei de parcă nu mi-ar fi transmis tocmai nimic important.</w:t>
+      </w:r>
+    </w:p>
+    <w:p>
+      <w:r>
+        <w:t>Când am plecat cu Pip, o oră mai târziu, lumina se subțiase având culoarea unui ceai slab, iar bărbații se întorseseră în parc, întinzând ultimele lumini de festival între stâlpii de iluminat, strigându-se unii la alții prin frig. M-am oprit în colț și i-am privit o clipă, cu noile șiruri înălțându-se întunecate, și m-am gândit la bani.</w:t>
       </w:r>
     </w:p>
     <w:p>
@@ -1613,43 +1591,43 @@
     </w:p>
     <w:p>
       <w:r>
-        <w:t>Pe spațiul verde urma să se desfășoare festivalul, marele teren comun din sudul străzii Evergreen care cobora de la piațetă, având monumentul eroilor în partea de sus și ulmul uriaș la celălalt capăt. Întregul oraș ieșise să-l împodobească. Erau mese lungi de cărat și așezat în șiruri, o scenă de ridicat în partea de nord și ceea ce părea a fi o mie de dovlecei mici de aranjat în ceva care trebuia să pară făcut la întâmplare. De fapt, un comitet urma să se foiască în jurul lor timp de o oră. Venisem doar ca să las primele două duzini de perechi de mănuși ale cercului la comitetul festivalului și, în primele nouăzeci de secunde de la sosire, un bărbat pe care nu-l cunoșteam mi-a îndesat în brațe o ladă cu dovleci de plăcintă și mi-a spus: „Ia puneți-o p-asta în fața scenei, vreți? Aveți grijă la cel moale”. Așa mergeau lucrurile în orașul ăsta, iar mie nu mi se părea deloc rău. Nu era chip să te gândești la ceva cu o ladă de dovleci în brațe, iar asta îmi convenea.</w:t>
-      </w:r>
-    </w:p>
-    <w:p/>
-    <w:p>
-      <w:r>
-        <w:t>Îi așezam de-a lungul marginii scenei, de la cel mai mare la cel mai mic, când o voce mică și serioasă din spatele meu spuse: „Doamnă Claus, pinguinul dumneavoastră mănâncă un dovleac”.</w:t>
-      </w:r>
-    </w:p>
-    <w:p>
-      <w:r>
-        <w:t>M-am întors. Pip avea tot capul vârât în deschiderea ruptă a unui dovleac sculptat pe care cineva îl pregătise mai devreme, scoțând semințele leoavă și azvârlindu-le pe iarbă cu o fericire habarnamistă, pusă pe șotii, pe care o manifesta față de orice lucru interzis. Stând deasupra ei, prinsă între groază și încântare, era Emma Redfern.</w:t>
-      </w:r>
-    </w:p>
-    <w:p>
-      <w:r>
-        <w:t>— O, Pip, nu. Am smuls-o de acolo de la mijloc. S-a ridicat cu semințe atârnându-i de cioc, cu miez de dovleac pe bărbie și fără o iotă de rușine în tot trupul. Îmi pare atât de rău, Emma. Nu are absolut deloc maniere. Deloc. Am încercat.</w:t>
-      </w:r>
-    </w:p>
-    <w:p>
-      <w:r>
-        <w:t>Emma izbucni în râs.</w:t>
-      </w:r>
-    </w:p>
-    <w:p>
-      <w:r>
-        <w:t>A ieșit vesel și surprins, un râs adevărat, din acela care scapă unui copil înainte ca el să fi apucat să decidă dacă să-l lase, și mi-a făcut mai mult bine decât o săptămână de somn, căci fusese o perioadă lungă, după moartea mamei ei, în care Emma Redfern nu râsese. Boala lui Sarah Redfern ținuse aproape un an, iar după aceea Emma rătăcise printr-un oraș care nu știa cum s-o îmbuneze, o mică fantomă cenușie de fetiță. Îl luase pe cățelul Martei mai devreme luna aceasta, îl luase, îl ascunsese și-l ținuse, dintr-o durere prea mare ca să încapă într-un trup de opt ani. Întregul oraș ieșise la căutare. În cele din urmă, îi găsisem pe amândoi, pe fetiță și pe cățel împreună la o șură veche, iar găsirea lor fusese începutul întoarcerii Emmei la sine. Acum plimba câinele trei după-amieze pe săptămână, o înțelegere pe care Marta o născocise din te miri ce ca să-i dea unui copil singur un motiv să se ridice și o ființă caldă de care să răspundă, și funcționase, pe ocolite, fără ca cineva să spună vreodată cu voce tare pentru ce era.</w:t>
-      </w:r>
-    </w:p>
-    <w:p>
-      <w:r>
-        <w:t>De fapt, câinele era aici acum. Bulgăre de Zăpadă ședea la picioarele Emmei purtând o căciulă tricotată cu coarne de ren puțin prea mare pentru el, privind-o pe Pip de la înălțimea botului său cu o profundă suspiciune.</w:t>
-      </w:r>
-    </w:p>
-    <w:p>
-      <w:r>
-        <w:t>— Nu o place, se încrezu Emma, ghemuindu-se ca să pună o mână ocrotitoare pe spatele lui.</w:t>
+        <w:t>În parc urma să se desfășoare festivalul, marea pajiște comunală de la sud de Evergreen care cobora de la piațetă, având monumentul eroilor în partea de sus și ulmul uriaș la celălalt capăt. Întregul oraș ieșise să-l împodobească. Erau mese lungi de cărat și așezat în șiruri, o scenă de ridicat în partea de nord și ceea ce părea a fi o mie de dovlecei mici de aranjat în ceva care trebuia să pară făcut la întâmplare. De fapt, un comitet urma să se foiască în jurul lor timp de o oră. Venisem doar ca să las prima duzină de mănuși a cercului la comitetul festivalului și, în primele nouăzeci de secunde de la sosire, un bărbat pe care nu-l cunoșteam mi-a îndesat în brațe o ladă cu dovleci de plăcintă și mi-a spus: „Ia puneți-i pe ăștia în fața scenei, vreți? Aveți grijă la cel moale”. Așa mergeau lucrurile în orașul ăsta, iar mie nu mi se părea deloc rău. Nu era chip să te gândești la ceva cu o ladă de dovleci în brațe, iar asta îmi convenea.</w:t>
+      </w:r>
+    </w:p>
+    <w:p/>
+    <w:p>
+      <w:r>
+        <w:t>Îi așezam de-a lungul marginii scenei, de la cel mai mare la cel mai mic, când o voce mică și serioasă din spatele meu a spus: „Doamnă Claus, pinguinul dumneavoastră mănâncă un dovleac”.</w:t>
+      </w:r>
+    </w:p>
+    <w:p>
+      <w:r>
+        <w:t>M-am întors. Pip avea tot capul vârât în deschiderea ruptă a unui dovleac sculptat pe care cineva îl pregătise mai devreme, scoțând semințele ude și azvârlindu-le pe iarbă cu fericirea aceea absorbită pe care o manifesta față de orice lucru interzis. Stând deasupra ei, prinsă între groază și încântare, era Emma Redfern.</w:t>
+      </w:r>
+    </w:p>
+    <w:p>
+      <w:r>
+        <w:t>— O, Pip, nu. — Am tras-o afară apucând-o de mijloc. S-a ridicat cu semințe atârnându-i de cioc, cu miez de dovleac pe bărbie și fără o iotă de rușine în tot trupul. — Îmi pare atât de rău, Emma. Nu are absolut deloc maniere. Deloc. Am încercat.</w:t>
+      </w:r>
+    </w:p>
+    <w:p>
+      <w:r>
+        <w:t>Emma a izbucnit în râs.</w:t>
+      </w:r>
+    </w:p>
+    <w:p>
+      <w:r>
+        <w:t>A ieșit vesel și surprins, un râs adevărat, din acela care scapă unui copil înainte ca el să fi apucat să decidă dacă să-l lase, și mi-a făcut mai mult bine decât o săptămână de somn, căci fusese o perioadă lungă, după moartea mamei ei, în care Emma Redfern nu râsese. Boala lui Sarah Redfern ținuse aproape un an, iar după aceea Emma rătăcise printr-un oraș care nu știa cum să ajungă la ea, o mică fantomă cenușie de fetiță. Îl luase pe cățelul Marthei mai devreme luna aceasta, îl luase, îl ascunsese și-l ținuse, dintr-o durere prea mare ca să încapă într-un trup de opt ani. Întregul oraș ieșise la căutare. În cele din urmă, îi găsisem pe amândoi, pe fetiță și pe cățel împreună la o șură veche, iar găsirea lor fusese începutul întoarcerii Emmei la sine. Acum plimba câinele trei după-amieze pe săptămână, o înțelegere pe care Martha o născocise din te miri ce ca să-i dea unui copil singur un motiv să se ridice și o ființă caldă de care să răspundă, și funcționase, pe ocolite, fără ca cineva să spună vreodată cu voce tare pentru ce era.</w:t>
+      </w:r>
+    </w:p>
+    <w:p>
+      <w:r>
+        <w:t>De fapt, câinele era aici acum. Snowball ședea la picioarele Emmei purtând o căciulă tricotată cu coarne de ren puțin prea mare pentru el, privind-o pe Pip de la înălțimea botului său cu o profundă suspiciune.</w:t>
+      </w:r>
+    </w:p>
+    <w:p>
+      <w:r>
+        <w:t>— Nu o place, s-a destăinuit Emma, ghemuindu-se ca să pună o mână ocrotitoare pe spatele lui.</w:t>
       </w:r>
     </w:p>
     <w:p>
@@ -1659,12 +1637,12 @@
     </w:p>
     <w:p>
       <w:r>
-        <w:t>Asta mi-a adus un alt râs, iar în spatele lui apăru Mark Redfern cu o brațetă de scaune pliante. Când le puse jos, se îndreptă și-și dădu părul de pe frunte, am văzut ceea ce speram să zăresc pe chipul lui: ușurare. Era un om golit pe dinăuntru când îl cunoscusem prima oară, ținându-se pe sine și pe fiica lui în picioare cu ambele mâini și fără nimic în plus. Avea din nou culoare în obraji. O privi pe Emma râzând la pinguin, iar umerii lui, încordați vreme de un an, cedară.</w:t>
-      </w:r>
-    </w:p>
-    <w:p>
-      <w:r>
-        <w:t>— M-a bătut la cap timp de o săptămână să o întreb dacă pinguinul vine la festival, spuse el. Cred că, în ce o privește pe Emma, Pip e tot festivalul. Restul e doar partea care trebuie să se întâmple ca pinguinul să poată apărea.</w:t>
+        <w:t>Asta mi-a adus un alt râs, iar în spatele lui a apărut Mark Redfern cu un braț de scaune pliante. Când le-a pus jos, s-a îndreptat și și-a dat părul de pe frunte, am văzut ceea ce speram să zăresc pe chipul lui: ușurare. Era un om golit pe dinăuntru când îl cunoscusem prima oară, ținându-se pe sine și pe fiica lui în picioare cu ambele mâini și fără nimic în plus. Avea din nou culoare în obraji. A privit-o pe Emma râzând la pinguin, iar umerii lui, încordați vreme de un an, s-au destins.</w:t>
+      </w:r>
+    </w:p>
+    <w:p>
+      <w:r>
+        <w:t>— M-a bătut la cap timp de o săptămână să o întreb dacă pinguinul vine la festival, a spus el. Cred că, în ce o privește pe Emma, Pip e tot festivalul. Restul e doar partea care trebuie să se întâmple ca pinguinul să poată apărea.</w:t>
       </w:r>
     </w:p>
     <w:p>
@@ -1679,22 +1657,22 @@
     </w:p>
     <w:p>
       <w:r>
-        <w:t>Emma vorbi în tot acest timp. Mi-a povestit că Bulgăre de Zăpadă aproape învățase să stea șezut, că sta așa cam jumătate din timp, iar cealaltă jumătate se culca, lucru care i se părea ei suficient de aproape ca să se pună. Mi-a povestit că învățătoarea ei zicea că putea citi la nivelul clasei a cincea, cu toate că era abia în a treia. Mi-a povestit, pe larg și cu desene făcute în aer, că urma să fie o constelație de Halloween, nu o stea, o constelație întreagă, Orion mai exact, pentru că o singură stea nu era de ajuns și Orion avea o centură. Tatăl ei îi promisese că va coase stelele la locul lor dacă îi spunea unde veneau, iar ea știa unde veneau, verificase într-o carte.</w:t>
-      </w:r>
-    </w:p>
-    <w:p>
-      <w:r>
-        <w:t>Mark, cărând o masă pe lângă mine, îmi prinse privirea peste capul fiicei sale, iar privirea aceea era un mulțumire, îndreptată la fel de mult dincolo de mine pe cât era spre mine, către lumea întreagă, genul pe care ți-o dă cineva când a încetat să mai poată s-o țină în frâu. N-a spus nimic. Doar s-a uitat la mine, s-a uitat la Emma pălăvrăgind despre centura lui Orion, s-a uitat din nou la mine și și-a dus masa mai departe.</w:t>
-      </w:r>
-    </w:p>
-    <w:p>
-      <w:r>
-        <w:t>— Cum ești, Mark? l-am întrebat în șoaptă, data viitoare când am trecut pe lângă el, în timp ce Emma negocia o pace fragilă între Bulgăre de Zăpadă și un dovleac care îl ofensase.</w:t>
-      </w:r>
-    </w:p>
-    <w:p>
-      <w:r>
-        <w:t>— Mai bine. O spuse cu băgare de seamă, ca un om care pășește pe gheață de care nu e încă sigur. Suntem mai bine. Există ore întregi acum în care uit, iar pe urmă îmi aduc aminte, iar aducerea aminte nu mă mai pune la pământ. Doar pășește alături de mine o bucățică de vreme și pe urmă se domolește din nou. El puse jos capătul lui de bancă. Orașul ăsta a făcut asta. Tot încerc să aflu cum să mulțumesc unui oraș întreg și nu există nicio modalitate s-o fac. Oamenii pur și simplu au continuat să apară. Caserole. Cineva o lua pe Emma pentru o după-amiază. Marta și câinele acela. Tu și cu pasărea aia ridicolă. Nimeni n-a dres nimic. Nici n-ar fi putut. Pur și simplu au tot apărut până când faptul de a apărea a devenit din nou o viață, iar într-o zi m-am uitat în jur și o trăiam.</w:t>
+        <w:t>Emma a vorbit în tot acest timp. Mi-a povestit că Snowball aproape învățase să stea șezut, că stătea așa cam jumătate din timp, iar cealaltă jumătate se culca, lucru care i se părea ei suficient de aproape ca să se pună. Mi-a povestit că învățătoarea ei zicea că putea citi la nivelul clasei a cincea, cu toate că era abia în a treia. Mi-a povestit, pe larg și cu desene făcute în aer, că urma să fie o constelație de Halloween, nu o stea, o constelație întreagă, Orion mai exact, pentru că o singură stea nu era de ajuns și Orion avea o centură. Tatăl ei îi promisese că va coase stelele la locul lor dacă îi spunea unde veneau, iar ea știa unde veneau, verificase într-o carte.</w:t>
+      </w:r>
+    </w:p>
+    <w:p>
+      <w:r>
+        <w:t>Mark, cărând o masă pe lângă mine, mi-a prins privirea peste capul fiicei sale, iar privirea aceea era o mulțumire, îndreptată la fel de mult dincolo de mine pe cât era spre mine, către lumea întreagă, genul pe care ți-o dă cineva când a încetat să mai poată s-o țină în frâu. N-a spus nimic. Doar s-a uitat la mine, s-a uitat la Emma pălăvrăgind despre centura lui Orion, s-a uitat din nou la mine și și-a dus masa mai departe.</w:t>
+      </w:r>
+    </w:p>
+    <w:p>
+      <w:r>
+        <w:t>— Cum ești, Mark? l-am întrebat în șoaptă, data viitoare când am trecut pe lângă el, în timp ce Emma negocia o pace fragilă între Snowball și un dovleac care îl ofensase.</w:t>
+      </w:r>
+    </w:p>
+    <w:p>
+      <w:r>
+        <w:t>— Mai bine. — A spus-o cu băgare de seamă, ca un om care pășește pe gheață de care nu e încă sigur. — Suntem mai bine. Există ore întregi acum în care uit, iar pe urmă îmi aduc aminte, iar aducerea aminte nu mă mai pune la pământ. Doar pășește alături de mine o bucățică de vreme și pe urmă se domolește din nou. — A pus jos capătul lui de bancă. — Orașul ăsta a făcut asta. Tot încerc să aflu cum să mulțumesc unui oraș întreg și nu există nicio modalitate s-o fac. Oamenii pur și simplu au continuat să apară. Caserole. Cineva o lua pe Emma pentru o după-amiază. Martha și câinele acela. Tu și cu pasărea aia ridicolă. Nimeni n-a dres nimic. Nici n-ar fi putut. Pur și simplu au tot apărut până când faptul de a apărea a devenit din nou o viață, iar într-o zi m-am uitat în jur și o trăiam.</w:t>
       </w:r>
     </w:p>
     <w:p>
@@ -1709,18 +1687,18 @@
     </w:p>
     <w:p>
       <w:r>
-        <w:t>— O s-o fac, zise el și se duse să aducă o altă bancă.</w:t>
-      </w:r>
-    </w:p>
-    <w:p/>
-    <w:p>
-      <w:r>
-        <w:t>Mănușile erau încă în geantă. Am plecat să-l caut pe cel care conducea comitetul și l-am găsit pe șeful poliției. Noriko Tanaka stătea în mijlocul spațiului verde purtând o jachetă groasă și o căciulă de lână, cu un dosar cu clemă într-o mână și un termos în cealaltă, trimițând oamenii acolo unde era nevoie de ei. Era o femeie scundă și vârtoasă de vreo cincizeci de ani, cu fire grizonate la tâmple și un carnețel uzat ieșindu-i din buzunarul hainei. Olivia îmi povestise că se întorsese acasă după douăzeci de ani petrecuți în poliția statului ca să conducă un departament de șase oameni și că nimeni din Frost Falls n-o auzise vreodată ridicând tonul.</w:t>
-      </w:r>
-    </w:p>
-    <w:p>
-      <w:r>
-        <w:t>— Doamnă Claus. Ea luă mănușile, le numără și trecu numărul pe hârtie. Masa de lucru, la capătul celălalt. Mulțumesc. Și renii dumneavoastră nu sunt pe program anul acesta.</w:t>
+        <w:t>— O s-o fac, a zis el și s-a dus să aducă o altă bancă.</w:t>
+      </w:r>
+    </w:p>
+    <w:p/>
+    <w:p>
+      <w:r>
+        <w:t>Mănușile erau încă în geantă. Am plecat să-l caut pe cel care conducea comitetul și l-am găsit pe șeful poliției. Noriko Tanaka stătea în mijlocul parcului purtând o jachetă groasă și o căciulă de lână, cu un dosar cu clemă într-o mână și un termos în cealaltă, trimițând oamenii acolo unde era nevoie de ei. Era o femeie scundă și vârtoasă de vreo cincizeci de ani, cu fire grizonate la tâmple și un carnețel uzat ieșindu-i din buzunarul hainei. Olivia îmi povestise că se întorsese acasă după douăzeci de ani petrecuți în poliția statului ca să conducă un departament de șase oameni și că nimeni din Frost Falls n-o auzise vreodată ridicând tonul.</w:t>
+      </w:r>
+    </w:p>
+    <w:p>
+      <w:r>
+        <w:t>— Doamnă Claus. — A luat mănușile, le-a numărat și a trecut numărul pe hârtie. — Masa meșteșugurilor, la capătul celălalt. Mulțumesc. Și renii dumneavoastră nu sunt pe program anul acesta.</w:t>
       </w:r>
     </w:p>
     <w:p>
@@ -1730,23 +1708,23 @@
     </w:p>
     <w:p>
       <w:r>
-        <w:t>— Să-i spui lui Bram. I-am scris un avertisment săptămâna trecută pentru Comet pe strada Maple, și mi-a mulțumit pentru el. Un colț al gurii i se ridică. Nimeni nu-mi mulțumește pentru un avertisment.</w:t>
-      </w:r>
-    </w:p>
-    <w:p>
-      <w:r>
-        <w:t>Pip venise să inspecteze clema lucioasă de pe dosar. Noriko o dădu la o parte din calea ei fără să privească în jos și se întoarse la listă.</w:t>
-      </w:r>
-    </w:p>
-    <w:p/>
-    <w:p>
-      <w:r>
-        <w:t>Emma fu cea care găsi dovleacul.</w:t>
-      </w:r>
-    </w:p>
-    <w:p>
-      <w:r>
-        <w:t>Se întorsese la dovleacul pe care Pip îl sfâșiase, cel cu capacul smuls și semințele vărsate pe lături în iarba rece. Încremenise deasupra lui, iar apoi zise, cu o voce mică și prudentă care nu era de teamă: „Doamnă Claus. Ia uitați-vă”.</w:t>
+        <w:t>— Să-i spuneți lui Bram. I-am scris un avertisment săptămâna trecută pentru Comet pe strada Maple, și mi-a mulțumit pentru el. — Un colț al gurii i s-a ridicat. — Nimeni nu-mi mulțumește pentru un avertisment.</w:t>
+      </w:r>
+    </w:p>
+    <w:p>
+      <w:r>
+        <w:t>Pip venise să inspecteze clema lucioasă de pe dosar. Noriko a dat-o la o parte din calea ei fără să privească în jos și s-a întors la listă.</w:t>
+      </w:r>
+    </w:p>
+    <w:p/>
+    <w:p>
+      <w:r>
+        <w:t>Emma a fost cea care a găsit dovleacul.</w:t>
+      </w:r>
+    </w:p>
+    <w:p>
+      <w:r>
+        <w:t>Se întorsese la dovleacul pe care Pip îl sfâșiase, cel cu capacul smuls și semințele vărsate pe lături în iarba rece. Încremenise deasupra lui, iar apoi a zis, cu o voce mică și prudentă care nu era de teamă: „Doamnă Claus. Ia uitați-vă”.</w:t>
       </w:r>
     </w:p>
     <w:p>
@@ -1756,12 +1734,12 @@
     </w:p>
     <w:p>
       <w:r>
-        <w:t>M-am uitat la el un timp îndelungat. Pip venise și se așezase alături, se uită și ea la el și-și înclină capul.</w:t>
-      </w:r>
-    </w:p>
-    <w:p>
-      <w:r>
-        <w:t>— Tu ai făcut asta? șopti Emma, și nu se simțea nicio urmă de teamă în ea, doar o uimire încremenită, strălucitoare. E o chestie de la Crăciunul Claus? Ai făcut să răsară Crăciunul dintr-un dovleac?</w:t>
+        <w:t>M-am uitat la el un timp îndelungat. Pip venise și se așezase alături, s-a uitat și ea la el și și-a înclinat capul.</w:t>
+      </w:r>
+    </w:p>
+    <w:p>
+      <w:r>
+        <w:t>— Dumneavoastră ați făcut asta? a șoptit Emma, și nu se simțea nicio urmă de teamă în ea, doar o uimire încremenită, strălucitoare. E o chestie de la Crăciunul Claus? Ați făcut să răsară Crăciunul dintr-un dovleac?</w:t>
       </w:r>
     </w:p>
     <w:p>
@@ -1771,7 +1749,7 @@
     </w:p>
     <w:p>
       <w:r>
-        <w:t>Emma se ghemui și atinse una dintre bobițele roșii cu un singur deget băgat cu mare băgare de seamă. „E frumos”, zise ea, atât de încet încât părea aproape nimic. Apoi se uită la mine, brusc și aprig. „Să nu spui nimănui. O să vrea să-l dezgroape și să-l pună într-un borcan. Ia să-l lăsăm să fie al nostru. Doar al nostru și al lui Pip”.</w:t>
+        <w:t>Emma s-a ghemuit și a atins una dintre bobițele roșii cu vârful unui singur deget, cu mare grijă. „E frumos”, a zis ea, atât de încet încât părea aproape nimic. Apoi s-a uitat la mine, brusc și aprig. „Să nu spuneți nimănui. O să vrea să-l dezgroape și să-l pună într-un borcan. Ia să-l lăsăm să fie al nostru. Doar al nostru și al lui Pip”.</w:t>
       </w:r>
     </w:p>
     <w:p>
@@ -1782,7 +1760,7 @@
     <w:p/>
     <w:p>
       <w:r>
-        <w:t>Orice ar fi fost ceea ce se trezea în Frost Falls, țâșnise aici, dintr-un singur dovleac nimicit de la marginea spațiului verde, și nu în mijlocul scenei unde comitetul se foia.</w:t>
+        <w:t>Orice ar fi fost ceea ce se trezea în Frost Falls, țâșnise aici, dintr-un singur dovleac nimicit de la marginea parcului, și nu în mijlocul scenei unde comitetul se foia.</w:t>
       </w:r>
     </w:p>
     <w:p>
@@ -1792,17 +1770,17 @@
     </w:p>
     <w:p>
       <w:r>
-        <w:t>Apoi m-am îndreptat. Era încă o scrisoare de șantaj împăturită în haina mea, și o ședință de consiliu care se apropia, și un bărbat obosit printre cutiile lui.</w:t>
-      </w:r>
-    </w:p>
-    <w:p>
-      <w:r>
-        <w:t>— La fel ca mâine? întrebă Emma, plină de speranță, cu mâna încă căuș peste ilice. Pentru Pip?</w:t>
-      </w:r>
-    </w:p>
-    <w:p>
-      <w:r>
-        <w:t>— La fel ca mâine, am spus. Pentru Pip. Ai grijă să nu dezmembreze restul festivalului.</w:t>
+        <w:t>Apoi m-am îndreptat. Era încă un bilet de șantaj împăturit în haina mea, și o ședință de consiliu care se apropia, și un bărbat obosit printre cutiile lui.</w:t>
+      </w:r>
+    </w:p>
+    <w:p>
+      <w:r>
+        <w:t>— Mâine, la aceeași oră? a întrebat Emma, plină de speranță, cu mâna încă căuș peste ilice. Pentru Pip?</w:t>
+      </w:r>
+    </w:p>
+    <w:p>
+      <w:r>
+        <w:t>— Mâine, la aceeași oră, am spus. Pentru Pip. Ai grijă să nu dezmembreze restul festivalului.</w:t>
       </w:r>
     </w:p>
     <w:p>
@@ -1818,7 +1796,7 @@
     <w:p/>
     <w:p>
       <w:r>
-        <w:t>M-am întors la han două zile mai târziu, nu ca să investighez ceva, ci pentru că Fiona avea nevoie de o prietenă mai mult decât de un detectiv în momentul acela, iar eu fusesem atât de ocupată să fiu celălalt încât aproape uitasem să fiu prima.</w:t>
+        <w:t>M-am întors la han două zile mai târziu, nu ca să investighez ceva, ci pentru că Fiona avea nevoie de o prietenă mai mult decât de un detectiv în momentul acela, iar eu fusesem atât de ocupată să fiu detectivul încât aproape uitasem să fiu prietena.</w:t>
       </w:r>
     </w:p>
     <w:p>
@@ -1838,12 +1816,12 @@
     </w:p>
     <w:p>
       <w:r>
-        <w:t>Am dus supa în salonul cel mic, ea a mâncat, iar eu am privit-o cum mănâncă. Învățasem de mult că poți spune multe despre starea în care se află o persoană după felul în care își amintește sau nu să-și guste mâncarea. Fiona încetase să-i mai simtă gustul, undeva în ultimele săptămâni. Mâncase prima jumătate din castron ca pe un medicament, repede și absentă. Apoi, pe la jumătatea lui, a încetat și a gustat. Umerii i s-au lăsat cu un centimetru, și am știut că supa o ajuta.</w:t>
-      </w:r>
-    </w:p>
-    <w:p>
-      <w:r>
-        <w:t>— Mă gândesc tot timpul la ea, a spus ea după o vreme, lăsând lingura jos. La Constance. Niciodată nu făceam asta. Era doar un nume pe un perete, o față serioasă într-o ramă. Iar acum e tot la ce mă gândesc. Fata aceea, și ce a făcut, și ce a însemnat asta pentru mine o sută de ani mai târziu. A dat un râset mic și nefericit. Amuzant, nu-i așa? Mi-am petrecut toată viața trăind în casa ei și n-am încercat niciodată s-o cunosc. Vino să te uiți. Vreau să-ți arăt ceva.</w:t>
+        <w:t>Am dus supa în salonul cel mic, ea a mâncat, iar eu am privit-o cum mănâncă. Învățasem de mult că poți spune multe despre starea în care se află o persoană după felul în care își amintește sau nu să-și guste mâncarea. Fiona încetase să-i mai simtă gustul, undeva în ultimele săptămâni. Mâncase prima jumătate din castron ca pe un medicament, repede și absentă. Apoi, pe la jumătatea lui, a încetinit și a gustat. Umerii i s-au lăsat cu un centimetru, și am știut că supa o ajuta.</w:t>
+      </w:r>
+    </w:p>
+    <w:p>
+      <w:r>
+        <w:t>— Mă gândesc tot timpul la ea, a spus ea după o vreme, lăsând lingura jos. La Constance. Niciodată nu făceam asta. Era doar un nume pe un perete, o față serioasă într-o ramă. Iar acum e tot la ce mă gândesc. Fata aceea, și ce a făcut, și ce a însemnat asta pentru mine o sută de ani mai târziu. — A râs scurt, nefericit. — Amuzant, nu-i așa? Mi-am petrecut toată viața trăind în casa ei și n-am încercat niciodată s-o cunosc. Vino să te uiți. Vreau să-ți arăt ceva.</w:t>
       </w:r>
     </w:p>
     <w:p>
@@ -1853,17 +1831,17 @@
     </w:p>
     <w:p>
       <w:r>
-        <w:t>— Aia e ea, a spus Fiona încet. Singura poză pe care o avem. Mama a spus că a fost făcută în anul în care a deschis hanul. Ar fi avut, oh, douăzeci și unu, douăzeci și doi de ani. Puțin mai tânără când a făcut fapta. S-a întins și a îndreptat rama un pic, deși nu era nevoie, cu gestul acela mic și inutil pe care îl faci față de un lucru pe care îl iubești. Uită-te la fața ei, Jessica. Mă uit la ea de zile întregi. Nu arată ca o hoață înrăită. Arată ca o fată care luase o hotărâre. O fată cu spatele la perete care s-a uitat la perete și a decis că n-o să moară cu spatele la el.</w:t>
-      </w:r>
-    </w:p>
-    <w:p>
-      <w:r>
-        <w:t>M-am uitat, și Fiona avea dreptate. Era multă viață în chipul acela tânăr, dar cruzimea nu era nicăieri printre ele. Era frică în el, ținută cu greu în frâu. Era o dârzenie a maxilarului și, sub amândouă, un soi de curaj obosit, curajul unei persoane care a epuizat complet opțiunile bune și a trebuit să facă una rea cu curaj.</w:t>
-      </w:r>
-    </w:p>
-    <w:p>
-      <w:r>
-        <w:t>— A ținut hanul timp de patruzeci de ani, a continuat Fiona. Știai asta? Patruzeci de ani. Străbunica mea. S-a căsătorit târziu, a făcut-o pe bunica mea târziu, iar în tot timpul ăsta a condus casa asta și a hrănit fiecare suflet care a intrat înghețat. E o poveste pe care mi-a spus-o bunica, că într-o iarnă geroasă, cu gripă, Constance a găzduit trei familii care n-aveau unde să se ducă. Le-a dat de mâncare din cămara ei până în primăvară, n-a cerut un ban niciodată și n-a vorbit niciodată despre asta. Asta este femeia care a devenit. Asta a construit ea deasupra faptei pe care a făcut-o. Vocea Fionei s-a îngroșat. Și eu am fost atât de rușinată de ea. Atât de speriată de ea. Când adevărul este că ea este cea mai curajoasă persoană cu care sunt rudă, și a creat tot caldul ăsta, toată căldura asta dintr-o iarnă teribilă și disperată, și mie mi-a fost dat să trăiesc în ea, iar cel mai rău lucru pe care a trebuit să-l fac vreodată a fost să număr scaune.</w:t>
+        <w:t>— Aia e ea, a spus Fiona încet. Singura poză pe care o avem. Mama a spus că a fost făcută în anul în care a deschis hanul. Ar fi avut, oh, douăzeci și unu, douăzeci și doi de ani. Puțin mai tânără când a făcut fapta. — S-a întins și a îndreptat rama un pic, deși nu era nevoie, cu gestul acela mic și inutil pe care îl faci față de un lucru pe care îl iubești. — Uită-te la fața ei, Jessica. Mă uit la ea de zile întregi. Nu arată ca o hoață înrăită. Arată ca o fată care luase o hotărâre. O fată cu spatele la perete care s-a uitat la perete și a decis că n-o să moară cu spatele la el.</w:t>
+      </w:r>
+    </w:p>
+    <w:p>
+      <w:r>
+        <w:t>M-am uitat, și Fiona avea dreptate. Era multă viață în chipul acela tânăr, dar cruzime nu era deloc. Era frică în el, ținută cu greu în frâu. Era o dârzenie a maxilarului și, sub amândouă, un soi de curaj obosit, curajul unei persoane care a epuizat complet opțiunile bune și a trebuit să facă una rea cu curaj.</w:t>
+      </w:r>
+    </w:p>
+    <w:p>
+      <w:r>
+        <w:t>— A ținut hanul timp de patruzeci de ani, a continuat Fiona. Știai asta? Patruzeci de ani. Străbunica mea. S-a căsătorit târziu, a făcut-o pe bunica mea târziu, iar în tot timpul ăsta a condus casa asta și a hrănit fiecare suflet care a intrat înghețat. E o poveste pe care mi-a spus-o bunica, că într-o iarnă geroasă, cu gripă, Constance a găzduit trei familii care n-aveau unde să se ducă. Le-a dat de mâncare din cămara ei până în primăvară, n-a cerut un ban niciodată și n-a vorbit niciodată despre asta. Asta este femeia care a devenit. Asta a construit ea deasupra faptei pe care a făcut-o. — Vocea Fionei s-a îngroșat. — Și eu am fost atât de rușinată de ea. Atât de speriată de ea. Când adevărul este că ea este cea mai curajoasă persoană cu care sunt rudă, și a creat toate astea, toată căldura asta dintr-o iarnă teribilă și disperată, și mie mi-a fost dat să trăiesc în ea, iar cel mai rău lucru pe care a trebuit să-l fac vreodată a fost să număr scaune.</w:t>
       </w:r>
     </w:p>
     <w:p>
@@ -1873,7 +1851,7 @@
     </w:p>
     <w:p>
       <w:r>
-        <w:t>— Ești mai curajoasă decât crezi, am spus eu în cele din urmă. Ai purtat secretul ei singură toți anii aceștia și n-ai lăsat niciodată să te facă să fii lipsită de inimă. Hanul e încă primitor, Fiona. După o sută de ani și un cufăr încuiat și o scrisoare de șantaj, e în continuare cea mai primitoare casă din oraș. Asta nu e puțin lucru. Este însăși esența a ceea ce a construit ea, menținută în viață de tine.</w:t>
+        <w:t>— Ești mai curajoasă decât crezi, am spus eu în cele din urmă. Ai purtat secretul ei singură toți anii aceștia și n-ai lăsat niciodată secretul să te răcească. Hanul e încă primitor, Fiona. După o sută de ani și un cufăr încuiat și un bilet de șantaj, e în continuare cea mai primitoare casă din oraș. Asta nu e puțin lucru. Este însăși esența a ceea ce a construit ea, menținută în viață de tine.</w:t>
       </w:r>
     </w:p>
     <w:p>
@@ -1883,7 +1861,7 @@
     </w:p>
     <w:p>
       <w:r>
-        <w:t>— S-ar putea, am spus eu, pentru că n-aș minți o prietenă ca s-o mângâi. Dar nu singură, și nu fără luptă. Îți promit atât lucru. Orice s-ar întâmpla, se va întâmpla cu tine stând în picioare în lumină, nu ascunzându-te în pod. Și tu, și Constance deopotrivă.</w:t>
+        <w:t>— S-ar putea, am spus eu, pentru că n-aș minți o prietenă ca s-o mângâi. Dar nu singură, și nu fără luptă. Îți promit măcar atât. Orice s-ar întâmpla, se va întâmpla cu tine stând în picioare în lumină, nu ascunzându-te în pod. Și tu, și Constance deopotrivă.</w:t>
       </w:r>
     </w:p>
     <w:p>
@@ -1898,7 +1876,7 @@
     </w:p>
     <w:p>
       <w:r>
-        <w:t>Asta i-a stârnit un râs adevărat, cel adânc care izbucnește dintr-odată, râsul care îmi lipsise, și mi-a făcut la fel de mult bine să-l aud pe cât îi făcuse și ei supa. Ne-am întors împreună la scaune. Eu număram în timp ce ea le repara pe cele șubrede, iar Pip superviza din peticeala caldă de soare. Timp de o oră, hanul a fost din nou doar un han, primitor și foșnitor, pregătindu-se pentru un festival. Orice altceva s-ar fi întâmplat, merita din plin să protejez asta: căldura pe care o fată speriată o făcuse din nimic și o lăsase moștenire o sută de ani mai târziu altei femei care număra scaune.</w:t>
+        <w:t>Asta i-a stârnit un râs adevărat, cel adânc care izbucnește dintr-odată, râsul care îmi lipsise, și mi-a făcut la fel de mult bine să-l aud pe cât îi făcuse și ei supa. Ne-am întors împreună la scaune. Eu număram în timp ce ea le repara pe cele șubrede, iar Pip superviza din petecul cald de soare. Timp de o oră, hanul a fost din nou doar un han, primitor și foșnitor, pregătindu-se pentru un festival. Orice altceva s-ar fi întâmplat, merita din plin să protejez asta: căldura pe care o fată speriată o făcuse din nimic și o lăsase moștenire o sută de ani mai târziu altei femei care număra scaune.</w:t>
       </w:r>
     </w:p>
     <w:p>
@@ -1914,7 +1892,7 @@
     <w:p/>
     <w:p>
       <w:r>
-        <w:t>Fierăria se afla la marginea orașului, acolo unde Aleea Evergreen înceta să mai fie stradă și devenea drum, fiind ultima clădire înainte de dealuri, și o auzeai cu mult înainte s-o vezi. Sunetul ciocanului lovind în fier răsuna limpede și puternic în dimineața rece, un sunet cu o formă precisă, care urca și cobora. Sub el se auzea vuietul înfundat al focului. Când a apărut în câmpul vizual, clădirea s-a dovedit a fi un șopron lung și jos, deschis pe o latură. Pe măsură ce m-am apropiat de latura deschisă, căldura forjei m-a întâmpinat, ieșind în frigul lunii octombrie, și odată cu căldura a venit și mirosul.</w:t>
+        <w:t>Fierăria se afla la marginea orașului, acolo unde Bulevardul Evergreen înceta să mai fie stradă și devenea drum, fiind ultima clădire înainte de dealuri, și o auzeai cu mult înainte s-o vezi. Sunetul ciocanului lovind în fier răsuna limpede și puternic în dimineața rece, un sunet cu o formă precisă, care urca și cobora. Sub el se auzea vuietul înfundat al focului. Când a apărut în câmpul vizual, clădirea s-a dovedit a fi un șopron lung și jos, deschis pe o latură. Pe măsură ce m-am apropiat de latura deschisă, căldura forjei m-a întâmpinat, ieșind în frigul lunii octombrie, și odată cu căldura a venit și mirosul.</w:t>
       </w:r>
     </w:p>
     <w:p/>
@@ -1932,13 +1910,13 @@
     <w:p/>
     <w:p>
       <w:r>
-        <w:t>Când steaua a trecut de la portocaliu la un roșu stins, Sam a stins-o într-un fâsâit și un nor de abur, apoi s-a întors și m-a văzut.</w:t>
-      </w:r>
-    </w:p>
-    <w:p/>
-    <w:p>
-      <w:r>
-        <w:t>— Doamna Claus. A lăsat ciocanul jos pe cornul nicovalei și s-a șters pe mâini de șorțul lui din piele, lăsând dâre întunecate și proaspete peste cele vechi. Ați venit după suportul de lumânare. E gata. A ieșit bine, dacă e să zic eu.</w:t>
+        <w:t>Când steaua a trecut de la portocaliu la un roșu stins, Sam a călit-o într-un fâsâit și un nor de abur, apoi s-a întors și m-a văzut.</w:t>
+      </w:r>
+    </w:p>
+    <w:p/>
+    <w:p>
+      <w:r>
+        <w:t>— Doamnă Claus. — A lăsat ciocanul jos pe cornul nicovalei și s-a șters pe mâini de șorțul lui din piele, lăsând dâre întunecate și proaspete peste cele vechi. — Ați venit după suportul de lumânare. E gata. A ieșit bine, dacă e să zic eu.</w:t>
       </w:r>
     </w:p>
     <w:p/>
@@ -1950,7 +1928,7 @@
     <w:p/>
     <w:p>
       <w:r>
-        <w:t>— Am încredere că zici asta, am spus. Și ar trebui. Lucrarea ta e peste tot prin oraș sezonul ăsta.</w:t>
+        <w:t>— Sper că o spuneți, am spus. Și ar trebui. Lucrările dumneavoastră sunt peste tot prin oraș sezonul ăsta.</w:t>
       </w:r>
     </w:p>
     <w:p/>
@@ -1974,13 +1952,13 @@
     <w:p/>
     <w:p>
       <w:r>
-        <w:t>— Ai făcut hanul, am spus, pe un ton lejer, întorcând suportul pe o parte. Toată feroneria aceea din holul Fionei. Stelele de pe cămin, aplicele de lămpi, paravanul de șemineu.</w:t>
-      </w:r>
-    </w:p>
-    <w:p/>
-    <w:p>
-      <w:r>
-        <w:t>— Totul. Maxilarul i s-a încordat, a luat o cârpă și a început s-o frece pe o pereche de clești care erau deja curați. Nu că aș fi văzut un ban pentru ultima parte a lucrării. Douăzeci de dolari îmi datorează. Știu cum sună. Un bărbat în toată firea care se plânge de douăzeci de dolari, ca un puști căruia i se datorează bani de buzunar. Nu e vorba de bani.</w:t>
+        <w:t>— Dumneavoastră ați lucrat pentru han, am spus, pe un ton lejer, întorcând suportul pe o parte. Toată feroneria aceea din holul Fionei. Stelele de pe polița șemineului, aplicele de lămpi, paravanul de șemineu.</w:t>
+      </w:r>
+    </w:p>
+    <w:p/>
+    <w:p>
+      <w:r>
+        <w:t>— Totul. — Maxilarul i s-a încordat, a luat o cârpă și a început s-o frece pe o pereche de clești care erau deja curați. — Nu că aș fi văzut un ban pentru ultima parte a lucrării. — Nu se uita la mine. — Douăzeci de dolari îmi datorează. Știu cum sună. Un bărbat în toată firea care se plânge de douăzeci de dolari, ca un puști căruia i se datorează bani de buzunar. Nu e vorba de bani.</w:t>
       </w:r>
     </w:p>
     <w:p/>
@@ -1992,7 +1970,7 @@
     <w:p/>
     <w:p>
       <w:r>
-        <w:t>— Sunt trei săptămâni de-atunci și nu e vorba de bani, e faptul că nu vrea să se uite la mine. A lăsat cleștii jos și a luat o altă pereche, frecând de zor pe nimic. O cunosc pe Fiona de zece ani. Și acum o întreb, atât de blând pe cât știu, când e momentul potrivit să facem socoteala, iar ea se face albă, se uită la podea și zice vineri, vineri, și o ia la fugă de parcă aș fi aici ca s-o execut silit. I-am livrat întreaga comandă pentru festival pe credit și pe o strângere de mână, bucuros că am făcut-o, și acum nu pot să obțin douăzeci de dolari sau o vorbă cinstită de la ea, ori privirea ei timp de două secunde la rând, și nu înțeleg asta, și treaba asta nu mă lasă să dorm.</w:t>
+        <w:t>— Sunt trei săptămâni de-atunci și nu e vorba de bani, e faptul că nu vrea să se uite la mine. — A lăsat cleștii jos și a luat o altă pereche, frecând de zor pe nimic. — O cunosc pe Fiona de zece ani. Și acum o întreb, atât de blând pe cât știu, când e momentul potrivit să facem socoteala, iar ea se face albă, se uită la podea și zice vineri, vineri, și o ia la fugă de parcă aș fi aici ca să-i iau hanul. I-am livrat întreaga comandă pentru festival pe credit și pe o strângere de mână, bucuros că am făcut-o, și acum nu pot să obțin douăzeci de dolari sau o vorbă cinstită de la ea, ori privirea ei timp de două secunde la rând, și nu înțeleg asta, și treaba asta nu mă lasă să dorm.</w:t>
       </w:r>
     </w:p>
     <w:p/>
@@ -2016,19 +1994,19 @@
     <w:p/>
     <w:p>
       <w:r>
-        <w:t>— Toată lumea e la limită în fiecare an. A lăsat în sfârșit cârpa jos și s-a uitat drept la mine. Nu mă deranjează să fiu creditor pentru un prieten aflat în impas, doamna Claus. Tot orașul jonglează, știu asta la fel de bine ca oricine, îmi fac jumătate din muncă pe încredere. Dacă mi-ar fi spus pur și simplu: Sam, lucrurile sunt strânse, dă-mi răgaz până în primăvară, aș fi rupt factura și i-aș fi spus să nu se mai gândească la asta. Faptul că nu se uită la mine e ceea ce nu pot suporta. O femeie căreia îi lipsesc doar banii nu se comportă așa. Îi e rușine sau îi e teamă de ceva, iar asta n-are nicio legătură cu cei douăzeci de dolari ai mei, și nu pot să mă apropii destul ca s-o ajut. Și-a deschis mâinile înnegrite de funingine. Este în bucluc? În bucluc adevărat? Pentru că dacă este, aș prefera cu mult să știu și să ajut decât să stau aici supărat pentru mărunțiș ca un om mărunt.</w:t>
-      </w:r>
-    </w:p>
-    <w:p/>
-    <w:p>
-      <w:r>
-        <w:t>Și asta, mai mult decât orice altceva, a spulberat aproape de tot suspiciunea mea, fiindcă un om care pune la cale un șantaj n-ar sta în propria forjă cu sufletul pe tavă întrebando dacă femeia pe care o stoarce este în siguranță. Dar aproape nu înseamnă sigur, așa că mi-am ținut poziția și am întrebat lucrul pentru care venisem pe jumătate sub adăpostul mirosului.</w:t>
-      </w:r>
-    </w:p>
-    <w:p/>
-    <w:p>
-      <w:r>
-        <w:t>— Vechea ei problemă, dacă o fi problemă, am spus, cât de ușor am putut. Știi cumva ceva despre primii ani ai hanului? Cum a ajuns familia Fionei să-l dețină, pe vremuri? Vreo poveste veche transmisă din generație în generație?</w:t>
+        <w:t>— Toată lumea e la limită în fiecare an. — A lăsat în sfârșit cârpa jos și s-a uitat drept la mine. — Nu mă deranjează să fiu creditor pentru un prieten aflat în impas, doamnă Claus. Tot orașul jonglează, știu asta la fel de bine ca oricine, îmi fac jumătate din muncă pe încredere. Dacă mi-ar fi spus pur și simplu: Sam, lucrurile sunt strânse, dă-mi răgaz până în primăvară, aș fi rupt factura și i-aș fi spus să nu se mai gândească la asta. Faptul că nu se uită la mine e ceea ce nu pot suporta. O femeie căreia îi lipsesc doar banii nu se comportă așa. Îi e rușine sau îi e teamă de ceva, iar asta n-are nicio legătură cu cei douăzeci de dolari ai mei, și nu pot să mă apropii destul ca s-o ajut. — Și-a deschis mâinile înnegrite de funingine. — Este în bucluc? În bucluc adevărat? Pentru că dacă este, aș prefera cu mult să știu și să ajut decât să stau aici supărat pentru mărunțiș ca un om mărunt.</w:t>
+      </w:r>
+    </w:p>
+    <w:p/>
+    <w:p>
+      <w:r>
+        <w:t>Și asta, mai mult decât orice altceva, a spulberat aproape de tot suspiciunea mea, fiindcă un om care pune la cale un șantaj n-ar sta în propria forjă cu sufletul pe tavă întrebând dacă femeia pe care o stoarce este în siguranță. Dar aproape nu înseamnă sigur, așa că mi-am ținut poziția și am întrebat lucrul pentru care venisem pe jumătate sub adăpostul mirosului.</w:t>
+      </w:r>
+    </w:p>
+    <w:p/>
+    <w:p>
+      <w:r>
+        <w:t>— Vechea ei problemă, dacă o fi problemă, am spus, cât de ușor am putut. Știți cumva ceva despre primii ani ai hanului? Cum a ajuns familia Fionei să-l dețină, pe vremuri? Vreo poveste veche transmisă din generație în generație?</w:t>
       </w:r>
     </w:p>
     <w:p/>
@@ -2049,7 +2027,7 @@
     </w:p>
     <w:p>
       <w:r>
-        <w:t>— De ce aș ști mai mult decât atât? Sunt fierar. Știu fierul și știu că-mi plătesc clienții cu întârziere. Familiile vechi și toate cele, ăsta e domeniul lui Theo, Societatea Istorică. Praful mă face să strănut. N-am călcat niciodată pe-acolo.</w:t>
+        <w:t>— De ce aș ști mai mult decât atât? Sunt fierar. Știu fierul și știu că-mi plătesc clienții cu întârziere. Familiile vechi și toate cele, ăsta e domeniul lui Theo, Societatea de Istorie. Praful mă face să strănut. N-am călcat niciodată pe-acolo.</w:t>
       </w:r>
     </w:p>
     <w:p/>
@@ -2067,7 +2045,7 @@
     <w:p/>
     <w:p>
       <w:r>
-        <w:t xml:space="preserve">— Sunt și ale ei, a spus, luând una și întorcând-o spre lumină, și era dragoste în mâinile lui pentru ea chiar și acum. Aplicele de pe verandă. Ultima parte din comandă. Am pus mult din mine în holul ăla anul ăsta, știi. Nu poți să te plimbi prin odaia din față a Fionei fără să atingi ceva făcut de mine sau să stai în apropiere. </w:t>
+        <w:t xml:space="preserve">— Sunt și ale ei, a spus, luând una și întorcând-o spre lumină, și era dragoste în mâinile lui pentru ea chiar și acum. Consolele pentru pridvor. Ultima parte din comandă. Am pus mult din mine în holul ăla anul ăsta, știți. Nu poți să te plimbi prin odaia din față a Fionei fără să atingi ceva făcut de mine sau să stai în apropiere. </w:t>
       </w:r>
     </w:p>
     <w:p>
@@ -2095,13 +2073,13 @@
     <w:p/>
     <w:p>
       <w:r>
-        <w:t>— Îți mulțumesc, Sam, am spus și i-am plătit suportul, iar mulțumirea mea însemna mai mult decât obiectul în sine. Pentru lucrare. Și pentru că ai întrebat de ea din tot sufletul. Îi voi spune că ai făcut-o. Cu bunătate.</w:t>
-      </w:r>
-    </w:p>
-    <w:p/>
-    <w:p>
-      <w:r>
-        <w:t xml:space="preserve">— Fă-o. </w:t>
+        <w:t>— Vă mulțumesc, Sam, am spus și i-am plătit suportul, iar mulțumirea mea însemna mai mult decât obiectul în sine. Pentru lucrare. Și pentru că ați întrebat de ea din tot sufletul. Îi voi spune că ați făcut-o. Cu bunătate.</w:t>
+      </w:r>
+    </w:p>
+    <w:p/>
+    <w:p>
+      <w:r>
+        <w:t xml:space="preserve">— Spuneți-i. </w:t>
       </w:r>
     </w:p>
     <w:p>
@@ -2111,7 +2089,7 @@
     </w:p>
     <w:p>
       <w:r>
-        <w:t>— Și spune-i că cei douăzeci de dolari sunt dați uitării. Spune-i că nu vreau să mai aud niciodată de ei. Spune-i să se uite la mine data viitoare când mă vede, atâta tot ce vreau de la asta, doar privirea ei pentru o secundă ca să știu că suntem în regulă.</w:t>
+        <w:t>— Și spuneți-i că cei douăzeci de dolari sunt dați uitării. Spuneți-i că nu vreau să mai aud niciodată de ei. Spuneți-i să se uite la mine data viitoare când mă vede, atâta tot ce vreau de la asta, doar privirea ei pentru o secundă ca să știu că suntem în regulă.</w:t>
       </w:r>
     </w:p>
     <w:p/>
@@ -2146,7 +2124,7 @@
     <w:p/>
     <w:p>
       <w:r>
-        <w:t>Avusesem de gând să îmi petrec dimineața la biblioteca publică, în liniște, documentându-mă despre familia Blackburn. L-am găsit pe Neil acolo înaintea mea, instalat la masa mare de stejar de lângă ferestrele înalte, cu trei cutii de arhivă conținând documente ale orașului deschise în fața lui și cu a patra adusă de doamna Johnson, care a lăsat-o jos cu grija aceea sâcâită a unei bibliotecare care hotărâse că un cititor avea să le facă probleme. Ținea o lupă într-o mână. Avea ochelarii de citit împinși în păr și ochelarii obișnuiți pe nas. A ridicat privirea în clipa în care am intrat pe ușă, de parcă ar fi așteptat un prieten, și m-a chemat cu un semn.</w:t>
+        <w:t>Avusesem de gând să îmi petrec dimineața la biblioteca publică, în liniște, documentându-mă despre familia Blackburn. L-am găsit pe Neil acolo înaintea mea, instalat la masa mare de stejar de lângă ferestrele înalte, cu trei cutii de arhivă conținând documente ale orașului deschise în fața lui și cu a patra adusă de doamna Johnson, care a lăsat-o jos cu grija aceea sâcâită a unei bibliotecare care hotărâse că un cititor avea să-i facă probleme. Ținea o lupă într-o mână. Avea ochelarii de citit împinși în păr și ochelarii obișnuiți pe nas. A ridicat privirea în clipa în care am intrat pe ușă, de parcă ar fi așteptat un prieten, și m-a chemat cu un semn.</w:t>
       </w:r>
     </w:p>
     <w:p/>
@@ -2164,7 +2142,7 @@
     <w:p/>
     <w:p>
       <w:r>
-        <w:t xml:space="preserve">— Opt sute nouăzeci și unu. Familia Blackburn a pus jumătate din banii pentru biserica de pe piațetă. Știați asta? Jumătate. Generoși, ăștia din vechea gardă, când le convenea să fie văzuți. </w:t>
+        <w:t xml:space="preserve">— O mie opt sute nouăzeci și unu. Familia Blackburn a pus jumătate din banii pentru biserica din parc. Știați asta? Jumătate. Generoși, ăștia din vechea gardă, când le convenea să fie văzuți. </w:t>
       </w:r>
     </w:p>
     <w:p/>
@@ -2200,7 +2178,7 @@
     <w:p/>
     <w:p>
       <w:r>
-        <w:t xml:space="preserve">— Cercetare imobiliară. Asta e meseria mea, doamnă Claus. Când ultimul membru al unei vechi familii înstărite moare, lasă în urmă un ghem încurcat, o hărmălaie despre cine a deținut ce, cui i se datora ce, unde a ajuns un obiect de valoare, iar cineva trebuie să stea în biblioteci și să descurce itele, iar cineva ăla sunt eu. </w:t>
+        <w:t xml:space="preserve">— Cercetare succesorală. Asta e meseria mea, doamnă Claus. Când ultimul membru al unei vechi familii înstărite moare, lasă în urmă un ghem încurcat, un hățiș de cine a deținut ce, cui i se datora ce, unde a ajuns un obiect de valoare, iar cineva trebuie să stea în biblioteci și să descurce ițele, iar acel cineva sunt eu. </w:t>
       </w:r>
     </w:p>
     <w:p/>
@@ -2224,7 +2202,7 @@
     <w:p/>
     <w:p>
       <w:r>
-        <w:t>— Și a căzut pur și simplu din evidențele familiei prin 1924. Pur și simplu nu i s-a mai dat nicio mențiune. Și avocații familiei ar vrea foarte mult să știe unde s-a dus, pentru că există o moștenire care nu poate fi închisă cum trebuie până când cineva nu poate scrie ce s-a întâmplat cu acea broșă.</w:t>
+        <w:t>— Și a căzut pur și simplu din evidențele familiei prin 1924. Pur și simplu nu mai e menționată. Și avocații familiei ar vrea foarte mult să știe unde s-a dus, pentru că există o moștenire care nu poate fi închisă cum trebuie până când cineva nu poate scrie ce s-a întâmplat cu acea broșă.</w:t>
       </w:r>
     </w:p>
     <w:p/>
@@ -2308,13 +2286,13 @@
     <w:p/>
     <w:p>
       <w:r>
-        <w:t>— Le dau tuturor. Cu adevărat, tuturor. Cu cât mai mulți oameni dintr-un oraș știu ce vâanez, cu atât e mai probabil ca bunica cuiva să își amintească un lucru spus odată de mama ei și să mă scutească de o lună de muncă.</w:t>
-      </w:r>
-    </w:p>
-    <w:p/>
-    <w:p>
-      <w:r>
-        <w:t>M-am uitat la cartea de vizită. Neil Carter, scria pe ea, și dedesubt numele unei firme și un număr de telefon cu un prefix din alt stat.</w:t>
+        <w:t>— Le dau tuturor. Cu adevărat, tuturor. Cu cât mai mulți oameni dintr-un oraș știu ce vânez, cu atât e mai probabil ca bunica cuiva să își amintească un lucru spus odată de mama ei și să mă scutească de o lună de muncă.</w:t>
+      </w:r>
+    </w:p>
+    <w:p/>
+    <w:p>
+      <w:r>
+        <w:t>M-am uitat la cartea de vizită. Neil Carter, scria pe ea, și dedesubt numele unei firme și un număr de telefon cu un prefix de la două state distanță.</w:t>
       </w:r>
     </w:p>
     <w:p/>
@@ -2350,7 +2328,7 @@
     <w:p/>
     <w:p>
       <w:r>
-        <w:t>— Domnule Carter, am spus, să presupunem că ați aflat că broșa a fost luată de cineva care avea nevoie disperată de bani. Un servitor, să zic așa. O fată dintr-o casă sărăcăcioasă, într-o iarnă grea. Ce-ați face cu asta?</w:t>
+        <w:t>— Domnule Carter, am spus, să presupunem că ați aflat că broșa a fost luată de cineva care avea nevoie disperată de bani. O servitoare, să zicem. O fată dintr-o casă sărăcăcioasă, într-o iarnă grea. Ce-ați face cu asta?</w:t>
       </w:r>
     </w:p>
     <w:p/>
@@ -2374,7 +2352,7 @@
     <w:p/>
     <w:p>
       <w:r>
-        <w:t xml:space="preserve">— Eu nu sunt legea, doamnă Claus, și nu sunt preot, și cu siguranță nu sunt conștiința unei fete care o fi moartă de multă vreme. Eu urmăresc unde au ajuns lucrurile. Ce au făcut oamenii ca să le ducă acolo și dacă au avut dreptate sau nu făcând asta, asta ține doar de ei și de cine o da socoteală, și pe deasupra s-a și învechit de o sută de ani. Niciun interes nu am să fac de rușine o slugă moartă pentru că a fost săracă. </w:t>
+        <w:t xml:space="preserve">— Eu nu sunt legea, doamnă Claus, și nu sunt preot, și cu siguranță nu sunt conștiința unei fete care o fi moartă de multă vreme. Eu urmăresc unde au ajuns lucrurile. Ce au făcut oamenii ca să le ducă acolo și dacă au avut dreptate sau nu făcând asta, asta ține doar de ei și de cine o da socoteală, și pe deasupra s-a și învechit de o sută de ani. N-am niciun interes să fac de rușine o slugă moartă pentru că a fost săracă. </w:t>
       </w:r>
     </w:p>
     <w:p/>
@@ -2426,22 +2404,22 @@
     </w:p>
     <w:p>
       <w:r>
-        <w:t>— Doamna Claus! Bram a apărut după colțul căsuței în trap, frângându-și căciula între mâini. Bram era spiridușul care venise cu noi în sud, șeful atelierului relocat, devotat, cicălitor și alcătuit în linii mari după chipul unui cartof îngrijorat, iar acum era în culmea agitației. Este vorba despre Vicleana. Iarăși a ieșit. A treia oară săptămâna asta, doamna Claus, a treia oară. Și jur pe fiecare nasture pe care îl am că zăvorul era tras când am plecat, tras și verificat, și iat-o acum mâncând verzele bune și nu se lasă condusă, și nu-mi place deloc cum se prezintă treaba, n-am de gând să ascund asta.</w:t>
-      </w:r>
-    </w:p>
-    <w:p>
-      <w:r>
-        <w:t>— Bună ziua și ție, Bram, i-am spus și mi-am lăsat coșul înăuntru, lângă ușa bucătăriei. Dincolo, în grădină, Vicleana și-a ridicat capul mare din straturile de varză, s-a uitat la mine cu un interes blajin și s-a întors la verze. Așa. De ce nu-ți place cum se prezintă?</w:t>
-      </w:r>
-    </w:p>
-    <w:p>
-      <w:r>
-        <w:t>— Pentru că n-a ieșit singură. El a coborât tonul. Adică a ieșit, evident, iată-o cum stă în verze, doar am ochi în cap. Dar poarta a fost încuiată după ea. Încuiată în urma ei, pe din afară, cu ea stând chiar în fața ei. De trei ori am coborât până acum și am găsit poarta închisă bine și un ren de partea greșită a ei, și spuneți-mi, doamna Claus, cum naiba umblă un animal la un zăvor din partea în care nu se află, și o să vă spun și eu același lucru pe care tot i-l spun tânărului Fenn, și anume că ceva se pune la cale în orașul ăsta, ceva se pune la cale.</w:t>
-      </w:r>
-    </w:p>
-    <w:p>
-      <w:r>
-        <w:t>Avea dreptate, bineînțeles, deși n-am recunoscut-o. Am ieșit în grădinea rece și i-am pus palma plată pe umărul cald al Vicleanei. M-a lăsat și s-a sprijinit puțin în el. N-ar fi lăsat să fie condusă nici măcar un pas de Bram, dar eu am dus-o înapoi peste alee, spre țarc, fără cea mai mică problemă. Poarta stătea deschisă și obișnuită. Am trecut-o prin ea și am tras zăvorul. Amândoi am stat și ne-am uitat la zăvor. A rămas tras. Vicleana și-a pus nasul peste șipca de sus și a scos un oftat lung și cald spre Bram și spre mine.</w:t>
+        <w:t>— Doamnă Claus! — Bram a apărut după colțul căsuței în trap, frângându-și căciula între mâini. Bram era spiridușul care venise cu noi în sud, șeful atelierului relocat, devotat, cicălitor și alcătuit în linii mari după chipul unui cartof îngrijorat, iar acum era în culmea agitației. — E vorba de Dancer. Iarăși a ieșit. A treia oară săptămâna asta, doamnă Claus, a treia oară. Și jur pe fiecare nasture pe care îl am că zăvorul era tras când am plecat, tras și verificat, și iat-o acum mâncând verzele bune și nu se lasă condusă, și nu-mi place deloc cum se prezintă treaba, n-am de gând să ascund asta.</w:t>
+      </w:r>
+    </w:p>
+    <w:p>
+      <w:r>
+        <w:t>— Bună ziua și ție, Bram, i-am spus și mi-am lăsat coșul înăuntru, lângă ușa bucătăriei. Dincolo, în grădină, Dancer și-a ridicat capul mare din straturile de varză, s-a uitat la mine cu un interes blajin și s-a întors la verze. — Așa. De ce nu-ți place cum se prezintă?</w:t>
+      </w:r>
+    </w:p>
+    <w:p>
+      <w:r>
+        <w:t>— Pentru că n-a ieșit singură. — A coborât tonul. — Adică a ieșit, evident, iată-o cum stă în verze, doar am ochi în cap. Dar poarta a fost încuiată după ea. Încuiată în urma ei, pe din afară, cu ea stând chiar în fața ei. De trei ori am coborât până acum și am găsit poarta închisă bine și un ren de partea greșită a ei, și spune-mi, doamnă Claus, cum naiba umblă un animal la un zăvor din partea în care nu se află, și o să-ți spun și eu același lucru pe care tot i-l spun tânărului Fenn, și anume că ceva se pune la cale în orașul ăsta, ceva se pune la cale.</w:t>
+      </w:r>
+    </w:p>
+    <w:p>
+      <w:r>
+        <w:t>Avea dreptate, bineînțeles, deși n-am recunoscut-o. Am ieșit în grădina rece și i-am pus palma plată pe umărul cald al lui Dancer. M-a lăsat și s-a sprijinit puțin în el. N-ar fi lăsat să fie condusă nici măcar un pas de Bram, dar eu am dus-o înapoi peste uliță, spre țarc, fără cea mai mică problemă. Poarta stătea deschisă și obișnuită. Am trecut-o prin ea și am tras zăvorul. Am stat toți trei și ne-am uitat la zăvor. A rămas tras. Dancer și-a pus nasul peste șipca de sus și a scos un oftat lung și cald spre Bram și spre mine.</w:t>
       </w:r>
     </w:p>
     <w:p>
@@ -2456,17 +2434,17 @@
     </w:p>
     <w:p>
       <w:r>
-        <w:t>— În atelier. Unde altundeva? Bram a tras aer pe nas, simțindu-se jignit din nou. Nu mă lasă să intru. Nu-l lasă nici pe Fenn. Construiește cine știe ce după o ușă încuiată la orice oră din noapte și își îngână ceva în barbă. Sunt șeful acelui atelier de două sute de ani, doamna Claus, de două sute, și acum sunt ținut afară din jumătate din el ca un străin venit să citească apometrul. S-a corectat și a adăugat în grabă: Nu că aș băga nasul. N-aș băga nasul niciodată. Doar că un atelier cere un șef care să știe ce se află înăuntru, asta-i tot, e o chestiune de demnitate profesională.</w:t>
-      </w:r>
-    </w:p>
-    <w:p>
-      <w:r>
-        <w:t>— Sunt ținută și eu afară, dacă asta te consolează cu ceva, i-am spus, și se părea că l-a consolat, cu mângâierea aia mică și meschină a tovărășiei în suferință. L-am lăsat să se frămânțe cu folos în jurul porții, ceea ce era starea preferată a lui Bram și nu făcea niciun rău, și am plecat să-mi găsesc soțul.</w:t>
-      </w:r>
-    </w:p>
-    <w:p>
-      <w:r>
-        <w:t>Atelierul strălucea pe la toate încheieturile. Asta a fost primul lucru, și m-a oprit pe cărare. Fiecare crăpătură din jurul ușii încuiate, fiecare gaură din vechii pereți de scândură lăsa să scape o lumină caldă și aurie, exact acel aur în care se transformaseră luminile de la festival, iar când mi-am pus palma pe ușă, lemnul acesteia era cald ca o pâine proaspătă. Dinăuntru venea fâsâitul acela gutural și fără ton al lui Nick și, pe sub el, un sunet căruia nu-i știam numele. Un sunet ca al unui foc care se așază pentru noapte. Un sunet ca al unei arătări mari care respiră rar în somn.</w:t>
+        <w:t>— În atelier. Unde altundeva? — Bram a tras aer pe nas, simțindu-se jignit din nou. — Nu mă lasă să intru. Nu-l lasă nici pe Fenn. Construiește cine știe ce după o ușă încuiată la orice oră din noapte și își îngână ceva în barbă. Sunt șeful acelui atelier de două sute de ani, doamnă Claus, de două sute, și acum sunt ținut afară din jumătate din el ca un străin venit să citească apometrul. S-a corectat și a adăugat în grabă: — Nu că aș băga nasul. N-aș băga nasul niciodată. Doar că un atelier cere un șef care să știe ce se află înăuntru, asta-i tot, e o chestiune de demnitate profesională.</w:t>
+      </w:r>
+    </w:p>
+    <w:p>
+      <w:r>
+        <w:t>— Sunt ținută și eu afară, dacă asta te consolează cu ceva, i-am spus, și se părea că l-a consolat, cu mângâierea aia mică și meschină a tovărășiei în suferință. L-am lăsat să se frământe cu folos în jurul porții, ceea ce era starea preferată a lui Bram și nu făcea niciun rău, și am plecat să-mi găsesc soțul.</w:t>
+      </w:r>
+    </w:p>
+    <w:p>
+      <w:r>
+        <w:t>Atelierul strălucea pe la toate încheieturile. Asta a fost primul lucru, și m-a oprit pe cărare. Fiecare crăpătură din jurul ușii încuiate, fiecare gaură din vechii pereți de scândură lăsa să scape o lumină caldă și aurie, exact acel aur în care se transformaseră luminile de la festival, iar când mi-am pus palma pe ușă, lemnul acesteia era cald ca o pâine proaspătă. Dinăuntru venea fredonatul acela jos și fără melodie al lui Nick și, pe sub el, un sunet căruia nu-i știam numele. Un sunet ca al unui foc care se așază pentru noapte. Un sunet ca al unei arătări mari care respiră rar în somn.</w:t>
       </w:r>
     </w:p>
     <w:p>
@@ -2476,12 +2454,12 @@
     </w:p>
     <w:p>
       <w:r>
-        <w:t>Fâsâitul a încetat. Ușa s-a deschis cât o palmă și fața lui Nick a apărut în crăpătură, îmbujorată, mulțumită și mirosind a pin tăiat și a acelui alt lucru mai cald căruia nu-i puteam da un nume. În spatele lui, lumina era puternică, așa că mi-am ținut privirea ațintită asupra chipului său și nu m-am uitat dincolo de el în cameră, pentru că îmi dădusem cuvântul.</w:t>
-      </w:r>
-    </w:p>
-    <w:p>
-      <w:r>
-        <w:t>— Zăvorul, a repetat el, iar mulțumirea i s-a estompat puțin, transformându-se în ceva mai grav. Îi trage. Renii simt asta înaintea oricăruia dintre noi. Au simțit-o întotdeauna, încă de la primul. A ieșit și a tras ușa după el, iar pe măsură ce s-a îndepărtat de ea, cusăturile aurii s-au estompat. Vino să te plimbi cu mine. O să-ți spun ce pot, ceea ce nu e mult, pentru că nici eu nu știu prea multe încă. Dar ți-ai câștigat ce am.</w:t>
+        <w:t>Fredonatul a încetat. Ușa s-a deschis cât o palmă și fața lui Nick a apărut în crăpătură, îmbujorată, mulțumită și mirosind a pin tăiat și a acelui alt lucru mai cald căruia nu-i puteam da un nume. În spatele lui, lumina era puternică, așa că mi-am ținut privirea ațintită asupra chipului său și nu m-am uitat dincolo de el în cameră, pentru că îmi dădusem cuvântul.</w:t>
+      </w:r>
+    </w:p>
+    <w:p>
+      <w:r>
+        <w:t>— Zăvorul, a repetat el, iar mulțumirea i s-a estompat puțin, transformându-se în ceva mai grav. — Îi atrage. Renii simt asta înaintea oricăruia dintre noi. Au simțit-o întotdeauna, încă de la primul. — A ieșit și a tras ușa după el, iar pe măsură ce s-a îndepărtat de ea, fantele aurii s-au estompat. — Vino să te plimbi cu mine. O să-ți spun ce pot, ceea ce nu e mult, pentru că nici eu nu știu prea multe încă. Dar ți-ai câștigat ce am.</w:t>
       </w:r>
     </w:p>
     <w:p>
@@ -2491,7 +2469,7 @@
     </w:p>
     <w:p>
       <w:r>
-        <w:t>— A coborât odată cu noi, a spus el. Magia. Partea aia o știi. N-a fost niciodată a Polului, Polul a fost doar locul unde s-a așezat. Un cămin pe care și-l tocise de mult timp, un loc unde să fie. Și noi am plecat, și a venit odată cu noi, pentru că e a noastră, sau noi suntem ai ei, n-am fost niciodată sigur cum stă treaba asta. Și aici n-are cămin. Niciun loc tocit în care să se așeze. Așa că scâncește. A dat din cap spre orașul de dedesubt, unde luminile festivalului începeau să se aprindă pe acoperișurile îndepărtate, aurii acolo unde ar fi trebuit să fie portocalii. Lucruri mărunte, în mare parte. Lumini care își schimbă culoarea. Un zăvor care se închide singur. Un dovleac pe care crește vâsc. Nu face niciun rău, Jess. Nu știe cum să facă rău. E ca un câine care și-a pierdut stăpânul, mergând din ușă în ușă pe toată strada, plin de speranță la fiecare dintre ele.</w:t>
+        <w:t>— A coborât odată cu noi, a spus el. Magia. Partea aia o știi. N-a fost niciodată a Polului, Polul a fost doar locul unde s-a așezat. Un cămin pe care și-l tocise de mult timp, un loc unde să fie. Și noi am plecat, și a venit odată cu noi, pentru că e a noastră, sau noi suntem ai ei, n-am fost niciodată sigur cum stă treaba asta. Și aici n-are cămin. Niciun loc tocit în care să se așeze. Așa că scapără. — A dat din cap spre orașul de dedesubt, unde luminile festivalului începeau să se aprindă pe acoperișurile îndepărtate, aurii acolo unde ar fi trebuit să fie portocalii. — Lucruri mărunte, în mare parte. Lumini care își schimbă culoarea. Un zăvor care se închide singur. Un dovleac pe care crește ilice. Nu face niciun rău, Jess. Nu știe cum să facă rău. E ca un câine care și-a pierdut stăpânul, mergând din ușă în ușă pe toată strada, plin de speranță la fiecare dintre ele.</w:t>
       </w:r>
     </w:p>
     <w:p>
@@ -2501,12 +2479,12 @@
     </w:p>
     <w:p>
       <w:r>
-        <w:t>— Căutându-și casa. S-a oprit din mers și a privit o clipă în jos, spre orașul luminat în aur. Și devine tot mai puternică. Mai multe lumini în fiecare noapte. Nu știu de ce încă. Asta e tot ce înțeleg. M-a luat de mână.</w:t>
-      </w:r>
-    </w:p>
-    <w:p>
-      <w:r>
-        <w:t>— Și atelierul. N-am formulat-o ca pe o întrebare. Surpriza ta. Face parte din asta.</w:t>
+        <w:t>— Căutându-și casa. — S-a oprit din mers și a privit o clipă în jos, spre orașul luminat în aur. — Și devine tot mai puternică. Mai multe lumini în fiecare noapte. Nu știu de ce încă. Asta e tot ce înțeleg. — M-a luat de mână.</w:t>
+      </w:r>
+    </w:p>
+    <w:p>
+      <w:r>
+        <w:t>— Și atelierul. — N-am formulat-o ca pe o întrebare. — Surpriza ta. Face parte din asta.</w:t>
       </w:r>
     </w:p>
     <w:p>
@@ -2516,7 +2494,7 @@
     </w:p>
     <w:p>
       <w:r>
-        <w:t>— E un loc în care să se așeze, a spus în cele din urmă, cu voce joasă. Asta e tot ce voi spune, și chiar și asta e mai mult decât ar trebui, pentru că nu e gata și nu știu dacă va rezista. Încerc să construiesc lucrul pe care îl caută, Jess. Un cămin. Ca să nu mai umble din ușă în ușă prin întuneric, ci să vină acasă și să se culce. Mi-a strâns mâna. Să nu spui nimănui. Nu pentru că e un secret care trebuie tăinuit. Ci pentru că nu vreau să o spun cu voce tare înainte să știu că va funcționa.</w:t>
+        <w:t>— E un loc în care să se așeze, a spus în cele din urmă, cu voce joasă. Asta e tot ce voi spune, și chiar și asta e mai mult decât ar trebui, pentru că nu e gata și nu știu dacă va rezista. Încerc să construiesc lucrul pe care îl caută, Jess. Un cămin. Ca să nu mai umble din ușă în ușă prin întuneric, ci să vină acasă și să se culce. — Mi-a strâns mâna. — Să nu spui nimănui. Nu pentru că e un secret care trebuie tăinuit. Ci pentru că nu vreau să o spun cu voce tare înainte să știu că va funcționa.</w:t>
       </w:r>
     </w:p>
     <w:p>
@@ -2536,7 +2514,7 @@
     </w:p>
     <w:p>
       <w:r>
-        <w:t>— Urmărește mirosul, am spus încet, privind-o cum stătea acolo lângă singurul obiect de fierărie din casă. Biletul miroase a fierărie, iar ea s-a dus și a găsit singurul obiect de fierărie din bucătăria asta și îmi spune că se potrivesc. Nu urmărește o persoană, Nick. N-a făcut-o niciodată. Urmărește un loc. Oriunde a fost biletul ăla, asta știe nasul ei. M-am uitat în jos la pasărea mea isteață. Pip. Mi-ai spus răspunsul încă din prima noapte, iar eu n-am ascultat.</w:t>
+        <w:t>— Urmărește mirosul, am spus încet, privind-o cum stătea acolo lângă singurul obiect de fierărie din casă. Biletul miroase a fierărie, iar ea s-a dus și a găsit singurul obiect de fierărie din bucătăria asta și îmi spune că se potrivesc. Nu urmărește o persoană, Nick. N-a făcut-o niciodată. Urmărește un loc. Oriunde a fost biletul ăla, asta știe nasul ei. — M-am uitat în jos la pasărea mea isteață. — Pip. Mi-ai spus răspunsul încă din prima noapte, iar eu n-am ascultat.</w:t>
       </w:r>
     </w:p>
     <w:p>
@@ -2557,13 +2535,13 @@
     <w:p/>
     <w:p>
       <w:r>
-        <w:t>Primăria era o clădire din cărămidă scorțoasă, aflată în capul parcului comunal, cu un turn cu ceas care o luase înainte cu patru minute, după cum știa toată lumea de când se știa. M-am dus acolo lunea, însoțită de Pip, având două treburi: una reală și alta mai puțin. Treaba reală era să trec numele cercului pe lista de ajutoare pentru festival și să întreb, în numele nimănui altcuiva decât al orașului, dacă Frost Falls ar putea găsi niște mărunțiș pentru Societatea de Istorie, înainte ca acoperișul acesteia să se prăbușească de tot. Treaba mai puțin reală era s-o privesc pe Vera Reed cum se cuvine, de aproape.</w:t>
-      </w:r>
-    </w:p>
-    <w:p/>
-    <w:p>
-      <w:r>
-        <w:t>Holul era ticsit de portrete ale foștilor primari, înrămate în foiță de aur și pline de sine, un număr remarcabil dintre ele purtând chipul familiei Blackburn; același nas lung Blackburn se lăsase din tată-n fiu pe pereți ca o lingură de argint moștenită. În fundul holului, ușa celui actual era larg deschisă. În spatele unui birou mare și curat, pe care nu se afla decât un telefon și un suprativ din piele, ședea chiar primarul Blackburn, un bărbat cu aer unsuros și cenușiu care moștenise nasul, funcția și, din câte bănuia toată lumea prin oraș, cam atât.</w:t>
+        <w:t>Primăria era o clădire pretențioasă din cărămidă, aflată în capul parcului, cu un turn cu ceas care o luase înainte cu patru minute, după cum știa toată lumea de când se știa. M-am dus acolo lunea, însoțită de Pip, având două treburi: una reală și alta mai puțin. Treaba reală era să trec numele cercului pe lista de ajutoare pentru festival și să întreb, în numele nimănui altcuiva decât al orașului, dacă Frost Falls ar putea găsi niște mărunțiș pentru Societatea de Istorie, înainte ca acoperișul acesteia să se prăbușească de tot. Treaba mai puțin reală era s-o privesc pe Vera Reed cum se cuvine, de aproape.</w:t>
+      </w:r>
+    </w:p>
+    <w:p/>
+    <w:p>
+      <w:r>
+        <w:t>Holul era ticsit de portrete ale foștilor primari, înrămate în foiță de aur și pline de sine, un număr remarcabil dintre ele purtând chipul familiei Blackburn; același nas lung Blackburn se lăsase din tată-n fiu pe pereți ca argintăria familiei. În fundul holului, ușa celui actual era larg deschisă. În spatele unui birou mare și curat, pe care nu se afla decât un telefon și o mapă de birou din piele, ședea chiar primarul Blackburn, un bărbat lins și cenușiu care moștenise nasul, funcția și, din câte bănuia toată lumea prin oraș, cam atât.</w:t>
       </w:r>
     </w:p>
     <w:p/>
@@ -2575,7 +2553,7 @@
     <w:p/>
     <w:p>
       <w:r>
-        <w:t>— Doamna Claus. Lista pentru festival?</w:t>
+        <w:t>— Doamnă Claus. Lista pentru festival?</w:t>
       </w:r>
     </w:p>
     <w:p/>
@@ -2599,7 +2577,7 @@
     <w:p/>
     <w:p>
       <w:r>
-        <w:t>— Este o cauză nobilă, a spus el după ce am terminat. Theo face o treabă excelentă, în felul lui. Însă bugetul orașului este bugetul orașului, doamna Claus, iar istoria, cu iertare, nu deszăpezește străzile în februarie și nici nu ține becurile aprinse. Societatea s-a descurcat mereu pe cont propriu. Sunt sigur că își vor găsi echilibrul, cum au făcut-o și până acum. A scos un zâmbet, zâmbetul unui om care hotărâse că fusese generos doar ascultând. Poate că festivalul dumneavoastră se va dovedi o mică strângere de fonduri grozavă pentru ei. Oamenii devin sentimentali în perioada aceasta a anului.</w:t>
+        <w:t>— Este o cauză nobilă, a spus el după ce am terminat. Theo face o treabă excelentă, în felul lui. Însă bugetul orașului este bugetul orașului, doamnă Claus, iar istoria, cu iertare, nu deszăpezește străzile în februarie și nici nu ține becurile aprinse. Societatea s-a descurcat mereu pe cont propriu. Sunt sigur că își vor găsi echilibrul, cum au făcut-o și până acum. — A scos un zâmbet, zâmbetul unui om care hotărâse că fusese generos doar ascultând. — Poate că festivalul dumneavoastră se va dovedi o mică strângere de fonduri grozavă pentru ei. Oamenii devin sentimentali în perioada aceasta a anului.</w:t>
       </w:r>
     </w:p>
     <w:p/>
@@ -2617,28 +2595,28 @@
     <w:p/>
     <w:p>
       <w:r>
-        <w:t xml:space="preserve">Avea lista pentru festival pregătită și îndreptată pe suprativ. Pe măsură ce-și trecea stiloul pe ea, adăugând cercul cu scrisul ei mic și îngrijit, mi-am lăsat privirea să alunece pe biroul ei, degajată, leneșă, ca a unei femei care așteaptă în timp ce o funcționară își termină treaba. O minune a ordinii era biroul acela. Dosare etichetate, frumos așezate în suport. Un calendar mare de perete, împărțit în pătrățele și adnotat. Iar în spatele ei, de la podea până în tavan, un perete cu fișete, fiecare având pe față un mic cadran din aramă care ținea o fișă dactilografiată. </w:t>
+        <w:t xml:space="preserve">Avea lista pentru festival pregătită și îndreptată pe mapa de birou. Pe măsură ce-și trecea stiloul pe ea, adăugând cercul cu scrisul ei mic și îngrijit, mi-am lăsat privirea să alunece pe biroul ei, degajată, leneșă, ca a unei femei care așteaptă în timp ce o funcționară își termină treaba. O minune a ordinii era biroul acela. Dosare etichetate, frumos așezate în suport. Un calendar mare de perete, împărțit în pătrățele și adnotat. Iar în spatele ei, de la podea până în tavan, un perete cu fișete, fiecare având pe față o mică ramă de alamă care ținea o fișă dactilografiată. </w:t>
       </w:r>
       <w:r>
         <w:rPr>
           <w:i/>
         </w:rPr>
-        <w:t>DEEDS. PERMITS. TAX ROLLS. PROPERTY RECORDS, 1900–1950.</w:t>
-      </w:r>
-      <w:r>
-        <w:t xml:space="preserve"> Întreaga memorie de hârtie a cine deținuse ce în Frost Falls, un secol din ea, stând în spatele acestei singure femei obosite, iar cheile pentru toate se aflau în inelul de la șoldul ei.</w:t>
-      </w:r>
-    </w:p>
-    <w:p/>
-    <w:p>
-      <w:r>
-        <w:t>Pip găsise cadrele de aramă. Stătea bot în bot cu propria reflexie în cel mai de jos, admirându-se.</w:t>
-      </w:r>
-    </w:p>
-    <w:p/>
-    <w:p>
-      <w:r>
-        <w:t>— Țineți evidența proprietăților, am spus eu, ușor, ca și cum aș fi vorbit doar ca să umplu tăcerea zgârieturilor de stilou. Totul, mergând în urmă. Trebuie să fie util pentru oameni. Pun pariu că jumătate din oraș vine la voi când vrea să afle cine le-a construit casa sau pe unde s-a pierdut pământul bunicii lor.</w:t>
+        <w:t>ACTE DE PROPRIETATE. AUTORIZAȚII. REGISTRE FISCALE. EVIDENȚA PROPRIETĂȚILOR, 1900–1950.</w:t>
+      </w:r>
+      <w:r>
+        <w:t xml:space="preserve"> Întreaga memorie de hârtie a cine deținuse ce în Frost Falls, un secol din ea, stând în spatele acestei singure femei obosite, iar cheile pentru toate se aflau pe inelul de chei de la șoldul ei.</w:t>
+      </w:r>
+    </w:p>
+    <w:p/>
+    <w:p>
+      <w:r>
+        <w:t>Pip găsise ramele de alamă. Stătea bot în bot cu propria reflexie în cel mai de jos, admirându-se.</w:t>
+      </w:r>
+    </w:p>
+    <w:p/>
+    <w:p>
+      <w:r>
+        <w:t>— Țineți evidența proprietăților, am spus eu, ușor, ca și cum aș fi vorbit doar ca să umplu tăcerea zgârieturilor de stilou. Totul, mergând în urmă. Trebuie să fie util pentru oameni. Pun pariu că jumătate din oraș vine la dumneavoastră când vrea să afle cine le-a construit casa sau pe unde s-a pierdut pământul bunicii lor.</w:t>
       </w:r>
     </w:p>
     <w:p/>
@@ -2650,13 +2628,13 @@
     <w:p/>
     <w:p>
       <w:r>
-        <w:t>— Lumea vine la mine pentru tot felul de lucruri, a zis ea. Stiloul nu i s-a oprit. În special ca să se plângă de taxe.</w:t>
-      </w:r>
-    </w:p>
-    <w:p/>
-    <w:p>
-      <w:r>
-        <w:t>— Întreb doar pentru că o prietenă de-a mea a fost curioasă în ultima vreme în legătură cu vechile familii. Blackburnii. De unde au venit primii bani, din zilele fondării. I-am spus că tu ai ști mai bine ca oricine unde măcar să cauți așa ceva.</w:t>
+        <w:t>— Lumea vine la mine pentru tot felul de lucruri, a zis ea. Stiloul nu i s-a oprit. — În special ca să se plângă de taxe.</w:t>
+      </w:r>
+    </w:p>
+    <w:p/>
+    <w:p>
+      <w:r>
+        <w:t>— Întreb doar pentru că o prietenă de-a mea a fost curioasă în ultima vreme în legătură cu vechile familii. Blackburnii. De unde au venit primii bani, din zilele fondării. I-am spus că dumneavoastră ați ști mai bine ca oricine unde măcar să cauți așa ceva.</w:t>
       </w:r>
     </w:p>
     <w:p/>
@@ -2674,13 +2652,13 @@
     <w:p/>
     <w:p>
       <w:r>
-        <w:t>— N-aș ști nimic despre Blackburni, a spus ea, ceea ce era un lucru ciudat de zis când un Blackburn ședea la șase picioare distanță în spatele ușii lui deschise, iar actele Blackburnilor umpleau fișetele din spatele ei. Aia e treaba lui Theo. Societatea de Istorie. Eu doar țin evidențele. Nu le citesc.</w:t>
-      </w:r>
-    </w:p>
-    <w:p/>
-    <w:p>
-      <w:r>
-        <w:t xml:space="preserve">A împins lista festivalului spre mine pe suprativ. </w:t>
+        <w:t>— N-aș ști nimic despre Blackburni, a spus ea, ceea ce era un lucru ciudat de zis când un Blackburn ședea la doi metri distanță în spatele ușii lui deschise, iar actele Blackburnilor umpleau fișetele din spatele ei. — Aia e treaba lui Theo. Societatea de Istorie. Eu doar țin evidențele. Nu le citesc.</w:t>
+      </w:r>
+    </w:p>
+    <w:p/>
+    <w:p>
+      <w:r>
+        <w:t xml:space="preserve">A împins lista festivalului spre mine pe mapa de birou. </w:t>
       </w:r>
     </w:p>
     <w:p/>
@@ -2704,19 +2682,19 @@
     <w:p/>
     <w:p>
       <w:r>
-        <w:t>— Asta e tot, am spus. Îți mulțumesc, Vera. Arăți surmenată, dacă mă ierți că o spun. Te pun să muncești mult prea mult în locul ăsta.</w:t>
-      </w:r>
-    </w:p>
-    <w:p/>
-    <w:p>
-      <w:r>
-        <w:t xml:space="preserve">Bunătatea a ajuns la ea unde întrebarea nu reușise. Umerii i s-au lăsat o fracțiune, iar fața i s-a șters a plâns înainte s-o poată opri. </w:t>
-      </w:r>
-    </w:p>
-    <w:p/>
-    <w:p>
-      <w:r>
-        <w:t>— E sezonul, a zis ea. Iar primarul plătește un salariu de oraș mic pentru munca unui oraș mare, și niciodată nu sunt suficienți bani la sfârșitul lunii. Nici pentru naiba anul ăsta. Facturile nu se plătesc singure.</w:t>
+        <w:t>— Asta e tot, am spus. Vă mulțumesc, Vera. Arătați surmenată, dacă mă iertați că o spun. Vă pun să munciți mult prea mult în locul ăsta.</w:t>
+      </w:r>
+    </w:p>
+    <w:p/>
+    <w:p>
+      <w:r>
+        <w:t xml:space="preserve">Bunătatea a ajuns la ea unde întrebarea nu reușise. Umerii i s-au lăsat o fracțiune, iar chipul i s-a clătinat în pragul lacrimilor înainte să se poată stăpâni. </w:t>
+      </w:r>
+    </w:p>
+    <w:p/>
+    <w:p>
+      <w:r>
+        <w:t>— E sezonul, a zis ea. Iar primarul plătește un salariu de oraș mic pentru munca unui oraș mare, și niciodată nu sunt suficienți bani la sfârșitul lunii. Pentru nimeni anul ăsta. Facturile nu se plătesc singure.</w:t>
       </w:r>
     </w:p>
     <w:p/>
@@ -2728,7 +2706,7 @@
     <w:p/>
     <w:p>
       <w:r>
-        <w:t>— Facturile nimănui nu se plătesc singure anul ăsta, nu-i așa, doamna Claus?</w:t>
+        <w:t>— Facturile nimănui nu se plătesc singure anul ăsta, nu-i așa, doamnă Claus?</w:t>
       </w:r>
     </w:p>
     <w:p/>
@@ -2752,7 +2730,7 @@
     <w:p/>
     <w:p>
       <w:r>
-        <w:t>Nu știam ce însemna asta. S-ar fi putut să nu însemne altceva decât o femeie obosită căreia nu-i păsa de întrebări băgărețe într-o zi lungă. Dar rugămintea mea pentru Societate eșuase, exact cum spusese Dot că o va face, iar Societatea urma să se stingă în continuare. Și acum erau doi oameni în Frost Falls al căror nume nu-l puteam auzi fără să mă gândesc la Blackburn. Unul conducea arhiva unde dispăruseră scrisorile.</w:t>
+        <w:t>Nu știam ce însemna asta. S-ar fi putut să nu însemne altceva decât o femeie obosită căreia nu-i păsa de întrebări băgărețe într-o zi lungă. Dar rugămintea mea pentru Societate eșuase, exact cum spusese Dot că o va face, iar Societatea urma să se stingă în continuare. Și acum erau doi oameni în Frost Falls la care nu mă puteam abține să nu mă gândesc când auzeam numele Blackburn. Unul conducea arhiva unde dispăruseră scrisorile.</w:t>
       </w:r>
     </w:p>
     <w:p/>
@@ -2769,7 +2747,7 @@
     <w:p/>
     <w:p>
       <w:r>
-        <w:t>Consiliul de administrație al Societății Istorice s-a întrunit în acea seară de luni, în încăperea rece din spate, sub un acoperiș care stătea să cadă. Claire m-a rugat să merg cu ea, pe jumătate pentru că Gazette-ul voia o față prietenoasă în sală și pe jumătate, am bănuit eu, pentru că ghicise mai multe decât lăsa să se vadă despre ce aveam eu asupra mea și voia să văd cu ochii mei cât de gravă era situația.</w:t>
+        <w:t>Consiliul de administrație al Societății de Istorie s-a întrunit în acea seară de luni, în încăperea rece din spate, sub un acoperiș care stătea să cadă. Claire m-a rugat să merg cu ea, pe jumătate pentru că Gazette-ul voia o față prietenoasă în sală și pe jumătate, am bănuit eu, pentru că ghicise mai multe decât lăsa să se vadă despre ce aveam eu asupra mea și voia să văd cu ochii mei cât de gravă era situația.</w:t>
       </w:r>
     </w:p>
     <w:p>
@@ -2789,7 +2767,7 @@
     </w:p>
     <w:p>
       <w:r>
-        <w:t>Theo a condus ședința, având un teanc de hârtii în față, cu ochelarii pe nas și cravata strâmbă. S-a ridicat ca să prezinte cifrele și rar mi-a fost dat să văd un bărbat făcând un lucru atât de greu cu atâta demnitate. Căci cifrele erau o sentință la moarte, iar el le-a citit oricum, cu vocea lui meticuloasă de istoric, de parcă n-ar fi fost decât un set oarecare de fapte despre orașul pe care îl iubea.</w:t>
+        <w:t>Theo a condus ședința, având un teanc de hârtii în față, cu ochelarii pe nas și cravata strâmbă. S-a ridicat ca să prezinte cifrele și rar mi-a fost dat să văd un bărbat făcând un lucru atât de greu cu atâta demnitate. Căci cifrele erau o condamnare la moarte, iar el le-a citit oricum, cu vocea lui meticuloasă de istoric, de parcă n-ar fi fost decât un set oarecare de fapte despre orașul pe care îl iubea.</w:t>
       </w:r>
     </w:p>
     <w:p>
@@ -2804,12 +2782,12 @@
     </w:p>
     <w:p>
       <w:r>
-        <w:t>— Asta spune aritmetica. Theo și-a scos ochelarii și și-a apăsat degetele pe rădăcina nasului, iar pentru o clipă vocea lui îngrijită a tremurat. Am făcut cereri peste tot. Vreau să știți asta cu toții. La fiecare subvenție, la fiecare fundație, la fiecare fond din trei state. Am un dosar întreg cu refuzurile. Aș putea tapeta camera asta cu ele și măcar atunci încăperea ar fi uscată. Câțiva dintre ei au râs, râsul acela trist și neputincios al unor oameni aflați la capătul opțiunilor. Orașul nu va ajuta. M-am dus eu însumi la primar primăvara trecută, iar doamna Claus a fost din nou în această dimineață, și el spune același lucru pe care îl spune mereu. Istoria nu deszăpezește drumurile. Și-a lăsat ochelarii jos, peste hârtii. Nu știu ce altceva să mai încerc. Am încercat să fiu rezonabil. Am încercat să stârnesc mila. Nu mi-e rușine să vă spun că am încercat să stârnesc mila, în scris, adresându-mă unei fundații din oraș, și mi-au trimis înapoi o scrisoare foarte politicoasă în care mă refuzau.</w:t>
-      </w:r>
-    </w:p>
-    <w:p>
-      <w:r>
-        <w:t>L-am privit în timp ce vorbea. Am văzut un om care se îneca pe față, într-o încăpere rece, în fața oamenilor care iubeau lucrul iubit de el și care o spunea cu voce tare, cu apa ajunsă deja la bărbie. Veniasem la acea ședință sperând încă pe jumătate că omul pe care îl bănuiam se va dovedi, într-un fel sau altul, a fi altcineva decât el. N-a fost așa. Era exact el. Un om cumsecade ajuns la capătul absolut al puterilor, privind cum Societatea căreia i se dăruise viața se scufundă din lipsă de bani, în timp ce pata se întindea pe tavan și găleata de tablă prindea ploaia.</w:t>
+        <w:t>— Asta spune aritmetica. — Theo și-a scos ochelarii și și-a apăsat degetele pe rădăcina nasului, iar pentru o clipă vocea lui îngrijită a tremurat. — Am făcut cereri peste tot. Vreau să știți asta cu toții. La fiecare subvenție, la fiecare fundație, la fiecare fond din trei state. Am un dosar întreg cu refuzurile. Aș putea tapeta camera asta cu ele și măcar atunci încăperea ar fi uscată. — Câțiva dintre ei au râs, râsul acela trist și neputincios al unor oameni aflați la capătul opțiunilor. — Orașul nu va ajuta. M-am dus eu însumi la primar primăvara trecută, iar doamna Claus a fost din nou în această dimineață, și el spune același lucru pe care îl spune mereu. Istoria nu deszăpezește drumurile. — Și-a lăsat ochelarii jos, peste hârtii. — Nu știu ce altceva să mai încerc. Am încercat să fiu rezonabil. Am încercat să stârnesc mila. Nu mi-e rușine să vă spun că am încercat să stârnesc mila, în scris, adresându-mă unei fundații dintr-un oraș mare, și mi-au trimis înapoi o scrisoare foarte politicoasă în care mă refuzau.</w:t>
+      </w:r>
+    </w:p>
+    <w:p>
+      <w:r>
+        <w:t>L-am privit în timp ce vorbea. Am văzut un om care se îneca pe față, într-o încăpere rece, în fața oamenilor care iubeau lucrul iubit de el și care o spunea cu voce tare, cu apa ajunsă deja la bărbie. Venisem la acea ședință sperând încă pe jumătate că omul pe care îl bănuiam se va dovedi, într-un fel sau altul, a fi altcineva decât el. N-a fost așa. Era exact el. Un om cumsecade ajuns la capătul absolut al puterilor, privind cum Societatea căreia își dăruise viața se scufundă din lipsă de bani, în timp ce pata se întindea pe tavan și găleata de tablă prindea ploaia.</w:t>
       </w:r>
     </w:p>
     <w:p>
@@ -2829,7 +2807,7 @@
     </w:p>
     <w:p>
       <w:r>
-        <w:t>Claire a plecat să-și scrie articolul ei blând și trist care n-avea să clintească nimic. Eu am rămas ca să-l ajut pe Theo și am pus scaunele unul peste altul împreună cu omul pe care începusem să-l bănuiesc că îmi șantaja prietena. Mi-a mulțumit de trei ori pentru asta. Apoi mi-a povestit despre momentul din 1936 când o inundație era cât pe ce să distrugă arhivele originale ale orașului, iar o duzină de cetățeni formaseră un lanț ca să ducă cutiile pe un teren mai înalt. Acela fusese orașul în cea mai bună ipostază a sa, a spus el, oameni cărând trecutul spre adăpost cu propriile mâini, și se gândea la asta în nopțile grele.</w:t>
+        <w:t>Claire a plecat să-și scrie articolul ei blând și trist care n-avea să clintească nimic. Eu am rămas ca să-l ajut pe Theo și am pus scaunele unul peste altul împreună cu omul pe care începusem să-l bănuiesc că o șantaja pe prietena mea. Mi-a mulțumit de trei ori pentru asta. Apoi mi-a povestit despre momentul din 1936 când o inundație era cât pe ce să distrugă arhivele originale ale orașului, iar o duzină de cetățeni formaseră un lanț ca să ducă cutiile pe un teren mai înalt. Acela fusese orașul în cea mai bună ipostază a sa, a spus el, oameni cărând trecutul spre adăpost cu propriile mâini, și se gândea la asta în nopțile grele.</w:t>
       </w:r>
     </w:p>
     <w:p>
@@ -2850,19 +2828,19 @@
     <w:p/>
     <w:p>
       <w:r>
-        <w:t>Frost Fitness era cea mai nouă afacere de pe Evergreen Avenue, totul din sticlă și lumină puternică și rece, cu scârțâitul cauciucului curat sub tălpi. Jamal Washington se implicase cu tot sufletul în festival, așa cum o făcea în absolut orice. Atârnase fulgi de nea din hârtie argintie de tavan și înșirase lumini albe în jurul fiecărei oglinzi, astfel încât întregul loc sclipea ca interiorul unui glob de sticlă scuturat. Un sistem de sunet undeva reda muzică având un ritm pe care îl simțeai în podea. Se afla la recepție când am intrat, iar chipul i s-a deschis în acel rânjet larg și cald care era pe jumătate motivul pentru care afacerea mergea atât de bine.</w:t>
-      </w:r>
-    </w:p>
-    <w:p/>
-    <w:p>
-      <w:r>
-        <w:t>— Doamna Claus! Și Pip! El a ocolit biroul și s-a așezat pe vine ca să o salute pe pinguină, care a tolerat gestul cu aerul unei regine în vizită. N-aș fi crezut că o voi spune vreodată, dar un pinguin este exact membrul care mi-a lipsit. Construit pentru frig. Înotător înnăscut. Oamenii tot îmi spun că ar trebui să montez o piscină, iar eu tot zic că n-am spațiu, dar pentru Pip aș găsi spațiu.</w:t>
-      </w:r>
-    </w:p>
-    <w:p/>
-    <w:p>
-      <w:r>
-        <w:t>— Ar prelua-o în mai puțin de o săptămână, am spus eu. N-ai mai prinde un culoar liber niciodată.</w:t>
+        <w:t>Frost Fitness era cea mai nouă afacere de pe Bulevardul Evergreen, totul din sticlă și lumină puternică și rece, cu scârțâitul cauciucului curat sub tălpi. Jamal Washington se implicase cu tot sufletul în festival, așa cum o făcea în absolut orice. Atârnase fulgi de nea din hârtie argintie de tavan și înșirase lumini albe în jurul fiecărei oglinzi, astfel încât întregul loc sclipea ca interiorul unui glob de sticlă scuturat. Un sistem de sunet undeva reda muzică având un ritm pe care îl simțeai în podea. Se afla la recepție când am intrat, iar chipul i s-a deschis în acel rânjet larg și cald care era pe jumătate motivul pentru care afacerea mergea atât de bine.</w:t>
+      </w:r>
+    </w:p>
+    <w:p/>
+    <w:p>
+      <w:r>
+        <w:t>— Doamnă Claus! Și Pip! — A ocolit biroul și s-a așezat pe vine ca să o salute pe pinguină, care a tolerat gestul cu aerul unei regine în vizită. — N-aș fi crezut că o voi spune vreodată, dar un pinguin este exact membrul care mi-a lipsit. Construit pentru frig. Înotător înnăscut. Oamenii tot îmi spun că ar trebui să montez o piscină, iar eu tot zic că n-am spațiu, dar pentru Pip aș găsi spațiu.</w:t>
+      </w:r>
+    </w:p>
+    <w:p/>
+    <w:p>
+      <w:r>
+        <w:t>— Ar prelua-o în mai puțin de o săptămână, am spus eu. N-ați mai prinde un culoar liber niciodată.</w:t>
       </w:r>
     </w:p>
     <w:p/>
@@ -2874,7 +2852,7 @@
     <w:p/>
     <w:p>
       <w:r>
-        <w:t>Îl trecusem pe Jamal pe listă din motive cinstite. O ajutase pe Theo să amenajeze expoziția, cărând lăzile grele înăuntrul și în afara arhivei mai bine de o săptămână. Avea probleme cu banii despre care știa tot orașul, extinderea sălii stagnase, un împrumut blocat undeva în angrenajele lente ale unei bănci. Un bărbat cu datorii și acces liber la arhivă, care pusese mâna pe cutiile familiei Blackburn. Ar fi fost o neglijanță să nu-l iau în considerare.</w:t>
+        <w:t>Îl trecusem pe Jamal pe listă din motive cinstite. Îl ajutase pe Theo să amenajeze expoziția, cărând lăzile grele înăuntrul și în afara arhivei mai bine de o săptămână. Avea probleme cu banii despre care știa tot orașul, extinderea sălii stagnase, un împrumut blocat undeva în angrenajele lente ale unei bănci. Un bărbat cu datorii și acces liber la arhivă, care pusese mâna pe cutiile familiei Blackburn. Ar fi fost o neglijanță să nu-l iau în considerare.</w:t>
       </w:r>
     </w:p>
     <w:p/>
@@ -2898,7 +2876,7 @@
     <w:p/>
     <w:p>
       <w:r>
-        <w:t>— Încet, a recunoscut el. Banca stă călare pe împrumut. A treia lună deja. De fiecare dată când cred că am ajuns acolo, mai vor un formular, încă un număr, încă o lună de extrase de cont. A privit în altă parte, peste podeaua nouă și luminoasă. N-am de gând să te mint, doamna Claus, e greu. Am pus totul în locul ăsta. Tot ce aveam și o bună bucată din ce n-aveam. Sunt nopți în care fac calculele și apoi stau întins și nu dorm.</w:t>
+        <w:t>— Încet, a recunoscut el. Banca stă călare pe împrumut. A treia lună deja. De fiecare dată când cred că am ajuns acolo, mai vor un formular, încă un număr, încă o lună de extrase de cont. — A privit în altă parte, peste podeaua nouă și luminoasă. — N-am de gând să vă mint, doamnă Claus, e greu. Am pus totul în locul ăsta. Tot ce aveam și o bună bucată din ce n-aveam. Sunt nopți în care fac calculele și apoi stau întins și nu dorm.</w:t>
       </w:r>
     </w:p>
     <w:p/>
@@ -2910,13 +2888,13 @@
     <w:p/>
     <w:p>
       <w:r>
-        <w:t>— Așa e. A dat afară un oftat prelung și apoi, pentru că mama lui îl crescuse probabil să nu se plângă fără să aibă un plan pregătit, și-a îndreptat umerii. Dar iată ce fac în privința asta, din moment ce ai întrebat, și prefer să îți spun direct decât să te faci griji. Am luat contractul de pază pentru festival. Peste noapte, tot weekendul, supraveghind standurile, scena și echipamentul ca să nu dispară nimic în întuneric. Și am adăugat orele matinale, antrenamentul de la cinci și jumătate, înainte ca ziua obișnuită măcar să înceapă. A ridicat din umeri, iar rânjetul a revenit mai sincer de data aceasta. Nu rezolvi problemele cu bani dorindu-ți lucruri, doamna Claus. Le rezolvi muncind mai multe ore decât are necazul. Este singura metodă pe care o cunosc și nu m-a dezamăgit niciodată până acum, e doar lentă și doare.</w:t>
-      </w:r>
-    </w:p>
-    <w:p/>
-    <w:p>
-      <w:r>
-        <w:t>Am stat cu asta în minte așa cum stătusem cu cei douăzeci de dolari ai lui Sam. Aici era un om cufundat în datorii, având toate motivele din lume și pe deasupra toate oportunitățile. Răspunsul lui la asta era să stea de pază toată noaptea la festivalul orașului pentru un onorariu și să învețe bunicile să facă fandări la ora cinci și jumătate dimineața. Jamal muncea la trei slujbe ca să iasă din gaură în mod cinstit, epuizant, pas cu pas, iar asta nu se potrivea cu o scrisoare de șantaj pentru o jumătate de milion de dolari. Calculele nu se potriveau. Dacă Jamal Washington ar fi avut vreo modalitate oarecare de a scoate acel gen de bani dintr-un secret, n-ar fi pus ceasul să sune la cinci.</w:t>
+        <w:t>— Așa e. — A dat afară un oftat prelung și apoi, pentru că mama lui îl crescuse probabil să nu se plângă fără să aibă un plan pregătit, și-a îndreptat umerii. — Dar iată ce fac în privința asta, din moment ce ați întrebat, și prefer să vă spun direct decât să vă faceți griji. Am luat contractul de pază pentru festival. Peste noapte, tot weekendul, supraveghind standurile, scena și echipamentul ca să nu dispară nimic în întuneric. Și am adăugat orele matinale, antrenamentul de la cinci și jumătate, înainte ca ziua obișnuită măcar să înceapă. A ridicat din umeri, iar rânjetul a revenit mai sincer de data aceasta. — Nu rezolvi problemele cu bani dorindu-ți lucruri, doamnă Claus. Le rezolvi muncind mai multe ore decât are necazul. Este singura metodă pe care o cunosc și nu m-a dezamăgit niciodată până acum, e doar lentă și doare.</w:t>
+      </w:r>
+    </w:p>
+    <w:p/>
+    <w:p>
+      <w:r>
+        <w:t>Am stat cu asta în minte așa cum stătusem cu cei douăzeci de dolari ai lui Sam. Aici era un om cufundat în datorii, având toate motivele din lume și pe deasupra toate oportunitățile. Răspunsul lui la asta era să stea de pază toată noaptea la festivalul orașului pentru un onorariu și să învețe bunicile să facă fandări la ora cinci și jumătate dimineața. Jamal muncea la trei slujbe ca să iasă din gaură în mod cinstit, epuizant, pas cu pas, iar asta nu se potrivea cu un bilet de șantaj pentru o jumătate de milion de dolari. Calculele nu se potriveau. Dacă Jamal Washington ar fi avut vreo modalitate oarecare de a scoate acel gen de bani dintr-un secret, n-ar fi pus ceasul să sune la cinci.</w:t>
       </w:r>
     </w:p>
     <w:p/>
@@ -2928,43 +2906,43 @@
     <w:p/>
     <w:p>
       <w:r>
-        <w:t>— Ai ajutat-o pe Theo cu expoziția, am spus. Toate actele acelea vechi. Ai aruncat o privire peste vreunul în timp ce erai acolo? Lucrurile familiei Blackburn, scrisorile vechi?</w:t>
-      </w:r>
-    </w:p>
-    <w:p/>
-    <w:p>
-      <w:r>
-        <w:t>— Să mă uit la ele? A râs, luat prin surprindere. Doamna Claus, căram vitrine de prezentare două câte două și încercam să nu-mi pun piciorul printr-un scaun vechi de o sută de ani. N-am citit nici măcar un cuvânt. N-aș fi putut să deosebesc un Blackburn de o mure. Theo îmi dădea o cutie și spunea „ai grijă acum, ai grijă, aia e prețioasă”, iar eu căram cutia prețioasă unde îmi arăta și mă întorceam glonț după următoarea cutie prețioasă. A dat din cap, rânjind la amintire. Până la sfârșitul săptămânii eram atât de stors încât aș fi semnat orice doar pentru permisiunea de a mă așeza. A fost întreaga mea carieră de istoric.</w:t>
-      </w:r>
-    </w:p>
-    <w:p/>
-    <w:p>
-      <w:r>
-        <w:t>A spus-o cu lejeritate, fără a avea nicio intenție că mi-ar fi dat de bănuit cu ceva, iar eu mi-am păstrat chipul relaxat în timp ce înăuntrul meu se auzea acel clic mic și curat. Nu citise scrisorile. Cărase cutiile cu privirea pironită la picioare. Indiferent ce citise șantajistul în actele familiei Blackburn, brosa, piatra, casa de amanet, Jamal nu le avusese niciodată în fața ochilor. Le avusese în brațe, închise într-o cutie, și nu se uitase niciodată înăuntru.</w:t>
-      </w:r>
-    </w:p>
-    <w:p/>
-    <w:p>
-      <w:r>
-        <w:t>— Ei bine, am spus, ești un prieten bun pentru Theo, împrumutându-i atâta forță fizică atunci când aveai propriile necazuri. Cred că avea mare nevoie.</w:t>
-      </w:r>
-    </w:p>
-    <w:p/>
-    <w:p>
-      <w:r>
-        <w:t>— Este un om bun. Rânjetul s-a îmblânzit. Îngrijorat mort din cauza locului ăla, totuși, tot timpul. Puteai să vezi asta pe el. De parcă clădirea ar fi fost o rudă bolnavă la căpătâiul căreia veghea. Se oprea din mijlocul explicației despre unde să așez o vitrină și doar se holba la pata de umezeală de pe tavanul din camera din spate de parcă l-ar fi ucis în mod personal. A scuturat din cap. Sper că cineva îl ajută. I-aș da banii eu însumi dacă aș avea vreunul, dar sunt cam cel mai nimerit om din acest oraș să i se ceară bani anul acesta.</w:t>
-      </w:r>
-    </w:p>
-    <w:p/>
-    <w:p>
-      <w:r>
-        <w:t>— Tu ești omul potrivit căruia să i se ceară forță fizică, am spus. Și bunătate. Astea contează la fel de mult.</w:t>
-      </w:r>
-    </w:p>
-    <w:p/>
-    <w:p>
-      <w:r>
-        <w:t>L-am lăsat în sala lui de sport sclipitoare și cu ușa flancată de folie de plastic. Pip și cu mine am ieșit în frig. Undeva între ușă și colț, l-am tăiat pe Jamal Washington de pe lista din mintea mea, blând, așa cum lași jos un lucru de a cărui cărat te bucuri că ai scăpat. Trei slujbe și niciun secret în el. Probleme cu banii înfruntate direct la lumina zilei, unde toată lumea le putea vedea.</w:t>
+        <w:t>— L-ați ajutat pe Theo cu expoziția, am spus. Toate actele acelea vechi. Ați aruncat o privire peste vreunul în timp ce erați acolo? Lucrurile familiei Blackburn, scrisorile vechi?</w:t>
+      </w:r>
+    </w:p>
+    <w:p/>
+    <w:p>
+      <w:r>
+        <w:t>— Să mă uit la ele? — A râs, luat prin surprindere. — Doamnă Claus, căram vitrine de prezentare două câte două și încercam să nu-mi pun piciorul printr-un scaun vechi de o sută de ani. N-am citit nici măcar un cuvânt. N-aș fi putut să deosebesc un Blackburn de o mură. Theo îmi dădea o cutie și spunea „ai grijă acum, ai grijă, aia e prețioasă”, iar eu căram cutia prețioasă unde îmi arăta și mă întorceam glonț după următoarea cutie prețioasă. — A clătinat din cap, rânjind la amintire. — Până la sfârșitul săptămânii eram atât de stors încât aș fi semnat orice doar pentru permisiunea de a mă așeza. A fost întreaga mea carieră de istoric.</w:t>
+      </w:r>
+    </w:p>
+    <w:p/>
+    <w:p>
+      <w:r>
+        <w:t>A spus-o cu lejeritate, fără să-și dea seama că îmi dăduse ceva, iar eu mi-am păstrat chipul relaxat în timp ce înăuntrul meu se auzea acel clic mic și curat. Nu citise scrisorile. Cărase cutiile cu privirea pironită la picioare. Indiferent ce citise șantajistul în actele familiei Blackburn, broșa, piatra, casa de amanet, Jamal nu le avusese niciodată în fața ochilor. Le avusese în brațe, închise într-o cutie, și nu se uitase niciodată înăuntru.</w:t>
+      </w:r>
+    </w:p>
+    <w:p/>
+    <w:p>
+      <w:r>
+        <w:t>— Ei bine, am spus, sunteți un prieten bun pentru Theo, împrumutându-i atâta forță fizică atunci când aveați propriile necazuri. Cred că avea mare nevoie.</w:t>
+      </w:r>
+    </w:p>
+    <w:p/>
+    <w:p>
+      <w:r>
+        <w:t>— Este un om bun. — Rânjetul s-a îmblânzit. — Îngrijorat mort din cauza locului ăla, totuși, tot timpul. Puteai să vezi asta pe el. De parcă clădirea ar fi fost o rudă bolnavă la căpătâiul căreia veghea. Se oprea din mijlocul explicației despre unde să așez o vitrină și doar se holba la pata de umezeală de pe tavanul din camera din spate de parcă l-ar fi ucis în mod personal. — A clătinat din cap. — Sper că cineva îl ajută. I-aș da banii eu însumi dacă aș avea vreunul, dar sunt cam ultimul om din oraș căruia să-i ceri bani anul acesta.</w:t>
+      </w:r>
+    </w:p>
+    <w:p/>
+    <w:p>
+      <w:r>
+        <w:t>— Dumneavoastră sunteți omul potrivit căruia să i se ceară forță fizică, am spus. Și bunătate. Astea contează la fel de mult.</w:t>
+      </w:r>
+    </w:p>
+    <w:p/>
+    <w:p>
+      <w:r>
+        <w:t>L-am lăsat în sala lui de sport sclipitoare și cu ușa flancată de folie de plastic. Pip și cu mine am ieșit în frig. Undeva între ușă și colț, l-am tăiat pe Jamal Washington de pe lista din mintea mea, blând, așa cum lași jos un lucru pe care te bucuri că nu-l mai duci. Trei slujbe și niciun secret în el. Probleme cu banii înfruntate direct la lumina zilei, unde toată lumea le putea vedea.</w:t>
       </w:r>
     </w:p>
     <w:p/>
@@ -2999,25 +2977,25 @@
     <w:p/>
     <w:p>
       <w:r>
-        <w:t>Greta ținea un glob de sticlă mare cu zăpadă pe tejghea la The Holly Jolly Bakery, o chestie pentru turiști cu un mic Frost Falls din ceramică înăuntru, verde, cu Primăria și tot ce trebuie. În dimineața aceea, când am trecut pe acolo după chiflele cu scorțișoară ale lui Nick, zăpada dinăuntru nu voia sub nicio formă să se așeze. Se învârtea și se învârtea fără nicio mână prin preajmă, un mic viscol care se tot rotea în spatele sticlei. Greta pusese un prosop de bucătărie peste jumătate din el, de parcă asta ar fi ajutat, și își vindea chiflele alături de el cu voioșia hotărâtă a unei femei care hotărâse să nu discute despre globul de zăpadă.</w:t>
-      </w:r>
-    </w:p>
-    <w:p/>
-    <w:p>
-      <w:r>
-        <w:t>Pip stătea pe vârfuri la marginea tejguelei ca să privească micul viscol, vrăjită.</w:t>
-      </w:r>
-    </w:p>
-    <w:p/>
-    <w:p>
-      <w:r>
-        <w:t xml:space="preserve">— Bună dimineața, doamna Claus, spuse Greta. Nu băgați în seamă globul. O ține tot așa de la răsărit. </w:t>
-      </w:r>
-    </w:p>
-    <w:p/>
-    <w:p>
-      <w:r>
-        <w:t xml:space="preserve">Ea îmi împinse chiflele. </w:t>
+        <w:t>Greta ținea un glob de sticlă mare cu zăpadă pe tejghea la brutăria Holly Jolly, o chestie pentru turiști cu un mic Frost Falls din ceramică înăuntru, cu parcul, Primăria și tot ce trebuie. În dimineața aceea, când am trecut pe acolo după chiflele cu scorțișoară ale lui Nick, zăpada dinăuntru nu voia sub nicio formă să se așeze. Se învârtea și se învârtea fără nicio mână prin preajmă, un mic viscol care se tot rotea în spatele sticlei. Greta pusese un prosop de bucătărie peste jumătate din el, de parcă asta ar fi ajutat, și își vindea chiflele alături de el cu voioșia hotărâtă a unei femei care hotărâse să nu discute despre globul de zăpadă.</w:t>
+      </w:r>
+    </w:p>
+    <w:p/>
+    <w:p>
+      <w:r>
+        <w:t>Pip stătea pe vârfuri la marginea tejghelei ca să privească micul viscol, vrăjită.</w:t>
+      </w:r>
+    </w:p>
+    <w:p/>
+    <w:p>
+      <w:r>
+        <w:t xml:space="preserve">— Bună dimineața, doamnă Claus, a spus Greta. Nu băgați în seamă globul. O ține tot așa de la răsărit. </w:t>
+      </w:r>
+    </w:p>
+    <w:p/>
+    <w:p>
+      <w:r>
+        <w:t xml:space="preserve">Mi-a împins chiflele. </w:t>
       </w:r>
     </w:p>
     <w:p/>
@@ -3029,7 +3007,7 @@
     <w:p/>
     <w:p>
       <w:r>
-        <w:t>Se opri la varianta cu mixerul, iar eu o lăsai în pace.</w:t>
+        <w:t>Se oprise la varianta cu mixerul, iar eu am lăsat-o așa.</w:t>
       </w:r>
     </w:p>
     <w:p/>
@@ -3041,7 +3019,7 @@
     <w:p/>
     <w:p>
       <w:r>
-        <w:t>Afară, pe piațetă, necazul era al lui Bram. Prancer scăpase singură din țarc în timpul nopții și venise tocmai în oraș, aflându-se acum în bazinul fântânii pe care orașul o oprea în fiecare lună octombrie, cu picioarele până la glezne în frunze căzute. Stătea acolo cu capul sus și nu voia să se miște.</w:t>
+        <w:t>Afară, în parc, necazul era al lui Bram. Prancer scăpase singură din țarc în timpul nopții și venise tocmai în oraș, aflându-se acum în bazinul fântânii pe care orașul o oprea în fiecare octombrie, cu picioarele până la glezne în frunze căzute. Stătea acolo cu capul sus și nu voia să se miște.</w:t>
       </w:r>
     </w:p>
     <w:p/>
@@ -3053,13 +3031,13 @@
     <w:p/>
     <w:p>
       <w:r>
-        <w:t xml:space="preserve">— Doamna Claus! </w:t>
-      </w:r>
-    </w:p>
-    <w:p/>
-    <w:p>
-      <w:r>
-        <w:t xml:space="preserve">Nici măcar nu se întoarse. </w:t>
+        <w:t xml:space="preserve">— Doamnă Claus! </w:t>
+      </w:r>
+    </w:p>
+    <w:p/>
+    <w:p>
+      <w:r>
+        <w:t xml:space="preserve">Nici măcar nu s-a întors. </w:t>
       </w:r>
     </w:p>
     <w:p/>
@@ -3071,13 +3049,13 @@
     <w:p/>
     <w:p>
       <w:r>
-        <w:t xml:space="preserve">El trase, iar Prancer îl privi cu indiferența senină a unei ființe care nu avea nicio intenție să plece nicăieri. </w:t>
-      </w:r>
-    </w:p>
-    <w:p/>
-    <w:p>
-      <w:r>
-        <w:t>— Doi de-ai noștri ieșiți acum. Doi! Prancer în fântână și Vixen a intrat cumva în sala bisericii și a mâncat paiele din staulul ieslei și nici măcar nu-i pare rău, se vede că nu-i pare rău, uitați-vă la ea, oh, nu e aici, e la biserică, bet dacă ar fi fost aici ați vedea că nu-i pare rău.</w:t>
+        <w:t xml:space="preserve">A tras, iar Prancer l-a privit cu indiferența senină a unei ființe care nu avea nicio intenție să plece nicăieri. </w:t>
+      </w:r>
+    </w:p>
+    <w:p/>
+    <w:p>
+      <w:r>
+        <w:t>— Doi de-ai noștri ieșiți acum. Doi! Prancer în fântână și Vixen a intrat cumva în sala bisericii și a mâncat paiele din staulul ieslei și nici măcar nu-i pare rău, se vede că nu-i pare rău, uită-te la ea, oh, nu e aici, e la biserică, dar dacă ar fi fost aici ai vedea că nu-i pare rău.</w:t>
       </w:r>
     </w:p>
     <w:p/>
@@ -3089,7 +3067,7 @@
     <w:p/>
     <w:p>
       <w:r>
-        <w:t>Pip se duse la marginea fântânii, se uită în jos în bazinul sec și se întoarse cu scârbă. O fântână fără apă nu-i folosea la nimic unui pinguin.</w:t>
+        <w:t>Pip s-a dus la marginea fântânii, s-a uitat în jos în bazinul sec și s-a întors cu scârbă. O fântână fără apă nu-i folosea la nimic unui pinguin.</w:t>
       </w:r>
     </w:p>
     <w:p/>
@@ -3107,19 +3085,19 @@
     <w:p/>
     <w:p>
       <w:r>
-        <w:t>— Nu e nimic pe piațeta asta pe jumătate la fel de cald ca acasă, i-am spus, încet, doar pentru ea. Dacă vrei căldură, du-te acasă. Du-te și vezi.</w:t>
-      </w:r>
-    </w:p>
-    <w:p/>
-    <w:p>
-      <w:r>
-        <w:t>Ea își ridică capul și se uită la mine. Mult timp după aceea se uită în sus pe alee spre căsuță și spre atelierul de dincolo de aceasta, așa cum face o ființă când a prins mirosul a ceva mai bun decât ceea ce are în față. Ieși pășind peste marginea fântânii, împrăștiind frunze pe bocancii lui Bram, și smulse un chiot de la copii. Apoi porni la pas nestingherit pe alee în sus, spre casă, cu demnitate, și cu toții o privirăm cum pleacă.</w:t>
-      </w:r>
-    </w:p>
-    <w:p/>
-    <w:p>
-      <w:r>
-        <w:t>— Se îndreaptă spre atelier, spuse Bram, scuturându-și frunzele de pe genunchi. Toți vor atelierul acum. De ce vor toți atelierul, doamna Claus? Ce are în el?</w:t>
+        <w:t>— Nu e nimic în parcul ăsta pe jumătate la fel de cald ca acasă, i-am spus, încet, doar pentru ea. Dacă vrei căldură, du-te acasă. Du-te și vezi.</w:t>
+      </w:r>
+    </w:p>
+    <w:p/>
+    <w:p>
+      <w:r>
+        <w:t>Și-a ridicat capul și s-a uitat la mine. Mult timp după aceea s-a uitat în sus pe uliță spre căsuță și spre atelierul de dincolo de aceasta, așa cum face o ființă când a prins mirosul a ceva mai bun decât ceea ce are în față. A ieșit pășind peste marginea fântânii, împrăștiind frunze pe bocancii lui Bram, și a smuls un chiot de la copii. Apoi a pornit la pas tihnit pe uliță în sus, spre casă, cu demnitate, și cu toții am privit-o cum pleacă.</w:t>
+      </w:r>
+    </w:p>
+    <w:p/>
+    <w:p>
+      <w:r>
+        <w:t>— Se îndreaptă spre atelier, a spus Bram, scuturându-și frunzele de pe genunchi. Toți vor atelierul acum. De ce vor toți atelierul, doamnă Claus? Ce are în el?</w:t>
       </w:r>
     </w:p>
     <w:p/>
@@ -3131,7 +3109,7 @@
     <w:p/>
     <w:p>
       <w:r>
-        <w:t xml:space="preserve">O urmărin pe Prancer cum ocolește cotul și dispare în sus pe alee. </w:t>
+        <w:t xml:space="preserve">Am urmărit-o pe Prancer cum ocolește cotul și dispare în sus pe uliță. </w:t>
       </w:r>
     </w:p>
     <w:p/>
@@ -3143,19 +3121,19 @@
     <w:p/>
     <w:p>
       <w:r>
-        <w:t>Bram, cu frunze pe genunchi și cu două sute de ani într-o slujbă care nu presupusese niciodată până atunci un ren într-o fântână, privi în sus pe alee în urma ei, iar chipul lui de cartof supărat se îmblânzi.</w:t>
-      </w:r>
-    </w:p>
-    <w:p/>
-    <w:p>
-      <w:r>
-        <w:t xml:space="preserve">— Chemată acasă, zise el. Păi. Asta nu e cel mai rău lucru pe care l-ar putea face o jivină, presupun. Sau un elf. </w:t>
-      </w:r>
-    </w:p>
-    <w:p/>
-    <w:p>
-      <w:r>
-        <w:t xml:space="preserve">El suspină. </w:t>
+        <w:t>Bram, cu frunze pe genunchi și cu două sute de ani într-o slujbă care nu presupusese niciodată până atunci un ren într-o fântână, a privit în sus pe uliță în urma ei, iar chipul lui de cartof supărat s-a îmblânzit.</w:t>
+      </w:r>
+    </w:p>
+    <w:p/>
+    <w:p>
+      <w:r>
+        <w:t xml:space="preserve">— Chemată acasă, a zis el. Păi. Asta nu e cel mai rău lucru pe care l-ar putea face o jivină, presupun. Sau un elf. </w:t>
+      </w:r>
+    </w:p>
+    <w:p/>
+    <w:p>
+      <w:r>
+        <w:t xml:space="preserve">A oftat. </w:t>
       </w:r>
     </w:p>
     <w:p/>
@@ -3167,19 +3145,19 @@
     <w:p/>
     <w:p>
       <w:r>
-        <w:t>Se îndepărta cu pași grei, mormăind. Mulțimea se risipi, copiii arătând în continuare cu degetul în sus pe alee, iar domnul Kim își strânse scaunul, foarte mulțumit.</w:t>
-      </w:r>
-    </w:p>
-    <w:p/>
-    <w:p>
-      <w:r>
-        <w:t>Am mers spre casă pe urmele copitelor unui ren, cu Pip la stânga mea. Orice ar fi făcut magia acum, trăgea spre un cămin pe care nimeni din oraș nu știa că se află acolo. Asta era ceea ce vrut să spună Nick. Magia nu știa cum să facă rău. Știa doar cum să vină acasă, și se apropia puțin mai mult în fiecare zi, lăsând în urmă mici lucruri imposibile: zăpadă într-un glob care nu voia să se așeze, un ren care mergea singur acasă spre un cămin pe care nu-l văzuse niciodată.</w:t>
-      </w:r>
-    </w:p>
-    <w:p/>
-    <w:p>
-      <w:r>
-        <w:t>M-ar fi îngrijorat mai mult decât a făcut-o. Era un șantajist în oraș și o prietenă stoarsă de o jumătate de milion de dolari. Dar un ren tocmai se cățărase afară dintr-o fântână pentru că îi spusesem că era ceva mai cald în sus pe alee. Copiii o aplaudaseră tot drumul până la colț. Inima mea, în ciuda tuturor dovezilor, se înălța ca un zmeu de hârtie.</w:t>
+        <w:t>S-a îndepărtat cu pași grei, mormăind. Mulțimea s-a risipit, copiii arătând în continuare cu degetul în sus pe uliță, iar domnul Kim și-a strâns scaunul, foarte mulțumit.</w:t>
+      </w:r>
+    </w:p>
+    <w:p/>
+    <w:p>
+      <w:r>
+        <w:t>Am mers spre casă pe urmele copitelor unui ren, cu Pip alături. Orice ar fi făcut magia acum, trăgea spre un cămin pe care nimeni din oraș nu știa că se află acolo. Asta era ceea ce voise să spună Nick. Magia nu știa cum să facă rău. Știa doar cum să vină acasă, și se apropia puțin mai mult în fiecare zi, lăsând în urmă mici lucruri imposibile: zăpadă într-un glob care nu voia să se așeze, un ren care mergea singur acasă spre un cămin pe care nu-l văzuse niciodată.</w:t>
+      </w:r>
+    </w:p>
+    <w:p/>
+    <w:p>
+      <w:r>
+        <w:t>Ar fi trebuit să mă îngrijoreze mai mult decât o făcea. Era un șantajist în oraș și o prietenă stoarsă de o jumătate de milion de dolari. Dar un ren tocmai se cățărase afară dintr-o fântână pentru că îi spusesem că era ceva mai cald în sus pe uliță. Copiii o aplaudaseră tot drumul până la colț. Inima mea, în ciuda tuturor dovezilor, se înălța ca un zmeu de hârtie.</w:t>
       </w:r>
     </w:p>
     <w:p>
@@ -3195,7 +3173,7 @@
     </w:p>
     <w:p>
       <w:r>
-        <w:t>Pip și cu mine am fost ultimele care au sosit. Cercul își trăsese scaunele aproape de soba cu lemne, cu coșuri pline de lână verde de școală așezate pe podea, între ele. Mănușile terminate atârnau în perechi de-a lungul unei sfori întinse deasupra tejgelei, ca niște rufe la uscat. Pip s-a îndreptat glonț spre borcanul cu nasturi de pe raftul de jos, de lângă casă, iar Olivia l-a mutat sus pe tejgea fără să piardă vreun ochi.</w:t>
+        <w:t>Pip și cu mine am fost ultimele care au sosit. Cercul își trăsese scaunele aproape de soba cu lemne, cu coșuri pline de lână verde de școală așezate pe podea, între ele. Mănușile terminate atârnau în perechi de-a lungul unei sfori întinse deasupra tejghelei, ca niște rufe la uscat. Pip s-a îndreptat glonț spre borcanul cu nasturi de pe raftul de jos, de lângă casă, iar Olivia l-a mutat sus pe tejghea fără să piardă vreun ochi.</w:t>
       </w:r>
     </w:p>
     <w:p>
@@ -3220,7 +3198,7 @@
     </w:p>
     <w:p>
       <w:r>
-        <w:t>— Nu așa o povestește domnul Kim. Ivy a râs cu râsul acela al ei, larg și molipsitor, care a umplut magazinul.</w:t>
+        <w:t>— Nu așa o povestește domnul Kim. — Ivy a râs cu râsul acela al ei, larg și molipsitor, care a umplut magazinul.</w:t>
       </w:r>
     </w:p>
     <w:p>
@@ -3230,7 +3208,7 @@
     </w:p>
     <w:p>
       <w:r>
-        <w:t>— Toți din orașul ăsta vor să vorbească despre un ren, a spus ji. Nimeni nu vrea să vorbească despre închiderea Societății Istorice.</w:t>
+        <w:t>— Toți din orașul ăsta vor să vorbească despre un ren, a spus ea. Nimeni nu vrea să vorbească despre închiderea Societății de Istorie.</w:t>
       </w:r>
     </w:p>
     <w:p>
@@ -3255,7 +3233,7 @@
     </w:p>
     <w:p>
       <w:r>
-        <w:t>Martha n-a spus nimic. Îi dusese lui Theo o altă caserolă duminică, iar de data asta mâncase o parte din ji. Îmi spusese asta la ușă, pe un ton scăzut, ca un buletin medical de la patul unui bolnav.</w:t>
+        <w:t>Martha n-a spus nimic. Îi dusese lui Theo o altă caserolă duminică, iar de data asta mâncase o parte din ea. Îmi spusese asta la ușă, pe un ton scăzut, ca un buletin medical de la patul unui bolnav.</w:t>
       </w:r>
     </w:p>
     <w:p>
@@ -3275,12 +3253,12 @@
     </w:p>
     <w:p>
       <w:r>
-        <w:t xml:space="preserve">Ivy a dat din cap. </w:t>
-      </w:r>
-    </w:p>
-    <w:p>
-      <w:r>
-        <w:t>— Bunica mea a avut o singură broșă, dintr-o vânzare de vechituri de la biserică. I-am spus că i-o dau cu mare drag.</w:t>
+        <w:t xml:space="preserve">Ivy a clătinat din cap. </w:t>
+      </w:r>
+    </w:p>
+    <w:p>
+      <w:r>
+        <w:t>— Bunica mea a avut o singură camee, dintr-o vânzare de vechituri de la biserică. I-am spus că i-o dau cu mare drag.</w:t>
       </w:r>
     </w:p>
     <w:p>
@@ -3290,7 +3268,7 @@
     </w:p>
     <w:p>
       <w:r>
-        <w:t>— E un afacerist fără scrupule, a spus Dot. Sau un șarlatan. Sunt politicoși și ei.</w:t>
+        <w:t>— E un negustor, a spus Dot. Sau un șarlatan. Sunt politicoși și ei.</w:t>
       </w:r>
     </w:p>
     <w:p>
@@ -3325,7 +3303,7 @@
     </w:p>
     <w:p>
       <w:r>
-        <w:t>Capul lui Claire s-a ridicat.</w:t>
+        <w:t>Capul Clairei s-a ridicat.</w:t>
       </w:r>
     </w:p>
     <w:p>
@@ -3370,7 +3348,7 @@
     </w:p>
     <w:p>
       <w:r>
-        <w:t>Așa era, în măsura în care era adevărat. Martha m-a privit fix o secundă în plus, apoi s-a întors la lucru.</w:t>
+        <w:t>Era adevărat, până la un punct. Martha m-a privit fix o secundă în plus, apoi s-a întors la lucru.</w:t>
       </w:r>
     </w:p>
     <w:p>
@@ -3380,7 +3358,7 @@
     </w:p>
     <w:p>
       <w:r>
-        <w:t>Am lucrat până s-a dus lumina. Pe la ora cinci, sfoara întinsă deasupra tejgelei se lăsase la mijloc, iar în coșuri mai rămăseseră nouă perechi. Ellie a luat acasă trei perechi, iar Ivy două. Ultima manșetă de pe andrelele mele avea scris MAXIMILIAN cu verde și alb, așa că a trebuit s-o așez întinsă pe genunchi ca să pot înghesui fiecare literă în parte.</w:t>
+        <w:t>Am lucrat până s-a dus lumina. Pe la ora cinci, sfoara întinsă deasupra tejghelei se lăsase la mijloc, iar în coșuri mai rămăseseră nouă perechi. Ellie a luat acasă trei perechi, iar Ivy două. Ultima manșetă de pe andrelele mele avea scris MAXIMILIAN cu verde și alb, așa că a trebuit s-o așez întinsă pe genunchi ca să pot înghesui fiecare literă în parte.</w:t>
       </w:r>
     </w:p>
     <w:p>
@@ -3412,7 +3390,7 @@
         <w:rPr>
           <w:i/>
         </w:rPr>
-        <w:t>Puteau ei să citească scrisorile lui Blackburn? Și știau ce spuneau scrisorile respective?</w:t>
+        <w:t>Ar fi putut ei să citească scrisorile familiei Blackburn? Și știau ce spuneau scrisorile respective?</w:t>
       </w:r>
     </w:p>
     <w:p>
@@ -3427,17 +3405,17 @@
     </w:p>
     <w:p>
       <w:r>
-        <w:t>— Jamal a cărat cutiile, dar n-a deschis niciuna, am spus. Mi-a spus-o chiar el, și-l cred. Întreaga lui bursă de istorie s-a bazat pe „ai grijă, e prețios”. A pus mâna pe exteriorul secretului toată săptămâna și nu s-a uitat niciodată înăuntru. Și omul ăsta muncește la trei locuri de muncă ca să iasă din groapă pe căi cinstite, și antrenamentul de la cinci și jumătate dimineața, și paza de noapte. Nu e el. Am tras o linie tăioasă peste numele lui Jamal. A avut ocazia, dar n-a știut. Și nici n-ar avea inima pentru așa ceva, ceea ce contează pentru mine, chiar dacă n-ar ține în fața unei instanțe.</w:t>
-      </w:r>
-    </w:p>
-    <w:p>
-      <w:r>
-        <w:t>— De acord. Nick a luat o gură din ceașcă. Sam?</w:t>
-      </w:r>
-    </w:p>
-    <w:p>
-      <w:r>
-        <w:t>— Sam n-a avut nicio ocazie. N-a pus niciodată piciorul în arhivă, zice că praful îl face să strănute, și îl cred și pe asta. Mi-a spus că vechile familii sunt teritoriul lui Theo, și a vorbit serios. Am atins pagina cu degetul. Mirosul de fierărie l-a pus pe listă, și cred că exact mirosul de fierărie o să-l scoată de pe listă, pentru că Pip îmi spune încă din prima noapte că biletul miroase a locul unde e fierul lui Sam, nu a lui Sam. Iar fierul lui Sam e peste tot în holul lui Fionei. Orice este lăsat în holul ăla capătă mirosul focului lui. Orice.</w:t>
+        <w:t>— Jamal a cărat cutiile, dar n-a deschis niciuna, am spus. Mi-a spus-o chiar el, și-l cred. Întreaga lui bursă de istorie s-a bazat pe „ai grijă, e prețios”. A pus mâna pe exteriorul secretului toată săptămâna și nu s-a uitat niciodată înăuntru. Și omul ăsta muncește la trei locuri de muncă ca să iasă din groapă pe căi cinstite, și antrenamentul de la cinci și jumătate dimineața, și paza de noapte. Nu e el. — Am tras o linie fermă peste numele lui Jamal. — A avut ocazia, dar n-a știut. Și nici n-ar avea inima pentru așa ceva, ceea ce contează pentru mine, chiar dacă n-ar ține în fața unei instanțe.</w:t>
+      </w:r>
+    </w:p>
+    <w:p>
+      <w:r>
+        <w:t>— De acord. — Nick a luat o gură din ceașcă. — Sam?</w:t>
+      </w:r>
+    </w:p>
+    <w:p>
+      <w:r>
+        <w:t>— Sam n-a avut nicio ocazie. N-a pus niciodată piciorul în arhivă, zice că praful îl face să strănute, și îl cred și pe asta. Mi-a spus că vechile familii sunt teritoriul lui Theo, și a vorbit serios. — Am atins pagina cu degetul. — Mirosul de fierărie l-a pus pe listă, și cred că exact mirosul de fierărie o să-l scoată de pe listă, pentru că Pip îmi spune încă din prima noapte că biletul miroase a locul unde e fierul lui Sam, nu a lui Sam. Iar fierul lui Sam e peste tot în holul Fionei. Orice este lăsat în holul ăla capătă mirosul focului lui. Orice.</w:t>
       </w:r>
     </w:p>
     <w:p>
@@ -3447,7 +3425,7 @@
     </w:p>
     <w:p>
       <w:r>
-        <w:t>Nu l-am tăiat pe Sam de pe listă, nu chiar, nu încă. Vreau să dovedesc asta înainte să-l achit fără nicio umbră de îndoială, am spus. Dar aș pune pariu pe casă că așa e. Mirosul arată spre han, nu spre om.</w:t>
+        <w:t>Nu l-am tăiat pe Sam de pe listă, nu chiar, nu încă. — Vreau să dovedesc asta înainte să-l achit fără nicio umbră de îndoială, am spus. Dar aș pune pariu pe casă că așa e. Mirosul arată spre han, nu spre om.</w:t>
       </w:r>
     </w:p>
     <w:p>
@@ -3457,7 +3435,7 @@
     </w:p>
     <w:p>
       <w:r>
-        <w:t>M-am încruntat uitându-mă la numele lui de pe pagină. Pe ăsta nu pot să-l deslușesc. Știe tot ce știe șantajistul. Broșa, piatra unică, Ridgeline, totul. A ajuns la asta dinspre familia Blackburn, dinspre avocații moștenirii, și a urmărit-o aproape până la ușa Constanței. Am rotit ceașca cu o jumătate de tură pe masă. Dar el îi spune oricui. Împarte cărți de vizită. A stat în biblioteca publică și mi-a spus totul înainte să apuc să întreb măcar. Un șantajist se ascunde, Nick. Întreaga lui putere stă în ascundere. Iar Neil Carter face exact opusul ascunderii, în fiecare oră a zilei. Așadar, ori nu e omul nostru deloc, ori e cel mai șiret dintre toți, făcând atâta tălmăceală cinstită despre broșă, încât nimeni din oraș nu s-ar uita de două ori la omul care vorbește cel mai mult despre ea. Am lăsat un semn de întrebare lângă Neil. Nu sunt pregătită să-l scot din ecuație. Dar îți spun atât. Știe secretul, a dat peste el în mod cinstit și nu s-a apropiat niciodată de Fiona cerându-i vreun ban. S-a apropiat de ea după răspunsuri, la lumina zilei, cu un carnețel în mână.</w:t>
+        <w:t>M-am încruntat uitându-mă la numele lui de pe pagină. — Pe ăsta nu pot să-l deslușesc. Știe tot ce știe șantajistul. Broșa, piatra unică, Ridgeline, totul. A ajuns la asta dinspre familia Blackburn, dinspre avocații moștenirii, și a urmărit-o aproape până la ușa lui Constance. — Am rotit ceașca cu o jumătate de tură pe masă. — Dar el îi spune oricui. Împarte cărți de vizită. A stat în biblioteca publică și mi-a spus totul înainte să apuc să întreb măcar. Un șantajist se ascunde, Nick. Întreaga lui putere stă în ascundere. Iar Neil Carter face exact opusul ascunderii, în fiecare oră a zilei. Așadar, ori nu e omul nostru deloc, ori e cel mai șiret dintre toți, făcând atâta zarvă cinstită despre broșă, încât nimeni din oraș nu s-ar uita de două ori la omul care vorbește cel mai mult despre ea. — Am lăsat un semn de întrebare lângă Neil. — Nu sunt pregătită să-l scot din ecuație. Dar îți spun atât. Știe secretul, a dat peste el în mod cinstit și nu s-a apropiat niciodată de Fiona cerându-i vreun ban. S-a apropiat de ea după răspunsuri, la lumina zilei, cu un carnețel în mână.</w:t>
       </w:r>
     </w:p>
     <w:p>
@@ -3467,17 +3445,17 @@
     </w:p>
     <w:p>
       <w:r>
-        <w:t>— Mai au rămas doi, a spus el.</w:t>
-      </w:r>
-    </w:p>
-    <w:p>
-      <w:r>
-        <w:t>— Au rămas doi. M-am uitat la pagină și nu voiam s-o fac. Vera. Theo. Cele două nume peste care n-aveam cum să trag nicio linie. Și asta mă îngrijorează. Dintre toți de pe pagina asta, singurii doi pe care nu-i pot curăța sunt cei doi care țin cheile vechilor documente ale orașului. Vera păstrează actele și registrele de proprietate, un secol de cine-a-deținut-ce, actul hanului aflându-se undeva printre ele. S-a încordat ca o scândură și mi-a spus că nu citește niciodată actele care stau chiar în spatele ei. Și Theo. M-am obligat să o spun rar. Theo locuiește în arhivă. Scrisorile lui Blackburn au fost în grija lui, în mâinile lui. Iar cele mai interesante dintre ele, chiar cele care ar spune că o broșă a dispărut și unde a ajuns, sunt cele în care el s-a ridicat în fața întregului oraș și a anunțat că s-au rătăcit.</w:t>
-      </w:r>
-    </w:p>
-    <w:p>
-      <w:r>
-        <w:t>Bucătăria era caldă și ceaiul era bun, bet mie îmi era o friguroșenie cumplită în tot sufletul.</w:t>
+        <w:t>— Au mai rămas doi, a spus el.</w:t>
+      </w:r>
+    </w:p>
+    <w:p>
+      <w:r>
+        <w:t>— Au rămas doi. — M-am uitat la pagină și nu voiam s-o fac. Vera. Theo. Cele două nume peste care n-aveam cum să trag nicio linie. — Și asta mă îngrijorează. Dintre toți de pe pagina asta, singurii doi pe care nu-i pot scoate din cauză sunt cei doi care țin cheile vechilor documente ale orașului. Vera păstrează actele și registrele de proprietate, un secol de cine-a-deținut-ce, actul hanului aflându-se undeva printre ele. S-a încordat ca o scândură și mi-a spus că nu citește niciodată actele care stau chiar în spatele ei. Și Theo. — M-am obligat să o spun rar. — Theo locuiește în arhivă. Scrisorile lui Blackburn au fost în grija lui, în mâinile lui. Iar cele mai interesante dintre ele, chiar cele care ar spune că o broșă a dispărut și unde a ajuns, sunt cele despre care el s-a ridicat în fața întregului oraș și a anunțat că s-au rătăcit.</w:t>
+      </w:r>
+    </w:p>
+    <w:p>
+      <w:r>
+        <w:t>Bucătăria era caldă și ceaiul era bun, dar eu eram înghețată până în adâncul ființei.</w:t>
       </w:r>
     </w:p>
     <w:p>
@@ -3487,22 +3465,18 @@
     </w:p>
     <w:p>
       <w:r>
-        <w:t>— Nu vreau să fie nimeni. Mi-am pus palmele pe masă de o parte și de alta a paginii. Vreau să fi înțeles totul greșit. Vreau ca Neil să se dovedească a fi un ticălos abil, ca să fie un străin care a nimerit prin oraș, și nu un prieten care locuiește aici de treizeci de ani. Dar dorința nu e o dovadă, Nick, n-a fost niciodată, iar fiecare faptă pe care o scot la iveală construiește aceeași formă, iar forma asta îl are pe Theo în mijloc. Scrisorile au ieșit din arhivă. Biletul e scris pe hârtia proprie a arhivei. Iar omul care conduce arhiva e disperat. A bătut la fiecare ușă cinstită care există și le-a găsit pe toate închise în nas. Am scuturat din cap. E o formă îngrozitoare. Sper mereu că următorul fapt o va deschide. Iar următorul fapt nu face decât să pună încă o piatră în ea.</w:t>
-      </w:r>
-    </w:p>
-    <w:p>
-      <w:r>
-        <w:t xml:space="preserve">— Atunci testează-o, a spus Nick, în loc să stai aici în bucătărie făcându-ți griji, ceea ce n-a rezolvat nimic și n-o va face niciodată. Du-te și uită-te la singurul lucru la care nu te-ai uitat cum trebuie încă. Scrisorile în sine, sau locul în care ar trebui să fie. S-a întins peste masă și și-a pus mâna caldă peste a mea, care era slobozi. Theo ar avea nevoie de o pereche de mâini ca să pună arhiva aceea în ordine. Du-te și oferă-ți ajutorul. Și în timp ce ajuți, află un singur lucru. Dacă cuvintele din biletul ăla se potrivesc cu cuvintele din scrisorile care au dispărut. Pentru că dacă o fac, Jess, atunci oricine a scris biletul n-a citit doar actele lui Blackburn în general. A avut acele scrisori exacte în mâini. Și este o listă foarte scurtă de oameni în </w:t>
-      </w:r>
-      <w:r>
-        <w:t>&lt;bt&gt;</w:t>
-      </w:r>
+        <w:t>— Nu vreau să fie nimeni. — Mi-am pus palmele pe masă de o parte și de alta a paginii. — Vreau să fi înțeles totul greșit. Vreau ca Neil să se dovedească a fi un ticălos abil, ca să fie un străin care a nimerit prin oraș, și nu un prieten care locuiește aici de treizeci de ani. Dar dorința nu e o dovadă, Nick, n-a fost niciodată, iar fiecare faptă pe care o scot la iveală construiește aceeași formă, iar forma asta îl are pe Theo în mijloc. Scrisorile au ieșit din arhivă. Biletul e scris pe hârtia proprie a arhivei. Iar omul care conduce arhiva e disperat. A bătut la fiecare ușă cinstită care există și le-a găsit pe toate închise în nas. — Am clătinat din cap. — E o formă îngrozitoare. Sper mereu că următorul fapt o va deschide. Iar următorul fapt nu face decât să pună încă o piatră în ea.</w:t>
+      </w:r>
+    </w:p>
+    <w:p>
+      <w:r>
+        <w:t xml:space="preserve">— Atunci testează-o, a spus Nick, în loc să stai aici în bucătărie făcându-ți griji, ceea ce n-a rezolvat nimic și n-o va face niciodată. Du-te și uită-te la singurul lucru la care nu te-ai uitat cum trebuie încă. Scrisorile în sine, sau locul în care ar trebui să fie. — S-a întins peste masă și și-a pus mâna caldă peste a mea, care era rece. — Theo ar avea nevoie de o pereche de mâini ca să pună arhiva aceea în ordine. Du-te și oferă-ți ajutorul. Și în timp ce ajuți, află un singur lucru. Dacă cuvintele din biletul ăla se potrivesc cu cuvintele din scrisorile care au dispărut. Pentru că dacă o fac, Jess, atunci oricine a scris biletul n-a citit doar actele lui Blackburn în general. A avut acele scrisori exacte în mâini. Și este o listă foarte scurtă de oameni în </w:t>
+      </w:r>
+      <w:r/>
       <w:r>
         <w:t>Frost Falls</w:t>
       </w:r>
-      <w:r>
-        <w:t>&lt;/bt&gt;</w:t>
-      </w:r>
+      <w:r/>
       <w:r>
         <w:t xml:space="preserve"> care ar putea spune asta.</w:t>
       </w:r>
@@ -3519,12 +3493,12 @@
     </w:p>
     <w:p>
       <w:r>
-        <w:t>— În curând, atunci, a încuviințat Nick. Și apoi, pentru că mă cunoștea până în adâncul ființei, a adăugat: Și Jess. Orice ai găsi în arhiva aia, când o să ajungi acolo. Găsirea adevărului și luarea unei decizii despre ce să faci cu el sunt două lucruri diferite, și tu trebuie s-o faci doar pe prima. Poți afla că e Theo și tot poți alege, după aceea, cum se termină totul. Nu lăsa descoperirea să te sperie făcându-te să crezi că sfârșitul e deja scris.</w:t>
-      </w:r>
-    </w:p>
-    <w:p>
-      <w:r>
-        <w:t>M-am agățat de asta urcând scările spre pat și am luat-o drept bunătatea care era. Am dormit prost și am visat uși încuiate la care nu găseam cheile.</w:t>
+        <w:t>— În curând, atunci, a încuviințat Nick. Și apoi, pentru că mă cunoștea până în adâncul ființei, a adăugat: — Și Jess. Orice ai găsi în arhiva aia, când o să ajungi acolo. Găsirea adevărului și luarea unei decizii despre ce să faci cu el sunt două lucruri diferite, și tu trebuie s-o faci doar pe prima. Poți afla că e Theo și tot poți alege, după aceea, cum se termină totul. Nu lăsa descoperirea să te sperie făcându-te să crezi că sfârșitul e deja scris.</w:t>
+      </w:r>
+    </w:p>
+    <w:p>
+      <w:r>
+        <w:t>M-am agățat de asta urcând scările spre pat și am luat-o drept bunătatea care era. Am dormit prost și am visat sertare încuiate la care nu găseam cheile.</w:t>
       </w:r>
     </w:p>
     <w:p>
@@ -3541,7 +3515,7 @@
     <w:p/>
     <w:p>
       <w:r>
-        <w:t>Nu era la forjă. Era la han, urcat pe o scară pe prispă și prindea ultimele console de fier, cu un pumn de șuruburi în gură și cu o nivelă echilibrată pe balustradă. A coborât când m-a văzut pe alee, suspicios. Ultima oară când vorbisem, îl tot ocolisem cu întrebări fără să spun direct ce am pe minte, iar el simțise asta, chiar dacă n-ar fi putut să o pună în cuvinte.</w:t>
+        <w:t>Nu era la forjă. Era la han, urcat pe o scară pe pridvor și prindea ultimele console de fier, cu un pumn de șuruburi în gură și cu o nivelă echilibrată pe balustradă. A coborât când m-a văzut pe cărare, suspicios. Ultima oară când vorbisem, îl tot ocolisem cu întrebări fără să spun direct ce am pe minte, iar el simțise asta, chiar dacă n-ar fi putut să o pună în cuvinte.</w:t>
       </w:r>
     </w:p>
     <w:p/>
@@ -3553,7 +3527,7 @@
     <w:p/>
     <w:p>
       <w:r>
-        <w:t>— Sam, îți datorez ceva. Mă gândisem cum să fac asta pe toată durata drumului pe jos și mă hotărâsem la adevăr, sau la cât de mult din el aveam dreptul să-l dau mai departe. Îl bănuisem pe acest om bun, iar singurul mod cinstit de a îndrepta lucrurile era să am încredere în el, oferindu-i la schimb o bucățică din tot ce știam. Putem să ne plimbăm un minut? Departe de ferestre.</w:t>
+        <w:t>— Sam, vă datorez ceva. — Mă gândisem cum să fac asta pe toată durata drumului pe jos și mă hotărâsem la adevăr, sau la cât de mult din el aveam dreptul să-l dau mai departe. Îl bănuisem pe acest om bun, iar singurul mod cinstit de a îndrepta lucrurile era să am încredere în el, oferindu-i la schimb o bucățică din tot ce știam. — Putem să ne plimbăm un minut? Departe de ferestre.</w:t>
       </w:r>
     </w:p>
     <w:p/>
@@ -3565,7 +3539,7 @@
     <w:p/>
     <w:p>
       <w:r>
-        <w:t>Am mers până la capătul liniștit al prispei, departe de raza auzului de la recepție, unde soarele dimineții nu ajunsese încă, iar respirația ni se vedea ca un abur. I-am spus. Nu tot. Dar schema generală. Că Fiona era într-o încurcătură gravă. Că cineva o amenința în legătură cu o chestiune veche de familie, o poveste de acum o sută de ani care nu era deloc vina ei. Că din cauza asta se schimbase la față și devenise stranie, de aceea nu reușise să-l plătească și nu putea să-l privească în ochi. Că era speriată, Sam, nu rece. Nicidecum rece.</w:t>
+        <w:t>Am mers până la capătul liniștit al pridvorului, departe de raza auzului de la recepție, unde soarele dimineții nu ajunsese încă, iar respirația ni se vedea ca un abur. I-am spus. Nu tot. Dar schema generală. Că Fiona era într-o încurcătură gravă. Că cineva o amenința în legătură cu o chestiune veche de familie, o poveste de acum o sută de ani care nu era deloc vina ei. Că din cauza asta se schimbase la față și devenise stranie, de aceea nu reușise să-l plătească și nu putea să-l privească în ochi. Că era speriată, Sam, nu rece. Nicidecum rece.</w:t>
       </w:r>
     </w:p>
     <w:p/>
@@ -3577,43 +3551,43 @@
     <w:p/>
     <w:p>
       <w:r>
-        <w:t>— Șantaj. A rostit cuvântul în șoaptă, de parcă ar fi avut un gust amar. Fiona. Și eu am stat pe prispa ei trei săptămâni bosumflat pentru douăzeci de dolari, în timp ce ea ducea povara asta. Și-a apăsat podul palmei strâns de frunte, lăsând acolo o dâră întunecată. Să-i spui că e iertat. Cei douăzeci de dolari, toată comanda, fiecare cent, spune-i că nu vreau să mai aud niciodată în viața mea despre asta. Doamne. Am înrăutățit lucrurile, nu-i așa? Bâcșind-o pentru bani în timp ce ea se îneca. Am făcut-o și mai lată și n-am știut.</w:t>
-      </w:r>
-    </w:p>
-    <w:p/>
-    <w:p>
-      <w:r>
-        <w:t>— N-ai de unde să știi, am spus. Cum ai fi putut? Acesta e de altfel motivul pentru care ți-am spus acum.</w:t>
-      </w:r>
-    </w:p>
-    <w:p/>
-    <w:p>
-      <w:r>
-        <w:t>— Ce pot să fac? A spus-o așa cum o spusese Jamal, așa cum o spunea tot orașul de îndată ce îi lăsai să treacă pragul, cu mânecile suflecate înainte ca întrebarea să fie gata. Sunt aici la han în fiecare zi, termin feroneria. Sunt chiar aici. Spune-mi la ce să fiu cu ochii în patru. Spune-mi cine.</w:t>
-      </w:r>
-    </w:p>
-    <w:p/>
-    <w:p>
-      <w:r>
-        <w:t>Și iată că am avut și ultima dovadă, cu toate că venisem să repar ce greșisem și nu să caut dovezi. Dacă Sam Patel ar fi scris acele bilete, n-ar fi stat pe prispa rece a Fionei cu o nivelă în mână, oferindu-se cu fața ca varul să mă ajute să-l prind chiar pe el. Întreaga ipoteză se prăbușea în clipa în care îi vedeai chipul.</w:t>
-      </w:r>
-    </w:p>
-    <w:p/>
-    <w:p>
-      <w:r>
-        <w:t>Parfumul de pe bilet nu fusese niciodată al lui Sam. Era aroma muncii lui. Un fierar finisează fierul arzând ulei în el cât încă e încins, iar piesele noi de fierar poartă mirosul acela de fum săptămâni întregi. Holul Fionei era plin de el, balustrada scării, paravanul de la șemineu, consolele montate pe prispă, iar haina lui Sam și geanta cu scule atârnaseră lângă ușa ei în fiecare zi timp de trei săptămâni. Fiecare hârtie care stătea pe biroul acela prelua mirosul. Biletul zăcuse și el acolo. Indiciul care îl pusese în capul listei mele îmi spusese de la bun început unde fusese biletul. Nu cine îl scrisese. Îl citisem de-a îndărătelele. Acum puteam să-l citesc cum trebuie, iar lectura corectă îl achita complet și curat.</w:t>
-      </w:r>
-    </w:p>
-    <w:p/>
-    <w:p>
-      <w:r>
-        <w:t>— Fii cu ochii pe recepție, i-am spus, din moment ce ceruse asta și cum meritase cu prisosință un răspuns adevărat. Festivalul e weekendul acesta, iar hanul va fi plin de necunoscuți care vin și pleacă toată ziua. Dacă cineva lasă ceva pe biroul ăla și o șterge repede, prin toată îmbulzeala aia, să reții fața pentru mine. Ai ochii ascuțiți și oricum o să fii aici pe scara aia. Doar atât vreau. Să nu-i oprești, să nu zici o vorbă, să nu dai nimic de gol. Doar să le reții chipul.</w:t>
-      </w:r>
-    </w:p>
-    <w:p/>
-    <w:p>
-      <w:r>
-        <w:t>— Asta pot să fac. Mi-a strâns mâna, aspră de fier și caldă. Și doamne Claus. Orice ar costa ca să dregem lucrurile. Dacă e vorba de bani, dacă are nevoie de bani ca să fie în siguranță, să-i spui că fierarii din trei comitate îmi datorează favoruri și o să le cer înapoi fiecare ultim favor, fără să clipesc. Să-i spui și asta, când îi zici de cei douăzeci de dolari.</w:t>
+        <w:t>— Șantaj. — A rostit cuvântul în șoaptă, de parcă ar fi avut un gust amar. — Fiona. Și eu am stat pe pridvorul ei trei săptămâni bosumflat pentru douăzeci de dolari, în timp ce ea ducea povara asta. — Și-a apăsat podul palmei strâns de frunte, lăsând acolo o dâră întunecată. — Să-i spuneți că e iertat. Cei douăzeci de dolari, toată comanda, fiecare cent, spuneți-i că nu vreau să mai aud niciodată în viața mea despre asta. Doamne. Am înrăutățit lucrurile, nu-i așa? Bătând-o la cap pentru bani în timp ce ea se îneca. Am făcut-o și mai lată și n-am știut.</w:t>
+      </w:r>
+    </w:p>
+    <w:p/>
+    <w:p>
+      <w:r>
+        <w:t>— N-aveați de unde să știți, am spus. Cum ați fi putut? Tocmai de aceea v-am spus acum.</w:t>
+      </w:r>
+    </w:p>
+    <w:p/>
+    <w:p>
+      <w:r>
+        <w:t>— Ce pot să fac? — A spus-o așa cum o spusese Jamal, așa cum o spunea tot orașul de îndată ce îi lăsai să treacă pragul, cu mânecile suflecate înainte ca întrebarea să fie gata. — Sunt aici la han în fiecare zi, termin feroneria. Sunt chiar aici. Spuneți-mi la ce să fiu cu ochii în patru. Spuneți-mi cine.</w:t>
+      </w:r>
+    </w:p>
+    <w:p/>
+    <w:p>
+      <w:r>
+        <w:t>Și iată că am avut și ultima dovadă, cu toate că venisem să repar ce greșisem și nu să caut dovezi. Dacă Sam Patel ar fi scris acele bilete, n-ar fi stat pe pridvorul rece al Fionei cu o nivelă în mână, oferindu-se cu fața ca varul să mă ajute să-l prind chiar pe el. Întreaga ipoteză se prăbușea în clipa în care îi vedeai chipul.</w:t>
+      </w:r>
+    </w:p>
+    <w:p/>
+    <w:p>
+      <w:r>
+        <w:t>Mirosul de pe bilet nu fusese niciodată al lui Sam. Era aroma muncii lui. Un fierar finisează fierul arzând ulei în el cât încă e încins, iar piesele noi de fierar poartă mirosul acela de fum săptămâni întregi. Holul Fionei era plin de el, balustrada scării, paravanul de la șemineu, consolele montate pe pridvor, iar haina lui Sam și geanta cu scule atârnaseră lângă ușa ei în fiecare zi timp de trei săptămâni. Fiecare hârtie care stătea pe biroul acela prelua mirosul. Biletul zăcuse și el acolo. Indiciul care îl pusese în capul listei mele îmi spusese de la bun început unde fusese biletul. Nu cine îl scrisese. Îl citisem de-a îndărătelele. Acum puteam să-l citesc cum trebuie, iar lectura corectă îl achita complet și curat.</w:t>
+      </w:r>
+    </w:p>
+    <w:p/>
+    <w:p>
+      <w:r>
+        <w:t>— Fiți cu ochii pe recepție, i-am spus, din moment ce ceruse asta și cum meritase cu prisosință un răspuns adevărat. Festivalul e weekendul acesta, iar hanul va fi plin de necunoscuți care vin și pleacă toată ziua. Dacă cineva lasă ceva pe biroul ăla și o șterge repede, prin toată îmbulzeala aia, să-i rețineți fața pentru mine. Aveți ochi ageri și oricum o să fiți aici pe scara aia. Doar atât vreau. Să nu-i opriți, să nu ziceți o vorbă, să nu dați nimic de gol. Doar să le rețineți chipul.</w:t>
+      </w:r>
+    </w:p>
+    <w:p/>
+    <w:p>
+      <w:r>
+        <w:t>— Asta pot să fac. — Mi-a strâns mâna, aspră de fier și caldă. — Și, doamnă Claus. Orice ar costa ca să dregem lucrurile. Dacă e vorba de bani, dacă are nevoie de bani ca să fie în siguranță, să-i spuneți că fierarii din trei județe îmi datorează favoruri și o să le cer înapoi fiecare ultim favor, fără să clipesc. Să-i spuneți și asta, când îi ziceți de cei douăzeci de dolari.</w:t>
       </w:r>
     </w:p>
     <w:p/>
@@ -3642,7 +3616,7 @@
     <w:p/>
     <w:p>
       <w:r>
-        <w:t>— O firmă ca lumea, a spus ea, înainte ca eu să apuc să scot un bună. Una veche, din alt stat, face exact ce zice omul tău că face: succesiuni, moșteniri și căutare de bunuri pierdute pentru avocații care au mai mulți bani decât timp. Și există o moștenire Blackburn, Jessica, una reală, în curs. Ultimul descendent al liniei Adelaidei Blackburn a murit în oraș primăvara asta, fără copii, fără un testament care să facă doi bani, și a lăsat o încurcătură monstruoasă. Primarul nostru e din partea verișorilor, aia care s-a ales cu nasul și cu niciun ban. Nu e implicat. Carter figurează în registrele firmei drept cercetătorul pe care l-au angajat să descurce totul. Am aflat asta de la o funcționară care a confirmat totul fără să realizeze nicio clipă că confirmă ceva. E exact, cu precizie milimetrică, ceea ce ți-a spus că este. Un iscoditor cu licență și decont de cheltuieli.</w:t>
+        <w:t>— O firmă ca lumea, a spus ea, înainte ca eu să apuc să scot un bună. Una veche, de la două state distanță, face exact ce zice omul tău că face: succesiuni, moșteniri și căutare de bunuri pierdute pentru avocații care au mai mulți bani decât timp. Și există o moștenire Blackburn, Jessica, una reală, în curs. Ultimul descendent al liniei Adelaidei Blackburn a murit într-un oraș mare primăvara asta, fără copii, fără un testament care să facă doi bani, și a lăsat o încurcătură monstruoasă. Primarul nostru e din partea verișorilor, aia care s-a ales cu nasul și fără niciun ban. Nu e implicat. Carter figurează în registrele firmei drept cercetătorul pe care l-au angajat să descurce totul. Am aflat asta de la o funcționară care a confirmat totul fără să realizeze nicio clipă că confirmă ceva. E exact, cu precizie milimetrică, ceea ce ți-a spus că este. Un iscoditor cu licență și decont de cheltuieli.</w:t>
       </w:r>
     </w:p>
     <w:p/>
@@ -3690,13 +3664,13 @@
     <w:p/>
     <w:p>
       <w:r>
-        <w:t>— O jumătate de milion. S-a lăsat pe spătar și a scos un șuierat prelung. Dumnezeule mare. Cineva stoarce descendentul. Pentru o chestie pe care legea n-o poate atinge. A clătinat încet din cap și în gestul lui era dezgust, un dezgust adevărat. Asta e crud, doamna Claus, și e prostesc. Nu există nicio acuzație pe care să o poată aduce cineva pentru broșa aceea acum. Moștenirea Blackburn nu vrea banii prietenei dumneavoastră și cu siguranță nu vrea pielea ei. Vrea un singur rând într-un catastif care să indice unde a ajuns piesa, ca avocații să poată închide dosarul și să nu se mai factureze unii pe alții. Oricine îi suge sângele prietenei dumneavoastră îi vinde o teroare care nu e nici măcar reală. Rușinea e singura armă din ea. Nu mai există niciun temei juridic, nu după o sută de ani.</w:t>
-      </w:r>
-    </w:p>
-    <w:p/>
-    <w:p>
-      <w:r>
-        <w:t>A fost, m-am gândit, cel mai util lucru pe care mi-l spusese cineva în toată povestea asta, și mi-l înmânase pur și simplu, curățându-se puțin mai mult cu fiecare cuvânt. Un șantajist trăiește din mărimea amenințării. Neil tocmai îmi spusese, fără să i-o cer, că amenințarea era de o valoare nulă, că broșa n-ar fi putut s-o rănească pe Fiona în nicio instanță de pe pământ, că singura muchie ascuțită rămasă la ea era spaima ei față de ochii orașului. Un om care se ocupa cu stoarcerea de bani și-ar fi tăiat limba înainte să-mi spună asta. Ar fi lăsat teroarea să persiste, pentru că teroarea reprezenta întregul lui produs.</w:t>
+        <w:t>— O jumătate de milion. — S-a lăsat pe spătar și a scos un șuierat prelung. — Dumnezeule mare. Cineva stoarce descendentul. Pentru o chestie pe care legea n-o poate atinge. — A clătinat încet din cap și în gestul lui era dezgust, un dezgust adevărat. — Asta e crud, doamnă Claus, și e prostesc. Nu există nicio acuzație pe care să o poată aduce cineva pentru broșa aceea acum. Moștenirea Blackburn nu vrea banii prietenei dumneavoastră și cu siguranță nu vrea pielea ei. Vrea un singur rând într-un catastif care să indice unde a ajuns piesa, ca avocații să poată închide dosarul și să nu se mai factureze unii pe alții. Oricine îi suge sângele prietenei dumneavoastră îi vinde o teroare care nu e nici măcar reală. Rușinea e singura armă din ea. Nu mai există niciun temei juridic, nu după o sută de ani.</w:t>
+      </w:r>
+    </w:p>
+    <w:p/>
+    <w:p>
+      <w:r>
+        <w:t>A fost, m-am gândit, cel mai util lucru pe care mi-l spusese cineva în toată povestea asta, și mi-l înmânase pur și simplu, dezvinovățindu-se puțin mai mult cu fiecare cuvânt. Un șantajist trăiește din mărimea amenințării. Neil tocmai îmi spusese, fără să i-o cer, că amenințarea era de o valoare nulă, că broșa n-ar fi putut s-o rănească pe Fiona în nicio instanță de pe pământ, că singura muchie ascuțită rămasă la ea era spaima ei față de ochii orașului. Un om care se ocupa cu stoarcerea de bani și-ar fi tăiat limba înainte să-mi spună asta. Ar fi lăsat teroarea să persiste, pentru că teroarea reprezenta întregul lui produs.</w:t>
       </w:r>
     </w:p>
     <w:p/>
@@ -3708,7 +3682,7 @@
     <w:p/>
     <w:p>
       <w:r>
-        <w:t>— V-am spus în prima zi. Eu urmăresc pe unde au ajuns lucrurile. Restul e între oameni și oricine o fi răspunzând ei. A tras un dosar gros din teancul lui și, după o clipă de gândire, l-a împins pe masă spre mine. Poftiți. S-ar putea la fel de bine să-l aveți, din moment ce suntem sinceri unul cu celălalt și din moment ce vreun hoț de doi bani din drăguțul dumneavoastră oraș folosește jumătatea lui cea mai rea ca să chinuiască o femeie cumsecade. E tot ce am scos la iveală despre servitoare. Constance Okafor.</w:t>
+        <w:t>— V-am spus în prima zi. Eu urmăresc pe unde au ajuns lucrurile. Restul e între oameni și oricine o fi răspunzând ei. — A tras un dosar gros din teancul lui și, după o clipă de gândire, l-a împins pe masă spre mine. — Poftiți. S-ar putea la fel de bine să-l aveți, din moment ce suntem sinceri unul cu celălalt și din moment ce vreun hoț de doi bani din drăguțul dumneavoastră oraș folosește jumătatea lui cea mai rea ca să chinuiască o femeie cumsecade. E tot ce am scos la iveală despre servitoare. Constance Okafor.</w:t>
       </w:r>
     </w:p>
     <w:p/>
@@ -3720,13 +3694,13 @@
     <w:p/>
     <w:p>
       <w:r>
-        <w:t>— I se datorau bani, a spus Neil, urmărindu-mă cum citesc. Asta este partea pe care bârfa o omite mereu, pentru că bârfa vrea un mic ticălos curat și o mică crimă curată. Cei din familia Blackburn nu-și plătiseră personalul casei de luni de zile, în iarna aceea a lui douăzeci și patru. Am plângerile acolo, ceilalți slujitori care au plecat și o scrisoare, doamna Claus, o scrisoare chiar de la Constance, prin care cerea, foarte politicos, salariile restante, primind drept răspuns să fie recunoscătoare că are un acoperiș deasupra capului. Mama ei murea în aceeași iarnă, la trei străzi distanță, și nu erau bani de doctor, deloc. Și ea era acolo, zi de zi, ștergând de praf o broșă care valora mai mult decât ar fi câștigat în trei vieți, în timp ce familia care o deținea îi spunea să fie recunoscătoare. A deschis mâinile a lehamite. Nu spun că a avut dreptate s-o ia. Spun că n-a fost o hoață în sensul simplist în care vrea biletul să creadă prietena dumneavoastră. Era o fată disperată, jefuită mai întâi de oameni bogați care își permiteau din plin s-o plătească și au ales să n-o facă. S-a răsplătit singură cu singurul lucru pe care putea să pună mâna și a construit o sută de ani de primire onestă deasupra lui. Există fundații mai rele pentru un han.</w:t>
-      </w:r>
-    </w:p>
-    <w:p/>
-    <w:p>
-      <w:r>
-        <w:t>Am stat cu dosarul deschis în mâini și ceva s-a răsucit încet în interiorul pieptului meu. Asta schimba forma întregului lucru. Secretul pe care Fiona se caznise pe jumătate să-l țină, rușinosul furt din rădăcinile familiei ei, arăta diferit când întindeai actele la lumină. Era o poveste dură și una omenească: o fată disperată într-o casă rece și o datorie achitată în singurul mod care îi mai rămăsese la îndemână. Spusă într-un fel, în șoaptă, cu jumătate din fapte, o putea distruge. Spusă în felul adevărat, pe de-a-ntregul, cu documentele lui Neil întinse sub ea, s-ar putea să n-o distrugă deloc. S-ar putea chiar să fie o poveste în interiorul căreia o femeie să poată sta dreaptă.</w:t>
+        <w:t>— I se datorau bani, a spus Neil, urmărindu-mă cum citesc. Asta este partea pe care bârfa o omite mereu, pentru că bârfa vrea un mic ticălos curat și o mică crimă curată. Cei din familia Blackburn nu-și plătiseră personalul casei de luni de zile, în iarna aceea a lui douăzeci și patru. Am plângerile acolo, ceilalți slujitori care au plecat și o scrisoare, doamnă Claus, o scrisoare chiar de la Constance, prin care cerea, foarte politicos, salariile restante, primind drept răspuns să fie recunoscătoare că are un acoperiș deasupra capului. Mama ei murea în aceeași iarnă, la trei străzi distanță, și nu erau bani de doctor, deloc. Și ea era acolo, zi de zi, ștergând de praf o broșă care valora mai mult decât ar fi câștigat în trei vieți, în timp ce familia care o deținea îi spunea să fie recunoscătoare. — A deschis mâinile. — Nu spun că a avut dreptate s-o ia. Spun că n-a fost o hoață în sensul simplist în care vrea biletul să creadă prietena dumneavoastră. Era o fată disperată, jefuită mai întâi de oameni bogați care își permiteau din plin s-o plătească și au ales să n-o facă. S-a răsplătit singură cu singurul lucru pe care putea să pună mâna și a construit o sută de ani de primire onestă deasupra lui. Există fundații mai rele pentru un han.</w:t>
+      </w:r>
+    </w:p>
+    <w:p/>
+    <w:p>
+      <w:r>
+        <w:t>Am stat cu dosarul deschis în mâini și ceva s-a răsucit încet în interiorul pieptului meu. Asta schimba forma întregului lucru. Secretul pe care Fiona se chinuise până la epuizare să-l păstreze, rușinosul furt din rădăcinile familiei ei, arăta diferit când întindeai actele la lumină. Era o poveste dură și una omenească: o fată disperată într-o casă rece și o datorie achitată în singurul mod care îi mai rămăsese la îndemână. Spusă într-un fel, în șoaptă, cu jumătate din fapte, o putea distruge. Spusă în felul adevărat, pe de-a-ntregul, cu documentele lui Neil întinse sub ea, s-ar putea să n-o distrugă deloc. S-ar putea chiar să fie o poveste în interiorul căreia o femeie să poată sta dreaptă.</w:t>
       </w:r>
     </w:p>
     <w:p/>
@@ -3738,7 +3712,7 @@
     <w:p/>
     <w:p>
       <w:r>
-        <w:t>— Păstrați-l. Am copii după fiecare pagină. S-a oprit și, pentru o dată, luminozitatea din el s-a domolit și a devenit blândă. Spuneți-i ceva prietenei dumneavoastră, din partea unui om care citește corespondența unor oameni morți pentru a-și câștiga existența. Secretele care îi distrug pe oameni sunt cele povestite pe jumătate. De fiecare dată. Ascunzișul le dă colți, nu adevărul. Am dezgropat o sută de secrete de familie în cariera mea, și fiecare în parte s-a dovedit a fi mai mic și mai trist decât se temuse familia să fie toată viața.</w:t>
+        <w:t>— Păstrați-l. Am copii după fiecare pagină. — S-a oprit și, pentru o dată, luminozitatea din el s-a domolit și a devenit blândă. — Spuneți-i ceva prietenei dumneavoastră, din partea unui om care citește corespondența unor oameni morți pentru a-și câștiga existența. Secretele care îi distrug pe oameni sunt cele povestite pe jumătate. De fiecare dată. Ascunzișul le dă colți, nu adevărul. Am dezgropat o sută de secrete de familie în cariera mea, și fiecare în parte s-a dovedit a fi mai mic și mai trist decât se temuse familia să fie toată viața.</w:t>
       </w:r>
     </w:p>
     <w:p/>
@@ -3767,7 +3741,7 @@
     <w:p/>
     <w:p>
       <w:r>
-        <w:t>Arhiva era camera lungă din spatele sălii de expoziții, căptușită de la podea până în tavan cu cutii de arhivă, și era, așa cum i-am mărturisit lui Theo în fața întregului oraș la deschidere, un naufragiu glorios. M-a întâmpinat acolo palid și recunoscător, purtând aceeași cravată strâmbă, și m-a pus să sortez un teanc de acte casnice la masa de lucru, în timp ce el lucra în celălalt capăt al camerei. Cea mai mare parte a unei ore am lucrat în liniștea tovărășească a doi oameni cărora le place ordinea și care sunt amândoi, în felul lor, liniștiți de crearea ei. Pip a luat poziție pe o stivă joasă de cutii de lângă mine și a urmărit cu atenție agrafele de birou din alamă aflate în tăvița mea. În acea oră, era cât pe ce să uit motivul pentru care venisem.</w:t>
+        <w:t>Arhiva era camera lungă din spatele sălii de expoziții, căptușită de la podea până în tavan cu cutii de arhivă, și era, așa cum mărturisise Theo în fața întregului oraș la deschidere, un naufragiu glorios. M-a întâmpinat acolo palid și recunoscător, purtând aceeași cravată strâmbă, și m-a pus să sortez un teanc de acte casnice la masa de lucru, în timp ce el lucra în celălalt capăt al camerei. Cea mai mare parte a unei ore am lucrat în liniștea tovărășească a doi oameni cărora le place ordinea și care sunt amândoi, în felul lor, liniștiți de crearea ei. Pip a luat poziție pe o stivă joasă de cutii de lângă mine și a urmărit cu atenție agrafele de birou din alamă aflate în tăvița mea. În acea oră, era cât pe ce să uit motivul pentru care venisem.</w:t>
       </w:r>
     </w:p>
     <w:p/>
@@ -3785,7 +3759,7 @@
         <w:rPr>
           <w:i/>
         </w:rPr>
-        <w:t xml:space="preserve">Bakery Receipts, Bandstand Subscriptions</w:t>
+        <w:t>Bonuri de la brutărie, Bani strânși pentru chioșcul fanfarei</w:t>
       </w:r>
       <w:r>
         <w:t xml:space="preserve"> —, când am dat de fișele pentru documentele familiei Blackburn, iar printre ele am găsit trei care aveau scris deasupra, cu creion roșu: </w:t>
@@ -3794,7 +3768,7 @@
         <w:rPr>
           <w:i/>
         </w:rPr>
-        <w:t>DISPĂRUTE — a se reordona la regăsire.</w:t>
+        <w:t>DISPĂRUTE — de reclasat la regăsire.</w:t>
       </w:r>
     </w:p>
     <w:p/>
@@ -3814,18 +3788,14 @@
         </w:rPr>
         <w:t>Corespondență, Adelaide Blackburn către sora ei, iarna lui 1924. Ref: furtul broșei de familie (</w:t>
       </w:r>
-      <w:r>
-        <w:t>&lt;bt&gt;</w:t>
-      </w:r>
+      <w:r/>
       <w:r>
         <w:rPr>
           <w:i/>
         </w:rPr>
-        <w:t>the sapphire at its heart</w:t>
-      </w:r>
-      <w:r>
-        <w:t>&lt;/bt&gt;</w:t>
-      </w:r>
+        <w:t>safirul din inima ei</w:t>
+      </w:r>
+      <w:r/>
       <w:r>
         <w:rPr>
           <w:i/>
@@ -3835,35 +3805,25 @@
     </w:p>
     <w:p/>
     <w:p>
-      <w:r>
-        <w:t>&lt;bt&gt;</w:t>
-      </w:r>
-      <w:r>
-        <w:t>The sapphire at its heart</w:t>
-      </w:r>
-      <w:r>
-        <w:t>&lt;/bt&gt;</w:t>
-      </w:r>
-      <w:r>
-        <w:t>.</w:t>
-      </w:r>
-    </w:p>
-    <w:p/>
-    <w:p>
-      <w:r>
-        <w:t xml:space="preserve">Am încremenit. M-am antrenat de-a lungul unei vieți lungi să nu lași trupul să mă dea de gol, și am avut nevoie de fiecare fărâmă din acel antrenament atunci, stând la masa de lucru a lui Theo cu fișa lui în mână, deoarece biletul de șantaj împăturit în haina mea conținea exact aceleași cuvinte. Nu cuvinte asemănătoare. Ci aceleași cuvinte. Nici măcar nu a trebuit să scot biletul ca să fiu sigură; îl citisem de o sută de ori și îl vedeam în spatele pleoapelor. </w:t>
-      </w:r>
-      <w:r>
-        <w:t>&lt;bt&gt;</w:t>
-      </w:r>
-      <w:r>
-        <w:t>The sapphire at its heart</w:t>
-      </w:r>
-      <w:r>
-        <w:t>&lt;/bt&gt;</w:t>
-      </w:r>
-      <w:r>
-        <w:t>. Este un mod ciudat de a descrie o broșă, cu o notă poetică, o formulare de istoric și nu de hoț. Apărea în biletul de șantaj exact la fel ca pe fișa lui Theo, aceleași cinci cuvinte în aceeași ordine. Doi oameni nu descriu o bijuterie folosind aceleași cinci cuvinte ciudate din întâmplare.</w:t>
+      <w:r/>
+      <w:r>
+        <w:t>Safirul din inima ei.</w:t>
+      </w:r>
+      <w:r/>
+      <w:r/>
+    </w:p>
+    <w:p/>
+    <w:p>
+      <w:r>
+        <w:t xml:space="preserve">Am încremenit. M-am antrenat de-a lungul unei vieți lungi să nu-mi las trupul să mă dea de gol, și am avut nevoie de fiecare fărâmă din acel antrenament atunci, stând la masa de lucru a lui Theo cu fișa lui în mână, deoarece biletul de șantaj împăturit în haina mea conținea exact aceleași cuvinte. Nu cuvinte asemănătoare. Ci aceleași cuvinte. Nici măcar nu a trebuit să scot biletul ca să fiu sigură; îl citisem de o sută de ori și îl vedeam în spatele pleoapelor. </w:t>
+      </w:r>
+      <w:r/>
+      <w:r>
+        <w:t>Safirul din inima ei.</w:t>
+      </w:r>
+      <w:r/>
+      <w:r>
+        <w:t xml:space="preserve"> Este un mod ciudat de a descrie o broșă, cu o notă poetică, o formulare de istoric și nu de hoț. Apărea în biletul de șantaj exact la fel ca pe fișa lui Theo, aceleași patru cuvinte în aceeași ordine. Doi oameni nu descriu o bijuterie folosind aceleași patru cuvinte ciudate din întâmplare.</w:t>
       </w:r>
     </w:p>
     <w:p/>
@@ -3881,13 +3841,13 @@
     <w:p/>
     <w:p>
       <w:r>
-        <w:t>M-am silit să respir. M-am silit să pun cele trei fișe marcate cu creion roșu jos, împreună cu celelalte, și să continuu sortarea — B, B, Turnirul de Bridge, Ghirlandă, Excedent —, de parcă podeaua încăperii nu s-ar fi deschis tocmai atunci, în tăcere, sub scaunul meu. În celălalt capăt al camerei, Theo mormăia ceva pentru sine, a mutat o cutie și a spus ceva despre centrala termică, iar eu i-am răspuns fără să-mi aud propriul răspuns. Omul din celălalt capăt al camerei, cel mai bun om din Frost Falls, omul care cumpăra cacao bună cu bezele micuțe din propriul buzunar ca să nu crească copiii fără să cunoască poveștile orașului lor, scrisese biletele care o terorizau pe Fiona. Sau grija lui față de acele scrisori îi permisese altcuiva să le scrie, cuiva dintr-o listă atât de scurtă încât numele lui stătea în fruntea ei, chiar cu scrisul lui îngrijit.</w:t>
-      </w:r>
-    </w:p>
-    <w:p/>
-    <w:p>
-      <w:r>
-        <w:t>Urcasem treptele în dimineața aceea sperând din tot sufletul să-i curăț reputația. Arhiva îmi pusese în brațe exact opusul, în propria lui scriere, cu creion roșu.</w:t>
+        <w:t>M-am silit să respir. M-am silit să pun cele trei fișe marcate cu creion roșu jos, împreună cu celelalte, și să continuu sortarea — B, B, Bridge (turneu), Bannere (surplus) —, de parcă podeaua încăperii nu s-ar fi deschis tocmai atunci, în tăcere, sub scaunul meu. În celălalt capăt al camerei, Theo fredona pentru sine, a mutat o cutie și a spus ceva despre centrala termică, iar eu i-am răspuns fără să-mi aud propriul răspuns. Omul din celălalt capăt al camerei, cel mai bun om din Frost Falls, omul care cumpăra cacao bună cu bezele micuțe din propriul buzunar ca să nu crească copiii fără să cunoască poveștile orașului lor, scrisese biletele care o terorizau pe Fiona. Sau grija lui față de acele scrisori îi permisese altcuiva să le scrie, cuiva dintr-o listă atât de scurtă încât numele lui stătea în fruntea ei, chiar cu scrisul lui îngrijit.</w:t>
+      </w:r>
+    </w:p>
+    <w:p/>
+    <w:p>
+      <w:r>
+        <w:t>Urcasem treptele în dimineața aceea sperând din tot sufletul să-i curăț reputația. Arhiva îmi pusese în brațe exact opusul, scris de mâna lui, cu creion roșu.</w:t>
       </w:r>
     </w:p>
     <w:p/>
@@ -3905,31 +3865,31 @@
     <w:p/>
     <w:p>
       <w:r>
-        <w:t>Nick m-a privit o singură dată în prag și nu a pus întrebări. M-a așezat, mi-a pus o pătură pe umeri și a așteptat. După o vreme i-am spus. Fișa. Cele trei fișe însemnate cu creion roșu. Cele cinci cuvinte. Scrisul lui Theo. A ascultat, iar chipul i s-a întristat și a părut mai bătrân. Când am terminat, nu a spus „îmi pare rău” și nu a spus „ești sigură”, pentru că vedea că eram sigură, și era un om mult prea bun ca să pună pe cineva să rostească un asemenea lucru de două ori.</w:t>
-      </w:r>
-    </w:p>
-    <w:p/>
-    <w:p>
-      <w:r>
-        <w:t>— Atunci știi, spuse el încet.</w:t>
-      </w:r>
-    </w:p>
-    <w:p/>
-    <w:p>
-      <w:r>
-        <w:t>— Știu că a venit de la el sau prin intermediul lui. Vocea mea a ieșit aspră. Știu că oricine a scris acel bilet a citit propriile cuvinte ale lui Theo despre broșă. Și știu că există o listă scurtă de oameni care ar fi putut face asta, iar numele lui este în fruntea ei, scris cu creion roșu, în propria lui caligrafie. Am tras păturile mai strâns pe mine. Îl tot văd acum la ușă. Patruzeci de membri noi. Atât de fericit. Nick, cum poate un om să facă asta? Cum poate să-i facă asta Fionei în întuneric și să le aducă copiilor cacao dimineața și să le dea amândurora crezare, în aceeași săptămână, cu aceleași mâini?</w:t>
-      </w:r>
-    </w:p>
-    <w:p/>
-    <w:p>
-      <w:r>
-        <w:t>— În același mod în care face oricine un lucru groaznic, spuse Nick. Spunându-și că o face pentru ceva bun, și repetându-și asta din nou și din nou, până când nu mai vede altceva decât binele despre care tot își vorbește, în timp ce răul devine mic și se îndepărtează la marginea câmpului vizual. Iubirea este cea care îi permite asta, Jess. Asta este partea cea mai crudă. Theo n-ar fura niciodată un ban pentru sine. Pentru Societate, s-a lăsat convins de aproape orice.</w:t>
-      </w:r>
-    </w:p>
-    <w:p/>
-    <w:p>
-      <w:r>
-        <w:t>Am stat pe gânduri. Era adevărat, și nu mă ajuta cu nimic. Nick știa că n-o va face, bet m-a lăsat totuși să simt asta.</w:t>
+        <w:t>Nick m-a privit o singură dată în prag și nu a pus întrebări. M-a așezat, mi-a pus o pătură pe umeri și a așteptat. După o vreme i-am spus. Fișa. Cele trei fișe însemnate cu creion roșu. Cele patru cuvinte. Scrisul lui Theo. A ascultat, iar chipul i s-a întristat și a părut mai bătrân. Când am terminat, nu a spus „îmi pare rău” și nu a spus „ești sigură”, pentru că vedea că eram sigură, și era un om mult prea bun ca să pună pe cineva să rostească un asemenea lucru de două ori.</w:t>
+      </w:r>
+    </w:p>
+    <w:p/>
+    <w:p>
+      <w:r>
+        <w:t>— Atunci știi, a spus el încet.</w:t>
+      </w:r>
+    </w:p>
+    <w:p/>
+    <w:p>
+      <w:r>
+        <w:t>— Știu că a venit de la el sau prin intermediul lui. — Vocea mea a ieșit aspră. — Știu că oricine a scris acel bilet a citit propriile cuvinte ale lui Theo despre broșă. Și știu că există o listă scurtă de oameni care ar fi putut face asta, iar numele lui este în fruntea ei, scris cu creion roșu, în propria lui caligrafie. — Am tras pătura mai strâns pe mine. — Îl tot văd acum la ușă. Patruzeci de membri noi. Atât de fericit. Nick, cum poate un om să facă asta? Cum poate să-i facă asta Fionei în întuneric și să le aducă copiilor cacao dimineața și să le facă pe amândouă din toată inima, în aceeași săptămână, cu aceleași mâini?</w:t>
+      </w:r>
+    </w:p>
+    <w:p/>
+    <w:p>
+      <w:r>
+        <w:t>— În același mod în care face oricine un lucru groaznic, a spus Nick. Spunându-și că o face pentru ceva bun, și repetându-și asta din nou și din nou, până când nu mai vede altceva decât binele despre care tot își vorbește, în timp ce răul devine mic și se îndepărtează la marginea câmpului vizual. Iubirea este cea care îi permite asta, Jess. Asta este partea cea mai crudă. Theo n-ar fura niciodată un ban pentru sine. Pentru Societate, s-a lăsat convins de aproape orice.</w:t>
+      </w:r>
+    </w:p>
+    <w:p/>
+    <w:p>
+      <w:r>
+        <w:t>Am stat pe gânduri. Era adevărat, și nu mă ajuta cu nimic. Nick știa că n-o va face, dar mi-a spus-o totuși.</w:t>
       </w:r>
     </w:p>
     <w:p/>
@@ -3953,7 +3913,7 @@
     <w:p/>
     <w:p>
       <w:r>
-        <w:t>— Vino, spuse el, întinzându-mi mâna. E destul de avansat acum. Și cred că trebuie să vezi asta în seara asta, dintre toate nopțile care există. Cred că trebuie să vezi pentru ce existăm noi, tu și eu, înainte de a te afunda mai mult în ceea ce au făcut ei.</w:t>
+        <w:t>— Vino, a spus el, întinzându-mi mâna. E destul de avansat acum. Și cred că trebuie să vezi asta în seara asta, dintre toate nopțile care există. Cred că trebuie să vezi pentru ce existăm noi, tu și eu, înainte de a te afunda mai mult în ceea ce au făcut ei.</w:t>
       </w:r>
     </w:p>
     <w:p/>
@@ -3965,7 +3925,7 @@
     <w:p/>
     <w:p>
       <w:r>
-        <w:t>În centrul încăperii, unde s-ar fi aflat vechea vatră a Polului, construise un șemineu mare din piatră de câmp, pietre rotunde de râu așezate manual una peste alta. Nu era niciun foc în el. Grătarul stătea rece și gol, și totuși lumina. Căldura aurie se revărsa chiar din piatra goală. Magia rătăcită care colindase din ușă în ușă prin tot Frost Falls ajunsese, în parte, aici, și se învârtea în cercuri lente prin aerul cald de deasupra grătarului gol, ca o creatură obosită care a găsit în sfârșit un loc unde, cândva, i se va permite să se întindă.</w:t>
+        <w:t>În centrul încăperii, unde s-ar fi aflat vechea vatră a Polului, construise un șemineu mare din piatră de câmp, pietre rotunde de râu așezate manual una peste alta. Nu era niciun foc în el. Grătarul stătea rece și gol, și totuși strălucea. Căldura aurie se revărsa chiar din piatra goală. Magia rătăcită care colindase din ușă în ușă prin tot Frost Falls ajunsese, în parte, aici, și se învârtea în cercuri lente prin aerul cald de deasupra grătarului gol, ca o creatură obosită care a găsit în sfârșit un loc unde, cândva, i se va permite să se întindă.</w:t>
       </w:r>
     </w:p>
     <w:p/>
@@ -3977,13 +3937,13 @@
     <w:p/>
     <w:p>
       <w:r>
-        <w:t>— O vatră. Brațul lui m-a cuprins. Nu e gata. Încă nu poate s-o țină, nu pe toată, nu definitiv. Acolo e vorba de ani de muncă, Jess. Dar e un început. Un loc unde să vină. Așa că o să se oprească din rătăcit prin întuneric. S-a uitat în jos la mine, cu lumina aurie jucându-i-se pe chip. Am vrut să vezi asta în seara asta pentru că porți cu tine un lucru groaznic și n-am vrut să umbli prin lume gândindu-te că tot restul e alcătuit doar din oameni care fac rău în întuneric. Unii dintre noi sunt și ei pe aici, prin întuneric, construind locuri unde căldura să poată poposi.</w:t>
-      </w:r>
-    </w:p>
-    <w:p/>
-    <w:p>
-      <w:r>
-        <w:t>Am stat în strălucirea focului nestins și m-am lăsat să plâng, în sfârșit, puțin, pentru Theo, pentru Fiona și pentru întreaga încurcătură groaznică. Nick m-a îmbrățișat. Deasupra noastră, magia își continua cercurile lente și aurii, căutând un cămin și începând abia acum să-l găsească.</w:t>
+        <w:t>— O vatră. — Brațul lui m-a cuprins. — Nu e gata. Încă nu poate s-o țină, nu pe toată, nu definitiv. Acolo e vorba de ani de muncă, Jess. Dar e un început. Un loc unde să vină. Așa că o să se oprească din rătăcit prin întuneric. — S-a uitat în jos la mine, cu lumina aurie jucându-i-se pe chip. — Am vrut să vezi asta în seara asta pentru că porți cu tine un lucru groaznic și n-am vrut să umbli prin lume gândindu-te că tot restul e alcătuit doar din oameni care fac rău în întuneric. Unii dintre noi sunt și ei pe aici, prin întuneric, construind locuri unde căldura să poată poposi.</w:t>
+      </w:r>
+    </w:p>
+    <w:p/>
+    <w:p>
+      <w:r>
+        <w:t>Am stat în strălucirea focului neaprins și m-am lăsat să plâng, în sfârșit, puțin, pentru Theo, pentru Fiona și pentru întreaga încurcătură groaznică. Nick m-a îmbrățișat. Deasupra noastră, magia își continua cercurile lente și aurii, căutând un cămin și începând abia acum să-l găsească.</w:t>
       </w:r>
     </w:p>
     <w:p/>
@@ -4006,19 +3966,19 @@
     <w:p/>
     <w:p>
       <w:r>
-        <w:t>A doua notă a venit în dimineața următoare, în prima dimineață a festivalului, la han, iar Fiona m-a sunat cu o voce din care nu mai rămăsese absolut deloc viață.</w:t>
-      </w:r>
-    </w:p>
-    <w:p/>
-    <w:p>
-      <w:r>
-        <w:t>Bărbați cărau mese pliante pe pajiște când am coborât pe Evergreen. La han, Vera Reed cobora treptele pridvorului pe măsură ce urcam eu, cu o geantă de pânză pe umăr și un clipboard sub braț, încheiată până la gât împotriva frigului, așa cum fusese și la expoziție.</w:t>
-      </w:r>
-    </w:p>
-    <w:p/>
-    <w:p>
-      <w:r>
-        <w:t>— Permise de parcare, a spus ea, înainte să apuc să întreb, ridicând clipboardul. Pentru oaspeții hanului. Primarul vrea câte unul pe fiecare bord până la prânz.</w:t>
+        <w:t>Al doilea bilet a venit în dimineața următoare, în prima dimineață a festivalului, la han, iar Fiona m-a sunat cu o voce din care nu mai rămăsese absolut deloc viață.</w:t>
+      </w:r>
+    </w:p>
+    <w:p/>
+    <w:p>
+      <w:r>
+        <w:t>Bărbați cărau mese pliante în parc când am coborât pe Evergreen. La han, Vera Reed cobora treptele pridvorului pe măsură ce urcam eu, cu o geantă de pânză pe umăr și un dosar cu clemă sub braț, încheiată până la gât împotriva frigului, așa cum fusese și la expoziție.</w:t>
+      </w:r>
+    </w:p>
+    <w:p/>
+    <w:p>
+      <w:r>
+        <w:t>— Permise de parcare, a spus ea, înainte să apuc să întreb, ridicând dosarul cu clemă. Pentru oaspeții hanului. Primarul vrea câte unul pe fiecare bord până la prânz.</w:t>
       </w:r>
     </w:p>
     <w:p/>
@@ -4030,7 +3990,7 @@
     <w:p/>
     <w:p>
       <w:r>
-        <w:t>— Bună dimineața, doamna Claus.</w:t>
+        <w:t>— Bună dimineața, doamnă Claus.</w:t>
       </w:r>
     </w:p>
     <w:p/>
@@ -4042,19 +4002,19 @@
     <w:p/>
     <w:p>
       <w:r>
-        <w:t>Ea a plecat spre Primărie pe alee, cu pasul ei iute și măsurat. Doi bărbați care cărau o masă s-au dat la o parte din calea ei fără să ridice privirea. Am intrat.</w:t>
-      </w:r>
-    </w:p>
-    <w:p/>
-    <w:p>
-      <w:r>
-        <w:t>— Era pe recepție, a spus ea, în clipa în care am trecut pragul. Ne închisese din nou în salonul mic și ținea lucrul acela la distanță de un braț, prins între două degete, de parcă ar fi putut să se întoarcă și s-o muște. Pur și simplu acolo. Printre corespondența de dimineață, ca o factură de gaze. Jessica, a intrat în holul meu. A stat chiar la biroul meu. Putea fi oricine, oricare dintre oaspeți, oricare dintre zecile de oameni care intră și ies toată ziulica pentru festival, iar el a stat exact acolo unde îi înregistrez pe oaspeți și l-a pus printre scrisorile mele și a plecat, iar eu nu l-am văzut deloc.</w:t>
-      </w:r>
-    </w:p>
-    <w:p/>
-    <w:p>
-      <w:r>
-        <w:t xml:space="preserve">L-am luat din mâna ei. Aceeași hârtie crem. Același scris deslușit cu trudă, cu litere frânte în mod deliberat. Mai scurt decât primul acesta, și cu atât mai crud prin această scurtime. </w:t>
+        <w:t>Ea a plecat spre Primărie pe cărare, cu pasul ei iute și măsurat. Doi bărbați care cărau o masă s-au dat la o parte din calea ei fără să ridice privirea. Am intrat.</w:t>
+      </w:r>
+    </w:p>
+    <w:p/>
+    <w:p>
+      <w:r>
+        <w:t>— Era pe recepție, a spus ea, în clipa în care am trecut pragul. Ne închisese din nou în salonul mic și ținea lucrul acela la distanță de un braț, prins între două degete, de parcă ar fi putut să se întoarcă și s-o muște. — Pur și simplu acolo. Printre corespondența de dimineață, ca o factură de gaze. Jessica, a intrat în holul meu. A stat chiar la biroul meu. Putea fi oricine, oricare dintre oaspeți, oricare dintre zecile de oameni care intră și ies toată ziulica pentru festival, iar el a stat exact acolo unde îi înregistrez pe oaspeți și l-a pus printre scrisorile mele și a plecat, iar eu nu l-am văzut deloc.</w:t>
+      </w:r>
+    </w:p>
+    <w:p/>
+    <w:p>
+      <w:r>
+        <w:t xml:space="preserve">L-am luat din mâna ei. Aceeași hârtie crem. Același scris frânt în mod deliberat. Mai scurt decât primul acesta, și cu atât mai crud prin această scurtime. </w:t>
       </w:r>
       <w:r>
         <w:rPr>
@@ -4078,7 +4038,7 @@
     <w:p/>
     <w:p>
       <w:r>
-        <w:t>— Nu, am spus, întorcând biletul pe o parte și pe alta în mâini, citindu-l din nou. Te vrea suficient de speriată ca să găsești ceea ce nu există. Oamenii care n-au fost niciodată cu adevărat disperați cred că disperații pot oricum să facă să răsară bani de undeva, dacă doar îi stoarci destul de tare. Crede că ai vreo rudă bogată la care n-ai vrut să apelezi din mândrie. Crede că o să vinzi ceva, o să pui ipotecă pe ceva, o să te duci la soții Worthington în genunchi. Crede că însăși frica o să scuture banii de colo, ca pe niște monede dintr-un buzunar ținut cu susul în jos. Am privit-o. Iar asta îmi spune ceva despre el, Fiona, fie că a vrut să arate asta, fie că nu. Îmi spune că și el e disperat. Oamenii care o duc bine nu își imaginează că banii apar sub presiune, pentru că banii n-au trebuit niciodată să apară pentru ei, pur și simplu au fost mereu acolo. Doar cineva care a trebuit să facă banii să apară cumva, într-o lună grea, gândește așa. Biletul m-a speriat în locul tău atâtea zile. Abia acum mi-a dat prin cap să mă speriez puțin și pentru el, oricine o fi.</w:t>
+        <w:t>— Nu, am spus, întorcând biletul pe o parte și pe alta în mâini, citindu-l din nou. Te vrea suficient de speriată ca să găsești ceea ce nu există. Oamenii care n-au fost niciodată cu adevărat disperați cred că disperații pot oricum să facă să răsară bani de undeva, dacă doar îi stoarci destul de tare. Crede că ai vreo rudă bogată la care n-ai vrut să apelezi din mândrie. Crede că o să vinzi ceva, o să pui ipotecă pe ceva, o să te duci la soții Worthington în genunchi. Crede că însăși frica o să scuture banii de colo, ca pe niște monede dintr-un buzunar ținut cu susul în jos. — Am privit-o. — Iar asta îmi spune ceva despre el, Fiona, fie că a vrut să arate asta, fie că nu. Îmi spune că și el e disperat. Oamenii care o duc bine nu își imaginează că banii apar sub presiune, pentru că banii n-au trebuit niciodată să apară pentru ei, pur și simplu au fost mereu acolo. Doar cineva care a trebuit să facă banii să apară cumva, într-o lună grea, gândește așa. Biletul m-a speriat în locul tău atâtea zile. Abia acum mi-a dat prin cap să mă speriez puțin și pentru el, oricine o fi.</w:t>
       </w:r>
     </w:p>
     <w:p/>
@@ -4096,7 +4056,7 @@
     <w:p/>
     <w:p>
       <w:r>
-        <w:t>Aveam o privire. Mi se schimbă mereu privirea, se pare. Și chiar știam, sau suficient de aproape încât lipsa aceea de certitudine absolută ținea doar de felul în care s-au petrecut lucrurile și dacă a acționat singur. Dar nu eram pregătită să-i rostit numele cu voce tare în camera aceea mică. Să-i spun lui Theo Hussein numele cu voce tare în fața Fionei ar fi pus în mișcare o avalanșă pe un versant pe care n-aș mai fi putut-o opri, și voiam să fiu pe deplin sigură, și sigură cum să procedez cu blândețe, înainte de a lăsa bulgărele să se prăvale.</w:t>
+        <w:t>Aveam o privire. Mi se schimbă mereu privirea, se pare. Și chiar știam, sau suficient de aproape încât lipsa aceea de certitudine absolută ținea doar de felul în care s-au petrecut lucrurile și dacă a acționat singur. Dar nu eram pregătită să-i rostesc numele cu voce tare în camera aceea mică. Să rostesc numele lui Theo Hussein cu voce tare în fața Fionei ar fi pus în mișcare o avalanșă pe un versant pe care n-aș mai fi putut-o opri, și voiam să fiu pe deplin sigură, și sigură cum să procedez cu blândețe, înainte de a lăsa bulgărele să se prăvale.</w:t>
       </w:r>
     </w:p>
     <w:p/>
@@ -4108,13 +4068,13 @@
     <w:p/>
     <w:p>
       <w:r>
-        <w:t>— N-am altceva de dat în afară de trei zile. A spus-o fără amărăciune, ci doar copleșită de oboseală. Trei zile, fie. Festivalul. A scos un râs scurt, tăios. Și eu trebuie să mă ocup de el. Să zâmbesc oaspeților. Să jurizez masa cu plăcinte sâmbătă. Să mă ridic și să urez bun venit tuturor la ziua porților deschise de la han. Toate astea, cu o piatră înghițită în piept.</w:t>
-      </w:r>
-    </w:p>
-    <w:p/>
-    <w:p>
-      <w:r>
-        <w:t>— O să conduci un festival minunat, am spus, iar eu o să duc partea asta grea în locul tău. Asta e înțelegerea. Tu le zâmbești oaspeților. Eu îl voi găsi pe omul care a fost la biroul tău. Am ridicat biletul. Pot să-l păstrez? Alături de primul?</w:t>
+        <w:t>— N-am altceva de dat în afară de trei zile. — A spus-o fără amărăciune, ci doar copleșită de oboseală. — Trei zile, fie. Festivalul. — A scos un râs scurt, frânt. — Și eu trebuie să mă ocup de el. Să zâmbesc oaspeților. Să jurizez masa cu plăcinte sâmbătă. Să mă ridic și să urez bun venit tuturor la ziua porților deschise de la han. Toate astea, cu o piatră înghițită în piept.</w:t>
+      </w:r>
+    </w:p>
+    <w:p/>
+    <w:p>
+      <w:r>
+        <w:t>— O să conduci un festival minunat, am spus, iar eu o să duc partea asta grea în locul tău. Asta e înțelegerea. Tu le zâmbești oaspeților. Eu îl voi găsi pe omul care a fost la biroul tău. — Am ridicat biletul. — Pot să-l păstrez? Alături de primul?</w:t>
       </w:r>
     </w:p>
     <w:p/>
@@ -4126,7 +4086,7 @@
     <w:p/>
     <w:p>
       <w:r>
-        <w:t>Dar venisem pentru mai mult decât pentru niște vorbe bune. Am întors biletul pe dos și m-am uitat, de data aceasta, nu la cuvintele acelea crude, ci la hârtie. De culoarea smântânii. Puțin grea între degete. Liniile acelea fine imprimate în fibră, subtile și paralele, pe care le observi doar când ții ceva în bătaia luminii. Exact ca primul bilet și ca teancul pe care îl văzusem pe un birou de lângă ușa Societății Istorice în dimineața deschiderii expoziției. Al doilea bilet n-a făcut decât să confirme acest lucru. Șantajistul scria în continuare ce spuneau scrisorile lui Blackburn pe hârtia Societății.</w:t>
+        <w:t>Dar venisem pentru mai mult decât pentru niște vorbe bune. Am întors biletul pe dos și m-am uitat, de data aceasta, nu la cuvintele acelea crude, ci la hârtie. De culoarea smântânii. Puțin grea între degete. Liniile acelea fine imprimate în fibră, subtile și paralele, pe care le observi doar când ții ceva în bătaia luminii. Exact ca primul bilet și ca teancul pe care îl văzusem pe un birou de lângă ușa Societății de Istorie în dimineața deschiderii expoziției. Al doilea bilet n-a făcut decât să confirme acest lucru. Șantajistul scria în continuare ce spuneau scrisorile lui Blackburn pe hârtia Societății.</w:t>
       </w:r>
     </w:p>
     <w:p/>
@@ -4187,12 +4147,12 @@
     </w:p>
     <w:p>
       <w:r>
-        <w:t>Piața se transformase încă de dimineață. Mesele lungi și solide pe care le adusesem și în jurul cărora ne dădusem atâta osteneală erau acum pline ochi cu bunătățile orașului: plăcintele Gretei, o sută de borcane cu conserve, sărmăluțele soției domnului Kim și o masă întreagă cu mănușile cercului, aranjate în șiruri după mărime. Scena din capătul nordic avea o formație pe ea, una adevărată, trei bătrâni și o fată cu o vioară, care cântau genul acela de muzică ce îi făcea chiar și pe cei care jurau că nu dansează să bată din cizme pe pământul rece. Felinare agățate atârnau în copacii desfrunziți. Tarabe cu cidru și alune coapte se întindeau de-a lungul pieței, iar deasupra tuturor luminile festivalului străluceau. Străluceau acum în culori aurii, fiecare șir, statornice și calde. Niciun suflet nu a remarcat asta, pentru că întregul oraș hotărâse împreună, fără un cuvânt, că luminile fuseseră întotdeauna aurii și așa a rămas.</w:t>
-      </w:r>
-    </w:p>
-    <w:p>
-      <w:r>
-        <w:t>Pip a fost o senzație. Știam că așa avea să fie. Fiona amenajase un colț din pridvorul hanului ca cabină foto, un scaun, un fundal de iarnă pictat și un coș cu eșarfe împletite, iar pentru un dolar dat Societății Istorice îți puteai face o poză cu pinguinul propriu-zis de la Polul Nord. Coada s-a întins de-a lungul pridvorului și pe trepte toată amiaza. Pip a purtat o eșarfă diferită pentru fiecare fotografie și a acceptat adorația ca pe un vechi drept al ei. A refuzat, cu multă demnitate, fiecare bucată de fursec pe care copiii încercau să i-o strecoare pe sub masă. Bancnotele de un dolar s-au adunat în borcan, fiind primii bani pe care Societatea îi strânsese de la cutia de bani a Oliviei. Asta nu avea să-i salveze. Un borcan cu bancnote de un dolar nu putea salva o clădire. Dar era ceva și era cald. Fiona stătea lângă cabină, luând dolarii și zâmbind cu un zâmbet adevărat, iar preț de o după-amiază a arătat ca ea însăși din nou.</w:t>
+        <w:t>Parcul se transformase încă de dimineață. Mesele lungi și solide pe care le adusesem și în jurul cărora ne dădusem atâta osteneală erau acum pline ochi cu bunătățile orașului: plăcintele Gretei, o sută de borcane cu conserve, colțunașii soției domnului Kim și o masă întreagă cu mănușile cercului, aranjate în șiruri după mărime. Scena din capătul nordic avea o formație pe ea, una adevărată, trei bătrâni și o fată cu o vioară, care cântau genul acela de muzică ce îi făcea chiar și pe cei care jurau că nu dansează să bată din cizme pe pământul rece. Felinare agățate atârnau în copacii desfrunziți. Tarabe cu suc de mere cald și castane coapte se întindeau de-a lungul parcului, iar deasupra tuturor luminile festivalului străluceau. Străluceau acum în culori aurii, fiecare șir, statornice și calde. Niciun suflet nu a remarcat asta, pentru că întregul oraș hotărâse împreună, fără un cuvânt, că luminile fuseseră întotdeauna aurii și așa a rămas.</w:t>
+      </w:r>
+    </w:p>
+    <w:p>
+      <w:r>
+        <w:t>Pip a fost o senzație. Știam că așa avea să fie. Fiona amenajase un colț din pridvorul hanului ca cabină foto, un scaun, un fundal de iarnă pictat și un coș cu eșarfe împletite, iar pentru un dolar dat Societății de Istorie îți puteai face o poză cu pinguinul Polului Nord în persoană. Coada s-a întins de-a lungul pridvorului și pe trepte toată după-amiaza. Pip a purtat o eșarfă diferită pentru fiecare fotografie și a acceptat adorația ca pe un vechi drept al ei. A refuzat, cu multă demnitate, fiecare bucată de fursec pe care copiii încercau să i-o strecoare pe sub masă. Bancnotele de un dolar s-au adunat în borcan, fiind primii bani pe care Societatea îi strânsese de la cutia de bani a Oliviei. Asta nu avea să-i salveze. Un borcan cu bancnote de un dolar nu putea salva o clădire. Dar era ceva și era cald. Fiona stătea lângă cabină, luând dolarii și zâmbind cu un zâmbet adevărat, iar preț de o după-amiază a arătat ca ea însăși din nou.</w:t>
       </w:r>
     </w:p>
     <w:p>
@@ -4202,27 +4162,27 @@
     </w:p>
     <w:p>
       <w:r>
-        <w:t>Pe un plan eram acolo, o localnică la festivalul orașului ei, și totul era minunat. Emma Redfern m-a găsit lângă cidru și și-a etalat costumul, pe care insistase să-l poarte cu o seară mai devreme: o constelație, Orion, neagră cu stele argintii cusute la locul lor potrivit de mâna iscusită a tatălui ei, centura fiind exact cum trebuia. M-a pus să numesc fiecare stea, și am făcut-o, pentru că cunosc stelele acelea de multă vreme. A fost încântată că doamna Claus îi știa constelațiile. Mark stătea alături cu două căni de cidru și privirea aceea netezită de vreme a unui om care își privește fiica având opt ani cu voce tare în mijlocul mulțimii. Martha mi-a îndesat în mână o pereche de mănuși de pe masă, cele verzi, „pentru mâinile tale reci”. Sam Patel și-a ridicat șapca de peste piață, de la postul lui de lângă pridvorul hanului, unde se instalase toată ziua cu ochii pe recepția de chiar dincolo de ușă, așa cum îi cerusem.</w:t>
-      </w:r>
-    </w:p>
-    <w:p>
-      <w:r>
-        <w:t>Iar pe celălalt plan, sub toată căldura aceea, priveam și eu. A doua notă spusese că festivalul se termină duminică, iar șantajistul era aici, undeva, în această mulțime, una dintre aceste fețe care râdeau. Nu mă puteam opri din a privi ușa hanului și recepția de tocmai dinăuntru, unde o a treia notă putea fi lăsată printre mulțimea de la festival.</w:t>
-      </w:r>
-    </w:p>
-    <w:p>
-      <w:r>
-        <w:t>Odată, pe la jumătatea după-amiezii, am crezut că se întâmplă. O siluetă s-a furișat pe pridvorul hanului, s-a oprit la ușa deschisă, s-a uitat în jur și a întins mâna spre recepție. Inima mi s-a oprit în loc. Am pornit în pas grăbit spre piață, iar Sam se mișca deja de la postul lui. Apoi silueta s-a întors, și nu era decât doamna Pelletier din Consiliul Societății, care lăsa un teanc de pliante de membru pe birou, unde oaspeții le-ar fi putut vedea. Sam și cu mine am ajuns în același moment, din direcții opuse, amândoi prea repede, și ne-am intersectat privirile deasupra pliantelor. Doamna Pelletier s-a uitat nedumerită la noi. Am luat trei pliante de care nu aveam nevoie, Sam a spus ceva despre vreme și ne-am retras. Acela a fost momentul cel mai apropiat de adevăr din toată ziua. O alarmă falsă. Dar mi-a arătat cât de încordată eram, sub muzica viorii, și cât de subțire era linia dintre căldură și frică.</w:t>
-      </w:r>
-    </w:p>
-    <w:p>
-      <w:r>
-        <w:t>Noriko Tanaka văzuse totul. Era la taraba cu cidru la câțiva pași distanță, în parka ei, cu câte un pahar de hârtie în fiecare mână, iar când m-am întors traversând piața, mi-a întins unul dintre ele.</w:t>
-      </w:r>
-    </w:p>
-    <w:p>
-      <w:r>
-        <w:t>— Păreai gata s-o pui la pământ pe doamna Pelletier, a spus ea.</w:t>
+        <w:t>Pe un plan eram acolo, o localnică la festivalul orașului ei, și totul era minunat. Emma Redfern m-a găsit lângă sucul de mere și și-a etalat costumul, pe care insistase să-l poarte cu o seară mai devreme: o constelație, Orion, neagră cu stele argintii cusute la locul lor potrivit de mâna iscusită a tatălui ei, centura fiind exact cum trebuia. M-a pus să numesc fiecare stea, și am făcut-o, pentru că cunosc stelele acelea de multă vreme. A fost încântată că doamna Claus îi știa constelațiile. Mark stătea alături cu două căni de suc de mere și privirea aceea netezită de vreme a unui om care își privește fiica având opt ani cu voce tare în mijlocul mulțimii. Martha mi-a îndesat în mână o pereche de mănuși de pe masă, cele verzi, „pentru mâinile tale reci”. Sam Patel și-a ridicat șapca de peste parc, de la postul lui de lângă pridvorul hanului, unde se instalase toată ziua cu ochii pe recepția de chiar dincolo de ușă, așa cum îi cerusem.</w:t>
+      </w:r>
+    </w:p>
+    <w:p>
+      <w:r>
+        <w:t>Iar pe celălalt plan, sub toată căldura aceea, priveam și eu. Al doilea bilet spusese că festivalul se termină duminică, iar șantajistul era aici, undeva, în această mulțime, una dintre aceste fețe care râdeau. Nu mă puteam opri din a privi ușa hanului și recepția de tocmai dinăuntru, unde un al treilea bilet putea fi lăsat printre mulțimea de la festival.</w:t>
+      </w:r>
+    </w:p>
+    <w:p>
+      <w:r>
+        <w:t>Odată, pe la jumătatea după-amiezii, am crezut că se întâmplă. O siluetă s-a furișat pe pridvorul hanului, s-a oprit la ușa deschisă, s-a uitat în jur și a întins mâna spre recepție. Inima mi s-a oprit în loc. Am pornit prin parc prea repede, iar Sam se mișca deja de la postul lui. Apoi silueta s-a întors, și nu era decât doamna Pelletier din Consiliul Societății, care lăsa un teanc de pliante de membru pe birou, unde oaspeții le-ar fi putut vedea. Sam și cu mine am ajuns în același moment, din direcții opuse, amândoi prea repede, și ne-am intersectat privirile deasupra pliantelor. Doamna Pelletier s-a uitat nedumerită la noi. Am luat trei pliante de care nu aveam nevoie, Sam a spus ceva despre vreme și ne-am retras. Acela a fost momentul cel mai apropiat de adevăr din toată ziua. O alarmă falsă. Dar mi-a arătat cât de încordată eram, sub muzica viorii, și cât de subțire era linia dintre căldură și frică.</w:t>
+      </w:r>
+    </w:p>
+    <w:p>
+      <w:r>
+        <w:t>Noriko Tanaka văzuse totul. Era la taraba cu suc de mere la câțiva pași distanță, în parka ei, cu câte un pahar de hârtie în fiecare mână, iar când m-am întors traversând parcul, mi-a întins unul dintre ele.</w:t>
+      </w:r>
+    </w:p>
+    <w:p>
+      <w:r>
+        <w:t>— Păreați gata s-o pui la pământ pe doamna Pelletier, a spus ea.</w:t>
       </w:r>
     </w:p>
     <w:p>
@@ -4232,7 +4192,7 @@
     </w:p>
     <w:p>
       <w:r>
-        <w:t>— Aha. A băut puțin din cidru. Nu se uita la mine. Privea mulțimea, așa cum făcusem și eu toată după-amiaza. Sam Patel a crezut la fel. Sunt doi dintre voi care supraveghează recepția Fionei. E ceva ce ar trebui să știu, doamna Claus?</w:t>
+        <w:t>— Aha. — A băut puțin din sucul de mere. Nu se uita la mine. Privea mulțimea, așa cum făcusem și eu toată după-amiaza. — Sam Patel a crezut la fel. Sunt doi dintre voi care supraveghează recepția Fionei. E ceva ce ar trebui să știu, doamnă Claus?</w:t>
       </w:r>
     </w:p>
     <w:p>
@@ -4252,7 +4212,7 @@
     </w:p>
     <w:p>
       <w:r>
-        <w:t xml:space="preserve">— Știi unde e secția. Cafeaua e rea, bet ușa e deschisă. Și duminica. </w:t>
+        <w:t xml:space="preserve">— Știți unde e secția. Cafeaua e rea, dar ușa e deschisă. Și duminica. </w:t>
       </w:r>
     </w:p>
     <w:p>
@@ -4262,22 +4222,22 @@
     </w:p>
     <w:p>
       <w:r>
-        <w:t>— Pinguinul tău i-a adus Societății mai mulți bani azi decât primarul tot anul.</w:t>
-      </w:r>
-    </w:p>
-    <w:p>
-      <w:r>
-        <w:t>— Să n-o spui, am spus. O să vrea o parte.</w:t>
-      </w:r>
-    </w:p>
-    <w:p>
-      <w:r>
-        <w:t>Magia era pretutindeni în ziua aceea, în moduri mărunte pe care orașul le putea trece cu vederea. Când formația a cântat o doină, felinarele din copaci s-au leagănat puțin, deși n-am putut simți nicio adiere. Ferigile de gheață au crescut pe partea interioară a geamurilor hanului în modele prea minunate ca să fie o coincidență, s-au topit și au crescut din nou. Iar în ultima oră de lumină, pe măsură ce soarele a apus în spatele dealurilor și luminile aurii ale festivalului au intrat în drepturile lor, a început, lin, să ningă, pentru prima dată de la săptămâna în care l-am găsit pe Snowball. Fulgi grași și lenți s-au lăsat în derivă deasupra pieței, peste formație, tarabe și fețele îndreptate în sus. Întregul oraș s-a oprit, dintr-o dată, a privit în sus și s-a liniștit.</w:t>
-      </w:r>
-    </w:p>
-    <w:p>
-      <w:r>
-        <w:t>Am stat în ninsoarea care cădea printre vecinii mei, cu Pip sprijinindu-se de cizma mea, cu mâna în Mănușă a Emei găsind-o pe a mea de o parte și a Fionei de cealaltă. M-am uitat la tot, la felinare, la zăpadă, la lumina aurie, la cele o sută de fețe întoarse spre cer, și am înțeles, în acel mod profund din piept care vine înainte ca mintea să prindă din urmă, exact ce era în joc. Nu o clădire. Nici măcar un secret. Asta. Această adunare, acest oraș care își arată cea mai bună parte din el într-o zi rece și luminoasă. Un bărbat întinsese mâna din întuneric pentru a răscumpăra o bucată din asta, pentru a o transforma într-o armă și o spaimă. Stând acolo în zăpadă, mintea mi s-a făcut la fel de dură și limpede ca frigul. Orice m-ar fi costat, nu l-am lăsat să-și păstreze stăpânirea asupra ei. Aveam s-o aduc la lumină, într-o zi ca aceasta, unde lucrurile se puteau vindeca.</w:t>
+        <w:t>— Pinguinul dumneavoastră i-a adus Societății mai mulți bani azi decât primarul tot anul.</w:t>
+      </w:r>
+    </w:p>
+    <w:p>
+      <w:r>
+        <w:t>— Să nu-i spuneți, am spus. O să vrea o parte.</w:t>
+      </w:r>
+    </w:p>
+    <w:p>
+      <w:r>
+        <w:t>Magia era pretutindeni în ziua aceea, în moduri mărunte pe care orașul le putea trece cu vederea. Când formația a cântat o horă, felinarele din copaci s-au leagănat puțin, deși n-am putut simți nicio adiere. Ferigile de gheață au crescut pe partea interioară a geamurilor hanului în modele prea minunate ca să fie o coincidență, s-au topit și au crescut din nou. Iar în ultima oră de lumină, pe măsură ce soarele a apus în spatele dealurilor și luminile aurii ale festivalului au intrat în drepturile lor, a început, lin, să ningă, pentru prima dată de la săptămâna în care l-am găsit pe Snowball. Fulgi grași și lenți s-au lăsat în derivă deasupra parcului, peste formație, tarabe și fețele îndreptate în sus. Întregul oraș s-a oprit, dintr-o dată, a privit în sus și s-a liniștit.</w:t>
+      </w:r>
+    </w:p>
+    <w:p>
+      <w:r>
+        <w:t>Am stat în ninsoarea care cădea printre vecinii mei, cu Pip sprijinindu-se de cizma mea, cu mâna înmănușată a Emmei găsind-o pe a mea de o parte și a Fionei de cealaltă. M-am uitat la tot, la felinare, la zăpadă, la lumina aurie, la cele o sută de fețe întoarse spre cer, și am înțeles, în acel mod profund din piept care vine înainte ca mintea să prindă din urmă, exact ce era în joc. Nu o clădire. Nici măcar un secret. Asta. Această adunare, acest oraș care își arată cea mai bună parte din el într-o zi rece și luminoasă. Un bărbat întinsese mâna din întuneric pentru a răscumpăra o bucată din asta, pentru a o transforma într-o armă și o spaimă. Stând acolo în zăpadă, mintea mi s-a făcut la fel de dură și limpede ca frigul. Orice m-ar fi costat, nu aveam să-l las să-și păstreze stăpânirea asupra ei. Aveam s-o aduc la lumină, într-o zi ca aceasta, unde lucrurile se puteau vindeca.</w:t>
       </w:r>
     </w:p>
     <w:p>
@@ -4325,32 +4285,28 @@
       <w:r>
         <w:t xml:space="preserve">Biletul cita cuvintele lui Theo. </w:t>
       </w:r>
-      <w:r>
-        <w:t>&lt;bt&gt;</w:t>
-      </w:r>
-      <w:r>
-        <w:t>the sapphire at its heart</w:t>
-      </w:r>
-      <w:r>
-        <w:t>&lt;/bt&gt;</w:t>
-      </w:r>
-      <w:r>
-        <w:t>: cinci cuvinte, exprimarea unui istoric, nu a unui hoț, aflate în biletul de șantaj exact la fel ca pe fișa scrisă cu mâna îngrijită și aplecată a lui Theo. Biletul fusese scris pe hârtia cu antet de culoare crem a Societății, sortimentul grosier și velin pe care îl văzusem stivuit pe tejghea la intrarea în expoziție. Omul care conducea arhiva se scufunda. Bătuse la orice ușă cinstită din trei state și văzuse cum se închid toate. Se ridicase în fața întregului oraș și anunțase, cu amărăciune, că tocmai scrisorile în care era descrisă brosa rătăciseră calea.</w:t>
-      </w:r>
-    </w:p>
-    <w:p>
-      <w:r>
-        <w:t>Fiecare drum din toată această tărășenie ducea la aceeași ușă. O luasem pe fiecare în parte sperând că vreunul avea să o ia razna aiurea înainte de a ajunge la capăt, dar niciunul nu făcuse asta.</w:t>
-      </w:r>
-    </w:p>
-    <w:p>
-      <w:r>
-        <w:t>Am luat cel de-al doilea bilet și o foaie cu antetul Societății, una goală pe care mi-o dăduse Theo la arhivă ca să scriu etichete noi pentru dosare, pe care o adusesem acasă în geantă. Le-am ținut pe amândouă în dreptul lămpii, una lângă alta. Același crem. Aceeași greutate între degete. Aceleași dungi veline vag presate în textură, acele riduri paralele fine pe care sita fabricantului de hârtie le lasă în urmă, ușor de văzut dacă știi să ții o foaie la lumină și să te uiți. Se potriveau. Bineînțeles că se potriveau. Biletul fusese scris pe hârtie luată din stocul lui Theo, teancul de pe tejgheaua clădirii pe care nu o părăsise de zile întregi.</w:t>
-      </w:r>
-    </w:p>
-    <w:p>
-      <w:r>
-        <w:t>M-am lăsat pe spătar și am lăsat adevărul să fie adevăr, în sfârșit, până la capăt, lucrul de care mă ferisem cu ambele mâini zile în șir. Theo Hussein era șantajistul. Cel mai blând om din Frost Falls. Omul care îți ținuse mâinile la ușa expoziției cu ochii lui obosiți strălucind de bucuria a patruzeci de membri noi. Descoperise povestea broșei în arhivă și zărise în ea jumătatea de milion de dolari care i-ar fi putut salva singurul lucru pe care îl iubea mai mult decât propria odihnă. Luase durerea pe care o simțea pentru o Societate aflată pe moarte și o întorsese împotriva unui prieten.</w:t>
+      <w:r/>
+      <w:r>
+        <w:t>Safirul din inima ei: patru cuvinte,</w:t>
+      </w:r>
+      <w:r/>
+      <w:r>
+        <w:t xml:space="preserve"> exprimarea unui istoric, nu a unui hoț, aflate în biletul de șantaj exact la fel ca pe fișa scrisă cu mâna îngrijită și aplecată a lui Theo. Biletul fusese scris pe hârtia cu antet de culoare crem a Societății, hârtia aceea groasă și vergată pe care îl văzusem stivuit pe tejghea la intrarea în expoziție. Omul care conducea arhiva se scufunda. Bătuse la orice ușă cinstită din trei state și văzuse cum se închid toate. Se ridicase în fața întregului oraș și anunțase, cu părere de rău, că tocmai scrisorile în care era descrisă broșa rătăciseră calea.</w:t>
+      </w:r>
+    </w:p>
+    <w:p>
+      <w:r>
+        <w:t>Fiecare drum din toată această tărășenie ducea la aceeași ușă. O luasem pe fiecare în parte sperând că vreunul avea să cotească în altă parte înainte de a ajunge acolo, dar niciunul n-o făcuse.</w:t>
+      </w:r>
+    </w:p>
+    <w:p>
+      <w:r>
+        <w:t>Am luat cel de-al doilea bilet și o foaie cu antetul Societății, una goală pe care mi-o dăduse Theo la arhivă ca să scriu etichete noi pentru dosare, pe care o adusesem acasă în geantă. Le-am ținut pe amândouă în dreptul lămpii, una lângă alta. Același crem. Aceeași greutate între degete. Aceleași dungi vergate vag presate în textură, acele riduri paralele fine pe care sita fabricantului de hârtie le lasă în urmă, ușor de văzut dacă știi să ții o foaie la lumină și să te uiți. Se potriveau. Bineînțeles că se potriveau. Biletul fusese scris pe hârtie luată din stocul lui Theo, teancul de pe tejgheaua clădirii pe care nu o părăsise de zile întregi.</w:t>
+      </w:r>
+    </w:p>
+    <w:p>
+      <w:r>
+        <w:t>M-am lăsat pe spătar și am lăsat adevărul să fie adevăr, în sfârșit, până la capăt, lucrul de care mă ferisem cu ambele mâini zile în șir. Theo Hussein era șantajistul. Cel mai blând om din Frost Falls. Omul care îmi ținuse mâinile la ușa expoziției cu ochii lui obosiți strălucind de bucuria a patruzeci de membri noi. Descoperise povestea broșei în arhivă și zărise în ea jumătatea de milion de dolari care i-ar fi putut salva singurul lucru pe care îl iubea mai mult decât propria odihnă. Luase durerea pe care o simțea pentru o Societate aflată pe moarte și o întorsese împotriva unui prieten.</w:t>
       </w:r>
     </w:p>
     <w:p>
@@ -4360,21 +4316,21 @@
     </w:p>
     <w:p>
       <w:r>
-        <w:t>Apoi mi-am șters fața și m-am silit să privesc din nou lucrul care mă frământase în sufrageria lui Fiona. Theo scrisese biletele. Dar Theo n-ar fi putut să-l ducă pe al doilea într-un hol plin de oaspeți veniți la festival și să plece fără ca vreun suflet să bage de seamă. Cineva i-l dusese la han.</w:t>
-      </w:r>
-    </w:p>
-    <w:p>
-      <w:r>
-        <w:t xml:space="preserve">Și mai era ceva, de îndată ce apucasem acel fir și trăsesem de el. Biletul nu știa doar că brosa fusese furată. Știa că hanul fusese cumpărat cu acești bani. </w:t>
+        <w:t>Apoi mi-am șters fața și m-am silit să privesc din nou lucrul care mă frământase în salonul Fionei. Theo scrisese biletele. Dar Theo n-ar fi putut să-l ducă pe al doilea într-un hol plin de oaspeți veniți la festival și să plece fără ca vreun suflet să bage de seamă. Altcineva îl dusese la han.</w:t>
+      </w:r>
+    </w:p>
+    <w:p>
+      <w:r>
+        <w:t xml:space="preserve">Și mai era ceva, de îndată ce apucasem acel fir și trăsesem de el. Biletul nu știa doar că broșa fusese furată. Știa că hanul fusese cumpărat cu acești bani. </w:t>
       </w:r>
       <w:r>
         <w:rPr>
           <w:i/>
         </w:rPr>
-        <w:t>I know how your family came by this inn</w:t>
-      </w:r>
-      <w:r>
-        <w:t>, spusese primul bilet. Furtul în sine, brosa, piatra, casa de amanet din Ridgeline, totul era în scrisorile Blackburn, în arhiva lui Theo. Dar cumpărarea hanului, achiziția din 1924, urma hârtiilor lăsată de o proprietate care își schimba stăpânul, nu se afla în nicio scrisoare Blackburn. Aceea era o înregistrare funciară. Un act de proprietate.</w:t>
+        <w:t>Știu cum a intrat familia ta în posesia acestui han</w:t>
+      </w:r>
+      <w:r>
+        <w:t>, spusese primul bilet. Furtul în sine, broșa, piatra, casa de amanet din Ridgeline, totul era în scrisorile Blackburn, în arhiva lui Theo. Dar cumpărarea hanului, achiziția din 1924, urma hârtiilor lăsată de o proprietate care își schimba stăpânul, nu se afla în nicio scrisoare Blackburn. Aceea era o înregistrare funciară. Un act de proprietate.</w:t>
       </w:r>
     </w:p>
     <w:p>
@@ -4384,7 +4340,7 @@
     </w:p>
     <w:p>
       <w:r>
-        <w:t>Am stat nemișcată în lumina lămpii. Furtul broșei și cumpărarea hanului erau două secrete diferite, păstrate în două clădiri diferite. Theo le avea pe unul dintre ele. Avea arhiva, scrisorile, fișa de catalog, antetul. El avea furtul. Dar dovada că banii furați deveniseră acest han iubit se afla la Primărie, în registrele funciare pe care o femeie rigidă și obosită mă privise în ochi și jurase că nu le citește niciodată.</w:t>
+        <w:t>Am stat nemișcată în lumina lămpii. Furtul broșei și cumpărarea hanului erau două secrete diferite, păstrate în două clădiri diferite. Theo îl avea pe unul dintre ele. Avea arhiva, scrisorile, fișa de catalog, antetul. El avea furtul. Dar dovada că banii furați deveniseră acest han iubit se afla la Primărie, în registrele funciare pe care o femeie rigidă și obosită mă privise în ochi și jurase că nu le citește niciodată.</w:t>
       </w:r>
     </w:p>
     <w:p>
@@ -4401,22 +4357,18 @@
       <w:r>
         <w:t xml:space="preserve">M-am dus la culcare cu gândul acesta învârtindu-se în minte, iar pentru prima dată în ultimele zile s-a simțit ceva sub spaimă, o licărire rece și curată. Forma nu fusese cea corectă pentru că lipsea o piesă, iar stând acolo în întuneric am știut a cui era piesa aceea. Văzusem o femeie înțepenind la auzul unui nume. Văzusem fișetele stând în spatele ei. Și o auzisem spunându-mi, în timp ce actul de proprietate al </w:t>
       </w:r>
-      <w:r>
-        <w:t>&lt;bt&gt;</w:t>
-      </w:r>
-      <w:r>
-        <w:t>Winter Wonderland Inn</w:t>
-      </w:r>
-      <w:r>
-        <w:t>&lt;/bt&gt;</w:t>
-      </w:r>
+      <w:r/>
+      <w:r>
+        <w:t>Hanului Winter Wonderland</w:t>
+      </w:r>
+      <w:r/>
       <w:r>
         <w:t xml:space="preserve"> se afla undeva chiar în acele fișete, că nu citește niciodată registrele pe care le ținea.</w:t>
       </w:r>
     </w:p>
     <w:p>
       <w:r>
-        <w:t>Două secrete, two rânduri de mâini.</w:t>
+        <w:t>Două secrete, două perechi de mâini.</w:t>
       </w:r>
     </w:p>
     <w:p>
@@ -4438,13 +4390,13 @@
     <w:p/>
     <w:p>
       <w:r>
-        <w:t>Povestea era mult prea plictisitoare ca să fie o minciună, și tocmai ăsta era scopul ei. I-am spus că comitetul festivalului avea nevoie de vechiul act de proprietate pentru spațiul verde, terenul comunal în sine, ca să rezolve o mică dispută legată de locul unde avea voie un comerciant să-și instaleze taraba, și dacă ar putea să fie drăguță să-l caute pentru mine. A suspinat, acel suspinat împovărat al unei femei rugate să mai facă un singur lucru mărunt într-o zi lungă, și a intrat în camera de arhivă din spate ca să-l găsească.</w:t>
-      </w:r>
-    </w:p>
-    <w:p/>
-    <w:p>
-      <w:r>
-        <w:t>Cât timp a lipsit, am făcut lucrul nepoliticos pentru care venisem. Mă hotărâsem la asta cu conștiința curată, fiindcă o prietenă era în pericol și epuizasem opțiunile politicoase. M-am uitat la biroul ei. N-am deschis niciun sertar. M-am uitat doar la ce se afla deja la vedere, așa cum îi fug ochii omului în timp ce așteaptă. Pip, la picioarele mele, își fixase atenția pe etichetele din alamă de la sertarele de fișier, care luceau.</w:t>
+        <w:t>Povestea era mult prea plictisitoare ca să fie o minciună, și tocmai ăsta era scopul ei. I-am spus că comitetul festivalului avea nevoie de vechiul act de proprietate al parcului, terenul comunal în sine, ca să rezolve o mică dispută legată de locul unde avea voie un comerciant să-și instaleze taraba, și dacă ar putea să fie drăguță să-l caute pentru mine. A suspinat, acel suspinat împovărat al unei femei rugate să mai facă un singur lucru mărunt într-o zi lungă, și a intrat în camera de arhivă din spate ca să-l găsească.</w:t>
+      </w:r>
+    </w:p>
+    <w:p/>
+    <w:p>
+      <w:r>
+        <w:t>Cât timp a lipsit, am făcut lucrul nepoliticos pentru care venisem. Mă hotărâsem la asta cu conștiința curată, fiindcă o prietenă era în pericol și epuizasem opțiunile politicoase. M-am uitat la biroul ei. N-am deschis niciun sertar. M-am uitat doar la ce se afla deja la vedere, așa cum îi fug ochii omului în timp ce așteaptă. Pip, la picioarele mele, își fixase atenția pe ramele de alamă ale fișelor de pe sertare, care luceau.</w:t>
       </w:r>
     </w:p>
     <w:p/>
@@ -4456,7 +4408,7 @@
         <w:rPr>
           <w:i/>
         </w:rPr>
-        <w:t>PROPRIETATE — EVERGREEN AVE — WINTER WONDERLAND INN</w:t>
+        <w:t>PROPRIETATE — BD. EVERGREEN — HANUL WINTER WONDERLAND</w:t>
       </w:r>
       <w:r>
         <w:t>.</w:t>
@@ -4465,25 +4417,25 @@
     <w:p/>
     <w:p>
       <w:r>
-        <w:t>Actul de proprietate al hanului. Scoat din sertar. Așezat în coșul de recatalogare, manevrat recent, pe biroul unei femei care mă privise drept în ochi și-mi spusese, de două ori, că nu citea niciodată actele din spatele ei.</w:t>
-      </w:r>
-    </w:p>
-    <w:p/>
-    <w:p>
-      <w:r>
-        <w:t>Citise actul ăsta. Îl scoase. Actul de proprietate al hanului, hârtia pe care fusese consemnată cumpărarea din 1924, jumătatea secretului care nu se afla în nicio scrisoare a lui Blackburn și nu se aflase niciodată. Ajunsese în mâinile Verei Reed, suficient de recent încât să nu-l fi pus la loc.</w:t>
-      </w:r>
-    </w:p>
-    <w:p/>
-    <w:p>
-      <w:r>
-        <w:t>Când s-a întors cu o copie a actului pentru spațiul verde, i-am mulțumit și am îndrugat chestiile mele plictisitoare de comitet despre comercianți și amplasarea tarabelor. Apoi mi-am luat tot timpul din lume ca să-l împăturesc și să-l pun în geantă. Am privit-o, iar acum, că știam la ce mă uit, îi puteam citi chipul cu ușurință. Nu era o femeie haină. Asta m-a lovit. Pe jumătate mă așteptasem, când aveam în sfârșit imaginea de ansamblu, să dau de ceva rece și lacom sub oboseală. Nu era nimic rece acolo, doar o teamă stinsă până la epuizare, teama adâncă, până în oase, a unui om care a făcut un lucru cu mult prea mare pentru puterile lui și stă treaz în fiecare noapte din cauza asta. Mâinile nu i-au fost stabile în timp ce îndrepta dosarele din coș. Două cești uitate de cafea stăteau reci pe birou. Arăta cum arătase și Fiona toată săptămâna, ca un om stors de viu, doar că ea era cea care storcea, și într-un fel asta era și mai trist.</w:t>
-      </w:r>
-    </w:p>
-    <w:p/>
-    <w:p>
-      <w:r>
-        <w:t>— Veră, am spus eu blând, în drum spre ușă, ești bine? Pe bune. Nu arăți deloc bine.</w:t>
+        <w:t>Actul de proprietate al hanului. Scos din sertar. Așezat în coșul de recatalogare, manevrat recent, pe biroul unei femei care mă privise drept în ochi și-mi spusese, de două ori, că nu citea niciodată actele din spatele ei.</w:t>
+      </w:r>
+    </w:p>
+    <w:p/>
+    <w:p>
+      <w:r>
+        <w:t>Citise actul ăsta. Îl scosese. Actul de proprietate al hanului, hârtia pe care fusese consemnată cumpărarea din 1924, jumătatea secretului care nu se afla în nicio scrisoare a familiei Blackburn și nu se aflase niciodată. Ajunsese în mâinile Verei Reed, suficient de recent încât să nu-l fi pus la loc.</w:t>
+      </w:r>
+    </w:p>
+    <w:p/>
+    <w:p>
+      <w:r>
+        <w:t>Când s-a întors cu o copie a actului parcului, i-am mulțumit și am îndrugat chestiile mele plictisitoare de comitet despre comercianți și amplasarea tarabelor. Apoi mi-am luat tot timpul din lume ca să-l împăturesc și să-l pun în geantă. Am privit-o, iar acum, că știam la ce mă uit, îi puteam citi chipul cu ușurință. Nu era o femeie haină. Asta m-a lovit. Pe jumătate mă așteptasem, când aveam în sfârșit imaginea de ansamblu, să dau de ceva rece și lacom sub oboseală. Nu era nimic rece acolo, doar o teamă stinsă până la epuizare, teama adâncă, până în oase, a unui om care a făcut un lucru cu mult prea mare pentru puterile lui și stă treaz în fiecare noapte din cauza asta. Mâinile nu i-au fost stabile în timp ce îndrepta dosarele din coș. Două cești uitate de cafea stăteau reci pe birou. Arăta cum arătase și Fiona toată săptămâna, ca un om stors de viu, doar că ea era cea care storcea, și într-un fel asta era și mai trist.</w:t>
+      </w:r>
+    </w:p>
+    <w:p/>
+    <w:p>
+      <w:r>
+        <w:t>— Vera, am spus eu blând, în drum spre ușă, sunteți bine? Pe bune. Nu arătați deloc bine.</w:t>
       </w:r>
     </w:p>
     <w:p/>
@@ -4501,7 +4453,7 @@
     <w:p/>
     <w:p>
       <w:r>
-        <w:t>Ochii i se luminaseră și nu-i putu ridica să dea ochii cu mine, la fel cum nu reușea oricând se vorbea cu voce tare despre vechea istorie. Am înțeles, stând acolo în palton cu actul spațiului verde în geantă, că Vera Reed nu era nicio ticăloasă. Era o femeie speriată, atrasă într-o mașinație de un bărbat în care avusese încredere, sau de care îi era milă, sau poate ambele, și intrase acum prea adânc ca să mai poată da înapoi. Știa asta și nu dormea cu nimic mai bine decât femeia pe care ajuta s-o distrugă.</w:t>
+        <w:t>Ochii i se luminaseră și nu și-i putea ridica spre ai mei, la fel cum nu reușea oricând se vorbea cu voce tare despre vechea istorie. Am înțeles, stând acolo în palton cu actul parcului în geantă, că Vera Reed nu era nicio ticăloasă. Era o femeie speriată, atrasă într-o mașinație de un bărbat în care avusese încredere, sau de care îi era milă, sau poate ambele, și intrase acum prea adânc ca să mai poată da înapoi. Știa asta și nu dormea cu nimic mai bine decât femeia pe care ajuta s-o distrugă.</w:t>
       </w:r>
     </w:p>
     <w:p/>
@@ -4513,7 +4465,7 @@
     <w:p/>
     <w:p>
       <w:r>
-        <w:t>Theo dăduse de furt. Găsise referirea în scrisorile lui Blackburn, broșa, piatra, casa de amanet. Le catalogase cu scrisul lui grijuliu, safirul din inima ei, și apoi sustrasese acele scrisori din dosare, declarându-le dispărute. Dar Theo, care se scufunda, supravegheat de tot orașul, niciodată pe acasă, n-ar fi putut să facă restul. N-ar fi putut să confirme că hanul fusese cumpărat cu banii aceia, pentru că dovada nu se afla în clădirea lui. Și n-ar fi putut să ducă biletele prin oraș și să lase câte unul pe un birou aglomerat în plină zi de festival, fiindcă Theo Hussein nu se putea plimba pe Evergreen Avenue neobservat nici să-i stea viața în joc.</w:t>
+        <w:t>Theo dăduse de furt. Găsise referirea în scrisorile lui Blackburn, broșa, piatra, casa de amanet. Le catalogase cu scrisul lui grijuliu, safirul din inima ei, și apoi sustrasese acele scrisori din dosare, declarându-le dispărute. Dar Theo, care se scufunda, supravegheat de tot orașul, niciodată pe acasă, n-ar fi putut să facă restul. N-ar fi putut să confirme că hanul fusese cumpărat cu banii aceia, pentru că dovada nu se afla în clădirea lui. Și n-ar fi putut să ducă biletele prin oraș și să lase câte unul pe un birou aglomerat în plină zi de festival, fiindcă Theo Hussein nu se putea plimba pe Bulevardul Evergreen neobservat nici să-i stea viața în joc.</w:t>
       </w:r>
     </w:p>
     <w:p/>
@@ -4549,7 +4501,7 @@
     <w:p/>
     <w:p>
       <w:r>
-        <w:t>Mergând mai departe spre casă prin frig, cu actul spațiului verde în geantă și cu ambele nume atârnându-mi greu în piept, puteam simți cum alegerea mă aștepta în față. Avea greutatea celei mai cumplite poveri, genul pe care nu fusesem nevoită s-o port din ziua în care coborâsem de pe acoperișul lumii.</w:t>
+        <w:t>Mergând mai departe spre casă prin frig, cu actul parcului în geantă și cu ambele nume atârnându-mi greu în piept, puteam simți cum alegerea mă aștepta în față. Avea greutatea celor mai grele alegeri, de felul celor pe care nu mai fusesem nevoită să le fac din ziua în care coborâsem de pe acoperișul lumii.</w:t>
       </w:r>
     </w:p>
     <w:p>
@@ -4560,7 +4512,7 @@
     <w:p/>
     <w:p>
       <w:r>
-        <w:t>În noaptea aceea, lângă foc, m-am lăsat pradă variantei celei mai simple până la capăt, iar argumentele în favoarea ei păreau destul de puternice.</w:t>
+        <w:t>În noaptea aceea, lângă foc, m-am silit să gândesc calea cea ușoară până la capăt, iar argumentele în favoarea ei păreau destul de puternice.</w:t>
       </w:r>
     </w:p>
     <w:p>
@@ -4570,7 +4522,7 @@
     </w:p>
     <w:p>
       <w:r>
-        <w:t>Fără poliție. Fără scandal. Fără vreo rubrică rușinoasă în Gazette. Fără ca vreun bătrân cumsecade să fie scos din clădirea căruia își dedicase viața. Doar o vorbă șoptită la adăpostul întunericului, milă și toată lumea se întoarce acasă în patul ei.</w:t>
+        <w:t>Fără poliție. Fără scandal. Fără vreo rubrică rușinoasă în Gazette. Fără ca vreun bătrân cumsecade să fie scos din clădirea căreia își dedicase viața. Doar o vorbă șoptită la adăpostul întunericului, milă și toată lumea se întoarce acasă în patul ei.</w:t>
       </w:r>
     </w:p>
     <w:p>
@@ -4580,7 +4532,7 @@
     </w:p>
     <w:p>
       <w:r>
-        <w:t>Am stat multă vreme lângă foc și am întors-o pe toate fețele. Nick m-a lăsat. Pip a dormit rezumată de piciorul meu și, în cele din urmă, am înțeles unde scârțâia calea cea ușoară.</w:t>
+        <w:t>Am stat multă vreme lângă foc și am întors-o pe toate fețele. Nick m-a lăsat. Pip a dormit lipită de piciorul meu și, în cele din urmă, am înțeles unde scârțâia calea cea ușoară.</w:t>
       </w:r>
     </w:p>
     <w:p>
@@ -4617,12 +4569,12 @@
     </w:p>
     <w:p>
       <w:r>
-        <w:t>— Nu pot să îngrop asta, am spus. Vreau. Dumnezeu știe că vreau să merg într-acolo în seara asta, să șterg totul cu o șoaptă și să lăsăm pe toată lumea să-și vadă de viață. Dar dacă fac asta, Fiona nu scapă niciodată de frică, nu cu adevărat. Theo nu ajunge niciodată să devină un bărbat care poate fi iertat. Iar mucegaiul rămâne acolo, jos, în perete, unde nu-l pot vedea, și crește. Mi-am apăsat ochii cu podul palmelor. Ceea ce e blând nu e totuna cu ceea ce e ușor. Trebuie să iasă la lumină. Totul. Ca la carte. Cu Noriko Tanaka. Cu legea de față, făcută cu blândețe, cu milă, dar făcută. Doar așa va scăpa Fiona vreodată cu adevărat, și doar așa va ajunge Theo să fie altceva decât un om cu o infracțiune ascunsă sub dușumea.</w:t>
-      </w:r>
-    </w:p>
-    <w:p>
-      <w:r>
-        <w:t>— Ăsta e drumul mai greu, spuse încet Nick. Mai ales pentru tine. Orașul o să sufere, Jess, și unii dintre ei o să regrete că n-ai lăsat lucrurile în pace, iar tu ești cea care va adăuga suferința pe capul lor. Vor ști că tu ai fost.</w:t>
+        <w:t>— Nu pot să îngrop asta, am spus. Vreau. Dumnezeu știe că vreau să merg într-acolo în seara asta, să șterg totul cu o șoaptă și să lăsăm pe toată lumea să-și vadă de viață. Dar dacă fac asta, Fiona nu scapă niciodată de frică, nu cu adevărat. Theo nu ajunge niciodată să devină un bărbat care poate fi iertat. Iar mucegaiul rămâne acolo, jos, în perete, unde nu-l pot vedea, și crește. — Mi-am apăsat ochii cu podul palmelor. — Ceea ce e blând nu e totuna cu ceea ce e ușor. Trebuie să iasă la lumină. Totul. Ca la carte. Cu Noriko Tanaka. Cu legea de față, făcută cu blândețe, cu milă, dar făcută. Doar așa va scăpa Fiona vreodată cu adevărat, și doar așa va ajunge Theo să fie altceva decât un om cu o infracțiune ascunsă sub dușumea.</w:t>
+      </w:r>
+    </w:p>
+    <w:p>
+      <w:r>
+        <w:t>— Ăsta e drumul mai greu, a spus încet Nick. Mai ales pentru tine. Orașul o să sufere, Jess, și unii dintre ei o să regrete că n-ai lăsat lucrurile în pace, iar tu ești cea care va adăuga suferința pe capul lor. Vor ști că tu ai fost.</w:t>
       </w:r>
     </w:p>
     <w:p>
@@ -4632,7 +4584,7 @@
     </w:p>
     <w:p>
       <w:r>
-        <w:t>Am stat cu spaima asta și am lăsat-o să fie reală. Apoi i-am dat drumul, pentru că Martha îi dăduse deja o replică la cerc, cu mâna ei pe genunchiul meu. Orice ai fi pe cale să duci, nu trebuie să o duci singură. Asta e însăși ideea unui cerc. Puteam să iubesc un loc atât de mult încât să fac ceea ce era drept și greu pentru el, având încredere că va rămâne al meu și dincolo de asta.</w:t>
+        <w:t>Am stat cu spaima asta și am lăsat-o să fie reală. Apoi i-am dat drumul, pentru că Martha îi dăduse deja o replică la cerc, cu mâna ei pe genunchiul meu. Orice ai de dus, nu trebuie să o faci singură. Ăsta e rostul unui cerc. Puteam să iubesc un loc atât de mult încât să fac ceea ce era drept și greu pentru el, având încredere că va rămâne al meu și dincolo de asta.</w:t>
       </w:r>
     </w:p>
     <w:p>
@@ -4652,43 +4604,33 @@
     </w:p>
     <w:p>
       <w:r>
-        <w:t xml:space="preserve">I-am ținut mâna mult timp lângă foc. Afară, luminile de festival străluceau auriu deasupra orașului adormit, acel oraș încăpățânat și iertător pe care ajunsesem să-l iubesc, și aveam de gând să-l rănesc cu a </w:t>
+        <w:t xml:space="preserve">I-am ținut mâna mult timp lângă foc. Afară, luminile de festival străluceau auriu deasupra orașului adormit, acel oraș încăpățânat și iertător pe care ajunsesem să-l iubesc, și aveam de gând să-l rănesc </w:t>
       </w:r>
       <w:r>
         <w:rPr>
           <w:i/>
         </w:rPr>
-        <w:t>știai</w:t>
-      </w:r>
-      <w:r>
-        <w:t xml:space="preserve"> </w:t>
-      </w:r>
+      </w:r>
+      <w:r/>
       <w:r>
         <w:rPr>
           <w:i/>
         </w:rPr>
-        <w:t>o</w:t>
-      </w:r>
-      <w:r>
-        <w:t xml:space="preserve"> </w:t>
-      </w:r>
+      </w:r>
+      <w:r/>
       <w:r>
         <w:rPr>
           <w:i/>
         </w:rPr>
-        <w:t>făcut</w:t>
-      </w:r>
-      <w:r>
-        <w:t xml:space="preserve"> </w:t>
-      </w:r>
+      </w:r>
+      <w:r/>
       <w:r>
         <w:rPr>
           <w:i/>
         </w:rPr>
-        <w:t>anume</w:t>
-      </w:r>
-      <w:r>
-        <w:t xml:space="preserve"> ca să se poată vindeca. Făcusem alegerea care fusese întotdeauna doar a mea de făcut.</w:t>
+      </w:r>
+      <w:r>
+        <w:t>cu bună știință ca să se poată vindeca. Făcusem alegerea care fusese întotdeauna doar a mea de făcut.</w:t>
       </w:r>
     </w:p>
     <w:p>
@@ -4705,7 +4647,7 @@
     <w:p/>
     <w:p>
       <w:r>
-        <w:t>Șefa Tanaka m-a ascultat până la capăt în micul ei birou de la secție, cu caietul ei uzat deschis pe birou în fața ei și cu stiloul nemișcat deasupra lui. Ea nu scria în timp ce decidea dacă să te creadă sau nu. I-am pus totul pe tavă, așa cum i le așezasem și pentru mine la masa din bucătărie. Cele două bilete. Fișa de catalog a lui Theo cu cele cinci cuvinte potrivite. Hârtia de scris a Societății, cu filigranul potrivit fibră cu fibră la lumina lămpii. Actul de proprietate al hanului lăsat în afara sertarului în coșul de recertificare al Verei. Constance, brosa, amanetul din Ridgeline, întreaga rădăcină veche de o sută de ani a poveștii și dosarul lui Neil dedesubtul a tot ceea ce era acolo, partea care transforma rădăcina într-una umană.</w:t>
+        <w:t>Șefa Tanaka m-a ascultat până la capăt în micul ei birou de la secție, cu caietul ei uzat deschis pe birou în fața ei și cu stiloul nemișcat deasupra lui. Ea nu scria în timp ce decidea dacă să te creadă sau nu. I-am pus totul pe tavă, așa cum le așezasem și pentru mine la masa din bucătărie. Cele două bilete. Fișa de catalog a lui Theo cu cele patru cuvinte care se potriveau. Hârtia de scris a Societății, potrivită fibră cu fibră la lumina lămpii. Actul de proprietate al hanului lăsat în afara sertarului în coșul de recatalogare al Verei. Constance, broșa, amanetul din Ridgeline, întreaga rădăcină veche de o sută de ani a poveștii și dosarul lui Neil dedesubtul a tot ceea ce era acolo, partea care transforma rădăcina într-una umană.</w:t>
       </w:r>
     </w:p>
     <w:p/>
@@ -4717,13 +4659,13 @@
     <w:p/>
     <w:p>
       <w:r>
-        <w:t>— Înțelegi că trebuie să tratez asta ca pe ceea ce este, a spus ea în cele din urmă. Șantajul este o infracțiune, Jessica. Două bilete, o cerere de bani, o amenințare de a ruina o femeie. Asta nu e o neînțelegere pe care s-o pot da la o parte cu un cuvânt aspru. Dacă mi l-ai adus, nu-l mai pot face netrimis. Știi asta. Ai știut-o când ai intrat pe ușă.</w:t>
-      </w:r>
-    </w:p>
-    <w:p/>
-    <w:p>
-      <w:r>
-        <w:t>— Știu. Am știut. Îl întorsesem pe toate fețele pe tot drumul spre secție. Nu ți-l aduc ca să-l îngropi cu blândețe pentru mine. Ți-l aduc ca să fie făcut cum trebuie. Fiona merită legea de partea ei, nu o strângere de mână discretă în întuneric care s-ar putea destrăma în orice iarnă pentru tot restul vieții ei. Vreau să fie pe bune, Noriko. Vreau doar să fie pe bune și cald în același timp, dacă există vreo cale sub cer să le ai pe amândouă.</w:t>
+        <w:t>— Înțelegi că trebuie să tratez asta ca pe ceea ce este, a spus ea în cele din urmă. Șantajul este o infracțiune, Jessica. Două bilete, o cerere de bani, o amenințare de a ruina o femeie. Asta nu e o neînțelegere pe care s-o pot da la o parte cu un cuvânt aspru. Dacă mi l-ai adus, nu mai pot face ca și cum nu l-ai fi adus. Știi asta. Ai știut-o când ai intrat pe ușă.</w:t>
+      </w:r>
+    </w:p>
+    <w:p/>
+    <w:p>
+      <w:r>
+        <w:t>— Știu. Am știut. — Îl întorsesem pe toate fețele pe tot drumul spre secție. — Nu ți-l aduc ca să-l îngropi cu blândețe pentru mine. Ți-l aduc ca să fie făcut cum trebuie. Fiona merită legea de partea ei, nu o strângere de mână discretă în întuneric care s-ar putea destrăma în orice iarnă pentru tot restul vieții ei. Vreau să fie pe bune, Noriko. Vreau doar să fie pe bune și cald în același timp, dacă există vreo cale sub cer să le ai pe amândouă.</w:t>
       </w:r>
     </w:p>
     <w:p/>
@@ -4735,7 +4677,7 @@
     <w:p/>
     <w:p>
       <w:r>
-        <w:t>— Există o cale, a spus ea. Aproape întotdeauna există o cale, când oamenii implicați nu sunt niște monștri, și din tot ce mi-ai povestit, ăștia doi nu sunt monștri. Sunt un bărbat disperat și o femeie speriată care au făcut un lucru rău din motive pe care se convinseră mai mult de jumătate că sunt bune. A pus stiloul jos. Iată ce n-am să fac. N-am să sparg o ușă ca să-l pun pe Theo Hussein în cătușe în mijlocul festivalului, în fața întregului oraș. Asta nu ajută pe nimeni, nu este necesar și nu fac un lucru atât de crud când ceva mai blând va funcționa. M-a privit ferm de cealaltă parte a biroului. Iată ce am să fac. Îi voi da șansa să recunoască, cu mine în cameră, astfel încât să fie legal și să fie documentat. Dacă recunoaște liber și îndreaptă lucrurile, cu despăgubiri și o socoteală adevărată, atunci există loc în asta să se termine în altceva decât în ruină. Îi spunem justiție restaurativă. Repară ce se poate în loc să distrugă doar ce a mai rămas. Dar funcționează numai dacă este adevărat, Jessica. Dacă minte sau încearcă să o scalde pe ușa din dos, atunci o luăm pe calea grea, și asta e alegerea lui, nu a mea și nu a ta.</w:t>
+        <w:t>— Există o cale, a spus ea. Aproape întotdeauna există o cale, când oamenii implicați nu sunt niște monștri, și din tot ce mi-ai povestit, ăștia doi nu sunt monștri. Sunt un bărbat disperat și o femeie speriată care au făcut un lucru rău din motive pe care se convinseseră mai mult de jumătate că sunt bune. — A pus stiloul jos. — Iată ce n-am să fac. N-am să sparg o ușă ca să-l pun pe Theo Hussein în cătușe în mijlocul festivalului, în fața întregului oraș. Asta nu ajută pe nimeni, nu este necesar și nu fac un lucru atât de crud când ceva mai blând va funcționa. — M-a privit ferm de cealaltă parte a biroului. — Iată ce am să fac. Îi voi da șansa să recunoască, cu mine în cameră, astfel încât să fie legal și să fie documentat. Dacă recunoaște liber și îndreaptă lucrurile, cu despăgubiri și o socoteală adevărată, atunci există loc în asta să se termine în altceva decât în ruină. Îi spunem justiție restaurativă. Repară ce se poate în loc să distrugă doar ce a mai rămas. Dar funcționează numai dacă este adevărat, Jessica. Dacă minte sau încearcă să o scalde pe ușa din dos, atunci o luăm pe calea grea, și asta e alegerea lui, nu a mea și nu a ta.</w:t>
       </w:r>
     </w:p>
     <w:p/>
@@ -4747,13 +4689,13 @@
     <w:p/>
     <w:p>
       <w:r>
-        <w:t>— Atunci iată cum o facem. A închis caietul. Fără nicio șaradă. Fără bani marcați, fără plic momeală îndesat sub treptele hanului pe întuneric. Asta e din filme. Pune oamenii obișnuiți în pericol fără niciun motiv întemeiat. Ne așezăm la masă cu ei. Eu, tu și Fiona, dacă vrea să fie de față. Punem pe masă ce știm, pe față, așa cum mi-ai pus și mie adineauri, și le dăm șansa să fie oamenii în care orașul ăsta a crezut dintotdeauna că sunt. Cei mai mulți oameni, puși în fața adevărului așezat blând și întreg, profită de șansa asta. S-au săturat să-l ducă în spate. O mulțime dintre ei se bucură pe jumătate, sub frica asta, să-l dea jos.</w:t>
-      </w:r>
-    </w:p>
-    <w:p/>
-    <w:p>
-      <w:r>
-        <w:t>Era corect. Era cu atâta tot mai bun decât capcana pe care o văzusem pe jumătate închipuită, o noapte cu bani momeală, respirație tăiată și mâna cuiva întinzându-se din întuneric. Nu avea să fie deloc întuneric în asta. Aveam să o facem într-o cameră călduroasă, în lumina amiezii, cu mila în mâini și cu șefa poliției alături de noi, și aveam să-i oferim unui om bun luat pe cărări greșite demnitatea simplă de a privi lucrurile în ochi, stând în picioare pe propriile lui picioare.</w:t>
+        <w:t>— Atunci iată cum o facem. — A închis caietul. — Fără nicio capcană. Fără bani marcați, fără plic momeală îndesat sub treptele hanului pe întuneric. Asta e din filme. Pune oamenii obișnuiți în pericol fără niciun motiv întemeiat. Ne așezăm la masă cu ei. Eu, tu și Fiona, dacă vrea să fie de față. Punem pe masă ce știm, pe față, așa cum mi-ai pus și mie adineauri, și le dăm șansa să fie oamenii în care orașul ăsta a crezut dintotdeauna că sunt. Cei mai mulți oameni, puși în fața adevărului așezat blând și întreg, profită de șansa asta. S-au săturat să-l ducă în spate. O mulțime dintre ei se bucură pe jumătate, sub frica asta, să-l dea jos.</w:t>
+      </w:r>
+    </w:p>
+    <w:p/>
+    <w:p>
+      <w:r>
+        <w:t>Era corect. Era cu mult mai bun decât capcana pe care mi-o închipuisem pe jumătate, o noapte cu bani momeală, respirație tăiată și mâna cuiva întinzându-se din întuneric. Nu avea să fie deloc întuneric în asta. Aveam să o facem într-o cameră călduroasă, în lumina după-amiezii, cu mila în mâini și cu șefa poliției alături de noi, și aveam să-i oferim unui om bun luat pe cărări greșite demnitatea simplă de a privi lucrurile în ochi, stând în picioare pe propriile lui picioare.</w:t>
       </w:r>
     </w:p>
     <w:p/>
@@ -4771,19 +4713,19 @@
     <w:p/>
     <w:p>
       <w:r>
-        <w:t>— Ți-a fost frică de secretul greșit în tot timpul ăsta, i-am spus. Ai crezut că secretul era că Constance a fost o hoață. Citește asta, Fiona. Blackburnii nu o plătiseră de luni de zile. Mama ei murea la trei străzi distanță, fără bani pentru un doctor. I-au spus unei fete să fie recunoscătoare pentru un acoperiș deasupra capului în timp ce o avere zăcea într-o cutie pe care o ștergea de praf în fiecare zi. Nu a furat de la oameni care se purtaseră frumos cu ea. A luat de la oameni care o jefuiseră mai întâi și a clădit o sută de ani de primire onestă deasupra a tot. I-am strâns mâinile în jurul dosarului. Asta nu e un secret care să te ruineze. Asta e o poveste în interiorul căreia poți sta cu spatele drept. Șantajul n-a funcționat niciodată decât pentru că ți-ai petrecut toată viața ascunzând jumătatea din el care te face să te rușinezi și n-ai știut niciodată că există o jumătate care nu te face.</w:t>
-      </w:r>
-    </w:p>
-    <w:p/>
-    <w:p>
-      <w:r>
-        <w:t>A citit acolo, la măsuța aceea, în timp ce ceasul cu pendul bifa secundele. Pip se așezase în fața ceasului ca să urmărească pendulul de alamă legănându-se în spatele sticlei și nu și-a luat ochii de la el tot timpul cât a citit Fiona. Fiona a plâns, dar a fost un plâns diferit de ceea ce văzusem la ea zile în șir. Era o ușurare împletită în tot ce simțea.</w:t>
-      </w:r>
-    </w:p>
-    <w:p/>
-    <w:p>
-      <w:r>
-        <w:t>— Mi-a fost atât de frică, a spus ji ea. Ani și ani de zile. De un lucru care, povestit pe îndelete, nici măcar nu... a fost o fată care încerca să-și salveze mama. Asta a fost tot. O fată care încerca să-și salveze mama.</w:t>
+        <w:t>— Ți-a fost frică de secretul greșit în tot timpul ăsta, i-am spus. Ai crezut că secretul era că Constance a fost o hoață. Citește asta, Fiona. Blackburnii nu o plătiseră de luni de zile. Mama ei murea la trei străzi distanță, fără bani pentru un doctor. I-au spus unei fete să fie recunoscătoare pentru un acoperiș deasupra capului în timp ce o avere zăcea într-o cutie pe care o ștergea de praf în fiecare zi. Nu a furat de la oameni care se purtaseră frumos cu ea. A luat de la oameni care o jefuiseră mai întâi și a clădit o sută de ani de primire onestă deasupra a tot. — I-am strâns mâinile în jurul dosarului. — Asta nu e un secret care să te ruineze. Asta e o poveste în interiorul căreia poți sta cu spatele drept. Șantajul n-a funcționat niciodată decât pentru că ți-ai petrecut toată viața ascunzând jumătatea din el care te face să te rușinezi și n-ai știut niciodată că există o jumătate care nu te face.</w:t>
+      </w:r>
+    </w:p>
+    <w:p/>
+    <w:p>
+      <w:r>
+        <w:t>A citit acolo, la măsuța aceea, în timp ce ceasul cu pendul ticăia. Pip se așezase în fața ceasului ca să urmărească pendulul de alamă legănându-se în spatele sticlei și nu și-a luat ochii de la el tot timpul cât a citit Fiona. Fiona a plâns, dar a fost un plâns diferit de ceea ce văzusem la ea zile în șir. Era o ușurare împletită în tot ce simțea.</w:t>
+      </w:r>
+    </w:p>
+    <w:p/>
+    <w:p>
+      <w:r>
+        <w:t>— Mi-a fost atât de frică, a spus ea. Ani și ani de zile. De un lucru care, povestit întreg, nici măcar nu... a fost o fată care încerca să-și salveze mama. Asta a fost tot. O fată care încerca să-și salveze mama.</w:t>
       </w:r>
     </w:p>
     <w:p/>
@@ -4801,7 +4743,7 @@
     <w:p/>
     <w:p>
       <w:r>
-        <w:t>— Să fii în cameră, am spus. Dacă poți îndura. Nu ca să acuzi pe cineva. Doar ca să fii acolo, ca Theo să fie nevoit să privească în chipul prietenului pe care a încercat să-l rănească și ca tu să încetezi a mai fi cea lăsată singură în întuneric cu asta. Nu trebuie să spui un singur cuvânt dacă nu vrei. Dar este povestea ta, Fiona, mai mult decât a oricui. Ar trebui să fii acolo când iese în sfârșit la lumină.</w:t>
+        <w:t>— Să fii în cameră, am spus. Dacă poți îndura. Nu ca să acuzi pe cineva. Doar ca să fii acolo, ca Theo să fie nevoit să privească în chipul prietenei pe care a încercat s-o rănească și ca tu să încetezi a mai fi cea lăsată singură în întuneric cu asta. Nu trebuie să spui un singur cuvânt dacă nu vrei. Dar este povestea ta, Fiona, mai mult decât a oricui. Ar trebui să fii acolo când iese în sfârșit la lumină.</w:t>
       </w:r>
     </w:p>
     <w:p/>
@@ -4836,13 +4778,13 @@
     <w:p/>
     <w:p>
       <w:r>
-        <w:t>Am făcut-o în ultima după-amiază a festivalului, în salonul mic al Fionei, cu sunetele târgului pe dos se stingeau venind dinspre fereastră, un copil plângându-se că pleacă acasă, scârțâitul meselor pliante care erau strânse pe pajiște. Noriko îi ceruse lui Theo să vină să discute despre ceea ce numise o chestiune legată de Societate și o rugase pe Vera să vină pentru ceea ce numise un comision de la primărie. Așa că cei doi au sosit la câteva minute distanță, separat, niciunul știind că celălalt urma să vină.</w:t>
-      </w:r>
-    </w:p>
-    <w:p/>
-    <w:p>
-      <w:r>
-        <w:t>Am privit totul de pe scaunul meu din colț. Pip se instalase sub el și, pentru o dată, și-a ținut părerile pentru sine. Vera a intrat prima și a făcut doi pași în cameră înainte să-l vadă pe Theo stând deja acolo. M-a privit pe mine, pe Fiona palidă și dreaptă lângă fereastră, pe șefa de post din celălalt colț al încăperii cu carnețelul ei uzat deschis pe genunchi. A înțeles. Culoarea i-a pierit de pe chip, dintr-odată, ca apa care se scurge dintr-un pahar răsturnat.</w:t>
+        <w:t>Am făcut-o în ultima după-amiază a festivalului, în salonul mic al Fionei, cu sunetele târgului care se stingea venind dinspre fereastră, un copil plângându-se că pleacă acasă, scârțâitul meselor pliante care erau strânse în parc. Noriko îi ceruse lui Theo să vină să discute despre ceea ce numise o chestiune legată de Societate și o rugase pe Vera să vină pentru ceea ce numise un comision de la primărie. Așa că cei doi au sosit la câteva minute distanță, separat, fără ca vreunul să știe că celălalt urma să vină.</w:t>
+      </w:r>
+    </w:p>
+    <w:p/>
+    <w:p>
+      <w:r>
+        <w:t>Am privit totul de pe scaunul meu din colț. Pip se instalase sub el și, pentru o dată, și-a ținut părerile pentru sine. Vera a intrat prima și a făcut doi pași în cameră înainte să-l vadă pe Theo stând deja acolo. M-a privit pe mine, pe Fiona palidă și dreaptă lângă fereastră, pe șefa poliției din celălalt colț al încăperii cu carnețelul ei uzat deschis pe genunchi. A înțeles. Culoarea i-a pierit de pe chip, dintr-odată, ca apa care se scurge dintr-un pahar răsturnat.</w:t>
       </w:r>
     </w:p>
     <w:p/>
@@ -4854,7 +4796,7 @@
     <w:p/>
     <w:p>
       <w:r>
-        <w:t>— Vă rog să luați loc, amândoi, spuse Noriko, blând și măsurat. Nimeni nu este arestat. Nimeni nu are cătușe. O să stăm de vorbă, asta-i tot. Doamna Claus o să prezinte ce știe, iar apoi fiecare dintre voi va avea o alegere de făcut. Așezați-vă.</w:t>
+        <w:t>— Vă rog să luați loc, amândoi, a spus Noriko, blând și măsurat. Nimeni nu este arestat. Nimeni nu are cătușe. O să stăm de vorbă, asta-i tot. Doamna Claus o să prezinte ce știe, iar apoi fiecare dintre voi va avea o alegere de făcut. Așezați-vă.</w:t>
       </w:r>
     </w:p>
     <w:p/>
@@ -4872,31 +4814,25 @@
     <w:p/>
     <w:p>
       <w:r>
-        <w:t xml:space="preserve">— Theo, am spus. Biletele de șantaj trimise Fionei au fost scrise pe hârtia de scrisori a Societății. Cartonul acela gros, ivoire, cu dungi de sită. L-am potrivit fibră cu fibră cu o foaie din stocul tău. S-a încruntat, bet am continuat, fermă. Și descriu brosa ca fiind </w:t>
-      </w:r>
-      <w:r>
-        <w:t>&lt;bt&gt;</w:t>
-      </w:r>
-      <w:r>
-        <w:t>the sapphire at its heart</w:t>
-      </w:r>
-      <w:r>
-        <w:t>&lt;/bt&gt;</w:t>
-      </w:r>
-      <w:r>
-        <w:t>. Aceștia sunt cuvintele tale, Theo. Sunt pe fișa ta de catalog, scrisă de mâna ta, fișa pentru scrisorile Blackburn despre care ai spus întregului oraș la deschidere că dispăruseră. Scrisorile n-au dispărut. Le-ai scos tu, pentru că ascundeau secretul, și apoi le-ai declarat pierdute ca să nu se gândească nimeni să întrebe ce scria în ele. Am făcut o pauză, lăsând partea următoare să vină lin. Ai găsit o modalitate de a salva Societatea în acele scrisori. Și ai profitat de ea. Așa-i?</w:t>
-      </w:r>
-    </w:p>
-    <w:p/>
-    <w:p>
-      <w:r>
-        <w:t>O bucată lungă de vreme n-a vorbit. Mâinile i s-au frânțumit în poală. Și apoi s-a întâmplat lucrul despre care Noriko îmi spusese că îl fac cei mai mulți oameni când adevărul le este pus în față cu blândețe și pe de-a-ntregul. A încetat să se mai împotrivească. Chipul i s-a încrețit încet, ca o hârtie veche. Au venit lacrimile și apoi adevărul, totul într-un șuvoi.</w:t>
-      </w:r>
-    </w:p>
-    <w:p/>
-    <w:p>
-      <w:r>
-        <w:t>— Mi-am spus că nu era chiar furt, a zis el. Nici vorbă de la Fiona. Mi-am spus că hanul fusese cumpărat oricum cu bani furați la origine, așa că a lua o parte înapoi nu era jaf, era, nu știu, istoria care se corecta pe sine, o scadență care venea în sfârșit la plată. Mă pricep atât de bine să fac trecutul să însemne orice am nevoie să însemne. Asta e toată pregătirea mea, să fac trecutul să aibă sens. Și-a apăsat pumnii pe ochi ca un copil. Acoperișul se dărâmă. Cazanul e pe ducă. O sută de ani din memoria acestui oraș, fiecare scrisoare, fotografie și act, totul se duce de râpă, și fiecare ușă cinstită la care am bătut mi s-a închis în nas, primarul, fondurile, fundațiile, fiecare în parte. Și pe urmă am găsit scrisorile acelea, și iată-le, o jumătate de milion de dolari, stând pur și simplu acolo în trecut, și m-am gândit că pot să o salvez. Pot să salvez totul, fiecare fărâmă, și nimeni nu pățește cu adevărat nimic, pentru că banii erau murdari de la bun început. A ridicat privirea, nenorocit. Și pe urmă m-am uitat la ce-i făcea ei. Fionei. Am privit-o cum îmbătrânește. Și mi-am zis că o să mă opresc, și n-am făcut-o, pentru că până atunci eram deja implicat în asta, iar odată ce o făcusem, mi-am spus că încă una n-ar mai conta. S-a întors spre Fiona, iar vocea i s-a frânt. Îmi pare atâta de rău. Îmi pare nespus de rău, Fiona. M-am pierdut pe undeva prin asta. Iubesc atât de mult istoria acestui oraș, încât am uitat că orașul e făcut din oameni în carne și oase.</w:t>
+        <w:t>— Theo, am spus. Biletele de șantaj trimise Fionei au fost scrise pe hârtia de scrisori a Societății. Hârtia aceea groasă, crem, cu dungi de sită. L-am potrivit fibră cu fibră cu o foaie din stocul tău. — A tresărit, dar am continuat, fermă. — Și descriu broșa ca fiind safirul din inima ei. Acestea sunt cuvintele tale, Theo.</w:t>
+      </w:r>
+      <w:r/>
+      <w:r/>
+      <w:r/>
+      <w:r>
+        <w:t xml:space="preserve"> Sunt pe fișa ta de catalog, scrisă de mâna ta, fișa pentru scrisorile Blackburn despre care ai spus întregului oraș la deschidere că dispăruseră. Scrisorile n-au dispărut. Le-ai scos tu, pentru că ascundeau secretul, și apoi le-ai declarat pierdute ca să nu se gândească nimeni să întrebe ce scria în ele. — Am făcut o pauză, lăsând partea următoare să vină lin. — Ai găsit o modalitate de a salva Societatea în acele scrisori. Și ai profitat de ea. Așa-i?</w:t>
+      </w:r>
+    </w:p>
+    <w:p/>
+    <w:p>
+      <w:r>
+        <w:t>O bucată lungă de vreme n-a vorbit. Mâinile i se frământau în poală. Și apoi s-a întâmplat lucrul despre care Noriko îmi spusese că îl fac cei mai mulți oameni când adevărul le este pus în față cu blândețe și pe de-a-ntregul. A încetat să se mai împotrivească. Chipul i s-a încrețit încet, ca o hârtie veche. Au venit lacrimile și apoi adevărul, totul într-un șuvoi.</w:t>
+      </w:r>
+    </w:p>
+    <w:p/>
+    <w:p>
+      <w:r>
+        <w:t>— Mi-am spus că nu era chiar furt, a zis el. Nu de la Fiona. Mi-am spus că hanul fusese cumpărat oricum cu bani furați la origine, așa că a lua o parte înapoi nu era jaf, era, nu știu, istoria care se corecta pe sine, o scadență care venea în sfârșit la plată. Mă pricep atât de bine să fac trecutul să însemne orice am nevoie să însemne. Asta e toată pregătirea mea, să fac trecutul să aibă sens. — Și-a apăsat pumnii pe ochi ca un copil. — Acoperișul se dărâmă. Centrala e pe ducă. O sută de ani din memoria acestui oraș, fiecare scrisoare, fotografie și act, totul se duce de râpă, și fiecare ușă cinstită la care am bătut mi s-a închis în nas, primarul, fondurile, fundațiile, fiecare în parte. Și pe urmă am găsit scrisorile acelea, și iată-le, o jumătate de milion de dolari, stând pur și simplu acolo în trecut, și m-am gândit că pot să o salvez. Pot să salvez totul, fiecare fărâmă, și nimeni nu pățește cu adevărat nimic, pentru că banii erau murdari de la bun început. — A ridicat privirea, nenorocit. — Și pe urmă m-am uitat la ce-i făcea ei. Fionei. Am privit-o cum se face cenușie la față. Și mi-am zis că o să mă opresc, și n-am făcut-o, pentru că până atunci eram deja implicat în asta, iar odată ce o făcusem, mi-am spus că încă una n-ar mai conta. — S-a întors spre Fiona, iar vocea i s-a frânt. — Îmi pare atâta de rău. Îmi pare nespus de rău, Fiona. M-am pierdut pe undeva prin asta. Iubesc atât de mult istoria acestui oraș, încât am uitat că orașul e făcut din oameni în carne și oase.</w:t>
       </w:r>
     </w:p>
     <w:p/>
@@ -4914,25 +4850,25 @@
     <w:p/>
     <w:p>
       <w:r>
-        <w:t>— Vera, am spus. Theo a dat lovitura. Dar biletele știau că hanul fusese cumpărat cu banii pe brosa aia, și asta n-a fost niciodată în nicio scrisoare Blackburn. Aia e o înregistrare de proprietate. Un act. Iar actul pentru acest han era scos din sertar în coșul tău de reordonare ieri dimineață, atins, pe biroul unei femei care îmi spusese de două ori că nu citește niciodată registrele din spatele ei. Mi-am ținut vocea blândă. El a dat lovitura. Tu ai avut actul. Și ai avut picioarele, Vera. El n-ar fi putut să străbată acest oraș neobservat nici să-și fi dat viața, toată lumea îl știe pe Theo, toată lumea îl oprește. Dar nimănui nu i se pare ciudat ca secretara primarului să dea o fugă pe la han în timpul festivalului. Te-am depășit pe trepte chiar eu în dimineața aia, cu permisele de parcare. N-ar fi putut s-o facă singur. Avea nevoie de cineva care să se poată mișca prin oraș nevăzut. Aia ai fost tu.</w:t>
-      </w:r>
-    </w:p>
-    <w:p/>
-    <w:p>
-      <w:r>
-        <w:t>Atunci s-a prăbușit și ea, dintr-odată, la fel ca Theo, și ceea ce a ieșit din ea a fost numai amărăciune, limpede și adâncă.</w:t>
-      </w:r>
-    </w:p>
-    <w:p/>
-    <w:p>
-      <w:r>
-        <w:t>— A venit la mine, a spus ea. Acum câteva săptămâni. Era aproape ieșit din minți cu chestia asta, vorbind despre Societate, despre cum găsise lucrul ăsta și nu putea s-o facă singur. Și trebuia să zic nu. Știu că trebuia să zic nu, știam și atunci. S-a leagănat puțin, cu brațele strânse pe corp. Dar sunt atât de mult în urmă cu datoriile, doamna Claus. Primarul nu-mi dă nimic și mă pune la muncă până la epuizare, și am datorii de n-ați crede, de cele care nu te lasă să dormi, iar Theo a spus că erau bani furați la origine, de la o familie bogată acum o sută de ani, și că asta ar salva Societatea, și că o parte din ei mi-ar reveni și mie, și în sfârșit aș scăpa de sub povară. A făcut totul să sune aproape nobil. Se pricepe la asta, să facă un lucru să pară istorie în loc de infracțiune. Și îmi doream atât de mult să scap de sub povară, încât l-am lăsat să facă să sune în felul ăsta, pentru că voiam să cred. S-a uitat la Fiona, răpusă de durere. Nu m-am gândit niciodată la tine ca la o persoană. Aia e partea cea mai urâtă, asta o să duc în spate. M-am gândit doar la bani și la faptul că n-am somn. Îmi pare rău. Îmi pare nespus de rău, Fiona.</w:t>
-      </w:r>
-    </w:p>
-    <w:p/>
-    <w:p>
-      <w:r>
-        <w:t>Camera s-a liniștit după aceea, în afară de plâns și de sunetele îndepărtate ale festivalului care se strângea afară. Doi oameni care făcuseră un lucru crud din motive pe care le îmbrăcaseră în cuvinte alese până când n-au mai putut vedea ce se afla dedesubt, stând acum în ruinele acelor fapte, recunoscându-le în sfârșit, cu voce tare. Nicio capcană nu se declanșase. Nimeni nu întinsese o mână din întuneric. Puseseră totul pe față, curat și limpede, într-o cameră caldă în lumina după-amiezii și le dăduseră șansa de a fi cinstiți. O fructificaseră, pentru că, la urma urmei, exact cum spusese Noriko, majoritatea oamenilor sunt de-a dreptul obosiți să mai care povara asta.</w:t>
+        <w:t>— Vera, am spus. Theo avea furtul. Dar biletele știau că hanul fusese cumpărat cu banii pe broșă, și asta n-a fost niciodată în nicio scrisoare Blackburn. Aia e o înregistrare de proprietate. Un act. Iar actul pentru acest han era scos din sertar în coșul dumneavoastră de recatalogare ieri dimineață, atins, pe biroul unei femei care îmi spusese de două ori că nu citește niciodată registrele din spatele ei. — Mi-am ținut vocea blândă. — El avea furtul. Dumneavoastră aveați actul. Și aveați picioarele, Vera. El n-ar fi putut să străbată acest oraș neobservat nici să-și fi dat viața, toată lumea îl știe pe Theo, toată lumea îl oprește. Dar nimănui nu i se pare ciudat ca secretara primarului să dea o fugă pe la han în timpul festivalului. Am trecut chiar eu pe lângă dumneavoastră pe trepte în dimineața aia, cu permisele de parcare. N-ar fi putut s-o facă singur. Avea nevoie de cineva care să se poată mișca prin oraș nevăzut. Aceea ați fost dumneavoastră.</w:t>
+      </w:r>
+    </w:p>
+    <w:p/>
+    <w:p>
+      <w:r>
+        <w:t>Atunci s-a prăbușit și ea, dintr-odată, la fel ca Theo, și ceea ce a ieșit din ea a fost numai suferință, limpede și adâncă.</w:t>
+      </w:r>
+    </w:p>
+    <w:p/>
+    <w:p>
+      <w:r>
+        <w:t>— A venit la mine, a spus ea. Acum câteva săptămâni. Era aproape ieșit din minți cu chestia asta, vorbind despre Societate, despre cum găsise lucrul ăsta și nu putea s-o facă singur. Și trebuia să zic nu. Știu că trebuia să zic nu, știam și atunci. — S-a legănat puțin, cu brațele strânse pe corp. — Dar sunt atât de mult în urmă cu datoriile, doamnă Claus. Primarul nu-mi dă nimic și mă pune la muncă până la epuizare, și am datorii de n-ați crede, de cele care nu te lasă să dormi, iar Theo a spus că erau bani furați la origine, de la o familie bogată acum o sută de ani, și că asta ar salva Societatea, și că o parte din ei mi-ar reveni și mie, și în sfârșit aș scăpa de sub povară. A făcut totul să sune aproape nobil. Se pricepe la asta, să facă un lucru să pară istorie în loc de infracțiune. Și îmi doream atât de mult să scap de sub povară, încât l-am lăsat să facă să sune în felul ăsta, pentru că voiam să cred. — S-a uitat la Fiona, răpusă de durere. — Nu m-am gândit niciodată la tine ca la o persoană. Aia e partea cea mai urâtă, asta o să duc în spate. M-am gândit doar la bani și la faptul că n-am somn. Îmi pare rău. Îmi pare nespus de rău, Fiona.</w:t>
+      </w:r>
+    </w:p>
+    <w:p/>
+    <w:p>
+      <w:r>
+        <w:t>Camera s-a liniștit după aceea, în afară de plâns și de sunetele îndepărtate ale festivalului care se strângea afară. Doi oameni care făcuseră un lucru crud din motive pe care le îmbrăcaseră în cuvinte alese până când n-au mai putut vedea ce se afla dedesubt, stând acum în ruinele acelor fapte, recunoscându-le în sfârșit, cu voce tare. Nicio capcană nu se declanșase. Nimeni nu întinsese o mână din întuneric. Puseserăm totul pe față, curat și limpede, într-o cameră caldă în lumina după-amiezii și le dăduserăm șansa de a fi cinstiți. Profitaseră de ea, pentru că, la urma urmei, exact cum spusese Noriko, majoritatea oamenilor sunt de-a dreptul obosiți să mai care povara asta.</w:t>
       </w:r>
     </w:p>
     <w:p/>
@@ -4997,7 +4933,7 @@
     <w:p/>
     <w:p>
       <w:r>
-        <w:t>A demisionat. Nu pentru un sezon, ca să fie strecurat înapoi în scaun pe furiș de îndată ce orașul s-ar fi săturat să fie furios. A demisionat din funcția de președinte al Societății Istorice din Frost Falls, iar consiliul de administrație, odată ce a aflat totul, i-a acceptat demisia și a vorbit serios. Un om nu putea șantaja un vecin folosindu-se de colecția și hârtia cu antet ale Societății, ca apoi să păstreze cheile locului respectiv.</w:t>
+        <w:t>A demisionat. Nu pentru un sezon, ca să fie strecurat înapoi în scaun pe furiș de îndată ce orașul s-ar fi săturat să fie furios. A demisionat din funcția de președinte al Societății de Istorie din Frost Falls, iar consiliul de administrație, odată ce a aflat totul, i-a acceptat demisia și a vorbit serios. Un om nu putea șantaja un vecin folosindu-se de colecția și hârtia cu antet ale Societății, ca apoi să păstreze cheile locului respectiv.</w:t>
       </w:r>
     </w:p>
     <w:p/>
@@ -5015,7 +4951,7 @@
     <w:p/>
     <w:p>
       <w:r>
-        <w:t>— Este exact ceea ce meriți, i-a spus Fiona, iar în blândețea ei se simțea tăria oțelului. Și anume, o șansă de a deveni un om care n-ar fi făcut niciodată așa ceva de la bun început. Nu primești varianta ușoară, Theo, în care toată lumea te îmbrățișează și totul este dat uitării până la Crăciun. O primești pe cea reală. Ai de recuperat totul prin muncă, ani de zile, și ai să simți fiecare an din ei. Nu sunt crudă cu tine. Cred că poți reuși. Nici nu m-ar fi obosit să-ți construiesc un drum dacă aș fi crezut că nu poți merge pe el.</w:t>
+        <w:t>— Este exact ceea ce meriți, i-a spus Fiona, iar în blândețea ei se simțea tăria oțelului. Și anume, o șansă de a deveni un om care n-ar fi făcut niciodată așa ceva de la bun început. Nu primești varianta ușoară, Theo, în care toată lumea te îmbrățișează și totul este dat uitării până la Crăciun. O primești pe cea reală. Ai de recuperat totul prin muncă, ani de zile, și ai să simți fiecare an din ei. Nu sunt crudă cu tine. Cred că poți reuși. Nici nu m-aș fi obosit să-ți construiesc un drum dacă aș fi crezut că nu poți merge pe el.</w:t>
       </w:r>
     </w:p>
     <w:p/>
@@ -5033,13 +4969,13 @@
     <w:p/>
     <w:p>
       <w:r>
-        <w:t>— Ai făcut un lucru rău, i-am spus. Și plătești pentru el, așa cum se cuvine, ceea ce este corect. Dar ai recunoscut totul chiar în clipa în care ai fost întrebată, Veră. N-ai mințit și n-ai încercat să te sustragi. Asta nu e puțin lucru. Aceasta este partea din tine care încă este bună, și e mai mare decât partea care a făcut fapta rea, și vreau să te agăți de ea. Drumul de întoarcere e lung și pentru tine. Dar există unul. Să nu lași pe nimeni să-ți spună că nu există și, mai presus de orice, să nu-ți spui asta nici ție însăți.</w:t>
-      </w:r>
-    </w:p>
-    <w:p/>
-    <w:p>
-      <w:r>
-        <w:t>A plâns. M-a îmbrățișat, femeia asta rigidă și încheiată la toți nasturii, pe care n-o văzusem niciodată îmbrățișând pe nimeni, și mi-a mulțumit cu fruntea sprijinită de umărul meu. Apoi a plecat cu mașina spre casa surorii sale, iar Pip și cu mine am pornit spre casă prin întunericul care se lăsa devreme. Nu era nicio urmă de triumf în toată povestea asta. Mă simțeam greoaie și obosită până în adâncul ființei, ca și cum aș fi curățat o rană până la bază: durea mult mai tare decât dacă aș fi lăsat-o în pace, bet acum putea să se vindece.</w:t>
+        <w:t>— Ați făcut un lucru rău, i-am spus. Și plătiți pentru el, așa cum se cuvine, ceea ce este corect. Dar ați recunoscut totul chiar în clipa în care ați fost întrebată, Vera. N-ați mințit și n-ați încercat să vă sustrageți. Asta nu e puțin lucru. Aceasta este partea din dumneavoastră care încă este bună, și e mai mare decât partea care a făcut fapta rea, și vreau să vă agățați de ea. Drumul de întoarcere e lung și pentru dumneavoastră. Dar există unul. Să nu lăsați pe nimeni să vă spună că nu există și, mai presus de orice, să nu vă spuneți asta nici dumneavoastră înșivă.</w:t>
+      </w:r>
+    </w:p>
+    <w:p/>
+    <w:p>
+      <w:r>
+        <w:t>A plâns. M-a îmbrățișat, femeia asta rigidă și încheiată la toți nasturii, pe care n-o văzusem niciodată îmbrățișând pe nimeni, și mi-a mulțumit cu fruntea sprijinită de umărul meu. Apoi a plecat cu mașina spre casa surorii sale, iar Pip și cu mine am pornit spre casă prin întunericul care se lăsa devreme. Nu era nicio urmă de triumf în toată povestea asta. Mă simțeam greoaie și obosită până în adâncul ființei, ca și cum aș fi curățat o rană până la bază: durea mult mai tare decât dacă aș fi lăsat-o în pace, dar acum putea să se vindece.</w:t>
       </w:r>
     </w:p>
     <w:p/>
@@ -5051,7 +4987,7 @@
     <w:p/>
     <w:p>
       <w:r>
-        <w:t>Ar fi trebuit să fie sfârșitul. Dar mai exista încă problema Societății însăși, exact lucrul pe care Theo îl ruinase încercând să-l salveze. El dispăruse de acolo acum. Acoperișul lăsa în continuare ploaia să intre, iar centrala termică dădea încă să se strice, și nimic din tot acest decont nu pusese măcar un dolar pentru vreuna dintre ele.</w:t>
+        <w:t>Ar fi trebuit să fie sfârșitul. Dar mai exista încă problema Societății însăși, exact lucrul pe care Theo îl ruinase încercând să-l salveze. El dispăruse de acolo acum. Acoperișul lăsa în continuare ploaia să intre, iar centrala termică dădea încă să se strice, și nimic din toată această socoteală nu pusese măcar un dolar pentru vreuna dintre ele.</w:t>
       </w:r>
     </w:p>
     <w:p/>
@@ -5073,17 +5009,17 @@
     </w:p>
     <w:p>
       <w:r>
-        <w:t>Auziseră, bineînțeles. Nimic de o asemenea natură nu rămânea ascuns în Frost Falls mai mult de o dimineață. Rafinații și amabilii Worthington deduseseră, din zvonurile festivalului și liniștea hanului, că Societatea Istorică se afla într-o mare impas și că necazul împinsese un om bun într-o situație rea. Domnul Worthington m-a găsit pe pridvorul hanului în ultima lor dimineață, cu soția alături în cașmirul ei crem și cu paltonul bun pe braț, și a trecut direct la subiect cu lejeritatea unui om pentru care banii nu fuseseră niciodată un subiect greu de abordat.</w:t>
-      </w:r>
-    </w:p>
-    <w:p>
-      <w:r>
-        <w:t>— Doamnă Claus, a spus el. Ne-am atașat de acest oraș în săptămânile petrecute aici. Cu adevărat atașați. Și înțelegem că Societatea Istorică se confruntă cu reale dificultăți financiare. Dificultăți serioase, din câte auzim. A zâmbit, cald și sigur pe el. Suntem în măsură să ajutăm. Generos. Suficient cât să rezolvăm întreaga chestiune dintr-o singură lovitură: acoperișul, cazanul, ba chiar și o dotare suplimentară care să mențină locul în siguranță pentru o generație. Aș fi bucuros să emit cecul înainte de plecarea noastră în această dimineață. Ne-ar costa foarte puțin și ar însemna enorm aici, și sincer, după toată urâțenia asta, cred că orașul ar avea nevoie de niște vești bune cu care să încheie sezonul.</w:t>
-      </w:r>
-    </w:p>
-    <w:p>
-      <w:r>
-        <w:t>Mâna lui se îndreptase spre buzunarul de la piept după un stilou de aur. Pip, aflat la picioarele mele, a urmărit-o cu ambii ochi.</w:t>
+        <w:t>Auziseră, bineînțeles. Nimic de o asemenea natură nu rămânea ascuns în Frost Falls mai mult de o dimineață. Rafinații și amabilii Worthington deduseseră, din zvonurile festivalului și liniștea hanului, că Societatea de Istorie se afla într-un mare impas și că necazul împinsese un om bun într-o situație rea. Domnul Worthington m-a găsit pe pridvorul hanului în ultima lor dimineață, cu soția alături în cașmirul ei crem și cu paltonul bun pe braț, și a trecut direct la subiect cu lejeritatea unui om pentru care banii nu fuseseră niciodată un subiect greu de abordat.</w:t>
+      </w:r>
+    </w:p>
+    <w:p>
+      <w:r>
+        <w:t>— Doamnă Claus, a spus el. Ne-am atașat de acest oraș în săptămânile petrecute aici. Cu adevărat atașați. Și înțelegem că Societatea de Istorie se confruntă cu reale dificultăți financiare. Dificultăți serioase, din câte auzim. — A zâmbit, cald și sigur pe el. — Suntem în măsură să ajutăm. Generos. Suficient cât să rezolvăm întreaga chestiune dintr-o singură lovitură: acoperișul, centrala, ba chiar și o dotare suplimentară care să mențină locul în siguranță pentru o generație. Aș fi bucuros să emit cecul înainte de plecarea noastră în această dimineață. Ne-ar costa foarte puțin și ar însemna enorm aici, și sincer, după toată urâțenia asta, cred că orașul ar avea nevoie de niște vești bune cu care să încheie sezonul.</w:t>
+      </w:r>
+    </w:p>
+    <w:p>
+      <w:r>
+        <w:t>Mâna lui se îndreptase spre buzunarul de la piept după un stilou de aur. Pip, aflată la picioarele mele, a urmărit-o cu ambii ochi.</w:t>
       </w:r>
     </w:p>
     <w:p>
@@ -5108,7 +5044,7 @@
     </w:p>
     <w:p>
       <w:r>
-        <w:t>— În acest oraș tocmai s-a întâmplat ceva urât, am continuat, pentru că un om bun a decis că salvarea Societății justifică orice, că o salvare merită o faptă rea, că scopul va scuza mijloacele. Acum. Dacă Societatea este salvată săptămâna viitoare prin carnetul de cecuri al unui străin aflat în trecere, oricât de binevoitor, atunci lecția pe care o învață în tăcere întregul oraș este că Theo a avut dreptate cel puțin în privința unui singur lucru. Că supraviețuirea clădirii este ceva care vine din exterior, prin bani, printr-o scurtătură, prin intermediul unui binefăcător, și nu ceva ce orașul însuși trebuie să își dorească, pentru care trebuie să muncească și pe care trebuie să-l câștige. Am dat din cap. O Societate salvată de un oaspete generos este doar amânată, domnule Worthington. Va fi în aceeași gaură peste cinci ani, așteptând ca următorul vizitator bogat să prindă drag de cuverturi. Singurul mod în care locul acesta este cu adevărat în siguranță este dacă Frost Falls decide singur că merită salvat și îl salvează cu propria mână, din propriile buzunare, oricât de subțiri ar fi ele. Asta durează mai mult. Este mult mai greu. Dar este varianta care dăinuie și vindecă ceea ce tocmai s-a întâmplat aici, în loc să lipească un afiș vesel deasupra.</w:t>
+        <w:t>— În acest oraș tocmai s-a întâmplat ceva urât, am continuat, pentru că un om bun a decis că salvarea Societății justifică orice, că o salvare merită o faptă rea, că scopul va scuza mijloacele. Acum. Dacă Societatea este salvată săptămâna viitoare prin carnetul de cecuri al unui străin aflat în trecere, oricât de binevoitor, atunci lecția pe care o învață în tăcere întregul oraș este că Theo a avut dreptate cel puțin în privința unui singur lucru. Că supraviețuirea clădirii este ceva care vine din exterior, prin bani, printr-o scurtătură, prin intermediul unui binefăcător, și nu ceva ce orașul însuși trebuie să își dorească, pentru care trebuie să muncească și pe care trebuie să-l câștige. — Am clătinat din cap. — O Societate salvată de un oaspete generos este doar amânată, domnule Worthington. Va fi în aceeași gaură peste cinci ani, așteptând ca următorul vizitator bogat să prindă drag de cuverturi. Singurul mod în care locul acesta este cu adevărat în siguranță este dacă Frost Falls decide singur că merită salvat și îl salvează cu propria mână, din propriile buzunare, oricât de subțiri ar fi ele. Asta durează mai mult. Este mult mai greu. Dar este varianta care dăinuie și vindecă ceea ce tocmai s-a întâmplat aici, în loc să lipească un afiș vesel deasupra.</w:t>
       </w:r>
     </w:p>
     <w:p>
@@ -5128,7 +5064,7 @@
     </w:p>
     <w:p>
       <w:r>
-        <w:t xml:space="preserve">Atunci doamna Worthington a zâmbit, primul zâmbet cu adevărat cald pe care îl văzusem din partea ei în toate acele săptămâni, și și-a pus mâna în Mănușă pe brațul soțului ei. </w:t>
+        <w:t xml:space="preserve">Atunci doamna Worthington a zâmbit, primul zâmbet cu adevărat cald pe care îl văzusem din partea ei în toate acele săptămâni, și și-a pus mâna înmănușată pe brațul soțului ei. </w:t>
       </w:r>
     </w:p>
     <w:p>
@@ -5138,7 +5074,7 @@
     </w:p>
     <w:p>
       <w:r>
-        <w:t>Așa că au lăsat lucrurile așa. Fără cec. În schimb, o promisiune păstrată în rezervă pentru vremuri de nevoie. Și Societatea a rămas exact unde fusese, pe marginea prăpastiei, cu acoperișul gata să cadă și cazanul pe ducă, doar că acum fără ca măcar Theo să mai lupte pentru ea, ceea ce o făcea și mai nesigură ca înainte, nu mai puțin.</w:t>
+        <w:t>Așa că au lăsat lucrurile așa. Fără cec. În schimb, o promisiune păstrată în rezervă pentru vremuri de nevoie. Și Societatea a rămas exact unde fusese, pe marginea prăpastiei, cu acoperișul gata să cadă și centrala pe ducă, doar că acum fără ca măcar Theo să mai lupte pentru ea, ceea ce o făcea și mai nesigură ca înainte, nu mai puțin.</w:t>
       </w:r>
     </w:p>
     <w:p>
@@ -5158,7 +5094,7 @@
     </w:p>
     <w:p>
       <w:r>
-        <w:t>Până când am ajuns pe aleea noastră, mi-am dat seama că aveam încredere că orașul se va descurca. Îl văzusem mobilizându-se să caute un câine pierdut. Auzisem chiar de la Mark cum oamenii continuaseră să apară la familia Redfern cu caserole, săptămână de săptămână, trecând prin tot ce a fost mai rău. Oamenii care puteau face asemenea lucruri puteau salva o clădire.</w:t>
+        <w:t>Până când am ajuns pe ulița noastră, mi-am dat seama că aveam încredere că orașul se va descurca. Îl văzusem mobilizându-se să caute un câine pierdut. Auzisem chiar de la Mark cum oamenii continuaseră să apară la familia Redfern cu caserole, săptămână de săptămână, trecând prin tot ce a fost mai rău. Oamenii care puteau face asemenea lucruri puteau salva o clădire.</w:t>
       </w:r>
     </w:p>
     <w:p>
@@ -5174,13 +5110,13 @@
     <w:p/>
     <w:p>
       <w:r>
-        <w:t>Crezusem că Fiona va vrea să îngroape secretul mai adânc ca niciodată acum, când era cât pe ce s-o distrugă. Ar fi trebuit să știu mai bine. În schimb, a făcut cel mai curajos lucru pe care l-am văzut făcut de cineva în toată povestea asta, mai curajos decât a fi înfruntat-o pe Theo în micul ei salon. S-a hotărât să-l povestească.</w:t>
-      </w:r>
-    </w:p>
-    <w:p/>
-    <w:p>
-      <w:r>
-        <w:t>A urcat la cabană câteva zile mai târziu, cu dosarul lui Neil sub braț și cu o privire pe chip pe care n-o mai văzusem până atunci, hotărâtă și puțin aprigă.</w:t>
+        <w:t>Crezusem că Fiona va vrea să îngroape secretul mai adânc ca niciodată acum, când era cât pe ce s-o distrugă. Ar fi trebuit să știu mai bine. În schimb, a făcut cel mai curajos lucru pe care l-am văzut făcut de cineva în toată povestea asta, mai curajos decât a-l fi înfruntat pe Theo în micul ei salon. S-a hotărât să-l povestească.</w:t>
+      </w:r>
+    </w:p>
+    <w:p/>
+    <w:p>
+      <w:r>
+        <w:t>A urcat la căsuța noastră câteva zile mai târziu, cu dosarul lui Neil sub braț și cu o privire pe chip pe care n-o mai văzusem până atunci, hotărâtă și puțin aprigă.</w:t>
       </w:r>
     </w:p>
     <w:p/>
@@ -5198,7 +5134,7 @@
     <w:p/>
     <w:p>
       <w:r>
-        <w:t>— Am terminat cu ascunzișul, Jessica. Toți anii aceștia am fost păstrătoarea unui lucru rușinos, și se dovedește că lucrul nici măcar nu e rușinos, nu când e spus pe de-a întregul. E doar trist, și omenesc, și vechi de o sută de ani. Așa că am de gând să-l spun. Cum trebuie. Cu voce tare. Înainte ca cineva să-l mai poată folosi vreodată împotriva mea. Nu poți șantaja o femeie cu un secret pe care i l-a spus deja singură întregului oraș.</w:t>
+        <w:t>— Am terminat cu ascunzișul, Jessica. Toți anii aceștia am fost păstrătoarea unui lucru rușinos, și se dovedește că lucrul nici măcar nu e rușinos, nu când e spus pe de-a întregul. E doar trist, și omenesc, și vechi de o sută de ani. Așa că am de gând să-l spun. Cum trebuie. Cu voce tare. Înainte ca cineva să-l mai poată folosi vreodată împotriva mea. Nu poți șantaja o femeie cu un secret pe care l-a spus deja ea însăși întregului oraș.</w:t>
       </w:r>
     </w:p>
     <w:p/>
@@ -5212,15 +5148,11 @@
       <w:r>
         <w:t xml:space="preserve">Și Fiona a făcut-o. A lăsat-o pe Claire să-l scrie pentru </w:t>
       </w:r>
-      <w:r>
-        <w:t>&lt;bt&gt;</w:t>
-      </w:r>
+      <w:r/>
       <w:r>
         <w:t>Gazette</w:t>
       </w:r>
-      <w:r>
-        <w:t>&lt;/bt&gt;</w:t>
-      </w:r>
+      <w:r/>
       <w:r>
         <w:t>, varianta adevărată și întreagă, cu documentele lui Neil așezate dedesubt. Nu varianta de bârfă, cu ticălosul ei șlefuit și crima ei curățică, ci pe cea reală. Constance Okafor, o servitoare de nouăsprezece ani din iarna lui 1924, neplătită cu lunile, cu mama murind la trei străzi distanță fără bani de doctor, pusă să fie recunoscătoare pentru un acoperiș deasupra capului în timp ce ștergea de praf, în fiecare zi, o broșă care valora mai mult decât ar fi câștigat în trei vieți. O fată disperată care a luat singurul lucru la care putea ajunge, de la o familie care o jefuise mai întâi, și l-a transformat în o sută de ani de primire cinstită pentru călătorii care treceau prin Frost Falls în frig.</w:t>
       </w:r>
@@ -5240,7 +5172,7 @@
     <w:p/>
     <w:p>
       <w:r>
-        <w:t>— Constance Okafor a furat ca să încerce să-și salveze mama, a spus ea, și a construit o casă care a ținut orașul ăsta cald timp de o sută de ani de atunci încoace. Dacă vrea cineva din Frost Falls să arunce primul cu piatra în ea din cauza unei broșe, poate să vină să dea în mine întâi, pentru că eu am știut ce înseamnă lipsa de altădată când eram fată, lipsa aia adevărată, și la fel au știut și jumătate dintre bunicile oamenilor care stau acum în magazinul ăsta. Lăsați-o să se odihnească. Lăsați-o pe Fiona să stea cu fruntea sus. E o poveste frumoasă. Are doar o parte grea la mijloc.</w:t>
+        <w:t>— Constance Okafor a furat ca să încerce să-și salveze mama, a spus ea, și a construit o casă care a ținut orașul ăsta cald timp de o sută de ani de atunci încoace. Dacă vrea cineva din Frost Falls să arunce primul cu piatra în ea din cauza unei broșe, poate să vină să dea în mine întâi, pentru că eu am cunoscut o asemenea lipsă când eram fată, lipsă adevărată, și la fel au știut și jumătate dintre bunicile oamenilor care stau acum în magazinul ăsta. Lăsați-o să se odihnească. Lăsați-o pe Fiona să stea cu fruntea sus. E o poveste frumoasă. Are doar o parte grea la mijloc.</w:t>
       </w:r>
     </w:p>
     <w:p/>
@@ -5292,12 +5224,12 @@
     <w:p/>
     <w:p>
       <w:r>
-        <w:t xml:space="preserve">I-am spus că îți aduc aminte foarte bine. </w:t>
-      </w:r>
-    </w:p>
-    <w:p>
-      <w:r>
-        <w:t xml:space="preserve">— Păi, a zis ea, ai venit și ai dovedit că ești una de-a noastră, ducând povara aia așa cum ai făcut-o. N-ai făcut decât să te sprijini pe cerc când ai avut nevoie. Ai fost cercul în sine, pentru Fiona, când ea n-a avut pe nimeni altcineva. Un străin nu face asta, Jessica. Unul de-al nostru o face. </w:t>
+        <w:t xml:space="preserve">I-am spus că îmi aduc aminte foarte bine. </w:t>
+      </w:r>
+    </w:p>
+    <w:p>
+      <w:r>
+        <w:t xml:space="preserve">— Păi, a zis ea, ai venit și ai dovedit că ești una de-a noastră, ducând povara aia așa cum ai făcut-o. Nu doar te-ai sprijinit pe cerc când ai avut nevoie. Ai fost cercul în sine, pentru Fiona, când ea n-a avut pe nimeni altcineva. Un străin nu face asta, Jessica. Unul de-al nostru o face. </w:t>
       </w:r>
     </w:p>
     <w:p/>
@@ -5315,7 +5247,7 @@
     <w:p/>
     <w:p>
       <w:r>
-        <w:t>Am mers pe jos spre casă în după-amiaza aceea printr-un oraș care mi se părea în întregime și fără nicio îndoială al meu. Festivalul se terminase și se strânsese, betele și luminile de-a lungul bulevardului Evergreen, aproape toate aurii acum, încă ardeau statornic împotriva întunericului timpuriu. Pip s-a legănat mergând înaintea mea dintr-o băltoacă de aur în alta, oprindu-se în fiecare de parcă ar fi putut găsi ceva strălucitor pe fundul ei.</w:t>
+        <w:t>Am mers pe jos spre casă în după-amiaza aceea printr-un oraș care mi se părea în întregime și fără nicio îndoială al meu. Festivalul se strânsese și trecuse, dar luminile de-a lungul Bulevardului Evergreen, aproape toate aurii acum, încă ardeau statornic împotriva întunericului timpuriu. Pip s-a legănat mergând înaintea mea dintr-o băltoacă de aur în alta, oprindu-se în fiecare de parcă ar fi putut găsi ceva strălucitor pe fundul ei.</w:t>
       </w:r>
     </w:p>
     <w:p>
@@ -5326,13 +5258,13 @@
     <w:p/>
     <w:p>
       <w:r>
-        <w:t>Societatea avea nevoie de o curățenie generală după episodul cu Theo, așa că cercul restrâns și cel puțin jumătate dintre locuitorii de pe Evergreen Avenue și-au unit forțele în zilele următoare pentru a pune arhiva din nou în ordine.</w:t>
-      </w:r>
-    </w:p>
-    <w:p/>
-    <w:p>
-      <w:r>
-        <w:t xml:space="preserve">Theo înapoiase scrisorile familiei Blackburn, absolut pe toate, ca parte a ispășirii sale, iar eu le rearanjam în dosare împreună cu Olivia și Dot într-o după-amiază rece, stând toate trei la masa lungă de lucru cu lampa bună trasă aproape, când am dat peste una pe care n-o mai văzusem înainte. Nu era despre broșă. Descria o zi de iarnă din 1924, când familiile din oraș se adunaseră pe imaș, sigilaseră o cutie cu comorile urbei și o îngropaseră sub marele ulm, </w:t>
+        <w:t>Societatea avea nevoie de o curățenie generală după episodul cu Theo, așa că cercul și cel puțin jumătate dintre locuitorii de pe Bulevardul Evergreen și-au unit forțele în zilele următoare pentru a pune arhiva din nou în ordine.</w:t>
+      </w:r>
+    </w:p>
+    <w:p/>
+    <w:p>
+      <w:r>
+        <w:t xml:space="preserve">Theo înapoiase scrisorile familiei Blackburn, absolut pe toate, ca parte a ispășirii sale, iar eu le rearanjam în dosare împreună cu Olivia și Dot într-o după-amiază rece, stând toate trei la masa lungă de lucru cu lampa bună trasă aproape, când am dat peste una pe care n-o mai văzusem înainte. Nu era despre broșă. Descria o zi de iarnă din 1924, când familiile din oraș se adunaseră în parc, sigilaseră o cutie cu comorile urbei și o îngropaseră sub marele ulm, </w:t>
       </w:r>
       <w:r>
         <w:rPr>
@@ -5350,49 +5282,49 @@
     <w:p/>
     <w:p>
       <w:r>
-        <w:t>Noi trei am stat și ne-am uitat la ea la lumina lămpii. Era o dreptate în toată treaba asta care îți plăcea: tocmai scrisorile care stârniseră toată tărășenia scoseseră la iveală capsula.</w:t>
-      </w:r>
-    </w:p>
-    <w:p/>
-    <w:p>
-      <w:r>
-        <w:t>— Capsula timpului, spuse Olivia cu glas scăzut. Theo și-a smuls părul din cap din pricina ei. Toate înregistrările pe care le avea spuneau doar că a fost îngropată pe imaș, iar imașul are patru acri. E sub ulm. A fost chiar acolo în tot timpul ăsta.</w:t>
-      </w:r>
-    </w:p>
-    <w:p/>
-    <w:p>
-      <w:r>
-        <w:t>În mai puțin de o oră, jumătate din Frost Falls stătea pe imaș, în jurul marelui ulm, cu lopeți și felinare, într-o tăcere încordată, plină de suflare, cum nu mai auzisem niciodată de la acest oraș zgomotos și prietenos.</w:t>
-      </w:r>
-    </w:p>
-    <w:p/>
-    <w:p>
-      <w:r>
-        <w:t>Sam Patel a făcut săpătura, pentru că Sam făcea munca grea și cinstită și îi plăcea s-o facă. Am stat cu toții în jurul lui, în lumina aurie a felinarelor și a ghirlandelor de beculețe, cu aburul răsuflărilor noastre ridicându-se la un loc în frig. Emma Redfern m-a ținut de mână de o parte, iar Pip s-a rezemat cald de cizma mea de cealaltă. Snowball purta căciulița lui cu coarne de ren. Mark stătea în spatele fiicei sale, cu mâinile pe umerii ei. Întreg cercul era acolo, și Neil Carter la fel, care zăbovise mai mult decât plănuise și stătea în spate, cu carnețelul de data aceasta pus bine în buzunar. Când lopata lui Sam a izbit ceva ce a sunat a metal înfundat și solid, tot imașul a scos un singur sunet la unison, un „oh” moale și uimit care a rămas agățat în aerul rece.</w:t>
-      </w:r>
-    </w:p>
-    <w:p/>
-    <w:p>
-      <w:r>
-        <w:t>A ieșit din pământul înghețat învelită în păcură și timp, o cutie de aramă înverzită de trecerea secolului, sigilată etanș și grea, exact acolo unde o mână o așezase cu o sută de Crăciunuri înainte ca cei mai mulți dintre noi să se fi născut.</w:t>
-      </w:r>
-    </w:p>
-    <w:p/>
-    <w:p>
-      <w:r>
-        <w:t>— N-o deschideți, spuse Noriko înainte ca mâinile cuiva să apuce să se întindă, și a zis-o blând, dar ferm, având în ea deopotrivă autoritatea polițistei și înțelepciunea femeii bătrâne. Nici la noapte, nu așa, pe întuneric, cu lopeți și toată lumea înghețată. E acolo jos de o sută de ani. Poate să mai aștepte până la Anul Nou ca să fie deschisă cum se cuvine. O vom face ca la carte. Tot orașul, la lumina zilei. Ea îmi întâlni privirea peste lumina felinarului și n-o desprinse. Cu Theo de față.</w:t>
-      </w:r>
-    </w:p>
-    <w:p/>
-    <w:p>
-      <w:r>
-        <w:t>Se produse o scurtă tăcere la auzul acestor vorbe. Apoi o rumoare caldă străbătu mulțimea.</w:t>
-      </w:r>
-    </w:p>
-    <w:p/>
-    <w:p>
-      <w:r>
-        <w:t>— Doar a găsit jumătate din drumul spre ea, la urma urmei, continuă Noriko, chiar dacă a luat-o pe ocolite până a dat de ea. A dedicat treizeci de ani din viață aflând unde sunt îngropate lucrurile prin orașul ăsta. Ar trebui să fie și el acolo când lucrul ăsta va ieși la lumină. S-ar putea să fie primul lucru bun în preajma căruia ajunge să stea după atâta timp. Și să stea lângă un lucru bun la care nu poate pretinde niciun merit ar putea fi exact leacul de care are nevoie.</w:t>
+        <w:t>Noi trei am stat și ne-am uitat la ea la lumina lămpii. Era o dreptate în toată treaba asta care îmi plăcea: tocmai scrisorile care stârniseră toată tărășenia scoseseră la iveală capsula.</w:t>
+      </w:r>
+    </w:p>
+    <w:p/>
+    <w:p>
+      <w:r>
+        <w:t>— Capsula timpului, a spus Olivia cu glas scăzut. Theo și-a smuls părul din cap din pricina ei. Toate înregistrările pe care le avea spuneau doar că a fost îngropată în parc, iar parcul are peste un hectar și jumătate. E sub ulm. A fost chiar acolo în tot timpul ăsta.</w:t>
+      </w:r>
+    </w:p>
+    <w:p/>
+    <w:p>
+      <w:r>
+        <w:t>În mai puțin de o oră, jumătate din Frost Falls stătea în parc, în jurul marelui ulm, cu lopeți și felinare, într-o tăcere încordată, plină de suflare, cum nu mai auzisem niciodată de la acest oraș zgomotos și prietenos.</w:t>
+      </w:r>
+    </w:p>
+    <w:p/>
+    <w:p>
+      <w:r>
+        <w:t>Sam Patel a făcut săpătura, pentru că Sam făcea munca grea și cinstită și îi plăcea s-o facă. Am stat cu toții în jurul lui, în lumina aurie a felinarelor și a ghirlandelor de beculețe, cu aburul răsuflărilor noastre ridicându-se la un loc în frig. Emma Redfern m-a ținut de mână de o parte, iar Pip s-a rezemat cald de cizma mea de cealaltă. Snowball purta căciulița lui cu coarne de ren. Mark stătea în spatele fiicei sale, cu mâinile pe umerii ei. Întreg cercul era acolo, și Neil Carter la fel, care zăbovise mai mult decât plănuise și stătea în spate, cu carnețelul de data aceasta pus bine în buzunar. Când lopata lui Sam a izbit ceva ce a sunat a metal înfundat și solid, tot parcul a scos un singur sunet la unison, un „oh” moale și uimit care a rămas agățat în aerul rece.</w:t>
+      </w:r>
+    </w:p>
+    <w:p/>
+    <w:p>
+      <w:r>
+        <w:t>A ieșit din pământul înghețat învelită în smoală și timp, o cutie de aramă înverzită de trecerea secolului, sigilată etanș și grea, exact acolo unde o mână o așezase cu o sută de Crăciunuri înainte ca cei mai mulți dintre noi să se fi născut.</w:t>
+      </w:r>
+    </w:p>
+    <w:p/>
+    <w:p>
+      <w:r>
+        <w:t>— N-o deschideți, a spus Noriko înainte ca mâinile cuiva să apuce să se întindă, și a zis-o blând, dar ferm, având în ea deopotrivă autoritatea polițistei și înțelepciunea femeii bătrâne. Nu în seara asta, nu așa, pe întuneric, cu lopeți și toată lumea înghețată. E acolo jos de o sută de ani. Poate să mai aștepte până la Anul Nou ca să fie deschisă cum se cuvine. O vom face ca la carte. Tot orașul, la lumina zilei. — Mi-a întâlnit privirea peste lumina felinarului și n-a mai desprins-o. — Cu Theo de față.</w:t>
+      </w:r>
+    </w:p>
+    <w:p/>
+    <w:p>
+      <w:r>
+        <w:t>S-a lăsat o scurtă tăcere la auzul acestor vorbe. Apoi o rumoare caldă a străbătut mulțimea.</w:t>
+      </w:r>
+    </w:p>
+    <w:p/>
+    <w:p>
+      <w:r>
+        <w:t>— Doar a găsit jumătate din drumul spre ea, la urma urmei, a continuat Noriko, chiar dacă a luat-o pe ocolite până a dat de ea. A dedicat treizeci de ani din viață aflând unde sunt îngropate lucrurile prin orașul ăsta. Ar trebui să fie și el acolo când lucrul ăsta va ieși la lumină. S-ar putea să fie primul lucru bun în preajma căruia ajunge să stea după atâta timp. Și să stea lângă un lucru bun la care nu poate pretinde niciun merit ar putea fi exact leacul de care are nevoie.</w:t>
       </w:r>
     </w:p>
     <w:p/>
@@ -5410,13 +5342,13 @@
     <w:p/>
     <w:p>
       <w:r>
-        <w:t>O clipă mai târziu, Bram a sosit în goană pe imaș, stoarcându-și șapca, iar în urma lui, bineînțeles, a venit un ren. Dansatoarea de data aceasta, care scăpase din nou din țarc și urmase felinarele până în oraș. Stătea în mijlocul imașului, cu bruma licărindu-i pe coarne, privind cutia de aramă dezgropată cu un interes blând și netulburat, în timp ce o sută de orășeni se holbau, iar o fetiță a țipat de-a binelea de pură bucurie.</w:t>
-      </w:r>
-    </w:p>
-    <w:p/>
-    <w:p>
-      <w:r>
-        <w:t xml:space="preserve">— Încuietoarea, doamna Claus!, strigă Bram, sosind gâfâind. Din nou din partea grea! Mă dau bătut, mă dau bătut cu totul, fiarele se duc unde sunt oamenii, iar fiecare suflet din oraș e aici în seara asta, ce-i de făcut cu un maistru în fața a </w:t>
+        <w:t>O clipă mai târziu, Bram a sosit în goană prin parc, stoarcându-și șapca, iar în urma lui, bineînțeles, a venit un ren. Dancer de data aceasta, care scăpase din nou din țarc și urmase felinarele până în oraș. Stătea în mijlocul parcului, cu bruma licărindu-i pe coarne, privind cutia de aramă dezgropată cu un interes blând și netulburat, în timp ce o sută de orășeni se holbau, iar o fetiță a țipat de-a binelea de pură bucurie.</w:t>
+      </w:r>
+    </w:p>
+    <w:p/>
+    <w:p>
+      <w:r>
+        <w:t xml:space="preserve">— Zăvorul, doamnă Claus! a strigat Bram, sosind gâfâind. Din nou din partea greșită! Mă dau bătut, mă dau bătut cu totul, fiarele se duc unde sunt oamenii, iar fiecare suflet din oraș e aici în seara asta, ce să facă un maistru cu </w:t>
       </w:r>
       <w:r>
         <w:rPr>
@@ -5425,19 +5357,19 @@
         <w:t>asta</w:t>
       </w:r>
       <w:r>
-        <w:t>, vă întreb eu!</w:t>
-      </w:r>
-    </w:p>
-    <w:p/>
-    <w:p>
-      <w:r>
-        <w:t>— Las-o în pace, am spus, râzând, în timp ce Emma se desprinse de tatăl ei și fugi să-și arunce brațele după gâtul Dansatoarei. Nu face niciun rău, Bram. Las-o să se uite și ea.</w:t>
-      </w:r>
-    </w:p>
-    <w:p/>
-    <w:p>
-      <w:r>
-        <w:t>Am stat acolo, pe imaș, și am privit în jur la tot: ulmul și luminile aurii, cutia de aramă verde, renul, copilul care râdea și întregul oraș adunat strâns la lumina felinarelor. Pip se dusese să stea chiar sub nasul Dansatoarei și îi arunca renului o privire lungă și severă, de parcă ar fi vrut să-i reamintească al cui pinguin este. Mâna lui Nick a găsit-o pe a mea. Dincolo de țarc se afla vatra pe care o construise pentru magie, și mă întrebam cât la sută din ea avea să se adune acolo până aveam să ajungem acasă.</w:t>
+        <w:t>, te întreb eu!</w:t>
+      </w:r>
+    </w:p>
+    <w:p/>
+    <w:p>
+      <w:r>
+        <w:t>— Las-o să stea, am spus, râzând, în timp ce Emma s-a desprins de tatăl ei și a fugit să-și arunce brațele după gâtul lui Dancer. Nu face niciun rău, Bram. Las-o să se uite și ea.</w:t>
+      </w:r>
+    </w:p>
+    <w:p/>
+    <w:p>
+      <w:r>
+        <w:t>Am stat acolo, în parc, și am privit în jur la tot: ulmul și luminile aurii, cutia de aramă verde, renul, copilul care râdea și întregul oraș adunat strâns la lumina felinarelor. Pip se dusese să stea chiar sub nasul lui Dancer și îi arunca renului o privire lungă și severă, de parcă ar fi vrut să-i reamintească al cui pinguin este. Mâna lui Nick a găsit-o pe a mea. Dincolo de țarc se afla vatra pe care o construise pentru magie, și mă întrebam câtă din ea avea să se adune acolo până aveam să ajungem acasă.</w:t>
       </w:r>
     </w:p>
     <w:p/>
@@ -5460,25 +5392,25 @@
     <w:p/>
     <w:p>
       <w:r>
-        <w:t>Mesele de la festival fuseseră strânse de mult, iarba verde fusese măturată, iar scaunele împrumutate fuseseră duse înapoi de unde veniseră. Dar luminile aurii au rămas aprinse peste tot în oraș. Nimeni nu le-a dat jos și nimeni n-a întrebat de ce se schimbaseră în auriu.</w:t>
-      </w:r>
-    </w:p>
-    <w:p/>
-    <w:p>
-      <w:r>
-        <w:t>Într-o seară din săptămâna aceea, le-am condus acasă pe Emma și pe Snowball, cu Pip legănându-se înaintea noastră și cu Mark alături de mine. Emma a vorbit pe tot parcursul drumului, ca de obicei, despre cutia de aramă și despre ce s-ar putea afla în interiorul ei. Monede, credea ea. Sau o scrisoare. Sau o comoară, o comoară adevărată, aur, spera ea, și oare o să aibă voie tot orașul să se uite, și o putea sta în față de tot când o vor deschide, la urma urmei ea fusese chiar acolo când fusese scoasă din pământ și asta trebuia să înseamnă ceva, nu-i așa?</w:t>
-      </w:r>
-    </w:p>
-    <w:p/>
-    <w:p>
-      <w:r>
-        <w:t>— Trebuia să însemne foarte mult, i-am spus. O să mă ocup personal de asta. În primul rând, și tu, și Pip.</w:t>
-      </w:r>
-    </w:p>
-    <w:p/>
-    <w:p>
-      <w:r>
-        <w:t>Mark mi-a prins privirea pe deasupra capului fiicei sale. În privirea lui mai exista încă o urmă de durere, betoșită însă de timp, ca o piatră șlefuită într-un râu.</w:t>
+        <w:t>Mesele de la festival fuseseră strânse de mult, parcul fusese măturat, iar scaunele împrumutate fuseseră duse înapoi de unde veniseră. Dar luminile aurii au rămas aprinse peste tot în oraș. Nimeni nu le-a dat jos și nimeni n-a întrebat de ce se schimbaseră în auriu.</w:t>
+      </w:r>
+    </w:p>
+    <w:p/>
+    <w:p>
+      <w:r>
+        <w:t>Într-o seară din săptămâna aceea, le-am condus acasă pe Emma și pe Snowball, cu Pip legănându-se înaintea noastră și cu Mark alături de mine. Emma a vorbit pe tot parcursul drumului, ca de obicei, despre cutia de aramă și despre ce s-ar putea afla în interiorul ei. Monede, credea ea. Sau o scrisoare. Sau o comoară, o comoară adevărată, aur, spera ea, și oare o să aibă voie tot orașul să se uite, și oare putea sta în față de tot când o vor deschide, la urma urmei ea fusese chiar acolo când fusese scoasă din pământ și asta trebuia să însemne ceva, nu-i așa?</w:t>
+      </w:r>
+    </w:p>
+    <w:p/>
+    <w:p>
+      <w:r>
+        <w:t>— Ar trebui să însemne foarte mult, i-am spus. O să mă ocup personal de asta. Pe primul rând, și tu, și Pip.</w:t>
+      </w:r>
+    </w:p>
+    <w:p/>
+    <w:p>
+      <w:r>
+        <w:t>Mark mi-a prins privirea pe deasupra capului fiicei sale. În privirea lui mai exista încă o urmă de durere, tocită însă de timp, ca o piatră șlefuită într-un râu.</w:t>
       </w:r>
     </w:p>
     <w:p/>
@@ -5490,19 +5422,19 @@
     <w:p/>
     <w:p>
       <w:r>
-        <w:t>— La fel și tot orașul, am spus. Asta e, de fapt, ideea. Este un motiv să mergi mai departe în lunile astea întunecate. Ceva bun care te așteaptă la celălalt capăt al iernii. Am privit-o pe Emma cum legăna lesa lui Snowball și cum îi ciripea câinelui despre comoară. S-a întors de tot, Mark. Ai observat? Când am întâlnit-o prima oară, abia scotea un sunet.</w:t>
-      </w:r>
-    </w:p>
-    <w:p/>
-    <w:p>
-      <w:r>
-        <w:t>— Am observat. Glasul i s-a aspriit puțin la capete și n-a mai spus nimic.</w:t>
-      </w:r>
-    </w:p>
-    <w:p/>
-    <w:p>
-      <w:r>
-        <w:t>Pip, câțiva pași mai în față, se oprise s-o aștepte pe Snowball, care găsise pe un stâlp de poartă un miros ce îi merita toată atenția. Am mers mai departe pe străzile luminate în auriu.</w:t>
+        <w:t>— La fel și tot orașul, am spus. Asta e, de fapt, ideea. Este un motiv să mergi mai departe în lunile astea întunecate. Ceva bun care te așteaptă la celălalt capăt al iernii. — Am privit-o pe Emma cum legăna lesa lui Snowball și cum îi ciripea câinelui despre comoară. — S-a întors de tot, Mark. Ai observat? Când am întâlnit-o prima oară, abia scotea un sunet.</w:t>
+      </w:r>
+    </w:p>
+    <w:p/>
+    <w:p>
+      <w:r>
+        <w:t>— Am observat. — Glasul i s-a asprit puțin la capete și n-a mai spus nimic.</w:t>
+      </w:r>
+    </w:p>
+    <w:p/>
+    <w:p>
+      <w:r>
+        <w:t>Pip, câțiva pași mai în față, se oprise să-l aștepte pe Snowball, care găsise pe un stâlp de poartă un miros ce îi merita toată atenția. Am mers mai departe pe străzile luminate în auriu.</w:t>
       </w:r>
     </w:p>
     <w:p/>
@@ -5524,7 +5456,7 @@
     <w:p/>
     <w:p>
       <w:r>
-        <w:t>În el se afla ileexul, crenguța din dovleac, stând într-un centimetru de apă. Cele trei frunze erau închise la culoare și lucioase, iar bobițele erau la fel de roșii ca în după-amiaza în care ieșise la iveală.</w:t>
+        <w:t>În el se afla ilicea, crenguța din dovleac, stând în vreo doi centimetri de apă. Cele trei frunze erau închise la culoare și lucioase, iar bobițele erau la fel de roșii ca în după-amiaza în care ieșise la iveală.</w:t>
       </w:r>
     </w:p>
     <w:p/>
@@ -5554,7 +5486,7 @@
     <w:p/>
     <w:p>
       <w:r>
-        <w:t>L-am mai văzut o dată pe Theo în săptămâna aceea. Era la Asociație, în camera din spate, reparând o hartă veche și ruptă, cea mai umilă muncă ce i se dăduse vreodată și pentru care era în mod evident recunoscător. Nu m-a auzit când am intrat. Când a ridicat privirea, s-a îndreptat de spate și s-a încordat, ca un om care se aștepta să i se reamintească exact cine este.</w:t>
+        <w:t>L-am mai văzut o dată pe Theo în săptămâna aceea. Era la Societate, în camera din spate, reparând o hartă veche și ruptă, cea mai umilă muncă ce i se dăduse vreodată și pentru care era în mod evident recunoscător. Nu m-a auzit când am intrat. Când a ridicat privirea, s-a îndreptat de spate și s-a încordat, ca un om care se aștepta să i se reamintească exact cine este.</w:t>
       </w:r>
     </w:p>
     <w:p/>
@@ -5608,7 +5540,7 @@
     <w:p/>
     <w:p>
       <w:r>
-        <w:t xml:space="preserve">— Atunci mergi înainte, i-am spus. Câte un centimetru pe zi. Asta e tot ce cere oricine de la tine. </w:t>
+        <w:t xml:space="preserve">— Atunci mergi înainte, i-am spus. Pas cu pas. Asta e tot ce cere oricine de la tine. </w:t>
       </w:r>
     </w:p>
     <w:p>
@@ -5643,13 +5575,13 @@
     <w:p/>
     <w:p>
       <w:r>
-        <w:t>M-am rezemat de el și am privit aurul făcându-și cercurile lente deasupra vetrei și m-am gândit la iarna care venea. Asociația încă era pe buza prăpastiei, urmând să fi salvată așa cum trebuie sau deloc, cu un sezon întreg de târguri de prăjituri și generozitate mică și încăpățânată înainte ca cineva să afle ceva. Cutia de aramă sigilată în camera din față a Asociației până la Anul Nou. Vera și Theo, amândoi parcurgându-și drumurile lungi înapoi, centimetru cu centimetru, cu greu. Magia, așezându-se acum, dar nu pe deplin așezată, încă scânteind în lumini și zăvoare peste tot prin oraș. Atât de multe lucruri neterminate. Atât de multe încă de făcut.</w:t>
-      </w:r>
-    </w:p>
-    <w:p/>
-    <w:p>
-      <w:r>
-        <w:t>Dar luminile erau aurii deasupra din Frost Falls. Un copil care amuțise ciripea din nou despre o comoară. Fiona se îndreptase în sfârșit, stând dreaptă în propria ei poveste adevărată, iar lui Theo i se dăruise un drum înapoi. Nu mai eram o străină aici. Eram acasă. Amândoi eram. Și magia Crăciunului, care ne urmărise tot drumul de la Pol, începuse, abia ce începuse să se așeze.</w:t>
+        <w:t>M-am rezemat de el și am privit aurul făcându-și cercurile lente deasupra vetrei și m-am gândit la iarna care venea. Societatea încă era pe buza prăpastiei, urmând să fie salvată așa cum trebuie sau deloc, cu un sezon întreg de târguri de prăjituri și generozitate mică și încăpățânată înainte ca cineva să afle ceva. Cutia de aramă sigilată în camera din față a Societății până la Anul Nou. Vera și Theo, amândoi parcurgându-și drumurile lungi înapoi, centimetru cu centimetru, cu greu. Magia, așezându-se acum, dar nu pe deplin așezată, încă scânteind în lumini și zăvoare peste tot prin oraș. Atât de multe lucruri neterminate. Atât de multe încă de făcut.</w:t>
+      </w:r>
+    </w:p>
+    <w:p/>
+    <w:p>
+      <w:r>
+        <w:t>Dar luminile erau aurii deasupra Frost Falls. Un copil care amuțise ciripea din nou despre o comoară. Fiona se îndreptase în sfârșit, stând dreaptă în propria ei poveste adevărată, iar lui Theo i se dăruise un drum înapoi. Nu mai eram o străină aici. Eram acasă. Amândoi eram. Și magia Crăciunului, care ne urmase tot drumul de la Pol, începuse, abia ce începuse să se așeze.</w:t>
       </w:r>
     </w:p>
     <w:p/>
@@ -5667,7 +5599,7 @@
     <w:p/>
     <w:p>
       <w:r>
-        <w:t>Am intrat împreună, ferindu-ne de noaptea aurie. Pip ne-a luat-o înainte la ușa bucătăriei și a stat acolo cerând să fie lăsată în căldură, iar în spatele nostru, dincolo de curte, vatra continua să lumineze în atelier.</w:t>
+        <w:t>Am intrat împreună, venind din noaptea aurie. Pip ne-a luat-o înainte la ușa bucătăriei și a stat acolo cerând să fie lăsată în căldură, iar în spatele nostru, dincolo de curte, vatra continua să lumineze în atelier.</w:t>
       </w:r>
     </w:p>
     <w:p/>
@@ -5712,31 +5644,31 @@
     <w:p/>
     <w:p>
       <w:r>
-        <w:t>Greta a făcut același inel cu scorțișoară timp de patruzeci de ani. L-a făcut în dimineața de după înmormântarea soțului ei, pentru că nu știa ce altceva să facă cu mâinile ei. Săptămâna aceasta iese acru din cuptor, și la fel iese și următoarea serie, și cea de după aceea.</w:t>
-      </w:r>
-    </w:p>
-    <w:p/>
-    <w:p>
-      <w:r>
-        <w:t>Făină nouă. Apă nouă. Un cântar împrumutat. Tot acru. Până joi, Greta stă în propria ei brutărie spunându-i Jessicaei Claus că mâinile ei au uitat în sfârșit cum se face.</w:t>
-      </w:r>
-    </w:p>
-    <w:p/>
-    <w:p>
-      <w:r>
-        <w:t>Apoi o cărămidă sparge geamul, iar pe scândurile de perete apare un cuvânt scris cu roșu, pe care fiecare copil de pe Evergreen Avenue îl va citi trecând pe acolo.</w:t>
-      </w:r>
-    </w:p>
-    <w:p/>
-    <w:p>
-      <w:r>
-        <w:t>Orașul apelează la explicațiile cele mai la îndemână: măcelarul care a pus lanț la poarta de aprovizionare, familia rămasă în urmă cu plata la păcură, un băiat plictisit cu o conservă furată. Jessica apucă lucrul care se potrivește — pentru că oricine a făcut asta a cumpărat pudra, a știut doza și a depus o plângere care cita codul de sănătate menționând un subpunct. Aceasta nu e o criză de nervi. Aceasta e o meserie.</w:t>
-      </w:r>
-    </w:p>
-    <w:p/>
-    <w:p>
-      <w:r>
-        <w:t>Iar la capătul luminos al bulevardului, o patiserie nouă și-a programat marea deschidere chiar în săptămâna în care Holly Jolly va fi închis.</w:t>
+        <w:t>Greta a făcut exact același rulou cu scorțișoară timp de patruzeci de ani. L-a făcut în dimineața de după înmormântarea soțului ei, pentru că nu știa ce altceva să facă cu mâinile. Săptămâna aceasta, iese din cuptor acru, la fel și următoarea șarjă, și cea de după ea.</w:t>
+      </w:r>
+    </w:p>
+    <w:p/>
+    <w:p>
+      <w:r>
+        <w:t>Făină nouă. Apă nouă. Un cântar împrumutat. Tot acru. Până joi, Greta stă în propria ei brutărie și îi spune lui Jessica Claus că mâinile ei au uitat în sfârșit cum se face.</w:t>
+      </w:r>
+    </w:p>
+    <w:p/>
+    <w:p>
+      <w:r>
+        <w:t>Apoi o cărămidă sparge geamul, iar un cuvânt apare scris cu roșu pe scândurile pereților, acolo unde fiecare copil de pe Bulevardul Evergreen îl va citi în trecere.</w:t>
+      </w:r>
+    </w:p>
+    <w:p/>
+    <w:p>
+      <w:r>
+        <w:t>Orașul apelează la explicațiile cele mai la îndemână: măcelarul care a pus lanț la poarta de aprovizionare, familia rămasă în urmă cu plata păcurii, un băiat plictisit cu un spray de vopsea furat. Jessica caută ceea ce se potrivește cu adevărat — pentru că oricine a făcut asta a cumpărat pudra, a știut doza și a depus o plângere care a citat codul sanitar până la subpunct. Asta nu e o criză de nervi. Asta e o meserie.</w:t>
+      </w:r>
+    </w:p>
+    <w:p/>
+    <w:p>
+      <w:r>
+        <w:t>Iar la capătul luminos al bulevardului, o nouă patiserie și-a programat marea deschidere exact în singura săptămână în care la Holly Jolly vor fi obloanele trase.</w:t>
       </w:r>
     </w:p>
     <w:p/>
@@ -5790,19 +5722,19 @@
     <w:p/>
     <w:p>
       <w:r>
-        <w:t>Fiecare femeie din cerc își adusese propriul brad, iar eu adusesem felul în care se leagă el la Polul Nord, pe care Olivia jurase că o să mi-l fure înainte de Crăciun. Am atașat încet sârma de cadru, ca toată lumea să poată urmări. Abia atunci am întins mâna spre prima mână plină de cetină. Mirosul a izbucnit rece și verde, suficient de înțepător încât să-ți limpezească mintea. A umplut încăperea din față de la Yarn Tales cum lâna magazinului n-ar fi putut s-o facă niciodată pe deplin. Am stat acolo cu sevă pe degete și cu un cadru gol în poală, una dintre cele șapte femei aplecate asupra aceleiași munci. Există modalități mai rele de a-ți petrece prima dimineață liberă din noiembrie.</w:t>
-      </w:r>
-    </w:p>
-    <w:p/>
-    <w:p>
-      <w:r>
-        <w:t>Ninsese în timpul nopții. Nu acea ninsoare timpurie din octombrie, care dispăruse repede într-o serie de zile blânde. Ninsoare adevărată. Genul acela specific mijlocului de sezon, care începuse de Halloween și avea să țină până în primăvară. Acum se așternuse de-a lungul bulevardului Evergreen într-un strat frumos și curat de șase țoli, scârțâind sub tălpi ori de câte ori cineva intra și își scutura ghetele. Peste weekend, magazinele își schimbaseră scheleții și dovlecii de Halloween pe tulpini de porumb și curcani de hârtie, deși dovlecii simpli rămăseseră pe trepte, buni până de Ziua Recunoștinței. Bulevardul devenise liniștit după Halloween, în răgazul de dinainte de lungul și sclipitorul asalt spre Crăciun.</w:t>
-      </w:r>
-    </w:p>
-    <w:p/>
-    <w:p>
-      <w:r>
-        <w:t>— Mai încet, a spus Olivia, aplecându-se de pe scaunul de alături. Nu pot s-o fur dacă n-o văd.</w:t>
+        <w:t>Fiecare femeie din cerc își adusese propriul brad, iar eu adusesem felul în care îl legam la Polul Nord, pe care Olivia jurase că o să-l fure de la mine până de Crăciun. Am fixat sârma pe cadru încet, ca toată lumea să poată urmări. Abia atunci am întins mâna după primul mănunchi de brad. Mirosul a izbucnit rece și verde, suficient de înțepător ca să-ți desfunde capul. A umplut încăperea din față a magazinului Yarn Tales așa cum lâna de acolo n-a reușit niciodată pe deplin. Am stat acolo cu sevă pe degete și cu un cadru gol în poală, una dintre cele șapte femei aplecate asupra aceleiași munci. Sunt și modalități mai rele de a petrece prima dimineață liberă din noiembrie.</w:t>
+      </w:r>
+    </w:p>
+    <w:p/>
+    <w:p>
+      <w:r>
+        <w:t>Ninsese în timpul nopții. Nu ninsoarea aia timpurie din octombrie, care dispăruse iar într-o serie de zile blânde. Zăpadă adevărată. Genul acela din mijlocul sezonului care începuse de Halloween și avea să țină până în primăvară. Se așeza acum de-a lungul bulevardului Evergreen într-un strat frumos și curat de vreo cincisprezece centimetri, scârțâind sub tălpi când intra cineva bătând din picioare. Peste weekend, magazinele își schimbaseră scheleții și felinarele dovleac pe coceni de porumb și curcani de hârtie, deși dovlecii simpli rămăseseră pe trepte, buni până de Ziua Recunoștinței. Bulevardul se liniștise după Halloween, în pauza dinaintea lungului și strălucitorului avânt spre Crăciun.</w:t>
+      </w:r>
+    </w:p>
+    <w:p/>
+    <w:p>
+      <w:r>
+        <w:t>— Mai încet, a spus Olivia, aplecându-se din scaunul de alături. Nu pot să-l fur dacă nu-l văd.</w:t>
       </w:r>
     </w:p>
     <w:p/>
@@ -5813,13 +5745,13 @@
     </w:p>
     <w:p>
       <w:r>
-        <w:t>— Fiecare o acoperă pe precedenta, ca solzii de pește. Toate îndreptate spre casă.</w:t>
-      </w:r>
-    </w:p>
-    <w:p/>
-    <w:p>
-      <w:r>
-        <w:t xml:space="preserve">Olivia a făcut același lucru pe propriul ei cadru, îngrijit și rapid, și le-a ținut pe amândouă cap la cap. </w:t>
+        <w:t>— Fiecare o acoperă pe cea din urmă, ca solzii de pește. Toate îndreptate spre casă.</w:t>
+      </w:r>
+    </w:p>
+    <w:p/>
+    <w:p>
+      <w:r>
+        <w:t>Olivia a făcut același lucru pe cadrul ei, îngrijit și rapid, și le-a ținut pe cele două cap la cap.</w:t>
       </w:r>
     </w:p>
     <w:p>
@@ -5839,92 +5771,92 @@
     </w:p>
     <w:p>
       <w:r>
-        <w:t>— În încheieturi, am spus, iar ea s-a încruntat la propriile mâini și a încercat din nou.</w:t>
-      </w:r>
-    </w:p>
-    <w:p/>
-    <w:p>
-      <w:r>
-        <w:t xml:space="preserve">Dot a scos râsul ei scurt și sec din celălalt capăt al cercului, fără să-și ridice privirea de la propria coroniță, care era deja de două ori mai mare decât a oricui altcuiva și de două ori mai deasă. </w:t>
-      </w:r>
-    </w:p>
-    <w:p>
-      <w:r>
-        <w:t xml:space="preserve">— Pândește trucul tău din ziua în care ai intrat aici. Îl pândea pe al meu prin optzeci și ceva. </w:t>
-      </w:r>
-    </w:p>
-    <w:p>
-      <w:r>
-        <w:t>Dot era zdravănă, căruntă și spunea multe lucruri în foarte puține cuvinte. Făcea coronițe în magazinul acela de decenii. Se vedea în mâinile ei. Nu se opreau niciodată și nu dădeau greș niciodată.</w:t>
-      </w:r>
-    </w:p>
-    <w:p/>
-    <w:p>
-      <w:r>
-        <w:t>Eram cu toții acolo în dimineața aceea. Întregul cerc, când nimeni nu era la pat cu vreo răceală sau nu avea grijă de nepoți. Olivia în fruntea lui, în propriul ei magazin, cu sculuri de lână îngrămădite în spatele ei în toate culorile pe care și le-ar putea dori o iarnă. Dot lângă ea, simplă și iute. Apoi Claire Bennett, care scria pentru Gazette, cu un notebook deschis pe brațul scaunului, pentru că Claire nu era niciodată complet liberă de îndatoriri. Își tot lăsa coronița jos ca să noteze un rând și o lua înapoi cu o bătaie de inimă întârziere față de noi ceilalți. Lângă ea, Ivy, al cărei râs era atât de amplu și de gata să izbucnească, încât magazinul părea mai luminos doar pentru că era ea acolo. Într-un fel, reușise să-și prindă cetină în păr fără să bage de seamă. Martha, profesoară pensionară, văduvă de mulți ani, cu micul ei câine alb, Snowball, dormind ghemuit la glezna ei. Mâna îi cobora din când în când ca să-i atingă urechea. Ca să fie sigură că e încă acolo. Și Ellie, blândă și netulburată, care făcea muncă de voluntariat la spital trei zile pe săptămână. Aducea aceeași blândețe statornică pe un cadru de sârmă. Coronița ei ieșea la iveală părând mai degrabă crescută decât făcută.</w:t>
-      </w:r>
-    </w:p>
-    <w:p/>
-    <w:p>
-      <w:r>
-        <w:t>Și Pip, care nu făcea parte din cerc, dar s-ar fi simțit profund jignită să fie lăsată pe dinafară din orice numărătoare a celor prezenți. Se instalase sub fereastra din față, în singura porțiune de soare palid de noiembrie, într-un culcuș pe care și-l făcuse dintr-o sculă căzută de lână roșie pe care Olivia, am observat, nu încercase prea mult s-o recupereze. Zăcea acolo, lucioasă și mulțumită, cu un ochi pe jumătate deschis spre cele ce se petreceau. Spre tot ce lucea, în special. Și era destul de mult luciu. Olivia avea pe masă un borcan cu conuri de pin aurite, iar lângă ele o rolă de panglică aurie. Pip fusese deja certată în legătură cu amândouă. De două ori.</w:t>
-      </w:r>
-    </w:p>
-    <w:p/>
-    <w:p>
-      <w:r>
-        <w:t>— Acum, șmecheria cu conurile de pin, am spus, ridicând unul, e că le pui sârmă înainte să le înfigi, altfel o să se scuture de pe voi până de Anul Nou și o să găsiți conuri aurii prin canapea până în primăvară... Pip. Pip, te văd. Aia nu e pentru tine.</w:t>
-      </w:r>
-    </w:p>
-    <w:p/>
-    <w:p>
-      <w:r>
-        <w:t>Pip se ridicase și începuse o derivă lentă și nepăsătoare pe podea spre panglica aurie, cu aerul studiat de indiferență al unei creaturi care se preface că se duce cu totul în altă parte. S-a oprit. S-a uitat la tavan. S-a așezat exact unde se afla, de parcă acela ar fi fost planul ei de la bun început.</w:t>
-      </w:r>
-    </w:p>
-    <w:p/>
-    <w:p>
-      <w:r>
-        <w:t>— N-are pic de rușine, a zis Dot, cu ceea ce părea a fi aprobare.</w:t>
-      </w:r>
-    </w:p>
-    <w:p/>
-    <w:p>
-      <w:r>
-        <w:t xml:space="preserve">— Are o mulțime de rușine, am spus. Pur și simplu o păstrează pentru ocaziile în care o să-i folosească la ceva. Ceea ce acum nu e cazul. </w:t>
-      </w:r>
-    </w:p>
-    <w:p>
-      <w:r>
-        <w:t>I-am dat lui Pip privirea aceea care înseamnă că n-am încetat să te urmăresc, iar ea mi-a dat-o pe aia care înseamnă că n-am încetat să-mi doresc panglica, și ne-am înțeles reciproc. M-am întors la solzii mei de cetină.</w:t>
-      </w:r>
-    </w:p>
-    <w:p/>
-    <w:p>
-      <w:r>
-        <w:t>Atunci mi-a trecut prin minte, așezând micile crenguțe una peste alta, cât de mult călătorisem ca să stau acolo. Nu milele. Eram o mulțime din ele, dar nu la mile mă referiam. Nu demult, fusesem nou-venita în Frost Falls. Femeia de la Polul Nord cu soțul faimos și cu pinguinul mai ciudat. Oamenii fuseseră buni cu mine cum e un oraș bun cu un oaspete, adică mi-au făcut loc și s-au uitat să vadă ce am de gând să fac cu el. Iar acum Olivia încerca să-mi fure felul în care legam o coroniță. Câinele Marthei dormea lângă scaunul meu la fel de firesc ca lângă al ei. Nimeni nu-mi mai explica nimic. Se presupunea că știu. Câștigasem asta repede, de-a lungul unei toamni grele, în urma unui câine pierdut și a unei capsule a timpului.</w:t>
-      </w:r>
-    </w:p>
-    <w:p/>
-    <w:p>
-      <w:r>
-        <w:t>Clopoțelul de deasupra ușii a sunat, un val de aer rece a intrat, iar în urma lui, cu o mare și caldă învăluire, a apărut Greta.</w:t>
-      </w:r>
-    </w:p>
-    <w:p/>
-    <w:p>
-      <w:r>
-        <w:t xml:space="preserve">— Să nu se ridice nimeni, a anunțat ea, lucru pe care nimeni nu dăduse cel mai mic semn că l-ar face. </w:t>
-      </w:r>
-    </w:p>
-    <w:p>
-      <w:r>
-        <w:t xml:space="preserve">A pus pe masă, între conurile de pin și panglică, o cutie de brutărie cât o cutie de pălării și și-a pus pumnii în șolduri ca să ne măsoare din priviri. Greta deținea brutăria Holly Jolly de pe bulevard și era construită ca propriile ei gogoși, rotundă, caldă și pudrată toată. În dimineața asta avea făină pe tot șorțul, pe care nu se ostenise s-o perie. </w:t>
-      </w:r>
-    </w:p>
-    <w:p>
-      <w:r>
-        <w:t>— Am scos din cuptor acum nici o oră o tavă de brioșe cu ciocolată și nuci pecan și mi-am zis: Greta, cine stă într-un magazin rece făcându-se util în dimineața asta? Răspunsul a fost voi toate, așa că poftim.</w:t>
+        <w:t>— În încheieturi, am spus eu, iar ea s-a încruntat la mâini și a încercat din nou.</w:t>
+      </w:r>
+    </w:p>
+    <w:p/>
+    <w:p>
+      <w:r>
+        <w:t>Dot a scos râsul ei scurt și sec din celălalt capăt al cercului, fără să ridice ochii de la coronița ei, care era deja pe jumătate mai mare decât a oricui altcuiva și de două ori mai deasă.</w:t>
+      </w:r>
+    </w:p>
+    <w:p>
+      <w:r>
+        <w:t>— Vânează șmecheria ta din ziua în care ai intrat. A vânat-o și pe a mea prin anii optzeci și ceva.</w:t>
+      </w:r>
+    </w:p>
+    <w:p>
+      <w:r>
+        <w:t>Dot era zdravănă, căruntă și spunea multe în foarte puține cuvinte. Făcuse coronițe în magazinul ăsta zeci de ani la rând. Se vedea în mâinile ei. Nu se opreau deloc și nu dădeau greș niciodată.</w:t>
+      </w:r>
+    </w:p>
+    <w:p/>
+    <w:p>
+      <w:r>
+        <w:t>Eram cu toțele acolo în dimineața aceea. Tot cercul, atunci când nu era nimeni la pat cu vreo răceală sau având grijă de nepoți. Olivia în fruntea lui, în magazinul ei, cu sculuri de lână stivuite în spatele ei în fiecare culoare pe care și-ar putea-o dori o iarnă. Dot lângă ea, simplă și iute. Apoi a urmat Claire Bennett, care scria pentru Gazette, cu un carnețel deschis pe brațul scaunului, pentru că Claire nu era niciodată complet liberă de îndatoriri. Își tot lăsa coronița jos ca să noteze un rând și o ridica cu o bătaie de inimă în urmă față de noi celelalte. Lângă ea, Ivy, al cărei râs era atât de mare și de molipsitor, încât magazinul părea mai luminos doar pentru că o avea în el. Îi intrase cumva brad în păr fără să bage de seamă. Martha, profesoara pensionară, văduvă de mulți ani, cu micul ei câine alb Snowball dormind lipit de glezna ei. Mâna îi cobora din când în când ca să-i atingă urechea. Ca să fie sigură că e încă acolo. Și Ellie, blândă și fără grabă, care făcea voluntariat la spital trei zile pe săptămână. Aducea aceeași blândețe statornică unui cadru de sârmă. Coronița ei părea mai degrabă crescută decât făcută.</w:t>
+      </w:r>
+    </w:p>
+    <w:p/>
+    <w:p>
+      <w:r>
+        <w:t>Și Pip, care nu făcea parte din cerc, dar s-ar fi simțit profund jignită să fie lăsată pe dinafară de la orice numărătoare a celor prezenți. Se instalase sub fereastra din față, în singura petică de soare palid de noiembrie, într-un cuib pe care și-l făcuse dintr-un scul căzut de lână roșie pe care Olivia, am observat, nu încercase prea mult să-l recupereze. Zăcea acolo strălucitoare și mulțumită, cu un ochi întredeschis la mersul lucrurilor. Mai ales la tot ce lucea. Și era destul de mult de lucit. Olivia avea un borcan cu conuri de pin aurite pe masă, cu o rolă de panglică aurie alături. Lui Pip i se atrăsese deja atenția în privința amândurora. De două ori.</w:t>
+      </w:r>
+    </w:p>
+    <w:p/>
+    <w:p>
+      <w:r>
+        <w:t>— Acum, șmecheria cu conurile de pin, am spus eu, ridicând unul, este că le pui sârmă înainte să le înfigi, altfel o să cadă direct pe voi până la Anul Nou și o să găsiți conuri aurii în canapea până în primăvară... Pip. Pip, te văd. Aia nu e pentru tine.</w:t>
+      </w:r>
+    </w:p>
+    <w:p/>
+    <w:p>
+      <w:r>
+        <w:t>Pip se ridicase și începuse o derivă lentă și lejeră pe podea spre panglica aurie, cu neimplicarea studiată a unei creaturi care se preface că se duce cu totul în altă parte. S-a oprit. S-a uitat la tavan. S-a așezat unde era, de parcă acela ar fi fost planul ei de la bun început.</w:t>
+      </w:r>
+    </w:p>
+    <w:p/>
+    <w:p>
+      <w:r>
+        <w:t>— N-are pic de rușine, a spus Dot, cu ceea ce părea a fi aprobare.</w:t>
+      </w:r>
+    </w:p>
+    <w:p/>
+    <w:p>
+      <w:r>
+        <w:t>— Are o grămadă de rușine, am spus eu. Doar că o ține pentru ocaziile în care o să-i fie de vreun folos. Ceea ce acum nu e cazul.</w:t>
+      </w:r>
+    </w:p>
+    <w:p>
+      <w:r>
+        <w:t>I-am dat lui Pip privirea care înseamnă că n-am încetat să mă uit la tine, iar ea mi-a dat-o pe cea care înseamnă că n-am încetat să vreau panglica, și ne-am înțeles una pe alta. M-am întors la solzii mei de brad.</w:t>
+      </w:r>
+    </w:p>
+    <w:p/>
+    <w:p>
+      <w:r>
+        <w:t>Mi-a dat prin minte atunci, așezând micile crenguțe una peste alta, cât de departe călătorisem ca să șed acolo. Nu kilometrii. Fuseseră o mulțime, dar nu la kilometri mă refeream. Nu demult, fusesem nou-venita în Frost Falls. Femeia de la Polul Nord cu soțul faimos și pinguinul mai ciudat. Oamenii fuseseră buni cu mine așa cum e un oraș bun cu un oaspete, adică făcuseră loc și se uitaseră să vadă ce am de gând să fac cu el. Și acum Olivia încerca să-mi fure felul în care legam o coroniță. Câinele Marthei dormea lângă scaunul meu la fel de bine ca și lângă al ei. Nimeni nu-mi mai explica nimic. Se presupunea că știu. Câștigasem asta repede de-a lungul unei toamne aspre, peste un câine pierdut și o capsulă a timpului.</w:t>
+      </w:r>
+    </w:p>
+    <w:p/>
+    <w:p>
+      <w:r>
+        <w:t>Clopoțelul de deasupra ușii a sunat, a intrat un curent de aer rece, și în spatele lui, într-o mare undă caldă, a intrat Greta.</w:t>
+      </w:r>
+    </w:p>
+    <w:p/>
+    <w:p>
+      <w:r>
+        <w:t>— Să nu se ridice nimeni, a anunțat ea, ceea ce nimeni nu dăduse cel mai mic semn că ar face.</w:t>
+      </w:r>
+    </w:p>
+    <w:p>
+      <w:r>
+        <w:t>A lăsat jos o cutie de prăjituri cât o cutie de pălării pe masă, între conurile de pin și panglică, și și-a pus pumnii în șolduri ca să ne studieze. Greta deținea brutăria Holly Jolly de pe bulevard și era construită ca gogoșile ei, rotundă, caldă și pudrată toată. Dimineața asta avea făină pe tot șorțul, pe care nu se ostenise s-o perie.</w:t>
+      </w:r>
+    </w:p>
+    <w:p>
+      <w:r>
+        <w:t>— O tavă de brioșe cu ciocolată și nuci pecan a ieșit din cuptor acum nici o oră și mi-am zis: Greta, cine stă într-un magazin rece făcându-se util în dimineața asta? Răspunsul a fost voi toate, așa că poftiți.</w:t>
       </w:r>
     </w:p>
     <w:p/>
@@ -5936,93 +5868,93 @@
     <w:p/>
     <w:p>
       <w:r>
-        <w:t>— Cineva trebuie s-o facă. Voi nu sunteți în stare să o faceți singure.</w:t>
-      </w:r>
-    </w:p>
-    <w:p>
-      <w:r>
-        <w:t xml:space="preserve">Deja ridica capacul. Mirosul a ieșit și s-a amestecat cu cetina din mijlocul încăperii, ciocolată, nuci pecan și zahăr brun așezate peste pinul rece și verde. Era, m-am gândit, cel mai aproape de mirosul întregului sezon care urma din tot ce știam. </w:t>
-      </w:r>
-    </w:p>
-    <w:p>
-      <w:r>
-        <w:t>— Și sunt și fursecuri cu ghimbir pe fund, așa că aveți grijă să nu luați doar brioșele și să lăsați fursecurile, Dot, te-am văzut că ai făcut-o la Grange și n-am uitat.</w:t>
-      </w:r>
-    </w:p>
-    <w:p/>
-    <w:p>
-      <w:r>
-        <w:t>— A fost o singură dată, a zis Dot, și au fost niște brioșe foarte bune.</w:t>
-      </w:r>
-    </w:p>
-    <w:p/>
-    <w:p>
-      <w:r>
-        <w:t>Greta a îndreptat spre ea un deget plin de făină ca să se disculpe și a început să dea brioșele din mână în mână pe șervețele de hârtie.</w:t>
-      </w:r>
-    </w:p>
-    <w:p/>
-    <w:p>
-      <w:r>
-        <w:t>Mi-a îndesat o brioșă înainte să cer, și una lui Claire, care a protestat și a luat-o. A stat deasupra Marthei până când aceasta a promis că o va mânca pe a ei. Și abia după ce fiecare a avut una, și-a luat una și pentru ea. A mâncat-o în picioare, privindu-ne cum ne bucurăm de ea.</w:t>
-      </w:r>
-    </w:p>
-    <w:p/>
-    <w:p>
-      <w:r>
-        <w:t>— De ce faceți toate coronițe? a întrebat ea, făcând un semn din cap spre cadrele noastre, cu gura plină.</w:t>
-      </w:r>
-    </w:p>
-    <w:p/>
-    <w:p>
-      <w:r>
-        <w:t>— Coronițe de ușă pentru magazine, a spus Olivia. Plătesc cât vor, iar fiecare ban merge la fondul pentru acoperiș al Societății Istorice. A lui Ivy e pentru biserică, iar a lui Ellie e pentru spital. Pe alea două le dăm cadou.</w:t>
-      </w:r>
-    </w:p>
-    <w:p/>
-    <w:p>
-      <w:r>
-        <w:t>Ne-am apucat apoi serios de treabă, opt femei, o cutie de brioșe, un pinguin și un câine care dormea. Discuția a intrat și a ieșit din lucru așa cum se întâmplă în cerc, știri mărunte dintr-o dimineață întreagă păstrate în spațiile dintre crengile legate. Fiica lui Ivy avea un nou loc de muncă în Concord. Claire avea un articol care urma să apară joi despre programul de curățare a zăpezii și care ne promisese cu tărie că era mai interesant decât suna. Martha a spus că zilele se scurgeau atât de repede acum, încât Emma venea s-o plimbe pe Snowball aproape pe întuneric, iar eu i-am spus să-i transmit copilului toată dragostea mea. Martha a spus că Emma întreba mereu de Pip. Iar Pip, auzindu-și numele și luându-l pe bună dreptate drept o laudă, și-a zburit penele și a părut încântată.</w:t>
-      </w:r>
-    </w:p>
-    <w:p/>
-    <w:p>
-      <w:r>
-        <w:t>Claire a fost cea care a adus vorba despre magazin, pentru că era treaba lui Claire să observe că un lucru s-a schimbat și a tuturor celorlalți doar să bârfească pe seama asta după aceea.</w:t>
-      </w:r>
-    </w:p>
-    <w:p/>
-    <w:p>
-      <w:r>
-        <w:t>— Știe cineva ce se mută în vechiul local Fenwick? a întrebat ea, fără să ridice privirea. Ăla gol, după farmacie. Cineva a pus hârtie pe geamuri.</w:t>
-      </w:r>
-    </w:p>
-    <w:p/>
-    <w:p>
-      <w:r>
-        <w:t>Asta a atras atenția cercului de la sârmă. Vechiul local Fenwick stătuse gol un an bun, cu ferestrele întunecate la capătul unui bloc luminos. Era genul acela de gol dintr-un șir de magazine pe care oamenii învață să nu-l privească, ca să nu simtă mica lui înțepătură.</w:t>
-      </w:r>
-    </w:p>
-    <w:p/>
-    <w:p>
-      <w:r>
-        <w:t>— Hârtie de care? a întrebat Dot.</w:t>
-      </w:r>
-    </w:p>
-    <w:p/>
-    <w:p>
-      <w:r>
-        <w:t xml:space="preserve">— Hârtie de ambalaj maro, pe interiorul sticlei. Cum faci când amenajezi un loc și nu vrei să se uite orașul la tine în timp ce o faci. </w:t>
-      </w:r>
-    </w:p>
-    <w:p>
-      <w:r>
-        <w:t xml:space="preserve">Claire a dat din umeri. </w:t>
-      </w:r>
-    </w:p>
-    <w:p>
-      <w:r>
-        <w:t>— Niciun semn. Niciun nume pe panoul de autorizații încă, am verificat. Dar e un container de gunoi pe alee și a fost o dubă acolo sâmbătă, și nu închiriezi un container decât dacă eliberezi un spațiu.</w:t>
+        <w:t>— Cineva trebuie s-o facă. Voi n-o să vi-o faceți singure.</w:t>
+      </w:r>
+    </w:p>
+    <w:p>
+      <w:r>
+        <w:t>Și ridica deja capacul. Mirosul a ieșit și s-a amestecat cu bradul din mijlocul încăperii, ciocolată, nuci pecan și zahăr brun așezate peste pinul verde și rece. Era, m-am gândit, mai aproape de mirosul întregului sezon care se apropia decât orice altceva cunoșteam.</w:t>
+      </w:r>
+    </w:p>
+    <w:p>
+      <w:r>
+        <w:t>— Și sunt biscuiți cu ghimbir pe fund, așa că să nu luați doar brioșele și să lăsați biscuiții, Dot, te-am văzut făcând asta la căminul cultural și n-am uitat.</w:t>
+      </w:r>
+    </w:p>
+    <w:p/>
+    <w:p>
+      <w:r>
+        <w:t>— A fost o singură dată, a spus Dot, și au fost niște brioșe foarte bune.</w:t>
+      </w:r>
+    </w:p>
+    <w:p/>
+    <w:p>
+      <w:r>
+        <w:t>Greta a îndreptat un deget plin de făină spre ea, ca o îndreptățire, și a început să împartă brioșele pe șervețele de hârtie.</w:t>
+      </w:r>
+    </w:p>
+    <w:p/>
+    <w:p>
+      <w:r>
+        <w:t>Mi-a îndesat o brioșă înainte să cer, și una lui Claire, care a protestat și a luat-o. A stat deasupra Marthei până când Martha a promis să și-o mănânce. Și abia când toată lumea a avut una, și-a luat una pentru ea. A mâncat-o în picioare, privindu-ne cum ne bucurăm de ea.</w:t>
+      </w:r>
+    </w:p>
+    <w:p/>
+    <w:p>
+      <w:r>
+        <w:t>— De ce faceți toate coronițe? a întrebat ea, dând din cap spre cadrele noastre, cu gura plină.</w:t>
+      </w:r>
+    </w:p>
+    <w:p/>
+    <w:p>
+      <w:r>
+        <w:t>— Coronițe de ușă pentru magazine, a spus Olivia. Plătesc cât vor, și fiecare bănuț se duce la fondul pentru acoperiș al Societății de Istorie. A lui Ivy e pentru biserică, iar a lui Ellie e pentru spital. Pe astea două le dăruim.</w:t>
+      </w:r>
+    </w:p>
+    <w:p/>
+    <w:p>
+      <w:r>
+        <w:t>Ne-am pus pe treabă atunci pe bune, opt femei, o cutie de brioșe, un pinguin și un câine care dormea. Discuția a intrat și a ieșit din muncă, așa cum se întâmplă în cercuri, vești mărunte dintr-o dimineață întreagă ținute în spațiile dintre crenguțele legate. Fata lui Ivy avea un nou post în Concord. Claire avea un articol care apărea joi despre programul plugurilor de zăpadă, despre care ne-a promis cu mâna pe inimă că era mai interesant decât suna. Martha a spus că zilele se scurtau acum atât de repede încât Emma venea să-l plimbe pe Snowball aproape pe întuneric, iar eu am spus să-i transmită copilului toată dragostea mea. Martha a spus că Emma întreba mereu de Pip. Iar Pip, auzindu-și numele și luându-l corect drept laudă, și-a ciufulit penele și a părut încântată.</w:t>
+      </w:r>
+    </w:p>
+    <w:p/>
+    <w:p>
+      <w:r>
+        <w:t>Claire a fost cea care a adus vorba despre magazin, pentru că era treaba lui Claire să observe că un lucru s-a schimbat și a oricăruia altcuiva doar să bârfească despre el după aceea.</w:t>
+      </w:r>
+    </w:p>
+    <w:p/>
+    <w:p>
+      <w:r>
+        <w:t>— Știe cineva ce se deschide în vechiul local Fenwick? a întrebat ea, fără să ridice ochii. Cel gol, trecut de farmacie. Cineva a pus hârtie pe geamuri.</w:t>
+      </w:r>
+    </w:p>
+    <w:p/>
+    <w:p>
+      <w:r>
+        <w:t>Asta a atras atenția cercului de la sârmă. Vechiul local Fenwick stătuse gol un an bun, cu ferestrele întunecate la capătul unui bloc luminos. Era genul de gol dintr-un șir de magazine pe care oamenii învață să nu se uite, ca să nu simtă mica înțepătură a acestuia.</w:t>
+      </w:r>
+    </w:p>
+    <w:p/>
+    <w:p>
+      <w:r>
+        <w:t>— Hârtie cum? a întrebat Dot.</w:t>
+      </w:r>
+    </w:p>
+    <w:p/>
+    <w:p>
+      <w:r>
+        <w:t>— Hârtie maro, în spatele sticlei. Cum faci când amenajezi un loc și nu vrei ca orașul să se uite la tine cum o faci.</w:t>
+      </w:r>
+    </w:p>
+    <w:p>
+      <w:r>
+        <w:t>Claire a ridicat din umeri.</w:t>
+      </w:r>
+    </w:p>
+    <w:p>
+      <w:r>
+        <w:t>— Niciun semn. Nici vreun nume pe panoul de autorizații, am verificat. Dar e un container de gunoi pe alee și a fost o dubă acolo sâmbătă, și nu închiriezi un container de gunoi decât dacă eliberezi un spațiu.</w:t>
       </w:r>
     </w:p>
     <w:p/>
@@ -6034,103 +5966,103 @@
     <w:p/>
     <w:p>
       <w:r>
-        <w:t>S-a auzit un murmur general de acord, pentru că oamenii dintr-un oraș ca Frost Falls consideră o vitrină goală o mică durere personală și una nouă un mic cadou personal.</w:t>
-      </w:r>
-    </w:p>
-    <w:p/>
-    <w:p>
-      <w:r>
-        <w:t>Am întors o crenguță de cetină în degetele mele lipicioase de sevă și am simțit, fără niciun motiv pe care aș fi putut să-l numesc cercului, o mică înțepătură rece de curiozitate în ceafă. Am pus-o deoparte, așa cum am învățat în mulți ani să pun deoparte lucrurile care încă nu înseamnă nimic, pentru cazul în care vor ajunge să însemne.</w:t>
-      </w:r>
-    </w:p>
-    <w:p/>
-    <w:p>
-      <w:r>
-        <w:t>— Ei bine, oricine ar fi, a spus Greta confortabil, strângând șervețelele, o să vrea să mănânce la fel ca oricine altcineva. O să le duc o plăcintă în ziua în care se deschid.</w:t>
-      </w:r>
-    </w:p>
-    <w:p/>
-    <w:p>
-      <w:r>
-        <w:t>Ellie a fost cea care, dusă la fereastră să-și scuture bucățelele de cetină de pe mânecă, a zărit omul de zăpadă.</w:t>
-      </w:r>
-    </w:p>
-    <w:p/>
-    <w:p>
-      <w:r>
-        <w:t>— Ei, asta e ciudat, a spus ea, pe tonul ei blând, iar ceva în acea blândețe ne-a făcut pe toate să ridicăm privirea. Oamenii de zăpadă ai copiilor nu erau cu fața spre drum ieri?</w:t>
-      </w:r>
-    </w:p>
-    <w:p/>
-    <w:p>
-      <w:r>
-        <w:t>Zona verde se afla vizavi de Yarn Tales, o pajiște albă și largă, cu un pavilion pentru fanfară la un capăt și cu memorialul de război la celălalt. Școlarii construiseră un rând de oameni de zăpadă de-a lungul ei în timpul primei ninsori bune. Trei dintre ei, grași, strâmbi și încoronați cu orice reușiseră copiii să adune. Ieri, după cum spunea Ellie, fuseseră cu fața la drum, cu ochi de cărbune și prietenoși, privind traficul trecând, așa cum fac oamenii de zăpadă. Trecusem pe lângă ei chiar eu în seara de dinainte. Fuseseră cu fața spre stradă.</w:t>
-      </w:r>
-    </w:p>
-    <w:p/>
-    <w:p>
-      <w:r>
-        <w:t>În dimineața asta, cel din mijloc se întorsese complet.</w:t>
-      </w:r>
-    </w:p>
-    <w:p/>
-    <w:p>
-      <w:r>
-        <w:t>Stătea acum cu spatele la drum, cu brațele din bețe aruncate în lături, cu fața blegă de cărbune îndreptată în sus, spre magazine. Spre, dacă voiai să fii exact în privința asta, celălalt capăt al blocului unde vechiul local Fenwick stătea în spatele hârtiei sale maro. Ceilalți doi erau tot cu fața spre stradă. Numai cel din mijloc se mișcase. Se întorsese de-a binelea pe baza lui ca să se uite în cealaltă parte. Și nu era nicio urmă de pași nicăieri în apropierea lui. Zăpada din jurul tuturor celor trei părea netedă și neatinsă. Șase țoli de cădere curată din timpul nopții, fără nimic scris în ea în afară de umbrele lungi și albastre ale balustradei de la pavilion.</w:t>
-      </w:r>
-    </w:p>
-    <w:p/>
-    <w:p>
-      <w:r>
-        <w:t>Ne-am înghesuit toate la fereastră, uitând de brioșe, și ne-am uitat.</w:t>
-      </w:r>
-    </w:p>
-    <w:p/>
-    <w:p>
-      <w:r>
-        <w:t>— Ideea cuiva de glumă, a pronunțat Dot. L-a întors în timpul nopții. Copii.</w:t>
-      </w:r>
-    </w:p>
-    <w:p/>
-    <w:p>
-      <w:r>
-        <w:t>— Nu sunt urme, a spus Claire. Cum l-au întors fără să lase urme?</w:t>
-      </w:r>
-    </w:p>
-    <w:p/>
-    <w:p>
-      <w:r>
-        <w:t>— Le-au șters în urma lor. Sau vântul le-a acoperit. E o glumă. Un copil cu degete reci care n-are altceva mai bun de făcut. Până duminică o să fie un rând întreg întoarse, țineți minte ce vă spun, odată ce ceilalți văd că se poate face.</w:t>
-      </w:r>
-    </w:p>
-    <w:p/>
-    <w:p>
-      <w:r>
-        <w:t>— Nici măcar n-a trebuit întors. Tot ce trebuia să facă cineva era să mute fața pe cealaltă parte, a spus Martha.</w:t>
-      </w:r>
-    </w:p>
-    <w:p/>
-    <w:p>
-      <w:r>
-        <w:t>Și aceasta era perspectiva sensibilă, iar cercul a adoptat-o, cineva a spus copiii de azi și altcineva a spus că n-a nins niciodată așa când eram eu fată, iar discuția a mers mai departe, așa cum se întâmplă în cerc, și Ivy s-a întors după un alt fursec cu ghimbir. Dar eu am stat la fereastră o clipă mai mult decât restul, ținându-mi coronița pe jumătate făcută în mână. M-am uitat la omul de zăpadă din mijloc care privea în sus pe stradă. M-am uitat la zăpada netedă și neatinsă pe care nu puseseră mâna cizmele niciunui farsor. Și n-am spus la ce mă gândeam.</w:t>
-      </w:r>
-    </w:p>
-    <w:p/>
-    <w:p>
-      <w:r>
-        <w:t>Pentru că știu diferența. Am trăit mult timp acum alături de magia Crăciunului. Suficient de mult ca s-o recunosc în oasele mele, la fel de limpede ca un pas pe propria mea scară. Acesta nu era un copil cu degete reci. Magia era sloboziță în Frost Falls. Fusese sloboziță de când sosiserăm, căutându-și o casă. Soțul meu construia una. Încet și cu răbdare în atelierul lui, o vatră în care ea să se așeze, și se apropia puțin mai mult de foc în fiecare zi. Dar nu era încă așezată. Încă mai era prin oraș noaptea, caldă, stângace și lipsită cu desăvârșire de răutate, făcând micile lucruri imposibile pe care le face magia când are mai multă simțire decât rațiune. Schimbând luminile de la festival din portocalii în aurii. Și acum, se pare, plimbând omul de zăpadă al unui copil prin întuneric ca să se uite la orice îi atrăsese atenția rătăcitoare.</w:t>
-      </w:r>
-    </w:p>
-    <w:p/>
-    <w:p>
-      <w:r>
-        <w:t>M-am uitat de la omul de zăpadă întors în susul blocului spre ferestrele acoperite cu hârtie maro ale vechiului local Fenwick, exact acolo unde indicau brațele lui din bețe, și m-am gândit că magia, orice altceva ai putea spune despre ea, avusese întotdeauna un simț fin pentru ce conta înainte să-l am eu.</w:t>
-      </w:r>
-    </w:p>
-    <w:p/>
-    <w:p>
-      <w:r>
-        <w:t>Dar n-am spus nimic din toate astea cercului. Am luat un fursec cu ghimbir, i-am spus lui Pip nu când s-a holbat la firimituri și m-am așezat înapoi la coronița mea. Am legat cetina la loc, crenguță peste crenguță, toate îndreptate în aceeași direcție. În spatele meu, un buștean a trosnit în sobă și femeile au vorbit. Zăpada strălucea pe pajiște, cu un om de zăpadă întors în direcția greșită în ea. Ceva începea. Am avut încredere în acea înțepătură rece din ceafă și a rămas cu mine toată dimineața.</w:t>
+        <w:t>A existat un murmur general de aprobare, pentru că oamenii dintr-un oraș ca Frost Falls iau o vitrină goală drept o mică durere personală, iar una nouă drept un mic dar personal.</w:t>
+      </w:r>
+    </w:p>
+    <w:p/>
+    <w:p>
+      <w:r>
+        <w:t>Am întors o crenguță de brad în degetele mele lipicioase de sevă și am simțit, fără vreun motiv pe care l-aș fi putut numi pentru cerc, o mică furnicătură rece de curiozitate în spatele gâtului. Am pus-o deoparte, așa cum am învățat de-a lungul multor ani să pun deoparte lucrurile care încă nu înseamnă nimic, în caz că vor ajunge să însemne.</w:t>
+      </w:r>
+    </w:p>
+    <w:p/>
+    <w:p>
+      <w:r>
+        <w:t>— Ei, oricine ar fi, a spus Greta confortabil, adunând șervețelele, o să vrea să mănânce la fel ca oricine altcineva. O să le duc o plăcintă în ziua în care se deschid.</w:t>
+      </w:r>
+    </w:p>
+    <w:p/>
+    <w:p>
+      <w:r>
+        <w:t>Ellie a fost cea care, dusă la fereastră să scuture bucățelele de brad de pe mânecă, a zărit omul de zăpadă.</w:t>
+      </w:r>
+    </w:p>
+    <w:p/>
+    <w:p>
+      <w:r>
+        <w:t>— Ei, asta e ciudat, a spus ea, în felul ei blând, și ceva din blândețea aceea ne-a făcut pe toate să ridicăm privirea. Nu cumva oamenii de zăpadă ai copiilor erau toți întorși spre drum ieri?</w:t>
+      </w:r>
+    </w:p>
+    <w:p/>
+    <w:p>
+      <w:r>
+        <w:t>Parcul se afla vizavi de Yarn Tales, o pajiște albă și largă, cu pavilionul fanfarei la un capăt și monumentul eroilor la celălalt. Școlarii construiseră un rând de oameni de zăpadă de-a lungul ei în timpul primei ninsori bune. Trei dintre ei, grași și strâmbi, încoronați cu orice reușiseră copiii să adune. Ieri, așa cum spunea Ellie, fuseseră cu fața spre drum, cu ochi de cărbune și prietenoși, privind traficul cum trece, așa cum fac oamenii de zăpadă. Trecusem pe lângă ei chiar eu în seara de dinainte. Fuseseră cu fața spre stradă.</w:t>
+      </w:r>
+    </w:p>
+    <w:p/>
+    <w:p>
+      <w:r>
+        <w:t>În dimineața asta, cel din mijloc se întorsese de-a binelea.</w:t>
+      </w:r>
+    </w:p>
+    <w:p/>
+    <w:p>
+      <w:r>
+        <w:t>Stătea acum cu spatele la drum, cu brațele de bețe aruncate în lături, cu chipul noduros de cărbune îndreptat în sus pe pajiște spre magazine. Spre, dacă voiai să fii exact în privința asta, capătul îndepărtat al blocului unde vechiul local Fenwick stătea în spatele hârtiei sale maro. Ceilalți doi erau tot cu fața la stradă. Doar cel din mijloc se mișcase. Se întorsese trupește pe baza lui ca să se uite în cealaltă parte. Și nu era nicio urmă de pași pe nicăieri pe lângă el. Zăpada din jurul tuturor celor trei era netedă și neatinsă. Vreo cincisprezece centimetri de cădere proaspătă de noapte, fără nimic scris în ea în afară de umbrele lungi și albastre ale balustradei pavilionului.</w:t>
+      </w:r>
+    </w:p>
+    <w:p/>
+    <w:p>
+      <w:r>
+        <w:t>Ne-am înghesuit toate la fereastră, brioșele uitate, și ne-am uitat.</w:t>
+      </w:r>
+    </w:p>
+    <w:p/>
+    <w:p>
+      <w:r>
+        <w:t>— Ideea cuiva de glumă, a decretat Dot. L-a întors în noapte. Copii.</w:t>
+      </w:r>
+    </w:p>
+    <w:p/>
+    <w:p>
+      <w:r>
+        <w:t>— Nu sunt urme, a spus Claire. Cum l-au întors fără urme?</w:t>
+      </w:r>
+    </w:p>
+    <w:p/>
+    <w:p>
+      <w:r>
+        <w:t>— Le-au periat în urma lor. Sau vântul le-a umplut. E o glumă. Un copil cu degete înghețate care n-are altceva mai bun de făcut. Până duminică o să fie un rând întreg întoarse, țineți minte, odată ce ceilalți văd că se poate face.</w:t>
+      </w:r>
+    </w:p>
+    <w:p/>
+    <w:p>
+      <w:r>
+        <w:t>— Nici măcar n-a trebuit să fie întors. Tot ce trebuia să facă cineva era să mute fața pe cealaltă parte, a spus Martha.</w:t>
+      </w:r>
+    </w:p>
+    <w:p/>
+    <w:p>
+      <w:r>
+        <w:t>Și aia a fost perspectiva de bun-simț, și cercul a acceptat-o, și cineva a spus copiii de azi și altcineva a spus că nu ningea niciodată așa când eram eu fată, și discuția a mers mai departe, așa cum o face vorba de cerc, iar Ivy s-a întors după încă un biscuit cu ghimbir. Dar am stat la fereastră o clipă mai mult decât celelalte, cu coronița mea pe jumătate făcută în mână. M-am uitat la omul de zăpadă din mijloc care privea în sus pe bloc. M-am uitat la zăpada netedă și neatinsă pe care nu o atinseseră ghetele vreunui șugubăț. Și n-am spus la ce mă gândeam.</w:t>
+      </w:r>
+    </w:p>
+    <w:p/>
+    <w:p>
+      <w:r>
+        <w:t>Pentru că știu diferența. Am trăit multă vreme acum alături de magia Crăciunului. Destul de mult ca s-o știu în oase, limpede ca un pas pe scara mea. Ăsta nu era un copil cu degete înghețate. Magia era liberă în Frost Falls. Era liberă de când sosiserăm noi, căutând o casă. Soțul meu construia una. Încet și răbdător în atelierul său, un cămin în care să se așeze, și se apropia tot mai mult de foc în fiecare zi. Dar nu se așezase încă. Era încă afară prin oraș noaptea, caldă, stângace și fără pic de răutate, făcând micile lucruri imposibile pe care magia le face când are mai mult simțământ decât minte. Schimbând luminile festivalului din portocaliu în auriu. Și acum, se pare, plimbând omul de zăpadă al unui copil prin întuneric ca să se uite la orice îi atrăsese atenția rătăcitoare.</w:t>
+      </w:r>
+    </w:p>
+    <w:p/>
+    <w:p>
+      <w:r>
+        <w:t>M-am uitat de la omul de zăpadă întors în sus pe bloc spre ferestrele acoperite cu hârtie maro ale vechiului local Fenwick, exact acolo unde indicau brațele lui de bețe, și m-am gândit că magia, orice altceva ai putea spune despre ea, avusese întotdeauna un nas pentru ce conta, înaintea mea.</w:t>
+      </w:r>
+    </w:p>
+    <w:p/>
+    <w:p>
+      <w:r>
+        <w:t>Dar n-am spus nimic din toate astea cercului. Am luat un biscuit cu ghimbir, i-am spus nu lui Pip când a ochit firimiturile și m-am așezat înapoi la coronița mea. Am legat bradul strâns, crenguță peste crenguță, toate îndreptate în aceeași direcție. În spatele meu a pârâit un buștean în sobă și femeile au vorbit. Zăpada zăcea strălucitoare pe pajiște cu un om de zăpadă întors în direcția greșită în ea. Ceva începea. Am avut încredere în furnicătura aceea rece din spatele gâtului, și mi-a rămas alături toată dimineața.</w:t>
       </w:r>
     </w:p>
     <w:p/>

--- a/translated/corrected/Inn Trouble - ASSEMBLED - FORMATTED_Romanian.docx
+++ b/translated/corrected/Inn Trouble - ASSEMBLED - FORMATTED_Romanian.docx
@@ -127,7 +127,7 @@
     <w:p/>
     <w:p>
       <w:r>
-        <w:t>Jessica Claus pornește de la sursa de unde ar fi putut porni această taină, în loc să ia urma pe care orașul și-ar dori-o. Un fierar căruia i se datorau douăzeci de dolari și care refuza un răspuns direct. Un străin care împărțea pliante despre o broșă dispărută oricui voia să ia unul. Un istoric care dormea pe un pat de campanie lângă o centrală pe care nu-și permitea să o repare.</w:t>
+        <w:t xml:space="preserve">Jessica Claus pornește de la sursa de unde ar fi putut porni această taină, în loc să ia urma pe care orașul și-ar dori-o. Un fierar căruia i se datorau douăzeci de dolari și care refuza un răspuns direct. Un străin care împărțea cărți de vizită despre o broșă dispărută oricui voia să ia una. Un istoric care dormea pe un pat de campanie lângă o centrală pe care nu-și permitea să o repare.</w:t>
       </w:r>
     </w:p>
     <w:p/>
@@ -737,7 +737,7 @@
     <w:p/>
     <w:p>
       <w:r>
-        <w:t>— Unde ajung hârtiile vechi din acest oraș, Fiona? La urmă urmei? Când familiile care l-au stăpânit au dispărut sau nu le mai vor în drum?</w:t>
+        <w:t xml:space="preserve">— Unde ajung hârtiile vechi din acest oraș, Fiona? La urmă urmei? Când familiile care le-au deținut au dispărut sau nu le mai vor în drum?</w:t>
       </w:r>
     </w:p>
     <w:p/>
@@ -1476,7 +1476,7 @@
     </w:p>
     <w:p>
       <w:r>
-        <w:t>Dot a scos un sunet pe nas. — Primarul Blackburn crede că istoria e ceva ce s-a întâmplat altor oameni, în alt județ. O să taie o panglică la festival și o să-i strângă mâna lui Theo pentru fotografie. N-o să dea nici un cent ca să țină luminile aprinse restul anului. Să vezi.</w:t>
+        <w:t xml:space="preserve">Dot a scos un sunet pe nas. — Primarul Blackburn crede că istoria e ceva ce s-a întâmplat altor oameni, în alt județ. O să taie o panglică la festival și o să-i strângă mâna lui Theo pentru fotografie. N-o să dea niciun cent ca să țină luminile aprinse restul anului. Să vezi.</w:t>
       </w:r>
     </w:p>
     <w:p>
@@ -1506,7 +1506,7 @@
     </w:p>
     <w:p>
       <w:r>
-        <w:t>Andrelele Clairei s-au oprit. A ridicat privirea. Pentru o clipă, aerul de reporter i-a dispărut de pe chip și a apărut ceva mai vechi și mai obosit. — Poveștile triste nu scot banii la iveală, a spus ea încet. Am scris o sută ca ele. Îi fac pe oameni să simtă că au făcut ceva doar simțindu-se prost, și pe urmă întorc pagina. Apoi a scuturat din cap și vioiciunea i-a revenit. — Dar am s-o scriu cu blândețe. Merită blândețe, orice s-ar întâmpla.</w:t>
+        <w:t xml:space="preserve">Andrelele lui Claire s-au oprit. A ridicat privirea. Pentru o clipă, aerul de reporter i-a dispărut de pe chip și a apărut ceva mai vechi și mai obosit. — Poveștile triste nu scot banii la iveală, a spus ea încet. Am scris o sută ca ele. Îi fac pe oameni să simtă că au făcut ceva doar simțindu-se prost, și pe urmă întorc pagina. Apoi a scuturat din cap și vioiciunea i-a revenit. — Dar am s-o scriu cu blândețe. Merită blândețe, orice s-ar întâmpla.</w:t>
       </w:r>
     </w:p>
     <w:p>
@@ -1734,7 +1734,7 @@
     </w:p>
     <w:p>
       <w:r>
-        <w:t>M-am uitat la el un timp îndelungat. Pip venise și se așezase alături, s-a uitat și ea la el și și-a înclinat capul.</w:t>
+        <w:t xml:space="preserve">M-am uitat la el un timp îndelungat. Pip a venit și s-a așezat alături, s-a uitat și ea la el și și-a înclinat capul.</w:t>
       </w:r>
     </w:p>
     <w:p>
@@ -2352,7 +2352,7 @@
     <w:p/>
     <w:p>
       <w:r>
-        <w:t xml:space="preserve">— Eu nu sunt legea, doamnă Claus, și nu sunt preot, și cu siguranță nu sunt conștiința unei fete care o fi moartă de multă vreme. Eu urmăresc unde au ajuns lucrurile. Ce au făcut oamenii ca să le ducă acolo și dacă au avut dreptate sau nu făcând asta, asta ține doar de ei și de cine o da socoteală, și pe deasupra s-a și învechit de o sută de ani. N-am niciun interes să fac de rușine o slugă moartă pentru că a fost săracă. </w:t>
+        <w:t xml:space="preserve">— Eu nu sunt legea, doamnă Claus, și nu sunt preot, și cu siguranță nu sunt conștiința unei fete care o fi moartă de multă vreme. Eu urmăresc unde au ajuns lucrurile. Ce au făcut oamenii ca să le ducă acolo și dacă au avut dreptate sau nu făcând asta, asta ține doar de ei și de cel căruia îi dau socoteală, și pe deasupra s-a și învechit de o sută de ani. N-am niciun interes să fac de rușine o slugă moartă pentru că a fost săracă. </w:t>
       </w:r>
     </w:p>
     <w:p/>
@@ -3127,7 +3127,7 @@
     <w:p/>
     <w:p>
       <w:r>
-        <w:t xml:space="preserve">— Chemată acasă, a zis el. Păi. Asta nu e cel mai rău lucru pe care l-ar putea face o jivină, presupun. Sau un elf. </w:t>
+        <w:t xml:space="preserve">— Chemată acasă, a zis el. Păi. Asta nu e cel mai rău lucru pe care l-ar putea face o jivină, presupun. Sau un spiriduș. </w:t>
       </w:r>
     </w:p>
     <w:p/>
@@ -3303,7 +3303,7 @@
     </w:p>
     <w:p>
       <w:r>
-        <w:t>Capul Clairei s-a ridicat.</w:t>
+        <w:t xml:space="preserve">Capul lui Claire s-a ridicat.</w:t>
       </w:r>
     </w:p>
     <w:p>
@@ -3664,7 +3664,7 @@
     <w:p/>
     <w:p>
       <w:r>
-        <w:t>— O jumătate de milion. — S-a lăsat pe spătar și a scos un șuierat prelung. — Dumnezeule mare. Cineva stoarce descendentul. Pentru o chestie pe care legea n-o poate atinge. — A clătinat încet din cap și în gestul lui era dezgust, un dezgust adevărat. — Asta e crud, doamnă Claus, și e prostesc. Nu există nicio acuzație pe care să o poată aduce cineva pentru broșa aceea acum. Moștenirea Blackburn nu vrea banii prietenei dumneavoastră și cu siguranță nu vrea pielea ei. Vrea un singur rând într-un catastif care să indice unde a ajuns piesa, ca avocații să poată închide dosarul și să nu se mai factureze unii pe alții. Oricine îi suge sângele prietenei dumneavoastră îi vinde o teroare care nu e nici măcar reală. Rușinea e singura armă din ea. Nu mai există niciun temei juridic, nu după o sută de ani.</w:t>
+        <w:t xml:space="preserve">— O jumătate de milion. — S-a lăsat pe spătar și a scos un șuierat prelung. — Dumnezeule mare. Cineva o stoarce pe descendentă. Pentru o chestie pe care legea n-o poate atinge. — A clătinat încet din cap și în gestul lui era dezgust, un dezgust adevărat. — Asta e crud, doamnă Claus, și e prostesc. Nu există nicio acuzație pe care să o poată aduce cineva pentru broșa aceea acum. Moștenirea Blackburn nu vrea banii prietenei dumneavoastră și cu siguranță nu vrea pielea ei. Vrea un singur rând într-un catastif care să indice unde a ajuns piesa, ca avocații să poată închide dosarul și să nu se mai factureze unii pe alții. Oricine îi suge sângele prietenei dumneavoastră îi vinde o teroare care nu e nici măcar reală. Rușinea e singura armă din ea. Nu mai există niciun temei juridic, nu după o sută de ani.</w:t>
       </w:r>
     </w:p>
     <w:p/>
@@ -3682,7 +3682,7 @@
     <w:p/>
     <w:p>
       <w:r>
-        <w:t>— V-am spus în prima zi. Eu urmăresc pe unde au ajuns lucrurile. Restul e între oameni și oricine o fi răspunzând ei. — A tras un dosar gros din teancul lui și, după o clipă de gândire, l-a împins pe masă spre mine. — Poftiți. S-ar putea la fel de bine să-l aveți, din moment ce suntem sinceri unul cu celălalt și din moment ce vreun hoț de doi bani din drăguțul dumneavoastră oraș folosește jumătatea lui cea mai rea ca să chinuiască o femeie cumsecade. E tot ce am scos la iveală despre servitoare. Constance Okafor.</w:t>
+        <w:t xml:space="preserve">— V-am spus în prima zi. Eu urmăresc pe unde au ajuns lucrurile. Restul e între oameni și cel căruia îi dau socoteală. — A tras un dosar gros din teancul lui și, după o clipă de gândire, l-a împins pe masă spre mine. — Poftiți. S-ar putea la fel de bine să-l aveți, din moment ce suntem sinceri unul cu celălalt și din moment ce vreun hoț de doi bani din drăguțul dumneavoastră oraș folosește jumătatea lui cea mai rea ca să chinuiască o femeie cumsecade. E tot ce am scos la iveală despre servitoare. Constance Okafor.</w:t>
       </w:r>
     </w:p>
     <w:p/>
@@ -4182,7 +4182,7 @@
     </w:p>
     <w:p>
       <w:r>
-        <w:t>— Păreați gata s-o pui la pământ pe doamna Pelletier, a spus ea.</w:t>
+        <w:t xml:space="preserve">— Păreați gata s-o puneți la pământ pe doamna Pelletier, a spus ea.</w:t>
       </w:r>
     </w:p>
     <w:p>
@@ -4291,12 +4291,12 @@
       </w:r>
       <w:r/>
       <w:r>
-        <w:t xml:space="preserve"> exprimarea unui istoric, nu a unui hoț, aflate în biletul de șantaj exact la fel ca pe fișa scrisă cu mâna îngrijită și aplecată a lui Theo. Biletul fusese scris pe hârtia cu antet de culoare crem a Societății, hârtia aceea groasă și vergată pe care îl văzusem stivuit pe tejghea la intrarea în expoziție. Omul care conducea arhiva se scufunda. Bătuse la orice ușă cinstită din trei state și văzuse cum se închid toate. Se ridicase în fața întregului oraș și anunțase, cu părere de rău, că tocmai scrisorile în care era descrisă broșa rătăciseră calea.</w:t>
-      </w:r>
-    </w:p>
-    <w:p>
-      <w:r>
-        <w:t>Fiecare drum din toată această tărășenie ducea la aceeași ușă. O luasem pe fiecare în parte sperând că vreunul avea să cotească în altă parte înainte de a ajunge acolo, dar niciunul n-o făcuse.</w:t>
+        <w:t xml:space="preserve"> exprimarea unui istoric, nu a unui hoț, aflate în biletul de șantaj exact la fel ca pe fișa scrisă cu mâna îngrijită și aplecată a lui Theo. Biletul fusese scris pe hârtia cu antet de culoare crem a Societății, hârtia aceea groasă și vergată pe care o văzusem stivuită pe tejghea la intrarea în expoziție. Omul care conducea arhiva se scufunda. Bătuse la orice ușă cinstită din trei state și văzuse cum se închid toate. Se ridicase în fața întregului oraș și anunțase, cu părere de rău, că tocmai scrisorile în care era descrisă broșa rătăciseră calea.</w:t>
+      </w:r>
+    </w:p>
+    <w:p>
+      <w:r>
+        <w:t xml:space="preserve">Fiecare drum din toată această tărășenie ducea la aceeași ușă. Pornisem pe fiecare dintre ele, sperând că vreunul avea să cotească în altă parte înainte de a ajunge acolo, dar niciunul n-o făcuse.</w:t>
       </w:r>
     </w:p>
     <w:p>
@@ -4814,7 +4814,7 @@
     <w:p/>
     <w:p>
       <w:r>
-        <w:t>— Theo, am spus. Biletele de șantaj trimise Fionei au fost scrise pe hârtia de scrisori a Societății. Hârtia aceea groasă, crem, cu dungi de sită. L-am potrivit fibră cu fibră cu o foaie din stocul tău. — A tresărit, dar am continuat, fermă. — Și descriu broșa ca fiind safirul din inima ei. Acestea sunt cuvintele tale, Theo.</w:t>
+        <w:t xml:space="preserve">— Theo, am spus. Biletele de șantaj trimise Fionei au fost scrise pe hârtia de scrisori a Societății. Hârtia aceea groasă, crem, cu dungi de sită. Am potrivit-o fibră cu fibră cu o foaie din stocul tău. — A tresărit, dar am continuat, fermă. — Și descriu broșa ca fiind safirul din inima ei. Acestea sunt cuvintele tale, Theo.</w:t>
       </w:r>
       <w:r/>
       <w:r/>
@@ -4832,7 +4832,7 @@
     <w:p/>
     <w:p>
       <w:r>
-        <w:t>— Mi-am spus că nu era chiar furt, a zis el. Nu de la Fiona. Mi-am spus că hanul fusese cumpărat oricum cu bani furați la origine, așa că a lua o parte înapoi nu era jaf, era, nu știu, istoria care se corecta pe sine, o scadență care venea în sfârșit la plată. Mă pricep atât de bine să fac trecutul să însemne orice am nevoie să însemne. Asta e toată pregătirea mea, să fac trecutul să aibă sens. — Și-a apăsat pumnii pe ochi ca un copil. — Acoperișul se dărâmă. Centrala e pe ducă. O sută de ani din memoria acestui oraș, fiecare scrisoare, fotografie și act, totul se duce de râpă, și fiecare ușă cinstită la care am bătut mi s-a închis în nas, primarul, fondurile, fundațiile, fiecare în parte. Și pe urmă am găsit scrisorile acelea, și iată-le, o jumătate de milion de dolari, stând pur și simplu acolo în trecut, și m-am gândit că pot să o salvez. Pot să salvez totul, fiecare fărâmă, și nimeni nu pățește cu adevărat nimic, pentru că banii erau murdari de la bun început. — A ridicat privirea, nenorocit. — Și pe urmă m-am uitat la ce-i făcea ei. Fionei. Am privit-o cum se face cenușie la față. Și mi-am zis că o să mă opresc, și n-am făcut-o, pentru că până atunci eram deja implicat în asta, iar odată ce o făcusem, mi-am spus că încă una n-ar mai conta. — S-a întors spre Fiona, iar vocea i s-a frânt. — Îmi pare atâta de rău. Îmi pare nespus de rău, Fiona. M-am pierdut pe undeva prin asta. Iubesc atât de mult istoria acestui oraș, încât am uitat că orașul e făcut din oameni în carne și oase.</w:t>
+        <w:t xml:space="preserve">— Mi-am spus că nu era chiar furt, a zis el. Nu de la Fiona. Mi-am spus că hanul fusese cumpărat oricum cu bani furați la origine, așa că a lua o parte înapoi nu era jaf, era, nu știu, istoria care se corecta pe sine, o scadență care venea în sfârșit la plată. Mă pricep atât de bine să fac trecutul să însemne orice am nevoie să însemne. Asta e toată pregătirea mea, să fac trecutul să aibă sens. — Și-a apăsat pumnii pe ochi ca un copil. — Acoperișul se dărâmă. Centrala e pe ducă. O sută de ani din memoria acestui oraș, fiecare scrisoare, fotografie și act, totul se duce de râpă, și fiecare ușă cinstită la care am bătut mi s-a închis în nas, primarul, fondurile, fundațiile, fiecare în parte. Și pe urmă am găsit scrisorile acelea, și iată-le, o jumătate de milion de dolari, stând pur și simplu acolo în trecut, și m-am gândit că pot să o salvez. Pot să salvez totul, fiecare fărâmă, și nimeni nu pățește cu adevărat nimic, pentru că banii erau murdari de la bun început. — A ridicat privirea, nenorocit. — Și pe urmă m-am uitat la ce-i făcea ei. Fionei. Am privit-o cum se face cenușie la față. Și mi-am zis că o să mă opresc, și n-am făcut-o, pentru că până atunci eram deja implicat în asta, iar odată ce o făcusem, mi-am spus că încă unul n-ar mai conta. — S-a întors spre Fiona, iar vocea i s-a frânt. — Îmi pare atâta de rău. Îmi pare nespus de rău, Fiona. M-am pierdut pe undeva prin asta. Iubesc atât de mult istoria acestui oraș, încât am uitat că orașul e făcut din oameni în carne și oase.</w:t>
       </w:r>
     </w:p>
     <w:p/>
@@ -4987,13 +4987,13 @@
     <w:p/>
     <w:p>
       <w:r>
-        <w:t>Ar fi trebuit să fie sfârșitul. Dar mai exista încă problema Societății însăși, exact lucrul pe care Theo îl ruinase încercând să-l salveze. El dispăruse de acolo acum. Acoperișul lăsa în continuare ploaia să intre, iar centrala termică dădea încă să se strice, și nimic din toată această socoteală nu pusese măcar un dolar pentru vreuna dintre ele.</w:t>
-      </w:r>
-    </w:p>
-    <w:p/>
-    <w:p>
-      <w:r>
-        <w:t>Lucrul pe care îl făcuse greșit ca să o salveze continua să se prăbușească. Și acum, odată cu plecarea lui, trebuia salvat așa cum trebuie, de către oraș, pentru orașul în sine. Altfel, nu va fi salvat nicicum.</w:t>
+        <w:t xml:space="preserve">Ar fi trebuit să fie sfârșitul. Dar mai exista încă problema Societății însăși, exact lucrul pe care Theo se ruinase încercând să-l salveze. El dispăruse de acolo acum. Acoperișul lăsa în continuare ploaia să intre, iar centrala termică dădea încă să se strice, și nimic din toată această socoteală nu pusese măcar un dolar pentru vreuna dintre ele.</w:t>
+      </w:r>
+    </w:p>
+    <w:p/>
+    <w:p>
+      <w:r>
+        <w:t xml:space="preserve">Lucrul pentru a cărui salvare greșise continua să se prăbușească. Și acum, odată cu plecarea lui, trebuia salvat așa cum trebuie, de către oraș, pentru orașul în sine. Altfel, nu va fi salvat nicicum.</w:t>
       </w:r>
     </w:p>
     <w:p>
@@ -5728,7 +5728,7 @@
     <w:p/>
     <w:p>
       <w:r>
-        <w:t>Ninsese în timpul nopții. Nu ninsoarea aia timpurie din octombrie, care dispăruse iar într-o serie de zile blânde. Zăpadă adevărată. Genul acela din mijlocul sezonului care începuse de Halloween și avea să țină până în primăvară. Se așeza acum de-a lungul bulevardului Evergreen într-un strat frumos și curat de vreo cincisprezece centimetri, scârțâind sub tălpi când intra cineva bătând din picioare. Peste weekend, magazinele își schimbaseră scheleții și felinarele dovleac pe coceni de porumb și curcani de hârtie, deși dovlecii simpli rămăseseră pe trepte, buni până de Ziua Recunoștinței. Bulevardul se liniștise după Halloween, în pauza dinaintea lungului și strălucitorului avânt spre Crăciun.</w:t>
+        <w:t xml:space="preserve">Ninsese în timpul nopții. Nu ninsoarea aia timpurie din octombrie, care dispăruse iar într-o serie de zile blânde. Zăpadă adevărată. Genul acela din mijlocul sezonului care începuse de Halloween și avea să țină până în primăvară. Se așeza acum de-a lungul Bulevardului Evergreen într-un strat frumos și curat de vreo cincisprezece centimetri, scârțâind sub tălpi când intra cineva bătând din picioare. Peste weekend, magazinele își schimbaseră scheleții și felinarele dovleac pe coceni de porumb și curcani de hârtie, deși dovlecii simpli rămăseseră pe trepte, buni până de Ziua Recunoștinței. Bulevardul se liniștise după Halloween, în pauza dinaintea lungului și strălucitorului avânt spre Crăciun.</w:t>
       </w:r>
     </w:p>
     <w:p/>
@@ -6032,7 +6032,7 @@
     <w:p/>
     <w:p>
       <w:r>
-        <w:t>— Le-au periat în urma lor. Sau vântul le-a umplut. E o glumă. Un copil cu degete înghețate care n-are altceva mai bun de făcut. Până duminică o să fie un rând întreg întoarse, țineți minte, odată ce ceilalți văd că se poate face.</w:t>
+        <w:t xml:space="preserve">— Le-au periat în urma lor. Sau vântul le-a umplut. E o glumă. Un copil cu degete înghețate care n-are altceva mai bun de făcut. Până duminică o să fie un rând întreg întors, țineți minte, odată ce ceilalți văd că se poate face.</w:t>
       </w:r>
     </w:p>
     <w:p/>

--- a/translated/corrected/Inn Trouble - ASSEMBLED - FORMATTED_Romanian.docx
+++ b/translated/corrected/Inn Trouble - ASSEMBLED - FORMATTED_Romanian.docx
@@ -5777,7 +5777,7 @@
     <w:p/>
     <w:p>
       <w:r>
-        <w:t>Dot a scos râsul ei scurt și sec din celălalt capăt al cercului, fără să ridice ochii de la coronița ei, care era deja pe jumătate mai mare decât a oricui altcuiva și de două ori mai deasă.</w:t>
+        <w:t>Dot a scos râsul ei scurt și sec din celălalt capăt al cercului, fără să ridice ochii de la coronița ei, care era deja cu jumătate mai mare decât a oricui altcuiva și de două ori mai deasă.</w:t>
       </w:r>
     </w:p>
     <w:p>
@@ -5932,7 +5932,7 @@
     <w:p/>
     <w:p>
       <w:r>
-        <w:t>Asta a atras atenția cercului de la sârmă. Vechiul local Fenwick stătuse gol un an bun, cu ferestrele întunecate la capătul unui bloc luminos. Era genul de gol dintr-un șir de magazine pe care oamenii învață să nu se uite, ca să nu simtă mica înțepătură a acestuia.</w:t>
+        <w:t>Asta a atras atenția cercului de la sârmă. Vechiul local Fenwick stătuse gol un an bun, cu ferestrele întunecate la capătul unui șir luminos de prăvălii. Era genul de gol dintr-un șir de magazine pe care oamenii învață să nu se uite, ca să nu simtă mica înțepătură a acestuia.</w:t>
       </w:r>
     </w:p>
     <w:p/>
@@ -6008,7 +6008,7 @@
     <w:p/>
     <w:p>
       <w:r>
-        <w:t>Stătea acum cu spatele la drum, cu brațele de bețe aruncate în lături, cu chipul noduros de cărbune îndreptat în sus pe pajiște spre magazine. Spre, dacă voiai să fii exact în privința asta, capătul îndepărtat al blocului unde vechiul local Fenwick stătea în spatele hârtiei sale maro. Ceilalți doi erau tot cu fața la stradă. Doar cel din mijloc se mișcase. Se întorsese trupește pe baza lui ca să se uite în cealaltă parte. Și nu era nicio urmă de pași pe nicăieri pe lângă el. Zăpada din jurul tuturor celor trei era netedă și neatinsă. Vreo cincisprezece centimetri de cădere proaspătă de noapte, fără nimic scris în ea în afară de umbrele lungi și albastre ale balustradei pavilionului.</w:t>
+        <w:t>Stătea acum cu spatele la drum, cu brațele de bețe aruncate în lături, cu chipul noduros de cărbune îndreptat în sus pe pajiște spre magazine. Spre, dacă voiai să fii exact în privința asta, capătul îndepărtat al șirului de prăvălii unde vechiul local Fenwick stătea în spatele hârtiei sale maro. Ceilalți doi erau tot cu fața la stradă. Doar cel din mijloc se mișcase. Se întorsese trupește pe baza lui ca să se uite în cealaltă parte. Și nu era nicio urmă de pași pe nicăieri pe lângă el. Zăpada din jurul tuturor celor trei era netedă și neatinsă. Vreo cincisprezece centimetri de cădere proaspătă de noapte, fără nimic scris în ea în afară de umbrele lungi și albastre ale balustradei pavilionului.</w:t>
       </w:r>
     </w:p>
     <w:p/>
@@ -6044,7 +6044,7 @@
     <w:p/>
     <w:p>
       <w:r>
-        <w:t>Și aia a fost perspectiva de bun-simț, și cercul a acceptat-o, și cineva a spus copiii de azi și altcineva a spus că nu ningea niciodată așa când eram eu fată, și discuția a mers mai departe, așa cum o face vorba de cerc, iar Ivy s-a întors după încă un biscuit cu ghimbir. Dar am stat la fereastră o clipă mai mult decât celelalte, cu coronița mea pe jumătate făcută în mână. M-am uitat la omul de zăpadă din mijloc care privea în sus pe bloc. M-am uitat la zăpada netedă și neatinsă pe care nu o atinseseră ghetele vreunui șugubăț. Și n-am spus la ce mă gândeam.</w:t>
+        <w:t>Și aia a fost perspectiva de bun-simț, și cercul a acceptat-o, și cineva a spus copiii de azi și altcineva a spus că nu ningea niciodată așa când eram eu fată, și discuția a mers mai departe, așa cum o face vorba de cerc, iar Ivy s-a întors după încă un biscuit cu ghimbir. Dar am stat la fereastră o clipă mai mult decât celelalte, cu coronița mea pe jumătate făcută în mână. M-am uitat la omul de zăpadă din mijloc care privea în susul străzii. M-am uitat la zăpada netedă și neatinsă pe care nu o atinseseră ghetele vreunui șugubăț. Și n-am spus la ce mă gândeam.</w:t>
       </w:r>
     </w:p>
     <w:p/>
@@ -6056,7 +6056,7 @@
     <w:p/>
     <w:p>
       <w:r>
-        <w:t>M-am uitat de la omul de zăpadă întors în sus pe bloc spre ferestrele acoperite cu hârtie maro ale vechiului local Fenwick, exact acolo unde indicau brațele lui de bețe, și m-am gândit că magia, orice altceva ai putea spune despre ea, avusese întotdeauna un nas pentru ce conta, înaintea mea.</w:t>
+        <w:t>M-am uitat de la omul de zăpadă întors, în susul străzii, spre ferestrele acoperite cu hârtie maro ale vechiului local Fenwick, exact acolo unde indicau brațele lui de bețe, și m-am gândit că magia, orice altceva ai putea spune despre ea, avusese întotdeauna un nas pentru ce conta, înaintea mea.</w:t>
       </w:r>
     </w:p>
     <w:p/>

--- a/translated/corrected/Inn Trouble - ASSEMBLED - FORMATTED_Romanian.docx
+++ b/translated/corrected/Inn Trouble - ASSEMBLED - FORMATTED_Romanian.docx
@@ -234,7 +234,7 @@
     </w:p>
     <w:p>
       <w:r>
-        <w:t>Ușa de la intrare s-a deschis lăsând să intre un val de aer rece care a făcut ca flacăra din șemineu să pâlpâie, iar un cuplu a intrat. Totul la Fiona s-a schimbat pe loc. S-a îndreptat. A pus coșul pe recepție. Zâmbetul pe care l-a găsit pentru noii veniți era adevărat, sau suficient de aproape de adevăr încât doar cineva care se uita cu mare atenție să fi observat efortul din spatele lui.</w:t>
+        <w:t xml:space="preserve">Ușa de la intrare s-a deschis lăsând să intre un val de aer rece care a făcut ca flacăra din șemineu să pâlpâie, iar un cuplu a intrat. Totul la Fiona s-a schimbat pe loc. S-a îndreptat. A pus coșul pe recepție. Zâmbetul pe care l-a găsit pentru noii veniți era adevărat, sau suficient de aproape de adevăr încât doar cineva care se uita cu mare atenție ar fi observat efortul din spatele lui.</w:t>
       </w:r>
     </w:p>
     <w:p>
@@ -304,7 +304,7 @@
     </w:p>
     <w:p>
       <w:r>
-        <w:t>Douăzeci de dolari. Am întors suma asta în minte ca pe o piatră găsită în pantof. Era o sumă atât de mică încât să bage atâta tensiune în vocile a doi oameni de treabă. Sam nu era un bărbat care să bată la cap un prieten pentru douăzeci de dolari. Fiona nu era o femeie care să lase o factură neplătită trei săptămâni. Ceva se stricase în adâncul ființei amândurora.</w:t>
+        <w:t xml:space="preserve">Douăzeci de dolari. Am întors suma asta în minte ca pe o piatră găsită în pantof. Era o sumă prea mică pentru a pune atâta tensiune în vocile a doi oameni de treabă. Sam nu era un bărbat care să bată la cap un prieten pentru douăzeci de dolari. Fiona nu era o femeie care să lase o factură neplătită trei săptămâni. Ceva se stricase în adâncul ființei amândurora.</w:t>
       </w:r>
     </w:p>
     <w:p>
@@ -501,7 +501,7 @@
     </w:p>
     <w:p>
       <w:r>
-        <w:t>Am acoperit foaia de aluat întinsă cu o cârpă umedă, ca să nu se usuce, și mi-am luat haina din cuiul de lângă ușă. Pip fusese acolo înainte să apuc să închei primul nasture, legănându-se într-un cerc strâns și plin de anxietate.</w:t>
+        <w:t xml:space="preserve">Am acoperit foaia de aluat întinsă cu o cârpă umedă, ca să nu se usuce, și mi-am luat haina din cuiul de lângă ușă. Pip era deja acolo înainte să apuc să închei primul nasture, legănându-se într-un cerc strâns și plin de anxietate.</w:t>
       </w:r>
     </w:p>
     <w:p>
@@ -521,7 +521,7 @@
     </w:p>
     <w:p>
       <w:r>
-        <w:t>Am împins ușa grea de la intrare, iar scârțâitul ei cunoscut a părut prea tare în foiala înăbușită a holului. Focul era aprins, dar abia ce fusese pus, și nu era niciun alt oaspete prin preajmă încă, doar femeia în vârstă de ieri, în același scaun de lângă șemineu, cu aceeași carte de buzunar. S-a uitat la mine peste ochelarii de lectură cu curiozitatea sinceră a cuiva care n-avea altceva de făcut decât să urmărească holul, iar ochii ei m-au urmărit tot drumul de-a lungul camerei. Nu mi-a plăcut niciodată să fiu privită într-un loc care ar trebui să fie prietenos, și mi-a plăcut și mai puțin în dimineața aceea.</w:t>
+        <w:t xml:space="preserve">Am împins ușa grea de la intrare, iar scârțâitul ei cunoscut a părut prea tare în liniștea holului. Focul era aprins, dar abia ce fusese pus, și nu era niciun alt oaspete prin preajmă încă, doar femeia în vârstă de ieri, în același scaun de lângă șemineu, cu aceeași carte de buzunar. S-a uitat la mine peste ochelarii de lectură cu curiozitatea sinceră a cuiva care n-avea altceva de făcut decât să urmărească holul, iar ochii ei m-au urmărit tot drumul de-a lungul camerei. Nu mi-a plăcut niciodată să fiu privită într-un loc care ar trebui să fie prietenos, și mi-a plăcut și mai puțin în dimineața aceea.</w:t>
       </w:r>
     </w:p>
     <w:p>
@@ -551,7 +551,7 @@
     </w:p>
     <w:p>
       <w:r>
-        <w:t xml:space="preserve">Era un bilet. Scrisul de mână era în mod deliberat urât, numai linii strâmbe și inegale și litere rupte, stângăcia aceea studiată pe care o face cineva când se străduiește din răsputeri să-și disimuleze scrisul. Suma a fost primul lucru pe care l-am văzut, pentru că oricine o scrisese voise ca suma să fie primul lucru pe care oricine îl vedea. Cinci sute de mii de dolari. Și dedesubt, în același scrijelit chinuit, restul. </w:t>
+        <w:t xml:space="preserve">Era un bilet. Scrisul de mână era în mod deliberat urât, numai linii strâmbe și inegale și litere rupte, stângăcia aceea studiată pe care o face cineva când se străduiește din răsputeri să-și disimuleze scrisul. Suma a fost primul lucru pe care l-am văzut, pentru că oricine îl scrisese voise ca suma să fie primul lucru pe care oricine îl vedea. Cinci sute de mii de dolari. Și dedesubt, în același scrijelit chinuit, restul. </w:t>
       </w:r>
       <w:r>
         <w:rPr>
@@ -609,7 +609,7 @@
     </w:p>
     <w:p>
       <w:r>
-        <w:t>— Nu. — Vocea Fionei s-a gâtuit. — Nu, e o Blackburn. Una dintre vechile Blackburn, de pe vremea când aveau toți banii din județ. Nici măcar nu știu cum o chema. — A atins marginea maronie a fotografiei. — Constance a păstrat-o toți anii aceștia. Cred că de vină a fost broșa de care nu s-a putut despărți, nu femeia. Dar broșa pe care o poartă. — Și-a apăsat mâna plat pe piept, de parcă o durea acolo. — Broșa e a noastră, Jessica. Asta e ceea ce folosesc împotriva mea. Broșa aceea.</w:t>
+        <w:t xml:space="preserve">— Nu. — Vocea Fionei s-a gâtuit. — Nu, e o Blackburn. Una dintre vechile Blackburn, de pe vremea când aveau toți banii din județ. Nici măcar nu știu cum o chema. — A atins marginea maronie a fotografiei. — Constance a păstrat-o toți anii aceștia. Cred că broșa a fost cea de care nu s-a putut despărți, nu femeia. Dar broșa pe care o poartă. — Și-a apăsat mâna plat pe piept, de parcă o durea acolo. — Broșa e a noastră, Jessica. Asta e ceea ce folosesc împotriva mea. Broșa aceea.</w:t>
       </w:r>
     </w:p>
     <w:p>
@@ -731,13 +731,13 @@
     <w:p/>
     <w:p>
       <w:r>
-        <w:t>— Actele familiei Blackburn, a spus ea în șoaptă.</w:t>
-      </w:r>
-    </w:p>
-    <w:p/>
-    <w:p>
-      <w:r>
-        <w:t xml:space="preserve">— Unde ajung hârtiile vechi din acest oraș, Fiona? La urmă urmei? Când familiile care le-au deținut au dispărut sau nu le mai vor în drum?</w:t>
+        <w:t xml:space="preserve">— Documentele familiei Blackburn, a spus ea în șoaptă.</w:t>
+      </w:r>
+    </w:p>
+    <w:p/>
+    <w:p>
+      <w:r>
+        <w:t xml:space="preserve">— Unde ajung hârtiile vechi din acest oraș, Fiona? Până la urmă? Când familiile care le-au deținut au dispărut sau nu le mai vor în drum?</w:t>
       </w:r>
     </w:p>
     <w:p/>
@@ -785,7 +785,7 @@
     <w:p/>
     <w:p>
       <w:r>
-        <w:t>A încuviințat din cap, neputând să scoată o vorbă, și am lăsat-o să tacă. Ceasul a ticăit, focul s-a așezat în foaierul de dincolo de ușă, Pip stătea sprijinită cu căldură de piciorul ei, iar pentru o clipă prietena mea n-a mai fost singură cu toate astea.</w:t>
+        <w:t xml:space="preserve">A încuviințat din cap, neputând să scoată o vorbă, și am lăsat-o să tacă. Ceasul a ticăit, focul s-a așezat în holul de dincolo de ușă, Pip stătea sprijinită cu căldură de piciorul ei, iar pentru o clipă prietena mea n-a mai fost singură cu toate astea.</w:t>
       </w:r>
     </w:p>
     <w:p/>
@@ -892,7 +892,7 @@
     <w:p/>
     <w:p>
       <w:r>
-        <w:t>— Atunci iată un alt lucru care e adevărat, și s-ar putea să te ajute. — S-a aplecat în față. — O mulțime de mâini răsfoiesc cutiile alea, Jess. Voluntarii vin și pleacă. Cercetătorii scriu dinainte și stau câte o săptămână. Copiii de școală în excursii educative. Oricine e primit de Theo pe ușă, iar Theo primește pe toată lumea, pentru că pentru el un străin interesat e cel mai bun lucru care i se poate întâmpla unei marți. Așadar, faptul că secretul a ieșit la iveală din actele familiei Blackburn nu înseamnă neapărat că a fost Theo. Îți arată doar unde să te uiți. Îți arată fântâna din care s-a scos apa. Acum trebuie să afli a cui găleată a coborât în ea.</w:t>
+        <w:t xml:space="preserve">— Atunci iată un alt lucru care e adevărat, și s-ar putea să te ajute. — S-a aplecat în față. — O mulțime de mâini răsfoiesc cutiile alea, Jess. Voluntarii vin și pleacă. Cercetătorii scriu dinainte și stau câte o săptămână. Copiii de școală în excursii educative. Oricine e primit de Theo pe ușă, iar Theo primește pe toată lumea, pentru că pentru el un străin interesat e cel mai bun lucru care i se poate întâmpla unei marți. Așadar, faptul că secretul a ieșit la iveală din documentele familiei Blackburn nu înseamnă neapărat că a fost Theo. Îți arată doar unde să te uiți. Îți arată fântâna din care s-a scos apa. Acum trebuie să afli a cui găleată a coborât în ea.</w:t>
       </w:r>
     </w:p>
     <w:p/>
@@ -910,7 +910,7 @@
     <w:p/>
     <w:p>
       <w:r>
-        <w:t>— Atunci jumătate de oraș e un loc minunat de unde să începi, a zis Nick, iar colțul gurii i s-a ridicat, deși restul feței i-a rămas grav. Mănâncă-ți supa. Gândești mai limpede când ești sătulă. Ai gândit mereu. Ai rezolvat toată treaba cu copilul familiei Redfern mâncând o porție din fursecurile mele cu ghimbir, dacă îți amintești, și ți-ai arogat toate meritele pe deasupra.</w:t>
+        <w:t xml:space="preserve">— Atunci jumătate de oraș e un loc minunat de unde să începi, a zis Nick, iar colțul gurii i s-a ridicat, deși restul feței i-a rămas grav. Mănâncă-ți supa. Gândești mai limpede când ești sătulă. Întotdeauna a fost așa. Ai rezolvat toată treaba cu copilul familiei Redfern mâncând o porție din fursecurile mele cu ghimbir, dacă îți amintești, și ți-ai arogat toate meritele pe deasupra.</w:t>
       </w:r>
     </w:p>
     <w:p/>
@@ -976,7 +976,7 @@
     <w:p/>
     <w:p>
       <w:r>
-        <w:t>Luminile de festival de deasupra acoperișurilor îndepărtate, șirurile pe care bărbații le spânzuraseră între stâlpii de iluminat din parcul central, ardeau într-o lumină aurie în loc de portocaliu, un auriu profund și stabil, fiecare șir în parte, de la parc până la gară, pe cât de mult vedeam cu ochii.</w:t>
+        <w:t xml:space="preserve">Luminile de festival de deasupra acoperișurilor îndepărtate, șirurile pe care bărbații le agățaseră între stâlpii de iluminat din parcul central, ardeau într-o lumină aurie în loc de portocaliu, un auriu profund și stabil, fiecare șir în parte, de la parc până la gară, pe cât de mult vedeam cu ochii.</w:t>
       </w:r>
     </w:p>
     <w:p/>
@@ -1237,7 +1237,7 @@
     </w:p>
     <w:p>
       <w:r>
-        <w:t xml:space="preserve">— Un bărbat a venit la mine adineauri, la masa cu suc de mere, și mi-a spus că familia Blackburn a deținut odată jumătate din Maple Street. Știați asta? Oamenilor le place să-ți spună ce dețineau familiile bogate. Niciodată nu pot să-ți spună ce le-au făcut familiile bogate celor care au muncit pentru ele. Partea aceea nu ajunge în actele de familie. </w:t>
+        <w:t xml:space="preserve">— Un bărbat a venit la mine adineauri, la masa cu suc de mere, și mi-a spus că familia Blackburn a deținut odată jumătate din Maple Street. Știați asta? Oamenilor le place să-ți spună ce dețineau familiile bogate. Niciodată nu pot să-ți spună ce le-au făcut familiile bogate celor care au muncit pentru ele. Partea aceea nu ajunge în documentele de familie. </w:t>
       </w:r>
     </w:p>
     <w:p>
@@ -1259,7 +1259,7 @@
     <w:p/>
     <w:p>
       <w:r>
-        <w:t>Apoi Theo a ciocănit cu o linguriță într-un pahar în fața încăperii. Mulțimea s-a întors și s-a liniștit, iar el și-a rostit scurtele cuvinte, care n-au fost deloc puține. Theo nu putea spune nimic despre trecut pe scurt. Și-a mulțumit voluntarilor pe nume, pe toți, inclusiv unei doamne Pelletier care, chipurile, sortase fotografii trei weekenduri la rând și se făcuse roșie ca focul când fusese menționată. A mulțumit orașului. A mulțumit, cu un nod în gât, „fiecărui om care a păstrat vreodată o scrisoare în loc s-o arunce, pentru că asta e tot ce înseamnă istoria, la urma urmei, lucrurile pe care oamenii nu le-au putut îndura să le arunce”.</w:t>
+        <w:t xml:space="preserve">Apoi Theo a ciocănit cu o linguriță într-un pahar în fața încăperii. Mulțimea s-a întors și s-a liniștit, iar el și-a rostit scurtele cuvinte, care n-au fost deloc puține. Theo nu putea spune nimic despre trecut pe scurt. Și-a mulțumit voluntarilor pe nume, pe toți, inclusiv unei doamne Pelletier care, se pare, sortase fotografii trei weekenduri la rând și se făcuse roșie ca focul când fusese menționată. A mulțumit orașului. A mulțumit, cu un nod în gât, „fiecărui om care a păstrat vreodată o scrisoare în loc s-o arunce, pentru că asta e tot ce înseamnă istoria, la urma urmei, lucrurile pe care oamenii nu le-au putut îndura să le arunce”.</w:t>
       </w:r>
     </w:p>
     <w:p/>
@@ -1309,7 +1309,7 @@
     <w:p/>
     <w:p>
       <w:r>
-        <w:t>Eu n-am râs. Am stat nemișcată în mijlocul încăperii calde și pline de veselie și am simțit cum frigul îmi urcă prin corp, pentru că cele mai interesante scrisori ale familiei Blackburn, cele care ar fi spus că o broșă a dispărut și unde ajunsese, se rătăciseră. Iar împăturită în buzunarul interior al hainei mele se afla un bilet de șantaj care știa exact ce spuneau acele scrisori.</w:t>
+        <w:t xml:space="preserve">Eu n-am râs. Am stat nemișcată în mijlocul încăperii calde și pline de veselie și am simțit cum frigul îmi urcă prin corp, pentru că cele mai interesante scrisori ale familiei Blackburn, cele care ar fi spus că o broșă a dispărut și unde ajunsese, se rătăciseră. Iar împăturit în buzunarul interior al hainei mele se afla un bilet de șantaj care știa exact ce spuneau acele scrisori.</w:t>
       </w:r>
     </w:p>
     <w:p/>
@@ -1321,13 +1321,13 @@
     <w:p/>
     <w:p>
       <w:r>
-        <w:t>Hârtia din vitrine era veche, maronie, casantă la îndoituri. Dar pe biroul din față, lângă cutia plată a Verei, se afla un teanc de hârtie cu antetul Societății, stocul necompletat pe care îl foloseau pentru etichete și antet, de culoare crem, puțin mai grea decât hârtia obișnuită, cu o textură vergată discretă presată în ea, linii paralele fine pe care le-ai fi observat doar dacă o țineai în lumină sau dacă aveai un motiv să te uiți.</w:t>
-      </w:r>
-    </w:p>
-    <w:p/>
-    <w:p>
-      <w:r>
-        <w:t>Aveam un motiv să mă uit. Ținusem în mână o foaie din acea hârtie exactă în dimineața de dinainte, cu o cerere de o jumătate de milion de dolari scrisă pe ea într-un scris de mână hidos și deghizat.</w:t>
+        <w:t xml:space="preserve">Hârtia din vitrine era veche, maronie, casantă la îndoituri. Dar pe biroul din față, lângă cutia plată a Verei, se afla un teanc din hârtia de corespondență a Societății, hârtia albă pe care o foloseau pentru etichete și pentru antet, de culoare crem, puțin mai grea decât hârtia obișnuită, cu o textură vergată discretă presată în ea, linii paralele fine pe care le-ai fi observat doar dacă o țineai în lumină sau dacă aveai un motiv să te uiți.</w:t>
+      </w:r>
+    </w:p>
+    <w:p/>
+    <w:p>
+      <w:r>
+        <w:t xml:space="preserve">Aveam un motiv să mă uit. Ținusem în mână o foaie exact din hârtia aceea în dimineața de dinainte, cu o cerere de o jumătate de milion de dolari scrisă pe ea într-un scris de mână hidos și deghizat.</w:t>
       </w:r>
     </w:p>
     <w:p/>
@@ -1351,7 +1351,7 @@
     <w:p/>
     <w:p>
       <w:r>
-        <w:t>Panglică roșie. Dintre toate panglicile dintr-o clădire împodobită cu auriu și portocaliu, ea se dusese și găsise tocmai bucla aceea de roșu. Până la urmă i-am smuls-o, cu blândețe, și am ținut-o în mână, o mică spirală strălucitoare de satin roșu, exact roșul pe care biletul îi spusese Fionei să-l agațe la coroniță, ca șantajistul să știe că banii așteptau sub trepte.</w:t>
+        <w:t xml:space="preserve">Panglică roșie. Dintre toate panglicile dintr-o clădire împodobită cu auriu și portocaliu, ea se dusese și găsise tocmai bucla aceea de roșu. Până la urmă i-am luat-o, cu blândețe, și am ținut-o în mână, o mică spirală strălucitoare de satin roșu, exact roșul pe care biletul îi spusese Fionei să-l agațe la coroniță, ca șantajistul să știe că banii așteptau sub trepte.</w:t>
       </w:r>
     </w:p>
     <w:p/>
@@ -1386,7 +1386,7 @@
     <w:p/>
     <w:p>
       <w:r>
-        <w:t>Magazinul Yarn Tales se afla la colțul străzilor Evergreen și Maple, cu vitrina plină de ghemuri înșirate după culoare ca o cutie de acuarele lăsată deschisă. Înăuntru era cald și o lumină difuză. Mirosea a lână și a mușețel pe care Olivia îl infuza mereu pe plita mică din spatele tejghelei. În după-amiaza aceea, cercul își trăsese scaunele aproape de intrare, în lumina apoasă de octombrie venită dinspre fereastră, și erau toate acolo. Olivia se afla în mijloc, bineînțeles, pentru că era prăvălia ei, mușețelul ei și, nu se știe cum, tot conversația ei; Dot lângă ea, zdravănă și cenușie, uscată ca un biscuite; Claire cu iuțeala ei de reporter, aflată deja cu trei rânduri înaintea tuturor; Ivy, care râdea de lucruri înainte ca ele să fie pe deplin comice; Martha, dreaptă în scaunul cel bun, cu gleznele încrucișate; și Ellie, blânda Ellie, încruntată deasupra unui ochi scăpat.</w:t>
+        <w:t xml:space="preserve">Magazinul Yarn Tales se afla la colțul străzilor Evergreen și Maple, cu vitrina plină de ghemuri înșirate după culoare ca o cutie de acuarele lăsată deschisă. Înăuntru era cald și lumina era difuză. Mirosea a lână și a mușețel pe care Olivia îl infuza mereu pe plita mică din spatele tejghelei. În după-amiaza aceea, cercul își trăsese scaunele aproape de intrare, în lumina apoasă de octombrie venită dinspre fereastră, și erau toate acolo. Olivia se afla în mijloc, bineînțeles, pentru că era prăvălia ei, mușețelul ei și, nu se știe cum, tot conversația ei; Dot lângă ea, zdravănă și cenușie, uscată ca un biscuite; Claire cu iuțeala ei de reporter, aflată deja cu trei rânduri înaintea tuturor; Ivy, care râdea de lucruri înainte ca ele să fie pe deplin comice; Martha, dreaptă în scaunul cel bun, cu gleznele încrucișate; și Ellie, blânda Ellie, încruntată deasupra unui ochi scăpat.</w:t>
       </w:r>
     </w:p>
     <w:p>
@@ -1486,12 +1486,12 @@
     </w:p>
     <w:p>
       <w:r>
-        <w:t>Îl bănuiam. Un om atât de disperat, care-și petrecuse nopțile singur printre cutiile lui Blackburn, care se ridicase în fața întregului oraș și spusese că cele mai interesante scrisori rătăciseră. Voiam să fiu sigură și m-am obligat să aștept.</w:t>
-      </w:r>
-    </w:p>
-    <w:p>
-      <w:r>
-        <w:t>Faptul că știi că secretul a venit din acte îți arată unde să stai, spusese Nick. Nu și cine. O mulțime de oameni din Frost Falls îi purtau de milă lui Theo. Jumătate din oraș ar fi plâns aflând cât de gravă era situația. Să-ți fie milă de un om, chiar și de cel mai disperat om din oraș, nu înseamnă același lucru cu a șantaja un prieten pentru bani, și n-am vrut să las una să se amestece cu cealaltă în mintea mea fără ceva mai mult decât niște calcule și o presimțire rea. Așa că am continuat să împletesc, mi-am ținut pumnul deschis și am lăsat suspiciunea să plutească ușor, ca un cărbune, gata să-l scap.</w:t>
+        <w:t xml:space="preserve">Îl bănuiam. Un om atât de disperat, care-și petrecuse nopțile singur printre cutiile familiei Blackburn, care se ridicase în fața întregului oraș și spusese că cele mai interesante scrisori se rătăciseră. Voiam să fiu sigură și m-am obligat să aștept.</w:t>
+      </w:r>
+    </w:p>
+    <w:p>
+      <w:r>
+        <w:t xml:space="preserve">Faptul că știi că secretul a venit din documente îți arată unde să stai, spusese Nick. Nu și cine. O mulțime de oameni din Frost Falls îi purtau de milă lui Theo. Jumătate din oraș ar fi plâns aflând cât de gravă era situația. Să-ți fie milă de un om, chiar și de cel mai disperat om din oraș, nu înseamnă același lucru cu a șantaja un prieten pentru bani, și n-am vrut să las una să se amestece cu cealaltă în mintea mea fără ceva mai mult decât niște calcule și o presimțire rea. Așa că am continuat să împletesc, mi-am ținut pumnul deschis și am lăsat suspiciunea să plutească ușor, ca un cărbune, gata să-l scap.</w:t>
       </w:r>
     </w:p>
     <w:p>
@@ -1575,7 +1575,7 @@
     </w:p>
     <w:p>
       <w:r>
-        <w:t>Dar trăisem multă vreme, iar dorințele nu schimbaseră niciodată ce era adevărat. Așa că am ținut dorința într-o mână și calculele reci în cealaltă. Îi voi spune lui Nick ce-mi spusese cercul și îmi voi ține pumnul deschis.</w:t>
+        <w:t xml:space="preserve">Dar trăisem multă vreme, iar dorințele nu schimbaseră niciodată ce era adevărat. Așa că am ținut dorința într-o mână și calculele reci în cealaltă. Aveam să-i spun lui Nick ce-mi spusese cercul și aveam să-mi țin pumnul deschis.</w:t>
       </w:r>
     </w:p>
     <w:p>
@@ -1816,7 +1816,7 @@
     </w:p>
     <w:p>
       <w:r>
-        <w:t>Am dus supa în salonul cel mic, ea a mâncat, iar eu am privit-o cum mănâncă. Învățasem de mult că poți spune multe despre starea în care se află o persoană după felul în care își amintește sau nu să-și guste mâncarea. Fiona încetase să-i mai simtă gustul, undeva în ultimele săptămâni. Mâncase prima jumătate din castron ca pe un medicament, repede și absentă. Apoi, pe la jumătatea lui, a încetinit și a gustat. Umerii i s-au lăsat cu un centimetru, și am știut că supa o ajuta.</w:t>
+        <w:t xml:space="preserve">Am dus supa în salonul cel mic, ea a mâncat, iar eu am privit-o cum mănâncă. Învățasem de mult că poți spune multe despre starea în care se află o persoană după felul în care își amintește sau nu să-și guste mâncarea. Fiona încetase să-i mai simtă gustul, undeva în ultimele săptămâni. A mâncat prima jumătate din castron ca pe un medicament, repede și absentă. Apoi, pe la jumătatea lui, a încetinit și a gustat. Umerii i s-au lăsat cu un centimetru, și am știut că supa o ajuta.</w:t>
       </w:r>
     </w:p>
     <w:p>
@@ -1876,7 +1876,7 @@
     </w:p>
     <w:p>
       <w:r>
-        <w:t>Asta i-a stârnit un râs adevărat, cel adânc care izbucnește dintr-odată, râsul care îmi lipsise, și mi-a făcut la fel de mult bine să-l aud pe cât îi făcuse și ei supa. Ne-am întors împreună la scaune. Eu număram în timp ce ea le repara pe cele șubrede, iar Pip superviza din petecul cald de soare. Timp de o oră, hanul a fost din nou doar un han, primitor și foșnitor, pregătindu-se pentru un festival. Orice altceva s-ar fi întâmplat, merita din plin să protejez asta: căldura pe care o fată speriată o făcuse din nimic și o lăsase moștenire o sută de ani mai târziu altei femei care număra scaune.</w:t>
+        <w:t xml:space="preserve">Asta i-a stârnit un râs adevărat, cel adânc care izbucnește dintr-odată, râsul care îmi lipsise, și mi-a făcut la fel de mult bine să-l aud pe cât îi făcuse și ei supa. Ne-am întors împreună la scaune. Eu număram în timp ce ea le repara pe cele șubrede, iar Pip superviza din petecul cald de soare. Timp de o oră, hanul a fost din nou doar un han, primitor și plin de forfotă, pregătindu-se pentru un festival. Orice altceva s-ar fi întâmplat, merita din plin să protejez asta: căldura pe care o fată speriată o făcuse din nimic și o lăsase moștenire o sută de ani mai târziu altei femei care număra scaune.</w:t>
       </w:r>
     </w:p>
     <w:p>
@@ -2027,7 +2027,7 @@
     </w:p>
     <w:p>
       <w:r>
-        <w:t>— De ce aș ști mai mult decât atât? Sunt fierar. Știu fierul și știu că-mi plătesc clienții cu întârziere. Familiile vechi și toate cele, ăsta e domeniul lui Theo, Societatea de Istorie. Praful mă face să strănut. N-am călcat niciodată pe-acolo.</w:t>
+        <w:t xml:space="preserve">— De ce aș ști mai mult decât atât? Sunt fierar. Știu fierul și știu că clienții mei plătesc cu întârziere. Familiile vechi și toate cele, ăsta e domeniul lui Theo, Societatea de Istorie. Praful mă face să strănut. N-am călcat niciodată pe-acolo.</w:t>
       </w:r>
     </w:p>
     <w:p/>
@@ -2444,7 +2444,7 @@
     </w:p>
     <w:p>
       <w:r>
-        <w:t>Atelierul strălucea pe la toate încheieturile. Asta a fost primul lucru, și m-a oprit pe cărare. Fiecare crăpătură din jurul ușii încuiate, fiecare gaură din vechii pereți de scândură lăsa să scape o lumină caldă și aurie, exact acel aur în care se transformaseră luminile de la festival, iar când mi-am pus palma pe ușă, lemnul acesteia era cald ca o pâine proaspătă. Dinăuntru venea fredonatul acela jos și fără melodie al lui Nick și, pe sub el, un sunet căruia nu-i știam numele. Un sunet ca al unui foc care se așază pentru noapte. Un sunet ca al unei arătări mari care respiră rar în somn.</w:t>
+        <w:t xml:space="preserve">Atelierul strălucea pe la toate încheieturile. Asta a fost primul lucru, și m-a oprit pe cărare. Fiecare crăpătură din jurul ușii încuiate, fiecare gaură din vechii pereți de scândură lăsa să scape o lumină caldă și aurie, exact acel aur în care se transformaseră luminile de la festival, iar când mi-am pus palma pe ușă, lemnul acesteia era cald ca o pâine proaspătă. Dinăuntru venea fredonatul acela jos și fără melodie al lui Nick și, pe sub el, un sunet căruia nu-i știam numele. Un sunet ca al unui foc care se așază pentru noapte. Un sunet ca al unui lucru mare care respiră rar în somn.</w:t>
       </w:r>
     </w:p>
     <w:p>
@@ -2524,7 +2524,7 @@
     </w:p>
     <w:p>
       <w:r>
-        <w:t>Luminile au ars în nuanțe aurii deasupra Frost Falls, iar dincolo de țarc soțul meu construia un cămin pentru o magie fără adăpost. Am mai zăbovit o clipă în bucătăria mea caldă, cu greutatea vieții mele lungi așezată pe umeri. Apoi m-am întors la treabă.</w:t>
+        <w:t xml:space="preserve">Luminile ardeau în nuanțe aurii deasupra Frost Falls, iar dincolo de țarc soțul meu construia un cămin pentru o magie fără adăpost. Am mai zăbovit o clipă în bucătăria mea caldă, cu greutatea vieții mele lungi așezată pe umeri. Apoi m-am întors la treabă.</w:t>
       </w:r>
     </w:p>
     <w:p>
@@ -2547,7 +2547,7 @@
     <w:p/>
     <w:p>
       <w:r>
-        <w:t>Vera ședea la biroul de afară, ea fiind cea care punea totul în mișcare pe-acolo. Toată lumea o știa, dar nimeni n-o spunea. Ea ținea fișierele și cheile. Primarul avea nasul și strângerea de mână. A ridicat privirea când am intrat, iar zâmbetul pe care l-a găsit a fost protocolar și obosit.</w:t>
+        <w:t xml:space="preserve">Vera ședea la biroul de afară, ea fiind cea care punea totul în mișcare pe-acolo. Toată lumea o știa, dar nimeni n-o spunea. Ea ținea dosarele și cheile. Primarul avea nasul și strângerea de mână. A ridicat privirea când am intrat, iar zâmbetul pe care l-a găsit a fost protocolar și obosit.</w:t>
       </w:r>
     </w:p>
     <w:p/>
@@ -2802,7 +2802,7 @@
     </w:p>
     <w:p>
       <w:r>
-        <w:t>Consiliul a discutat în cercuri timp de o oră, propunând vânzări de prăjituri și o campanie de scrisori, fiecare idee fiind mai mică decât gaura pe care trebuia s-o umple. Toată sala știa asta și totuși a rostit acele lucruri pline de speranță, fiindcă a tăcea era și mai rău. În cele din urmă, au votat să țină ușile deschise prin noul an și să „exploreze toate opțiunile”. S-au ridicat și au ieșit în frig. Vasul cu cafea a fâsâit și a amuțit, iar Theo a rămas în urmă ca să strângă singur scaunele pliante.</w:t>
+        <w:t xml:space="preserve">Consiliul a discutat în cercuri timp de o oră, propunând vânzări de prăjituri și o campanie de scrisori, fiecare idee fiind mai mică decât gaura pe care trebuia s-o umple. Toată sala știa asta și totuși a rostit acele lucruri pline de speranță, fiindcă a tăcea era și mai rău. În cele din urmă, au votat să țină ușile deschise până după Anul Nou și să „exploreze toate opțiunile”. S-au ridicat și au ieșit în frig. Vasul cu cafea a fâsâit și a amuțit, iar Theo a rămas în urmă ca să strângă singur scaunele pliante.</w:t>
       </w:r>
     </w:p>
     <w:p>
@@ -2864,7 +2864,7 @@
     <w:p/>
     <w:p>
       <w:r>
-        <w:t>— Extinderea, am spus, făcând din cap spre peretele din spate, unde o deschizătură pentru ușă fusese încadrată în montanți groși de lemn și lăsată așa, cu golul acoperit de o folie de plastic care se umfla și se dezumfla ușor în curent. Cum înaintează?</w:t>
+        <w:t xml:space="preserve">— Extinderea, am spus, făcând din cap spre peretele din spate, unde o deschizătură pentru ușă fusese încadrată în montanți groși de lemn și lăsată așa, cu golul acoperit de o folie de plastic care se umfla și se dezumfla ușor în curent. — Cum înaintează?</w:t>
       </w:r>
     </w:p>
     <w:p/>
@@ -2888,7 +2888,7 @@
     <w:p/>
     <w:p>
       <w:r>
-        <w:t>— Așa e. — A dat afară un oftat prelung și apoi, pentru că mama lui îl crescuse probabil să nu se plângă fără să aibă un plan pregătit, și-a îndreptat umerii. — Dar iată ce fac în privința asta, din moment ce ați întrebat, și prefer să vă spun direct decât să vă faceți griji. Am luat contractul de pază pentru festival. Peste noapte, tot weekendul, supraveghind standurile, scena și echipamentul ca să nu dispară nimic în întuneric. Și am adăugat orele matinale, antrenamentul de la cinci și jumătate, înainte ca ziua obișnuită măcar să înceapă. A ridicat din umeri, iar rânjetul a revenit mai sincer de data aceasta. — Nu rezolvi problemele cu bani dorindu-ți lucruri, doamnă Claus. Le rezolvi muncind mai multe ore decât are necazul. Este singura metodă pe care o cunosc și nu m-a dezamăgit niciodată până acum, e doar lentă și doare.</w:t>
+        <w:t xml:space="preserve">— Așa e. — A dat afară un oftat prelung și apoi, pentru că mama lui îl crescuse probabil să nu se plângă fără să aibă un plan pregătit, și-a îndreptat umerii. — Dar iată ce fac în privința asta, din moment ce ați întrebat, și prefer să vă spun direct decât să vă faceți griji. Am luat contractul de pază pentru festival. Peste noapte, tot weekendul, supraveghind standurile, scena și echipamentul ca să nu dispară nimic în întuneric. Și am adăugat orele matinale, antrenamentul de la cinci și jumătate, înainte ca ziua obișnuită măcar să înceapă. — A ridicat din umeri, iar rânjetul a revenit mai sincer de data aceasta. — Nu rezolvi problemele cu bani dorindu-ți lucruri, doamnă Claus. Le rezolvi muncind mai multe ore decât are necazul. Este singura metodă pe care o cunosc și nu m-a dezamăgit niciodată până acum, e doar lentă și doare.</w:t>
       </w:r>
     </w:p>
     <w:p/>
@@ -2906,7 +2906,7 @@
     <w:p/>
     <w:p>
       <w:r>
-        <w:t>— L-ați ajutat pe Theo cu expoziția, am spus. Toate actele acelea vechi. Ați aruncat o privire peste vreunul în timp ce erați acolo? Lucrurile familiei Blackburn, scrisorile vechi?</w:t>
+        <w:t xml:space="preserve">— L-ați ajutat pe Theo cu expoziția, am spus. Toate documentele acelea vechi. Ați aruncat o privire peste vreunul în timp ce erați acolo? Lucrurile familiei Blackburn, scrisorile vechi?</w:t>
       </w:r>
     </w:p>
     <w:p/>
@@ -2918,7 +2918,7 @@
     <w:p/>
     <w:p>
       <w:r>
-        <w:t>A spus-o cu lejeritate, fără să-și dea seama că îmi dăduse ceva, iar eu mi-am păstrat chipul relaxat în timp ce înăuntrul meu se auzea acel clic mic și curat. Nu citise scrisorile. Cărase cutiile cu privirea pironită la picioare. Indiferent ce citise șantajistul în actele familiei Blackburn, broșa, piatra, casa de amanet, Jamal nu le avusese niciodată în fața ochilor. Le avusese în brațe, închise într-o cutie, și nu se uitase niciodată înăuntru.</w:t>
+        <w:t xml:space="preserve">A spus-o cu lejeritate, fără să-și dea seama că îmi dăduse ceva, iar eu mi-am păstrat chipul relaxat în timp ce înăuntrul meu se auzea acel clic mic și curat. Nu citise scrisorile. Cărase cutiile cu privirea pironită la picioare. Indiferent ce citise șantajistul în documentele familiei Blackburn, broșa, piatra, casa de amanet, Jamal nu le avusese niciodată în fața ochilor. Le avusese în brațe, închise într-o cutie, și nu se uitase niciodată înăuntru.</w:t>
       </w:r>
     </w:p>
     <w:p/>
@@ -2948,7 +2948,7 @@
     <w:p/>
     <w:p>
       <w:r>
-        <w:t>Era curat. Certitudinea acestui lucru s-a așezat curat în mine și a făcut două lucruri în același timp. M-a liniștit, pentru că îl plăcusem pe Jamal și nu-mi dorisem să fie el.</w:t>
+        <w:t xml:space="preserve">Era nevinovat. Certitudinea acestui lucru s-a așezat curat în mine și a făcut două lucruri în același timp. M-a liniștit, pentru că îl plăcusem pe Jamal și nu-mi dorisem să fie el.</w:t>
       </w:r>
     </w:p>
     <w:p/>
@@ -3343,7 +3343,7 @@
     </w:p>
     <w:p>
       <w:r>
-        <w:t>— Hanul e plin pentru festival, am spus eu. E alergată de sus până jos.</w:t>
+        <w:t xml:space="preserve">— Hanul e plin pentru festival, am spus eu. E ocupată până peste cap.</w:t>
       </w:r>
     </w:p>
     <w:p>
@@ -3395,7 +3395,7 @@
     </w:p>
     <w:p>
       <w:r>
-        <w:t>— Începe cu cele ușoare, a spus Nick, așezându-se vizavi de mine cu ceașca lui, suflând în aburul care se ridica din ea. Vorbește cu voce tare despre ele. Gândești mai limpede așa și ai făcut-o întotdeauna, orice le-ai spune oamenilor despre marea ta minte liniștită.</w:t>
+        <w:t xml:space="preserve">— Începe cu cele ușoare, a spus Nick, așezându-se vizavi de mine cu ceașca lui, suflând în aburul care se ridica din ea. Vorbește cu voce tare despre ele. Gândești mai limpede așa și întotdeauna a fost așa, orice le-ai spune oamenilor despre marea ta minte liniștită.</w:t>
       </w:r>
     </w:p>
     <w:p>
@@ -3405,7 +3405,7 @@
     </w:p>
     <w:p>
       <w:r>
-        <w:t>— Jamal a cărat cutiile, dar n-a deschis niciuna, am spus. Mi-a spus-o chiar el, și-l cred. Întreaga lui bursă de istorie s-a bazat pe „ai grijă, e prețios”. A pus mâna pe exteriorul secretului toată săptămâna și nu s-a uitat niciodată înăuntru. Și omul ăsta muncește la trei locuri de muncă ca să iasă din groapă pe căi cinstite, și antrenamentul de la cinci și jumătate dimineața, și paza de noapte. Nu e el. — Am tras o linie fermă peste numele lui Jamal. — A avut ocazia, dar n-a știut. Și nici n-ar avea inima pentru așa ceva, ceea ce contează pentru mine, chiar dacă n-ar ține în fața unei instanțe.</w:t>
+        <w:t xml:space="preserve">— Jamal a cărat cutiile, dar n-a deschis niciuna, am spus. Mi-a spus-o chiar el, și-l cred. Toată știința lui de istoric s-a rezumat la „ai grijă, e prețios”. A pus mâna pe exteriorul secretului toată săptămâna și nu s-a uitat niciodată înăuntru. Și omul ăsta muncește la trei locuri de muncă ca să iasă din groapă pe căi cinstite, și antrenamentul de la cinci și jumătate dimineața, și paza de noapte. Nu e el. — Am tras o linie fermă peste numele lui Jamal. — A avut ocazia, dar n-a știut. Și nici n-ar avea inima pentru așa ceva, ceea ce contează pentru mine, chiar dacă n-ar ține în fața unei instanțe.</w:t>
       </w:r>
     </w:p>
     <w:p>
@@ -3450,7 +3450,7 @@
     </w:p>
     <w:p>
       <w:r>
-        <w:t>— Au rămas doi. — M-am uitat la pagină și nu voiam s-o fac. Vera. Theo. Cele două nume peste care n-aveam cum să trag nicio linie. — Și asta mă îngrijorează. Dintre toți de pe pagina asta, singurii doi pe care nu-i pot scoate din cauză sunt cei doi care țin cheile vechilor documente ale orașului. Vera păstrează actele și registrele de proprietate, un secol de cine-a-deținut-ce, actul hanului aflându-se undeva printre ele. S-a încordat ca o scândură și mi-a spus că nu citește niciodată actele care stau chiar în spatele ei. Și Theo. — M-am obligat să o spun rar. — Theo locuiește în arhivă. Scrisorile lui Blackburn au fost în grija lui, în mâinile lui. Iar cele mai interesante dintre ele, chiar cele care ar spune că o broșă a dispărut și unde a ajuns, sunt cele despre care el s-a ridicat în fața întregului oraș și a anunțat că s-au rătăcit.</w:t>
+        <w:t xml:space="preserve">— Au rămas doi. — M-am uitat la pagină și nu voiam s-o fac. Vera. Theo. Cele două nume peste care n-aveam cum să trag nicio linie. — Și asta mă îngrijorează. Dintre toți de pe pagina asta, singurii doi pe care nu-i pot scoate din cauză sunt cei doi care țin cheile vechilor documente ale orașului. Vera păstrează actele și registrele de proprietate, un secol de cine-a-deținut-ce, actul hanului aflându-se undeva printre ele. S-a încordat ca o scândură și mi-a spus că nu citește niciodată actele care stau chiar în spatele ei. Și Theo. — M-am obligat să o spun rar. — Theo locuiește în arhivă. Scrisorile familiei Blackburn au fost în grija lui, în mâinile lui. Iar cele mai interesante dintre ele, chiar cele care ar spune că o broșă a dispărut și unde a ajuns, sunt cele despre care el s-a ridicat în fața întregului oraș și a anunțat că s-au rătăcit.</w:t>
       </w:r>
     </w:p>
     <w:p>
@@ -3465,12 +3465,12 @@
     </w:p>
     <w:p>
       <w:r>
-        <w:t>— Nu vreau să fie nimeni. — Mi-am pus palmele pe masă de o parte și de alta a paginii. — Vreau să fi înțeles totul greșit. Vreau ca Neil să se dovedească a fi un ticălos abil, ca să fie un străin care a nimerit prin oraș, și nu un prieten care locuiește aici de treizeci de ani. Dar dorința nu e o dovadă, Nick, n-a fost niciodată, iar fiecare faptă pe care o scot la iveală construiește aceeași formă, iar forma asta îl are pe Theo în mijloc. Scrisorile au ieșit din arhivă. Biletul e scris pe hârtia proprie a arhivei. Iar omul care conduce arhiva e disperat. A bătut la fiecare ușă cinstită care există și le-a găsit pe toate închise în nas. — Am clătinat din cap. — E o formă îngrozitoare. Sper mereu că următorul fapt o va deschide. Iar următorul fapt nu face decât să pună încă o piatră în ea.</w:t>
-      </w:r>
-    </w:p>
-    <w:p>
-      <w:r>
-        <w:t xml:space="preserve">— Atunci testează-o, a spus Nick, în loc să stai aici în bucătărie făcându-ți griji, ceea ce n-a rezolvat nimic și n-o va face niciodată. Du-te și uită-te la singurul lucru la care nu te-ai uitat cum trebuie încă. Scrisorile în sine, sau locul în care ar trebui să fie. — S-a întins peste masă și și-a pus mâna caldă peste a mea, care era rece. — Theo ar avea nevoie de o pereche de mâini ca să pună arhiva aceea în ordine. Du-te și oferă-ți ajutorul. Și în timp ce ajuți, află un singur lucru. Dacă cuvintele din biletul ăla se potrivesc cu cuvintele din scrisorile care au dispărut. Pentru că dacă o fac, Jess, atunci oricine a scris biletul n-a citit doar actele lui Blackburn în general. A avut acele scrisori exacte în mâini. Și este o listă foarte scurtă de oameni în </w:t>
+        <w:t xml:space="preserve">— Nu vreau să fie nimeni. — Mi-am pus palmele pe masă de o parte și de alta a paginii. — Vreau să fi înțeles totul greșit. Vreau ca Neil să se dovedească a fi un ticălos abil, ca să fie un străin care a nimerit prin oraș, și nu un prieten care locuiește aici de treizeci de ani. Dar dorința nu e o dovadă, Nick, n-a fost niciodată, iar fiecare fapt pe care îl scot la iveală construiește aceeași formă, iar forma asta îl are pe Theo în mijloc. Scrisorile au ieșit din arhivă. Biletul e scris pe hârtia proprie a arhivei. Iar omul care conduce arhiva e disperat. A bătut la fiecare ușă cinstită care există și le-a găsit pe toate închise în nas. — Am clătinat din cap. — E o formă îngrozitoare. Sper mereu că următorul fapt o va deschide. Iar următorul fapt nu face decât să pună încă o piatră în ea.</w:t>
+      </w:r>
+    </w:p>
+    <w:p>
+      <w:r>
+        <w:t xml:space="preserve">— Atunci testează-o, a spus Nick, în loc să stai aici în bucătărie făcându-ți griji, ceea ce n-a rezolvat nimic și n-o va face niciodată. Du-te și uită-te la singurul lucru la care nu te-ai uitat cum trebuie încă. Scrisorile în sine, sau locul în care ar trebui să fie. — S-a întins peste masă și și-a pus mâna caldă peste a mea, care era rece. — Theo ar avea nevoie de o pereche de mâini ca să pună arhiva aceea în ordine. Du-te și oferă-ți ajutorul. Și în timp ce ajuți, află un singur lucru. Dacă cuvintele din biletul ăla se potrivesc cu cuvintele din scrisorile care au dispărut. Pentru că dacă o fac, Jess, atunci oricine a scris biletul n-a citit doar documentele familiei Blackburn în general. A avut acele scrisori exacte în mâini. Și este o listă foarte scurtă de oameni în </w:t>
       </w:r>
       <w:r/>
       <w:r>
@@ -3488,7 +3488,7 @@
     </w:p>
     <w:p>
       <w:r>
-        <w:t>— În curând, am spus. Mai sunt două fire de încheiat înainte. Sam și străinul. Vreau să dispară amândoi cu certitudine, curățați de orice urmă de îndoială, înainte să mă las să intru în arhiva aceea și să mă uit atent la Theo. Îi datorez măcar atât, să nu mă pripesc asupra lui până când nu mai rămâne nimeni altcineva de bănuit. Și pe urmă o să mă duc, o să mă uit la scrisori și o să aflu dacă cuvintele se potrivesc.</w:t>
+        <w:t xml:space="preserve">— În curând, am spus. Mai sunt două fire de încheiat înainte. Sam și străinul. Vreau să-i scot pe amândoi de pe listă cu certitudine, dincolo de orice îndoială, înainte să mă las să intru în arhiva aceea și să mă uit atent la Theo. Îi datorez măcar atât, să nu mă pripesc asupra lui până când nu mai rămâne nimeni altcineva de bănuit. Și pe urmă o să mă duc, o să mă uit la scrisori și o să aflu dacă cuvintele se potrivesc.</w:t>
       </w:r>
     </w:p>
     <w:p>
@@ -3515,7 +3515,7 @@
     <w:p/>
     <w:p>
       <w:r>
-        <w:t>Nu era la forjă. Era la han, urcat pe o scară pe pridvor și prindea ultimele console de fier, cu un pumn de șuruburi în gură și cu o nivelă echilibrată pe balustradă. A coborât când m-a văzut pe cărare, suspicios. Ultima oară când vorbisem, îl tot ocolisem cu întrebări fără să spun direct ce am pe minte, iar el simțise asta, chiar dacă n-ar fi putut să o pună în cuvinte.</w:t>
+        <w:t xml:space="preserve">Nu era la forjă. Era la han, urcat pe o scară pe pridvor și prindea ultimele console de fier, cu gura plină de șuruburi și cu o nivelă echilibrată pe balustradă. A coborât când m-a văzut pe cărare, suspicios. Ultima oară când vorbisem, îl tot ocolisem cu întrebări fără să spun direct ce aveam pe minte, iar el simțise asta, chiar dacă n-ar fi putut să o pună în cuvinte.</w:t>
       </w:r>
     </w:p>
     <w:p/>
@@ -3575,7 +3575,7 @@
     <w:p/>
     <w:p>
       <w:r>
-        <w:t>Mirosul de pe bilet nu fusese niciodată al lui Sam. Era aroma muncii lui. Un fierar finisează fierul arzând ulei în el cât încă e încins, iar piesele noi de fierar poartă mirosul acela de fum săptămâni întregi. Holul Fionei era plin de el, balustrada scării, paravanul de la șemineu, consolele montate pe pridvor, iar haina lui Sam și geanta cu scule atârnaseră lângă ușa ei în fiecare zi timp de trei săptămâni. Fiecare hârtie care stătea pe biroul acela prelua mirosul. Biletul zăcuse și el acolo. Indiciul care îl pusese în capul listei mele îmi spusese de la bun început unde fusese biletul. Nu cine îl scrisese. Îl citisem de-a îndărătelele. Acum puteam să-l citesc cum trebuie, iar lectura corectă îl achita complet și curat.</w:t>
+        <w:t xml:space="preserve">Mirosul de pe bilet nu fusese niciodată al lui Sam. Era aroma muncii lui. Un fierar finisează fierul arzând ulei în el cât încă e încins, iar piesele noi de fierărie poartă mirosul acela de fum săptămâni întregi. Holul Fionei era plin de el, balustrada scării, paravanul de la șemineu, consolele montate pe pridvor, iar haina lui Sam și geanta cu scule atârnaseră lângă ușa ei în fiecare zi timp de trei săptămâni. Fiecare hârtie care stătea pe biroul acela prelua mirosul. Biletul zăcuse și el acolo. Indiciul care îl pusese în capul listei mele îmi spusese de la bun început unde fusese biletul. Nu cine îl scrisese. Îl citisem de-a îndărătelele. Acum puteam să-l citesc cum trebuie, iar lectura corectă îl achita complet și curat.</w:t>
       </w:r>
     </w:p>
     <w:p/>
@@ -3700,7 +3700,7 @@
     <w:p/>
     <w:p>
       <w:r>
-        <w:t>Am stat cu dosarul deschis în mâini și ceva s-a răsucit încet în interiorul pieptului meu. Asta schimba forma întregului lucru. Secretul pe care Fiona se chinuise până la epuizare să-l păstreze, rușinosul furt din rădăcinile familiei ei, arăta diferit când întindeai actele la lumină. Era o poveste dură și una omenească: o fată disperată într-o casă rece și o datorie achitată în singurul mod care îi mai rămăsese la îndemână. Spusă într-un fel, în șoaptă, cu jumătate din fapte, o putea distruge. Spusă în felul adevărat, pe de-a-ntregul, cu documentele lui Neil întinse sub ea, s-ar putea să n-o distrugă deloc. S-ar putea chiar să fie o poveste în interiorul căreia o femeie să poată sta dreaptă.</w:t>
+        <w:t xml:space="preserve">Am stat cu dosarul deschis în mâini și ceva s-a răsucit încet în interiorul pieptului meu. Asta schimba forma întregului lucru. Secretul pe care Fiona se chinuise până la epuizare să-l păstreze, rușinosul furt din rădăcinile familiei ei, arăta diferit când întindeai documentele la lumină. Era o poveste dură și una omenească: o fată disperată într-o casă rece și o datorie achitată în singurul mod care îi mai rămăsese la îndemână. Spusă într-un fel, în șoaptă, cu jumătate din fapte, o putea distruge. Spusă în felul adevărat, pe de-a-ntregul, cu documentele lui Neil întinse sub ea, s-ar putea să n-o distrugă deloc. S-ar putea chiar să fie o poveste în interiorul căreia o femeie să poată sta dreaptă.</w:t>
       </w:r>
     </w:p>
     <w:p/>
@@ -3712,7 +3712,7 @@
     <w:p/>
     <w:p>
       <w:r>
-        <w:t>— Păstrați-l. Am copii după fiecare pagină. — S-a oprit și, pentru o dată, luminozitatea din el s-a domolit și a devenit blândă. — Spuneți-i ceva prietenei dumneavoastră, din partea unui om care citește corespondența unor oameni morți pentru a-și câștiga existența. Secretele care îi distrug pe oameni sunt cele povestite pe jumătate. De fiecare dată. Ascunzișul le dă colți, nu adevărul. Am dezgropat o sută de secrete de familie în cariera mea, și fiecare în parte s-a dovedit a fi mai mic și mai trist decât se temuse familia să fie toată viața.</w:t>
+        <w:t xml:space="preserve">— Păstrați-l. Am copii după fiecare pagină. — S-a oprit și, pentru o dată, luminozitatea din el s-a domolit și a devenit blândă. — Spuneți-i ceva prietenei dumneavoastră, din partea unui om care citește corespondența unor oameni morți pentru a-și câștiga existența. Secretele care îi distrug pe oameni sunt cele povestite pe jumătate. De fiecare dată. Ascunderea le dă colți, nu adevărul. Am dezgropat o sută de secrete de familie în cariera mea, și fiecare în parte s-a dovedit a fi mai mic și mai trist decât se temuse familia să fie toată viața.</w:t>
       </w:r>
     </w:p>
     <w:p/>
@@ -3883,7 +3883,7 @@
     <w:p/>
     <w:p>
       <w:r>
-        <w:t>— În același mod în care face oricine un lucru groaznic, a spus Nick. Spunându-și că o face pentru ceva bun, și repetându-și asta din nou și din nou, până când nu mai vede altceva decât binele despre care tot își vorbește, în timp ce răul devine mic și se îndepărtează la marginea câmpului vizual. Iubirea este cea care îi permite asta, Jess. Asta este partea cea mai crudă. Theo n-ar fura niciodată un ban pentru sine. Pentru Societate, s-a lăsat convins de aproape orice.</w:t>
+        <w:t xml:space="preserve">— În același mod în care face oricine un lucru groaznic, a spus Nick. Spunându-și că o face pentru ceva bun, și repetându-și asta din nou și din nou, până când nu mai vede altceva decât binele despre care tot își vorbește, în timp ce răul devine mic și se îndepărtează la marginea câmpului vizual. Iubirea este cea care îi permite asta, Jess. Asta este partea cea mai crudă. Theo n-ar fura niciodată un ban pentru sine. Pentru Societate, s-a convins singur să facă aproape orice.</w:t>
       </w:r>
     </w:p>
     <w:p/>
@@ -3931,13 +3931,13 @@
     <w:p/>
     <w:p>
       <w:r>
-        <w:t>— O vatră, am spus, abia șoptit.</w:t>
-      </w:r>
-    </w:p>
-    <w:p/>
-    <w:p>
-      <w:r>
-        <w:t>— O vatră. — Brațul lui m-a cuprins. — Nu e gata. Încă nu poate s-o țină, nu pe toată, nu definitiv. Acolo e vorba de ani de muncă, Jess. Dar e un început. Un loc unde să vină. Așa că o să se oprească din rătăcit prin întuneric. — S-a uitat în jos la mine, cu lumina aurie jucându-i-se pe chip. — Am vrut să vezi asta în seara asta pentru că porți cu tine un lucru groaznic și n-am vrut să umbli prin lume gândindu-te că tot restul e alcătuit doar din oameni care fac rău în întuneric. Unii dintre noi sunt și ei pe aici, prin întuneric, construind locuri unde căldura să poată poposi.</w:t>
+        <w:t xml:space="preserve">— Un cămin, am spus, abia șoptit.</w:t>
+      </w:r>
+    </w:p>
+    <w:p/>
+    <w:p>
+      <w:r>
+        <w:t xml:space="preserve">— Un cămin. — Brațul lui m-a cuprins. — Nu e gata. Încă nu poate s-o țină, nu pe toată, nu definitiv. Acolo e vorba de ani de muncă, Jess. Dar e un început. Un loc unde să vină. Ca să nu mai rătăcească prin întuneric. — S-a uitat în jos la mine, cu lumina aurie jucându-i-se pe chip. — Am vrut să vezi asta în seara asta pentru că porți cu tine un lucru groaznic și n-am vrut să umbli prin lume gândindu-te că tot restul e alcătuit doar din oameni care fac rău în întuneric. Unii dintre noi sunt și ei pe aici, prin întuneric, construind locuri unde căldura să poată poposi.</w:t>
       </w:r>
     </w:p>
     <w:p/>
@@ -4014,7 +4014,7 @@
     <w:p/>
     <w:p>
       <w:r>
-        <w:t xml:space="preserve">L-am luat din mâna ei. Aceeași hârtie crem. Același scris frânt în mod deliberat. Mai scurt decât primul acesta, și cu atât mai crud prin această scurtime. </w:t>
+        <w:t xml:space="preserve">L-am luat din mâna ei. Aceeași hârtie crem. Același scris frânt în mod deliberat. Acesta era mai scurt decât primul, și cu atât mai crud prin această scurtime. </w:t>
       </w:r>
       <w:r>
         <w:rPr>
@@ -4032,7 +4032,7 @@
     <w:p/>
     <w:p>
       <w:r>
-        <w:t>— Duminică, a spus Fiona. Asta înseamnă trei zile. N-am banii în trei zile, n-am banii în trei ani, și trebuie să știe asta, pur și simplu trebuie, așa că ce naiba mai vrea de la mine? Vrea doar să se vadă cum mă duc la fund?</w:t>
+        <w:t xml:space="preserve">— Duminică, a spus Fiona. Asta înseamnă trei zile. N-am banii în trei zile, n-am banii în trei ani, și trebuie să știe asta, pur și simplu trebuie, așa că ce naiba mai vrea de la mine? Vrea doar să vadă cum mă duc la fund?</w:t>
       </w:r>
     </w:p>
     <w:p/>
@@ -4086,13 +4086,13 @@
     <w:p/>
     <w:p>
       <w:r>
-        <w:t>Dar venisem pentru mai mult decât pentru niște vorbe bune. Am întors biletul pe dos și m-am uitat, de data aceasta, nu la cuvintele acelea crude, ci la hârtie. De culoarea smântânii. Puțin grea între degete. Liniile acelea fine imprimate în fibră, subtile și paralele, pe care le observi doar când ții ceva în bătaia luminii. Exact ca primul bilet și ca teancul pe care îl văzusem pe un birou de lângă ușa Societății de Istorie în dimineața deschiderii expoziției. Al doilea bilet n-a făcut decât să confirme acest lucru. Șantajistul scria în continuare ce spuneau scrisorile lui Blackburn pe hârtia Societății.</w:t>
-      </w:r>
-    </w:p>
-    <w:p/>
-    <w:p>
-      <w:r>
-        <w:t>Asta lămurea locul în mod indiscutabil și aproape că-l arăta și pe cel vinovat. Îmi lăsase în suflet o greutate rece, fiindcă știam deja, după ce am văzut arhiva, prin ce mâini trecuseră acele scrisori. Dar, stând acolo în camera aceea friguroasă, am dat peste un amănunt care nu se potrivea deloc și care nu voia nicicum să se așeze, oricum l-aș fi întors.</w:t>
+        <w:t xml:space="preserve">Dar venisem pentru mai mult decât pentru niște vorbe bune. Am întors biletul pe dos și m-am uitat, de data aceasta, nu la cuvintele acelea crude, ci la hârtie. De culoarea smântânii. Puțin grea între degete. Liniile acelea fine imprimate în fibră, subtile și paralele, pe care le observi doar când ții ceva în bătaia luminii. Exact ca primul bilet și ca teancul pe care îl văzusem pe un birou de lângă ușa Societății de Istorie în dimineața deschiderii expoziției. Al doilea bilet n-a făcut decât să confirme acest lucru. Șantajistul scria în continuare ce spuneau scrisorile familiei Blackburn pe hârtia Societății.</w:t>
+      </w:r>
+    </w:p>
+    <w:p/>
+    <w:p>
+      <w:r>
+        <w:t xml:space="preserve">Asta lămurea locul în mod indiscutabil și aproape că-l arăta și pe cel vinovat. Îmi lăsase în suflet o greutate rece, fiindcă știam deja, după ce văzusem arhiva, prin ce mâini trecuseră acele scrisori. Dar, stând acolo în camera aceea friguroasă, am dat peste un amănunt care nu se potrivea deloc și care nu voia nicicum să se așeze, oricum l-aș fi întors.</w:t>
       </w:r>
     </w:p>
     <w:p/>
@@ -4107,7 +4107,7 @@
         <w:t xml:space="preserve">A intrat în holul meu. A stat chiar la biroul meu. L-a pus printre scrisorile mele și a plecat, iar eu nu l-am văzut.</w:t>
       </w:r>
       <w:r>
-        <w:t xml:space="preserve"> Am încercat să mi-l închipui pe omul despre care credeam acum că îl scrisese intrând în acea scenă, am încercat să-l văd traversând holul plin de lume în plină zi, lăsând un plic pe recepție și plimbându-se nestingherit afară. Și n-am putut face ca imaginea să se lege. Nu pentru el. Era prea cunoscut în orașul acesta, prea urmărit, oprit la fiecare colț de stradă. N-ar fi putut traversa o încăpere în Frost Falls fără ca patru oameni să nu-l apuce de mânecă pentru a se contrazice pe tema fondării bisericii. N-ar fi putut face un gest invizibil într-o încăpere plină.</w:t>
+        <w:t xml:space="preserve"> Am încercat să mi-l închipui pe omul despre care credeam acum că îl scrisese intrând în acea scenă, am încercat să-l văd traversând holul plin de lume în plină zi, lăsând un plic pe recepție și plimbându-se nestingherit afară. Și n-am putut face ca imaginea să se lege. Nu pentru el. Era prea cunoscut în orașul acesta, prea urmărit, oprit la fiecare colț de stradă. N-ar fi putut traversa o încăpere în Frost Falls fără ca patru oameni să-l apuce de mânecă pentru a se contrazice pe tema fondării bisericii. N-ar fi putut face un gest invizibil într-o încăpere plină.</w:t>
       </w:r>
     </w:p>
     <w:p/>
@@ -4125,7 +4125,7 @@
     <w:p/>
     <w:p>
       <w:r>
-        <w:t>— Trei zile, am încuviințat și am pus biletul lângă primul. Și o să rezolv totul înainte ca ultimul dintre ei să plece. Îți promit asta.</w:t>
+        <w:t xml:space="preserve">— Trei zile, am încuviințat și am pus biletul lângă primul. Și o să rezolv totul înainte să treacă ultima dintre ele. Îți promit asta.</w:t>
       </w:r>
     </w:p>
     <w:p/>
@@ -4291,7 +4291,7 @@
       </w:r>
       <w:r/>
       <w:r>
-        <w:t xml:space="preserve"> exprimarea unui istoric, nu a unui hoț, aflate în biletul de șantaj exact la fel ca pe fișa scrisă cu mâna îngrijită și aplecată a lui Theo. Biletul fusese scris pe hârtia cu antet de culoare crem a Societății, hârtia aceea groasă și vergată pe care o văzusem stivuită pe tejghea la intrarea în expoziție. Omul care conducea arhiva se scufunda. Bătuse la orice ușă cinstită din trei state și văzuse cum se închid toate. Se ridicase în fața întregului oraș și anunțase, cu părere de rău, că tocmai scrisorile în care era descrisă broșa rătăciseră calea.</w:t>
+        <w:t xml:space="preserve"> exprimarea unui istoric, nu a unui hoț, aflate în biletul de șantaj exact la fel ca pe fișa scrisă cu mâna îngrijită și aplecată a lui Theo. Biletul fusese scris pe hârtia de corespondență de culoare crem a Societății, hârtia aceea groasă și vergată pe care o văzusem stivuită pe tejghea la intrarea în expoziție. Omul care conducea arhiva se scufunda. Bătuse la orice ușă cinstită din trei state și văzuse cum se închid toate. Se ridicase în fața întregului oraș și anunțase, cu părere de rău, că tocmai scrisorile în care era descrisă broșa rătăciseră calea.</w:t>
       </w:r>
     </w:p>
     <w:p>
@@ -4301,7 +4301,7 @@
     </w:p>
     <w:p>
       <w:r>
-        <w:t>Am luat cel de-al doilea bilet și o foaie cu antetul Societății, una goală pe care mi-o dăduse Theo la arhivă ca să scriu etichete noi pentru dosare, pe care o adusesem acasă în geantă. Le-am ținut pe amândouă în dreptul lămpii, una lângă alta. Același crem. Aceeași greutate între degete. Aceleași dungi vergate vag presate în textură, acele riduri paralele fine pe care sita fabricantului de hârtie le lasă în urmă, ușor de văzut dacă știi să ții o foaie la lumină și să te uiți. Se potriveau. Bineînțeles că se potriveau. Biletul fusese scris pe hârtie luată din stocul lui Theo, teancul de pe tejgheaua clădirii pe care nu o părăsise de zile întregi.</w:t>
+        <w:t xml:space="preserve">Am luat cel de-al doilea bilet și o foaie din hârtia de corespondență a Societății, una goală pe care mi-o dăduse Theo la arhivă ca să scriu etichete noi pentru dosare, pe care o adusesem acasă în geantă. Le-am ținut pe amândouă în dreptul lămpii, una lângă alta. Același crem. Aceeași greutate între degete. Aceleași dungi vergate vag presate în textură, acele riduri paralele fine pe care sita fabricantului de hârtie le lasă în urmă, ușor de văzut dacă știi să ții o foaie la lumină și să te uiți. Se potriveau. Bineînțeles că se potriveau. Biletul fusese scris pe hârtie luată din stocul lui Theo, teancul de pe tejgheaua clădirii pe care nu o părăsise de zile întregi.</w:t>
       </w:r>
     </w:p>
     <w:p>
@@ -4340,7 +4340,7 @@
     </w:p>
     <w:p>
       <w:r>
-        <w:t>Am stat nemișcată în lumina lămpii. Furtul broșei și cumpărarea hanului erau două secrete diferite, păstrate în două clădiri diferite. Theo îl avea pe unul dintre ele. Avea arhiva, scrisorile, fișa de catalog, antetul. El avea furtul. Dar dovada că banii furați deveniseră acest han iubit se afla la Primărie, în registrele funciare pe care o femeie rigidă și obosită mă privise în ochi și jurase că nu le citește niciodată.</w:t>
+        <w:t xml:space="preserve">Am stat nemișcată în lumina lămpii. Furtul broșei și cumpărarea hanului erau două secrete diferite, păstrate în două clădiri diferite. Theo îl avea pe unul dintre ele. Avea arhiva, scrisorile, fișa de catalog, hârtia. El știa de furt. Dar dovada că banii furați deveniseră acest han iubit se afla la Primărie, în registrele funciare pe care o femeie rigidă și obosită mă privise în ochi și jurase că nu le citește niciodată.</w:t>
       </w:r>
     </w:p>
     <w:p>
@@ -4429,7 +4429,7 @@
     <w:p/>
     <w:p>
       <w:r>
-        <w:t>Când s-a întors cu o copie a actului parcului, i-am mulțumit și am îndrugat chestiile mele plictisitoare de comitet despre comercianți și amplasarea tarabelor. Apoi mi-am luat tot timpul din lume ca să-l împăturesc și să-l pun în geantă. Am privit-o, iar acum, că știam la ce mă uit, îi puteam citi chipul cu ușurință. Nu era o femeie haină. Asta m-a lovit. Pe jumătate mă așteptasem, când aveam în sfârșit imaginea de ansamblu, să dau de ceva rece și lacom sub oboseală. Nu era nimic rece acolo, doar o teamă stinsă până la epuizare, teama adâncă, până în oase, a unui om care a făcut un lucru cu mult prea mare pentru puterile lui și stă treaz în fiecare noapte din cauza asta. Mâinile nu i-au fost stabile în timp ce îndrepta dosarele din coș. Două cești uitate de cafea stăteau reci pe birou. Arăta cum arătase și Fiona toată săptămâna, ca un om stors de viu, doar că ea era cea care storcea, și într-un fel asta era și mai trist.</w:t>
+        <w:t xml:space="preserve">Când s-a întors cu o copie a actului parcului, i-am mulțumit și am îndrugat chestiile mele plictisitoare de comitet despre comercianți și amplasarea tarabelor. Apoi mi-am luat tot timpul din lume ca să-l împăturesc și să-l pun în geantă. Am privit-o, iar acum, că știam la ce mă uit, îi puteam citi chipul cu ușurință. Nu era o femeie haină. Asta m-a lovit. Pe jumătate mă așteptasem, când aveam în sfârșit imaginea de ansamblu, să dau de ceva rece și lacom sub oboseală. Nu era nimic rece acolo, doar o teamă stinsă până la epuizare, teama adâncă, până în oase, a unei persoane care a făcut un lucru cu mult prea mare pentru puterile ei și stă trează în fiecare noapte din cauza asta. Mâinile nu i-au fost stabile în timp ce îndrepta dosarele din coș. Două cești uitate de cafea stăteau reci pe birou. Arăta cum arătase și Fiona toată săptămâna, ca un om stors de viu, doar că ea era cea care storcea, și într-un fel asta era și mai trist.</w:t>
       </w:r>
     </w:p>
     <w:p/>
@@ -4453,7 +4453,7 @@
     <w:p/>
     <w:p>
       <w:r>
-        <w:t>Ochii i se luminaseră și nu și-i putea ridica spre ai mei, la fel cum nu reușea oricând se vorbea cu voce tare despre vechea istorie. Am înțeles, stând acolo în palton cu actul parcului în geantă, că Vera Reed nu era nicio ticăloasă. Era o femeie speriată, atrasă într-o mașinație de un bărbat în care avusese încredere, sau de care îi era milă, sau poate ambele, și intrase acum prea adânc ca să mai poată da înapoi. Știa asta și nu dormea cu nimic mai bine decât femeia pe care ajuta s-o distrugă.</w:t>
+        <w:t xml:space="preserve">Ochii îi străluceau de lacrimi și nu și-i putea ridica spre ai mei, la fel cum nu reușea oricând se vorbea cu voce tare despre vechea istorie. Am înțeles, stând acolo în palton cu actul parcului în geantă, că Vera Reed nu era nicio ticăloasă. Era o femeie speriată, atrasă într-o mașinație de un bărbat în care avusese încredere, sau de care îi era milă, sau poate ambele, și intrase acum prea adânc ca să mai poată da înapoi. Știa asta și nu dormea cu nimic mai bine decât femeia pe care ajuta s-o distrugă.</w:t>
       </w:r>
     </w:p>
     <w:p/>
@@ -4465,7 +4465,7 @@
     <w:p/>
     <w:p>
       <w:r>
-        <w:t>Theo dăduse de furt. Găsise referirea în scrisorile lui Blackburn, broșa, piatra, casa de amanet. Le catalogase cu scrisul lui grijuliu, safirul din inima ei, și apoi sustrasese acele scrisori din dosare, declarându-le dispărute. Dar Theo, care se scufunda, supravegheat de tot orașul, niciodată pe acasă, n-ar fi putut să facă restul. N-ar fi putut să confirme că hanul fusese cumpărat cu banii aceia, pentru că dovada nu se afla în clădirea lui. Și n-ar fi putut să ducă biletele prin oraș și să lase câte unul pe un birou aglomerat în plină zi de festival, fiindcă Theo Hussein nu se putea plimba pe Bulevardul Evergreen neobservat nici să-i stea viața în joc.</w:t>
+        <w:t xml:space="preserve">Theo dăduse de furt. Găsise referirea în scrisorile familiei Blackburn, broșa, piatra, casa de amanet. Le catalogase cu scrisul lui grijuliu, safirul din inima ei, și apoi sustrasese acele scrisori din dosare, declarându-le dispărute. Dar Theo, care se scufunda, supravegheat de tot orașul, niciodată pe acasă, n-ar fi putut să facă restul. N-ar fi putut să confirme că hanul fusese cumpărat cu banii aceia, pentru că dovada nu se afla în clădirea lui. Și n-ar fi putut să ducă biletele prin oraș și să lase câte unul pe un birou aglomerat în plină zi de festival, fiindcă Theo Hussein nu se putea plimba pe Bulevardul Evergreen neobservat nici să-i stea viața în joc.</w:t>
       </w:r>
     </w:p>
     <w:p/>
@@ -4477,7 +4477,7 @@
     <w:p/>
     <w:p>
       <w:r>
-        <w:t>O făcuseră împreună. Theo pentru Societatea pe care o vedea cum moare cu zile. Vera pentru banii de care avea atâta nevoie, un salariu de orășel pentru munca dintr-un oraș mare și facturi despre care aproape că-mi spusese că nu le putea achita. Ori pentru el, în parte, dintr-o loialitate sau milă al cărei fund nu-l puteam ghici. N-aveam nevoie de motivele ei exacte. Structura era solidă.</w:t>
+        <w:t xml:space="preserve">O făcuseră împreună. Theo pentru Societatea pe care o vedea murind încetul cu încetul. Vera pentru banii de care avea atâta nevoie, un salariu de orășel pentru munca dintr-un oraș mare și facturi despre care aproape că-mi spusese că nu le putea achita. Ori pentru el, în parte, dintr-o loialitate sau milă al cărei fund nu-l puteam ghici. N-aveam nevoie de motivele ei exacte. Structura era solidă.</w:t>
       </w:r>
     </w:p>
     <w:p/>
@@ -4495,7 +4495,7 @@
     <w:p/>
     <w:p>
       <w:r>
-        <w:t>Găsisem adevărul. Acum urma partea mai grea, partea pe care nicio cantitate de viclenie n-o putea face în locul meu. Acum trebuia să aleg cum se va termina.</w:t>
+        <w:t xml:space="preserve">Găsisem adevărul. Acum urma partea mai grea, partea pe care nicio istețime n-o putea face în locul meu. Acum trebuia să aleg cum se va termina.</w:t>
       </w:r>
     </w:p>
     <w:p/>
@@ -4532,7 +4532,7 @@
     </w:p>
     <w:p>
       <w:r>
-        <w:t>Am stat multă vreme lângă foc și am întors-o pe toate fețele. Nick m-a lăsat. Pip a dormit lipită de piciorul meu și, în cele din urmă, am înțeles unde scârțâia calea cea ușoară.</w:t>
+        <w:t xml:space="preserve">Am stat multă vreme lângă foc și am întors-o pe toate fețele. Nick m-a lăsat. Pip dormea lipită de piciorul meu și, în cele din urmă, am înțeles unde scârțâia calea cea ușoară.</w:t>
       </w:r>
     </w:p>
     <w:p>
@@ -4574,7 +4574,7 @@
     </w:p>
     <w:p>
       <w:r>
-        <w:t>— Ăsta e drumul mai greu, a spus încet Nick. Mai ales pentru tine. Orașul o să sufere, Jess, și unii dintre ei o să regrete că n-ai lăsat lucrurile în pace, iar tu ești cea care va adăuga suferința pe capul lor. Vor ști că tu ai fost.</w:t>
+        <w:t xml:space="preserve">— Ăsta e drumul mai greu, a spus încet Nick. Mai ales pentru tine. Orașul o să sufere, Jess, și unii dintre ei o să regrete că n-ai lăsat lucrurile în pace, iar tu ești cea care le va fi adus suferința pe cap. Vor ști că tu ai fost.</w:t>
       </w:r>
     </w:p>
     <w:p>
@@ -4589,7 +4589,7 @@
     </w:p>
     <w:p>
       <w:r>
-        <w:t>N-aveam să câștig Frost Falls protejându-l de el însuși. Durerile lui Mark Redfern începuseră să se vindece abia când fuseseră înfruntate cu voce tare, cu tot orașul alături, și trebuia să facem la fel și acum.</w:t>
+        <w:t xml:space="preserve">N-aveam să câștig Frost Falls protejându-l de el însuși. Durerea lui Mark Redfern începuse să se vindece abia când fusese înfruntată cu voce tare, cu tot orașul alături, și trebuia să facem la fel și acum.</w:t>
       </w:r>
     </w:p>
     <w:p>
@@ -4796,7 +4796,7 @@
     <w:p/>
     <w:p>
       <w:r>
-        <w:t>— Vă rog să luați loc, amândoi, a spus Noriko, blând și măsurat. Nimeni nu este arestat. Nimeni nu are cătușe. O să stăm de vorbă, asta-i tot. Doamna Claus o să prezinte ce știe, iar apoi fiecare dintre voi va avea o alegere de făcut. Așezați-vă.</w:t>
+        <w:t xml:space="preserve">— Vă rog să luați loc, amândoi, a spus Noriko, blând și măsurat. Nimeni nu este arestat. Nimeni nu are cătușe. O să stăm de vorbă, asta-i tot. Doamna Claus o să prezinte ce știe, iar apoi fiecare dintre dumneavoastră va avea o alegere de făcut. Așezați-vă.</w:t>
       </w:r>
     </w:p>
     <w:p/>
@@ -4808,7 +4808,7 @@
     <w:p/>
     <w:p>
       <w:r>
-        <w:t>N-a fost ușor ce am făcut în continuare. Theo nu fusese niciodată decât amabil cu mine, iar să-i pun totul în față, urmărind cum se așază fiecare piesă, a fost printre cele mai grele lucruri pe care le făcusem vreodată. Dar eu alegeam lumina, iar lumina însemna să spun lucrurilor pe nume, așa că le-am spus pe nume. Mi-am ținut vocea cât de blândă am putut.</w:t>
+        <w:t xml:space="preserve">N-a fost ușor ce am făcut în continuare. Theo nu fusese niciodată decât amabil cu mine, iar să-i pun totul în față, urmărind cum se așază fiecare piesă, a fost printre cele mai grele lucruri pe care le făcusem vreodată. Dar alesesem lumina, iar lumina însemna să spun lucrurilor pe nume, așa că le-am spus pe nume. Mi-am ținut vocea cât de blândă am putut.</w:t>
       </w:r>
     </w:p>
     <w:p/>
@@ -4850,7 +4850,7 @@
     <w:p/>
     <w:p>
       <w:r>
-        <w:t>— Vera, am spus. Theo avea furtul. Dar biletele știau că hanul fusese cumpărat cu banii pe broșă, și asta n-a fost niciodată în nicio scrisoare Blackburn. Aia e o înregistrare de proprietate. Un act. Iar actul pentru acest han era scos din sertar în coșul dumneavoastră de recatalogare ieri dimineață, atins, pe biroul unei femei care îmi spusese de două ori că nu citește niciodată registrele din spatele ei. — Mi-am ținut vocea blândă. — El avea furtul. Dumneavoastră aveați actul. Și aveați picioarele, Vera. El n-ar fi putut să străbată acest oraș neobservat nici să-și fi dat viața, toată lumea îl știe pe Theo, toată lumea îl oprește. Dar nimănui nu i se pare ciudat ca secretara primarului să dea o fugă pe la han în timpul festivalului. Am trecut chiar eu pe lângă dumneavoastră pe trepte în dimineața aia, cu permisele de parcare. N-ar fi putut s-o facă singur. Avea nevoie de cineva care să se poată mișca prin oraș nevăzut. Aceea ați fost dumneavoastră.</w:t>
+        <w:t xml:space="preserve">— Vera, am spus. Theo deținea secretul furtului. Dar biletele știau că hanul fusese cumpărat cu banii pe broșă, și asta n-a fost niciodată în nicio scrisoare Blackburn. Aia e o înregistrare de proprietate. Un act. Iar actul pentru acest han era scos din sertar în coșul dumneavoastră de recatalogare ieri dimineață, atins, pe biroul unei femei care îmi spusese de două ori că nu citește niciodată registrele din spatele ei. — Mi-am ținut vocea blândă. — El deținea secretul furtului. Dumneavoastră dețineați actul. Și aveați picioarele, Vera. El n-ar fi putut să străbată acest oraș neobservat nici dacă i-ar fi depins viața de asta, toată lumea îl știe pe Theo, toată lumea îl oprește. Dar nimănui nu i se pare ciudat ca secretara primarului să dea o fugă pe la han în timpul festivalului. Am trecut chiar eu pe lângă dumneavoastră pe trepte în dimineața aia, cu permisele de parcare. N-ar fi putut s-o facă singur. Avea nevoie de cineva care să se poată mișca prin oraș nevăzut. Aceea ați fost dumneavoastră.</w:t>
       </w:r>
     </w:p>
     <w:p/>
@@ -4880,7 +4880,7 @@
     <w:p/>
     <w:p>
       <w:r>
-        <w:t>— Foarte bine, a spus ea. Ați recunoscut amândoi, de bunăvoie, și asta contează mai mult decât puteți voi ști încă. Acum vorbim despre ce urmează. Pentru că a recunoaște un lucru este începutul îndreptării lui. Nu e și sfârșitul. Sfârșitul este mult mai lung și începe mâine.</w:t>
+        <w:t xml:space="preserve">— Foarte bine, a spus ea. Ați recunoscut amândoi, de bunăvoie, și asta contează mai mult decât vă puteți da seama încă. Acum vorbim despre ce urmează. Pentru că a recunoaște un lucru este începutul îndreptării lui. Nu e și sfârșitul. Sfârșitul este mult mai lung și începe mâine.</w:t>
       </w:r>
     </w:p>
     <w:p>
@@ -4921,7 +4921,7 @@
     <w:p/>
     <w:p>
       <w:r>
-        <w:t>Pentru Vera, asta însemna să dea înapoi ce putea, în rate pe care le va resimți în oase în fiecare lună, o lungă perioadă de supraveghere și plecarea din primărie. Și-a dat demisia în săptămâna de după. A fost lucrul corect de făcut și a costat-o scump, deoarece, în ciuda faptului că primarul o plătea prost, biroul acela îi fusese locul ei în acest oraș timp de cincisprezece ani. M-a apăsat. Eu fusesem cea care declanșase totul. A avut un cost real, iar eu m-am obligat să-l privesc direct, fără să întorc privirea.</w:t>
+        <w:t xml:space="preserve">Pentru Vera, asta însemna să dea înapoi ce putea, în rate pe care avea să le resimtă în oase în fiecare lună, o lungă perioadă de supraveghere și plecarea din primărie. Și-a dat demisia în săptămâna de după. A fost lucrul corect de făcut și a costat-o scump, deoarece, în ciuda faptului că primarul o plătea prost, biroul acela îi fusese locul ei în acest oraș timp de cincisprezece ani. M-a apăsat. Eu fusesem cea care declanșase totul. A avut un cost real, iar eu m-am obligat să-l privesc direct, fără să întorc privirea.</w:t>
       </w:r>
     </w:p>
     <w:p/>
@@ -4933,7 +4933,7 @@
     <w:p/>
     <w:p>
       <w:r>
-        <w:t>A demisionat. Nu pentru un sezon, ca să fie strecurat înapoi în scaun pe furiș de îndată ce orașul s-ar fi săturat să fie furios. A demisionat din funcția de președinte al Societății de Istorie din Frost Falls, iar consiliul de administrație, odată ce a aflat totul, i-a acceptat demisia și a vorbit serios. Un om nu putea șantaja un vecin folosindu-se de colecția și hârtia cu antet ale Societății, ca apoi să păstreze cheile locului respectiv.</w:t>
+        <w:t xml:space="preserve">A demisionat. Nu pentru un sezon, ca să fie strecurat înapoi în scaun pe furiș de îndată ce orașul s-ar fi săturat să fie furios. A demisionat din funcția de președinte al Societății de Istorie din Frost Falls, iar consiliul de administrație, odată ce a aflat totul, i-a acceptat demisia și a vorbit serios. Un om nu putea șantaja un vecin folosindu-se de colecția și hârtia de corespondență ale Societății, ca apoi să păstreze cheile locului respectiv.</w:t>
       </w:r>
     </w:p>
     <w:p/>
@@ -4993,7 +4993,7 @@
     <w:p/>
     <w:p>
       <w:r>
-        <w:t xml:space="preserve">Lucrul pentru a cărui salvare greșise continua să se prăbușească. Și acum, odată cu plecarea lui, trebuia salvat așa cum trebuie, de către oraș, pentru orașul în sine. Altfel, nu va fi salvat nicicum.</w:t>
+        <w:t xml:space="preserve">Lucrul pentru a cărui salvare greșise continua să se prăbușească. Și acum, odată cu plecarea lui, trebuia salvat așa cum trebuie, de către oraș, pentru orașul în sine. Altfel, n-avea să fie salvat deloc.</w:t>
       </w:r>
     </w:p>
     <w:p>
@@ -5044,7 +5044,7 @@
     </w:p>
     <w:p>
       <w:r>
-        <w:t>— În acest oraș tocmai s-a întâmplat ceva urât, am continuat, pentru că un om bun a decis că salvarea Societății justifică orice, că o salvare merită o faptă rea, că scopul va scuza mijloacele. Acum. Dacă Societatea este salvată săptămâna viitoare prin carnetul de cecuri al unui străin aflat în trecere, oricât de binevoitor, atunci lecția pe care o învață în tăcere întregul oraș este că Theo a avut dreptate cel puțin în privința unui singur lucru. Că supraviețuirea clădirii este ceva care vine din exterior, prin bani, printr-o scurtătură, prin intermediul unui binefăcător, și nu ceva ce orașul însuși trebuie să își dorească, pentru care trebuie să muncească și pe care trebuie să-l câștige. — Am clătinat din cap. — O Societate salvată de un oaspete generos este doar amânată, domnule Worthington. Va fi în aceeași gaură peste cinci ani, așteptând ca următorul vizitator bogat să prindă drag de cuverturi. Singurul mod în care locul acesta este cu adevărat în siguranță este dacă Frost Falls decide singur că merită salvat și îl salvează cu propria mână, din propriile buzunare, oricât de subțiri ar fi ele. Asta durează mai mult. Este mult mai greu. Dar este varianta care dăinuie și vindecă ceea ce tocmai s-a întâmplat aici, în loc să lipească un afiș vesel deasupra.</w:t>
+        <w:t xml:space="preserve">— În acest oraș tocmai s-a întâmplat ceva urât, am continuat, pentru că un om bun a decis că salvarea Societății justifică orice, că o salvare merită o faptă rea, că scopul va scuza mijloacele. Acum. Dacă Societatea este salvată săptămâna viitoare prin carnetul de cecuri al unui străin aflat în trecere, oricât de binevoitor, atunci lecția pe care o învață în tăcere întregul oraș este că Theo a avut dreptate cel puțin în privința unui singur lucru. Că supraviețuirea clădirii este ceva care vine din exterior, prin bani, printr-o scurtătură, prin intermediul unui binefăcător, și nu ceva ce orașul însuși trebuie să își dorească, pentru care trebuie să muncească și pe care trebuie să-l câștige. — Am clătinat din cap. — O Societate salvată de un oaspete generos este doar amânată, domnule Worthington. Va fi în aceeași gaură peste cinci ani, așteptând ca următorul vizitator bogat să prindă drag de plăpumi. Singurul mod în care locul acesta este cu adevărat în siguranță este dacă Frost Falls decide singur că merită salvat și îl salvează cu propria mână, din propriile buzunare, oricât de subțiri ar fi ele. Asta durează mai mult. Este mult mai greu. Dar este varianta care dăinuie și vindecă ceea ce tocmai s-a întâmplat aici, în loc să lipească un afiș vesel deasupra.</w:t>
       </w:r>
     </w:p>
     <w:p>
@@ -5069,7 +5069,7 @@
     </w:p>
     <w:p>
       <w:r>
-        <w:t>— Îmi place asta, a spus ea. Îmi place mult mai mult așa, Gerald. Ne-am cumpărat drumul în destule lucruri de-a lungul anilor. Ar fi o noutate, la vârsta noastră, să fim invitați în unul singur.</w:t>
+        <w:t xml:space="preserve">— Îmi place asta, a spus ea. Îmi place mult mai mult așa, Gerald. Ne-am cumpărat drumul în destule lucruri de-a lungul anilor. Ar fi o noutate, la vârsta noastră, să fim invitați într-unul.</w:t>
       </w:r>
     </w:p>
     <w:p>
@@ -5122,7 +5122,7 @@
     <w:p/>
     <w:p>
       <w:r>
-        <w:t xml:space="preserve">— M-am gândit la ce-ai spus, mi-a zis, înainte chiar să-și fi dat jos paltonul. Că mi-a fost frică de secretul greșit. Că ascunzișul îi dăduse colții. </w:t>
+        <w:t xml:space="preserve">— M-am gândit la ce-ai spus, mi-a zis, înainte chiar să-și fi dat jos paltonul. Că mi-a fost frică de secretul greșit. Că ascunderea îi dăduse colții. </w:t>
       </w:r>
     </w:p>
     <w:p/>
@@ -5134,7 +5134,7 @@
     <w:p/>
     <w:p>
       <w:r>
-        <w:t>— Am terminat cu ascunzișul, Jessica. Toți anii aceștia am fost păstrătoarea unui lucru rușinos, și se dovedește că lucrul nici măcar nu e rușinos, nu când e spus pe de-a întregul. E doar trist, și omenesc, și vechi de o sută de ani. Așa că am de gând să-l spun. Cum trebuie. Cu voce tare. Înainte ca cineva să-l mai poată folosi vreodată împotriva mea. Nu poți șantaja o femeie cu un secret pe care l-a spus deja ea însăși întregului oraș.</w:t>
+        <w:t xml:space="preserve">— Am terminat cu ascunsul, Jessica. Toți anii aceștia am fost păstrătoarea unui lucru rușinos, și se dovedește că lucrul nici măcar nu e rușinos, nu când e spus pe de-a întregul. E doar trist, și omenesc, și vechi de o sută de ani. Așa că am de gând să-l spun. Cum trebuie. Cu voce tare. Înainte ca cineva să-l mai poată folosi vreodată împotriva mea. Nu poți șantaja o femeie cu un secret pe care l-a spus deja ea însăși întregului oraș.</w:t>
       </w:r>
     </w:p>
     <w:p/>
@@ -5207,7 +5207,7 @@
     <w:p/>
     <w:p>
       <w:r>
-        <w:t>Sam Patel și-a ridicat pălăria spre mine de-a curmezișul bulevardului Evergreen. Chiar și Noriko, care era zgârcită cu laudele, mi-a spus la o cafea că mă descurcasem mai bine decât majoritatea oamenilor antrenați cu care lucrase în cariera ei, că găsisem o cale blândă printr-o chestiune care are aproape întotdeauna numai căi reci.</w:t>
+        <w:t xml:space="preserve">Sam Patel și-a ridicat șapca spre mine de-a curmezișul Bulevardului Evergreen. Chiar și Noriko, care era zgârcită cu laudele, mi-a spus la o cafea că mă descurcasem mai bine decât majoritatea oamenilor antrenați cu care lucrase în cariera ei, că găsisem o cale blândă printr-o chestiune care are aproape întotdeauna numai căi reci.</w:t>
       </w:r>
     </w:p>
     <w:p/>
@@ -5294,7 +5294,7 @@
     <w:p/>
     <w:p>
       <w:r>
-        <w:t>În mai puțin de o oră, jumătate din Frost Falls stătea în parc, în jurul marelui ulm, cu lopeți și felinare, într-o tăcere încordată, plină de suflare, cum nu mai auzisem niciodată de la acest oraș zgomotos și prietenos.</w:t>
+        <w:t xml:space="preserve">În mai puțin de o oră, jumătate din Frost Falls stătea în parc, în jurul marelui ulm, cu lopeți și felinare, într-o tăcere încordată, cu sufletul la gură, cum nu mai auzisem niciodată de la acest oraș zgomotos și prietenos.</w:t>
       </w:r>
     </w:p>
     <w:p/>
@@ -5312,7 +5312,7 @@
     <w:p/>
     <w:p>
       <w:r>
-        <w:t>— N-o deschideți, a spus Noriko înainte ca mâinile cuiva să apuce să se întindă, și a zis-o blând, dar ferm, având în ea deopotrivă autoritatea polițistei și înțelepciunea femeii bătrâne. Nu în seara asta, nu așa, pe întuneric, cu lopeți și toată lumea înghețată. E acolo jos de o sută de ani. Poate să mai aștepte până la Anul Nou ca să fie deschisă cum se cuvine. O vom face ca la carte. Tot orașul, la lumina zilei. — Mi-a întâlnit privirea peste lumina felinarului și n-a mai desprins-o. — Cu Theo de față.</w:t>
+        <w:t xml:space="preserve">— N-o deschideți, a spus Noriko înainte ca mâinile cuiva să apuce să se întindă, și a zis-o blând, dar ferm, având în ea deopotrivă autoritatea șefei de poliție și înțelepciunea unei femei cu scaun la cap. — Nu în seara asta, nu așa, pe întuneric, cu lopeți și toată lumea înghețată. E acolo jos de o sută de ani. Poate să mai aștepte până la Anul Nou ca să fie deschisă cum se cuvine. O vom face ca la carte. Tot orașul, la lumina zilei. — Mi-a întâlnit privirea peste lumina felinarului și n-a mai desprins-o. — Cu Theo de față.</w:t>
       </w:r>
     </w:p>
     <w:p/>
@@ -5324,7 +5324,7 @@
     <w:p/>
     <w:p>
       <w:r>
-        <w:t>— Doar a găsit jumătate din drumul spre ea, la urma urmei, a continuat Noriko, chiar dacă a luat-o pe ocolite până a dat de ea. A dedicat treizeci de ani din viață aflând unde sunt îngropate lucrurile prin orașul ăsta. Ar trebui să fie și el acolo când lucrul ăsta va ieși la lumină. S-ar putea să fie primul lucru bun în preajma căruia ajunge să stea după atâta timp. Și să stea lângă un lucru bun la care nu poate pretinde niciun merit ar putea fi exact leacul de care are nevoie.</w:t>
+        <w:t xml:space="preserve">— Doar a găsit jumătate din drumul spre ea, la urma urmei, a continuat Noriko, chiar dacă a ajuns la ea pe calea greșită. A dedicat treizeci de ani din viață aflând unde sunt îngropate lucrurile prin orașul ăsta. Ar trebui să fie și el acolo când lucrul ăsta va ieși la lumină. S-ar putea să fie primul lucru bun în preajma căruia ajunge să stea după atâta timp. Și să stea lângă un lucru bun la care nu poate pretinde niciun merit ar putea fi exact leacul de care are nevoie.</w:t>
       </w:r>
     </w:p>
     <w:p/>
@@ -5398,7 +5398,7 @@
     <w:p/>
     <w:p>
       <w:r>
-        <w:t>Într-o seară din săptămâna aceea, le-am condus acasă pe Emma și pe Snowball, cu Pip legănându-se înaintea noastră și cu Mark alături de mine. Emma a vorbit pe tot parcursul drumului, ca de obicei, despre cutia de aramă și despre ce s-ar putea afla în interiorul ei. Monede, credea ea. Sau o scrisoare. Sau o comoară, o comoară adevărată, aur, spera ea, și oare o să aibă voie tot orașul să se uite, și oare putea sta în față de tot când o vor deschide, la urma urmei ea fusese chiar acolo când fusese scoasă din pământ și asta trebuia să însemne ceva, nu-i așa?</w:t>
+        <w:t xml:space="preserve">Într-o seară din săptămâna aceea, i-am condus acasă pe Emma și pe Snowball, cu Pip legănându-se înaintea noastră și cu Mark alături de mine. Emma a vorbit pe tot parcursul drumului, cum făcea acum, despre cutia de aramă și despre ce s-ar putea afla în interiorul ei. Monede, credea ea. Sau o scrisoare. Sau o comoară, o comoară adevărată, aur, spera ea, și oare o să aibă voie tot orașul să se uite, și oare putea sta în față de tot când o vor deschide, la urma urmei ea fusese chiar acolo când fusese scoasă din pământ și asta trebuia să însemne ceva, nu-i așa?</w:t>
       </w:r>
     </w:p>
     <w:p/>
@@ -5440,7 +5440,7 @@
     <w:p/>
     <w:p>
       <w:r>
-        <w:t xml:space="preserve">La poarta familiei Redfern, Emma i-a îndesat lesa lui Snowball în mână. </w:t>
+        <w:t xml:space="preserve">La poarta familiei Redfern, Emma mi-a îndesat în mână lesa lui Snowball. </w:t>
       </w:r>
     </w:p>
     <w:p>
@@ -5557,7 +5557,7 @@
     <w:p/>
     <w:p>
       <w:r>
-        <w:t>Nick mă aștepta treaz când am ajuns acasă. M-a luat de mână la ușă și m-a condus fără un cuvânt prin curtea rece până la atelier, apoi l-a deschis. Vatra pe care o construise strălucea în mijlocul încăperii, pietrele rotunde de râu erau calde și aurii, iar magia plutea deasupra căminului gol în cercuri lente. Era mai multă decât fusese înainte.</w:t>
+        <w:t xml:space="preserve">Nick mă aștepta treaz când am ajuns acasă. M-a luat de mână la ușă și m-a condus fără un cuvânt prin curtea rece până la atelier, apoi l-a deschis. Vatra pe care o construise strălucea în mijlocul încăperii, pietrele rotunde de râu erau calde și aurii, iar magia plutea deasupra grătarului gol în cercuri lente. Era mai multă decât fusese înainte.</w:t>
       </w:r>
     </w:p>
     <w:p/>
@@ -5575,7 +5575,7 @@
     <w:p/>
     <w:p>
       <w:r>
-        <w:t>M-am rezemat de el și am privit aurul făcându-și cercurile lente deasupra vetrei și m-am gândit la iarna care venea. Societatea încă era pe buza prăpastiei, urmând să fie salvată așa cum trebuie sau deloc, cu un sezon întreg de târguri de prăjituri și generozitate mică și încăpățânată înainte ca cineva să afle ceva. Cutia de aramă sigilată în camera din față a Societății până la Anul Nou. Vera și Theo, amândoi parcurgându-și drumurile lungi înapoi, centimetru cu centimetru, cu greu. Magia, așezându-se acum, dar nu pe deplin așezată, încă scânteind în lumini și zăvoare peste tot prin oraș. Atât de multe lucruri neterminate. Atât de multe încă de făcut.</w:t>
+        <w:t xml:space="preserve">M-am rezemat de el și am privit aurul făcându-și cercurile lente deasupra grătarului și m-am gândit la iarna care venea. Societatea încă era pe buza prăpastiei, urmând să fie salvată așa cum trebuie sau deloc, cu un sezon întreg de târguri de prăjituri și generozitate mică și încăpățânată înainte ca cineva să afle ceva. Cutia de aramă sigilată în camera din față a Societății până la Anul Nou. Vera și Theo, amândoi parcurgându-și drumurile lungi înapoi, centimetru cu centimetru, cu greu. Magia, așezându-se acum, dar nu pe deplin așezată, încă scânteind în lumini și zăvoare peste tot prin oraș. Atât de multe lucruri neterminate. Atât de multe încă de făcut.</w:t>
       </w:r>
     </w:p>
     <w:p/>
